--- a/AI_Based_Fraud_Detection_Systems_in_Financial_Institutions.docx
+++ b/AI_Based_Fraud_Detection_Systems_in_Financial_Institutions.docx
@@ -10272,13 +10272,13 @@
           <w:sz w:val="24"/>
           <w:szCs w:val="24"/>
         </w:rPr>
-        <w:t xml:space="preserve">The tables below summarize the distribution of responses collected from the 84 respondents across the key survey questions, supplementing the analysis presented in Chapter 4.</w:t>
+        <w:t xml:space="preserve">The tables and pie charts below summarize the responses collected from all 84 respondents for each of the 14 survey questions (source: Google Form responses). For multiple-choice questions where respondents could select up to two options (Q7 and Q8), percentages are calculated against the 84 respondents and therefore add up to more than 100%; the pie charts for these questions show each option's share of all selections. For the open-ended questions (Q13 and Q14), answers have been grouped into common themes.</w:t>
       </w:r>
     </w:p>
     <w:p>
       <w:pPr>
         <w:keepNext/>
-        <w:spacing w:after="80" w:before="160" w:line="360"/>
+        <w:spacing w:after="80" w:before="240" w:line="360"/>
         <w:jc w:val="left"/>
       </w:pPr>
       <w:r>
@@ -10342,8 +10342,8 @@
             <w:r>
               <w:rPr>
                 <w:rFonts w:ascii="Times New Roman" w:cs="Times New Roman" w:eastAsia="Times New Roman" w:hAnsi="Times New Roman"/>
-                <w:b/>
-                <w:bCs/>
+                <w:b w:val="1"/>
+                <w:bCs w:val="1"/>
                 <w:sz w:val="22"/>
                 <w:szCs w:val="22"/>
               </w:rPr>
@@ -10378,8 +10378,8 @@
             <w:r>
               <w:rPr>
                 <w:rFonts w:ascii="Times New Roman" w:cs="Times New Roman" w:eastAsia="Times New Roman" w:hAnsi="Times New Roman"/>
-                <w:b/>
-                <w:bCs/>
+                <w:b w:val="1"/>
+                <w:bCs w:val="1"/>
                 <w:sz w:val="22"/>
                 <w:szCs w:val="22"/>
               </w:rPr>
@@ -10414,8 +10414,8 @@
             <w:r>
               <w:rPr>
                 <w:rFonts w:ascii="Times New Roman" w:cs="Times New Roman" w:eastAsia="Times New Roman" w:hAnsi="Times New Roman"/>
-                <w:b/>
-                <w:bCs/>
+                <w:b w:val="1"/>
+                <w:bCs w:val="1"/>
                 <w:sz w:val="22"/>
                 <w:szCs w:val="22"/>
               </w:rPr>
@@ -10427,7 +10427,6 @@
       <w:tr>
         <w:trPr>
           <w:cantSplit/>
-          <w:tblHeader w:val="off"/>
         </w:trPr>
         <w:tc>
           <w:tcPr>
@@ -10455,8 +10454,6 @@
             <w:r>
               <w:rPr>
                 <w:rFonts w:ascii="Times New Roman" w:cs="Times New Roman" w:eastAsia="Times New Roman" w:hAnsi="Times New Roman"/>
-                <w:b w:val="false"/>
-                <w:bCs w:val="false"/>
                 <w:sz w:val="22"/>
                 <w:szCs w:val="22"/>
               </w:rPr>
@@ -10490,12 +10487,10 @@
             <w:r>
               <w:rPr>
                 <w:rFonts w:ascii="Times New Roman" w:cs="Times New Roman" w:eastAsia="Times New Roman" w:hAnsi="Times New Roman"/>
-                <w:b w:val="false"/>
-                <w:bCs w:val="false"/>
-                <w:sz w:val="22"/>
-                <w:szCs w:val="22"/>
-              </w:rPr>
-              <w:t xml:space="preserve">30</w:t>
+                <w:sz w:val="22"/>
+                <w:szCs w:val="22"/>
+              </w:rPr>
+              <w:t xml:space="preserve">16</w:t>
             </w:r>
           </w:p>
         </w:tc>
@@ -10525,12 +10520,10 @@
             <w:r>
               <w:rPr>
                 <w:rFonts w:ascii="Times New Roman" w:cs="Times New Roman" w:eastAsia="Times New Roman" w:hAnsi="Times New Roman"/>
-                <w:b w:val="false"/>
-                <w:bCs w:val="false"/>
-                <w:sz w:val="22"/>
-                <w:szCs w:val="22"/>
-              </w:rPr>
-              <w:t xml:space="preserve">36%</w:t>
+                <w:sz w:val="22"/>
+                <w:szCs w:val="22"/>
+              </w:rPr>
+              <w:t xml:space="preserve">19%</w:t>
             </w:r>
           </w:p>
         </w:tc>
@@ -10538,7 +10531,6 @@
       <w:tr>
         <w:trPr>
           <w:cantSplit/>
-          <w:tblHeader w:val="off"/>
         </w:trPr>
         <w:tc>
           <w:tcPr>
@@ -10566,8 +10558,6 @@
             <w:r>
               <w:rPr>
                 <w:rFonts w:ascii="Times New Roman" w:cs="Times New Roman" w:eastAsia="Times New Roman" w:hAnsi="Times New Roman"/>
-                <w:b w:val="false"/>
-                <w:bCs w:val="false"/>
                 <w:sz w:val="22"/>
                 <w:szCs w:val="22"/>
               </w:rPr>
@@ -10601,12 +10591,10 @@
             <w:r>
               <w:rPr>
                 <w:rFonts w:ascii="Times New Roman" w:cs="Times New Roman" w:eastAsia="Times New Roman" w:hAnsi="Times New Roman"/>
-                <w:b w:val="false"/>
-                <w:bCs w:val="false"/>
-                <w:sz w:val="22"/>
-                <w:szCs w:val="22"/>
-              </w:rPr>
-              <w:t xml:space="preserve">25</w:t>
+                <w:sz w:val="22"/>
+                <w:szCs w:val="22"/>
+              </w:rPr>
+              <w:t xml:space="preserve">15</w:t>
             </w:r>
           </w:p>
         </w:tc>
@@ -10636,12 +10624,10 @@
             <w:r>
               <w:rPr>
                 <w:rFonts w:ascii="Times New Roman" w:cs="Times New Roman" w:eastAsia="Times New Roman" w:hAnsi="Times New Roman"/>
-                <w:b w:val="false"/>
-                <w:bCs w:val="false"/>
-                <w:sz w:val="22"/>
-                <w:szCs w:val="22"/>
-              </w:rPr>
-              <w:t xml:space="preserve">30%</w:t>
+                <w:sz w:val="22"/>
+                <w:szCs w:val="22"/>
+              </w:rPr>
+              <w:t xml:space="preserve">18%</w:t>
             </w:r>
           </w:p>
         </w:tc>
@@ -10649,7 +10635,6 @@
       <w:tr>
         <w:trPr>
           <w:cantSplit/>
-          <w:tblHeader w:val="off"/>
         </w:trPr>
         <w:tc>
           <w:tcPr>
@@ -10677,8 +10662,6 @@
             <w:r>
               <w:rPr>
                 <w:rFonts w:ascii="Times New Roman" w:cs="Times New Roman" w:eastAsia="Times New Roman" w:hAnsi="Times New Roman"/>
-                <w:b w:val="false"/>
-                <w:bCs w:val="false"/>
                 <w:sz w:val="22"/>
                 <w:szCs w:val="22"/>
               </w:rPr>
@@ -10712,12 +10695,10 @@
             <w:r>
               <w:rPr>
                 <w:rFonts w:ascii="Times New Roman" w:cs="Times New Roman" w:eastAsia="Times New Roman" w:hAnsi="Times New Roman"/>
-                <w:b w:val="false"/>
-                <w:bCs w:val="false"/>
-                <w:sz w:val="22"/>
-                <w:szCs w:val="22"/>
-              </w:rPr>
-              <w:t xml:space="preserve">21</w:t>
+                <w:sz w:val="22"/>
+                <w:szCs w:val="22"/>
+              </w:rPr>
+              <w:t xml:space="preserve">29</w:t>
             </w:r>
           </w:p>
         </w:tc>
@@ -10747,12 +10728,10 @@
             <w:r>
               <w:rPr>
                 <w:rFonts w:ascii="Times New Roman" w:cs="Times New Roman" w:eastAsia="Times New Roman" w:hAnsi="Times New Roman"/>
-                <w:b w:val="false"/>
-                <w:bCs w:val="false"/>
-                <w:sz w:val="22"/>
-                <w:szCs w:val="22"/>
-              </w:rPr>
-              <w:t xml:space="preserve">25%</w:t>
+                <w:sz w:val="22"/>
+                <w:szCs w:val="22"/>
+              </w:rPr>
+              <w:t xml:space="preserve">35%</w:t>
             </w:r>
           </w:p>
         </w:tc>
@@ -10760,7 +10739,6 @@
       <w:tr>
         <w:trPr>
           <w:cantSplit/>
-          <w:tblHeader w:val="off"/>
         </w:trPr>
         <w:tc>
           <w:tcPr>
@@ -10781,15 +10759,13 @@
           </w:tcPr>
           <w:p>
             <w:pPr>
-              <w:keepNext w:val="false"/>
+              <w:keepNext/>
               <w:spacing w:after="0" w:before="0" w:line="276"/>
               <w:jc w:val="left"/>
             </w:pPr>
             <w:r>
               <w:rPr>
                 <w:rFonts w:ascii="Times New Roman" w:cs="Times New Roman" w:eastAsia="Times New Roman" w:hAnsi="Times New Roman"/>
-                <w:b w:val="false"/>
-                <w:bCs w:val="false"/>
                 <w:sz w:val="22"/>
                 <w:szCs w:val="22"/>
               </w:rPr>
@@ -10816,19 +10792,17 @@
           </w:tcPr>
           <w:p>
             <w:pPr>
-              <w:keepNext w:val="false"/>
-              <w:spacing w:after="0" w:before="0" w:line="276"/>
-              <w:jc w:val="center"/>
-            </w:pPr>
-            <w:r>
-              <w:rPr>
-                <w:rFonts w:ascii="Times New Roman" w:cs="Times New Roman" w:eastAsia="Times New Roman" w:hAnsi="Times New Roman"/>
-                <w:b w:val="false"/>
-                <w:bCs w:val="false"/>
-                <w:sz w:val="22"/>
-                <w:szCs w:val="22"/>
-              </w:rPr>
-              <w:t xml:space="preserve">8</w:t>
+              <w:keepNext/>
+              <w:spacing w:after="0" w:before="0" w:line="276"/>
+              <w:jc w:val="center"/>
+            </w:pPr>
+            <w:r>
+              <w:rPr>
+                <w:rFonts w:ascii="Times New Roman" w:cs="Times New Roman" w:eastAsia="Times New Roman" w:hAnsi="Times New Roman"/>
+                <w:sz w:val="22"/>
+                <w:szCs w:val="22"/>
+              </w:rPr>
+              <w:t xml:space="preserve">24</w:t>
             </w:r>
           </w:p>
         </w:tc>
@@ -10851,19 +10825,17 @@
           </w:tcPr>
           <w:p>
             <w:pPr>
-              <w:keepNext w:val="false"/>
-              <w:spacing w:after="0" w:before="0" w:line="276"/>
-              <w:jc w:val="center"/>
-            </w:pPr>
-            <w:r>
-              <w:rPr>
-                <w:rFonts w:ascii="Times New Roman" w:cs="Times New Roman" w:eastAsia="Times New Roman" w:hAnsi="Times New Roman"/>
-                <w:b w:val="false"/>
-                <w:bCs w:val="false"/>
-                <w:sz w:val="22"/>
-                <w:szCs w:val="22"/>
-              </w:rPr>
-              <w:t xml:space="preserve">10%</w:t>
+              <w:keepNext/>
+              <w:spacing w:after="0" w:before="0" w:line="276"/>
+              <w:jc w:val="center"/>
+            </w:pPr>
+            <w:r>
+              <w:rPr>
+                <w:rFonts w:ascii="Times New Roman" w:cs="Times New Roman" w:eastAsia="Times New Roman" w:hAnsi="Times New Roman"/>
+                <w:sz w:val="22"/>
+                <w:szCs w:val="22"/>
+              </w:rPr>
+              <w:t xml:space="preserve">29%</w:t>
             </w:r>
           </w:p>
         </w:tc>
@@ -10871,30 +10843,16 @@
     </w:tbl>
     <w:p>
       <w:pPr>
-        <w:spacing w:after="120" w:before="0" w:line="240"/>
-        <w:jc w:val="both"/>
-      </w:pPr>
-      <w:r>
-        <w:rPr>
-          <w:rFonts w:ascii="Times New Roman" w:cs="Times New Roman" w:eastAsia="Times New Roman" w:hAnsi="Times New Roman"/>
-          <w:sz w:val="24"/>
-          <w:szCs w:val="24"/>
-        </w:rPr>
-        <w:t xml:space="preserve"/>
-      </w:r>
-    </w:p>
-    <w:p>
-      <w:pPr>
         <w:keepNext/>
-        <w:spacing w:after="80" w:before="160"/>
+        <w:spacing w:after="80" w:before="200"/>
         <w:jc w:val="center"/>
       </w:pPr>
       <w:r>
         <w:drawing>
           <wp:inline distT="0" distB="0" distL="0" distR="0">
-            <wp:extent cx="3048000" cy="2333625"/>
+            <wp:extent cx="3240000" cy="2268000"/>
             <wp:effectExtent t="0" r="0" b="0" l="0"/>
-            <wp:docPr id="7" name="media/figB1_roles.png" descr="Figure B.1: Role distribution of survey respondents." title="Figure"/>
+            <wp:docPr id="101" name="appB_q01_pie.png" descr="Figure B.1: Role distribution of survey respondents." title="Figure"/>
             <wp:cNvGraphicFramePr>
               <a:graphicFrameLocks xmlns:a="http://schemas.openxmlformats.org/drawingml/2006/main" noChangeAspect="1"/>
             </wp:cNvGraphicFramePr>
@@ -10908,7 +10866,7 @@
                     </pic:cNvPicPr>
                   </pic:nvPicPr>
                   <pic:blipFill>
-                    <a:blip r:embed="rId14" cstate="none"/>
+                    <a:blip r:embed="rId201" cstate="none"/>
                     <a:srcRect/>
                     <a:stretch>
                       <a:fillRect/>
@@ -10917,7 +10875,7 @@
                   <pic:spPr bwMode="auto">
                     <a:xfrm>
                       <a:off x="0" y="0"/>
-                      <a:ext cx="3048000" cy="2333625"/>
+                      <a:ext cx="3240000" cy="2268000"/>
                     </a:xfrm>
                     <a:prstGeom prst="rect">
                       <a:avLst/>
@@ -10949,7 +10907,7 @@
     <w:p>
       <w:pPr>
         <w:keepNext/>
-        <w:spacing w:after="80" w:before="160" w:line="360"/>
+        <w:spacing w:after="80" w:before="240" w:line="360"/>
         <w:jc w:val="left"/>
       </w:pPr>
       <w:r>
@@ -10960,7 +10918,7 @@
           <w:sz w:val="24"/>
           <w:szCs w:val="24"/>
         </w:rPr>
-        <w:t xml:space="preserve">Q6. On a scale of 1–5, how effective do you find AI-based fraud detection for your daily work?</w:t>
+        <w:t xml:space="preserve">Q2. What type of institution do you work for?</w:t>
       </w:r>
     </w:p>
     <w:tbl>
@@ -10977,9 +10935,9 @@
         </w:tblBorders>
       </w:tblPr>
       <w:tblGrid>
-        <w:gridCol w:w="3124"/>
-        <w:gridCol w:w="3124"/>
-        <w:gridCol w:w="2778"/>
+        <w:gridCol w:w="4578"/>
+        <w:gridCol w:w="2355"/>
+        <w:gridCol w:w="2093"/>
       </w:tblGrid>
       <w:tr>
         <w:trPr>
@@ -10988,7 +10946,7 @@
         </w:trPr>
         <w:tc>
           <w:tcPr>
-            <w:tcW w:type="dxa" w:w="3124"/>
+            <w:tcW w:type="dxa" w:w="4578"/>
             <w:tcBorders>
               <w:top w:val="single" w:color="000000" w:sz="4"/>
               <w:left w:val="single" w:color="000000" w:sz="4"/>
@@ -11013,18 +10971,18 @@
             <w:r>
               <w:rPr>
                 <w:rFonts w:ascii="Times New Roman" w:cs="Times New Roman" w:eastAsia="Times New Roman" w:hAnsi="Times New Roman"/>
-                <w:b/>
-                <w:bCs/>
-                <w:sz w:val="22"/>
-                <w:szCs w:val="22"/>
-              </w:rPr>
-              <w:t xml:space="preserve">Rating</w:t>
-            </w:r>
-          </w:p>
-        </w:tc>
-        <w:tc>
-          <w:tcPr>
-            <w:tcW w:type="dxa" w:w="3124"/>
+                <w:b w:val="1"/>
+                <w:bCs w:val="1"/>
+                <w:sz w:val="22"/>
+                <w:szCs w:val="22"/>
+              </w:rPr>
+              <w:t xml:space="preserve">Institution Type</w:t>
+            </w:r>
+          </w:p>
+        </w:tc>
+        <w:tc>
+          <w:tcPr>
+            <w:tcW w:type="dxa" w:w="2355"/>
             <w:tcBorders>
               <w:top w:val="single" w:color="000000" w:sz="4"/>
               <w:left w:val="single" w:color="000000" w:sz="4"/>
@@ -11049,8 +11007,8 @@
             <w:r>
               <w:rPr>
                 <w:rFonts w:ascii="Times New Roman" w:cs="Times New Roman" w:eastAsia="Times New Roman" w:hAnsi="Times New Roman"/>
-                <w:b/>
-                <w:bCs/>
+                <w:b w:val="1"/>
+                <w:bCs w:val="1"/>
                 <w:sz w:val="22"/>
                 <w:szCs w:val="22"/>
               </w:rPr>
@@ -11060,7 +11018,7 @@
         </w:tc>
         <w:tc>
           <w:tcPr>
-            <w:tcW w:type="dxa" w:w="2778"/>
+            <w:tcW w:type="dxa" w:w="2093"/>
             <w:tcBorders>
               <w:top w:val="single" w:color="000000" w:sz="4"/>
               <w:left w:val="single" w:color="000000" w:sz="4"/>
@@ -11085,8 +11043,8 @@
             <w:r>
               <w:rPr>
                 <w:rFonts w:ascii="Times New Roman" w:cs="Times New Roman" w:eastAsia="Times New Roman" w:hAnsi="Times New Roman"/>
-                <w:b/>
-                <w:bCs/>
+                <w:b w:val="1"/>
+                <w:bCs w:val="1"/>
                 <w:sz w:val="22"/>
                 <w:szCs w:val="22"/>
               </w:rPr>
@@ -11098,11 +11056,10 @@
       <w:tr>
         <w:trPr>
           <w:cantSplit/>
-          <w:tblHeader w:val="off"/>
         </w:trPr>
         <w:tc>
           <w:tcPr>
-            <w:tcW w:type="dxa" w:w="3124"/>
+            <w:tcW w:type="dxa" w:w="4578"/>
             <w:tcBorders>
               <w:top w:val="single" w:color="000000" w:sz="4"/>
               <w:left w:val="single" w:color="000000" w:sz="4"/>
@@ -11126,82 +11083,76 @@
             <w:r>
               <w:rPr>
                 <w:rFonts w:ascii="Times New Roman" w:cs="Times New Roman" w:eastAsia="Times New Roman" w:hAnsi="Times New Roman"/>
-                <w:b w:val="false"/>
-                <w:bCs w:val="false"/>
-                <w:sz w:val="22"/>
-                <w:szCs w:val="22"/>
-              </w:rPr>
-              <w:t xml:space="preserve">1 (Not effective)</w:t>
-            </w:r>
-          </w:p>
-        </w:tc>
-        <w:tc>
-          <w:tcPr>
-            <w:tcW w:type="dxa" w:w="3124"/>
-            <w:tcBorders>
-              <w:top w:val="single" w:color="000000" w:sz="4"/>
-              <w:left w:val="single" w:color="000000" w:sz="4"/>
-              <w:bottom w:val="single" w:color="000000" w:sz="4"/>
-              <w:right w:val="single" w:color="000000" w:sz="4"/>
-            </w:tcBorders>
-            <w:tcMar>
-              <w:top w:type="dxa" w:w="60"/>
-              <w:left w:type="dxa" w:w="100"/>
-              <w:bottom w:type="dxa" w:w="60"/>
-              <w:right w:type="dxa" w:w="100"/>
-            </w:tcMar>
-            <w:vAlign w:val="center"/>
-          </w:tcPr>
-          <w:p>
-            <w:pPr>
-              <w:keepNext/>
-              <w:spacing w:after="0" w:before="0" w:line="276"/>
-              <w:jc w:val="center"/>
-            </w:pPr>
-            <w:r>
-              <w:rPr>
-                <w:rFonts w:ascii="Times New Roman" w:cs="Times New Roman" w:eastAsia="Times New Roman" w:hAnsi="Times New Roman"/>
-                <w:b w:val="false"/>
-                <w:bCs w:val="false"/>
-                <w:sz w:val="22"/>
-                <w:szCs w:val="22"/>
-              </w:rPr>
-              <w:t xml:space="preserve">4</w:t>
-            </w:r>
-          </w:p>
-        </w:tc>
-        <w:tc>
-          <w:tcPr>
-            <w:tcW w:type="dxa" w:w="2778"/>
-            <w:tcBorders>
-              <w:top w:val="single" w:color="000000" w:sz="4"/>
-              <w:left w:val="single" w:color="000000" w:sz="4"/>
-              <w:bottom w:val="single" w:color="000000" w:sz="4"/>
-              <w:right w:val="single" w:color="000000" w:sz="4"/>
-            </w:tcBorders>
-            <w:tcMar>
-              <w:top w:type="dxa" w:w="60"/>
-              <w:left w:type="dxa" w:w="100"/>
-              <w:bottom w:type="dxa" w:w="60"/>
-              <w:right w:type="dxa" w:w="100"/>
-            </w:tcMar>
-            <w:vAlign w:val="center"/>
-          </w:tcPr>
-          <w:p>
-            <w:pPr>
-              <w:keepNext/>
-              <w:spacing w:after="0" w:before="0" w:line="276"/>
-              <w:jc w:val="center"/>
-            </w:pPr>
-            <w:r>
-              <w:rPr>
-                <w:rFonts w:ascii="Times New Roman" w:cs="Times New Roman" w:eastAsia="Times New Roman" w:hAnsi="Times New Roman"/>
-                <w:b w:val="false"/>
-                <w:bCs w:val="false"/>
-                <w:sz w:val="22"/>
-                <w:szCs w:val="22"/>
-              </w:rPr>
-              <w:t xml:space="preserve">5%</w:t>
+                <w:sz w:val="22"/>
+                <w:szCs w:val="22"/>
+              </w:rPr>
+              <w:t xml:space="preserve">Public Sector Bank</w:t>
+            </w:r>
+          </w:p>
+        </w:tc>
+        <w:tc>
+          <w:tcPr>
+            <w:tcW w:type="dxa" w:w="2355"/>
+            <w:tcBorders>
+              <w:top w:val="single" w:color="000000" w:sz="4"/>
+              <w:left w:val="single" w:color="000000" w:sz="4"/>
+              <w:bottom w:val="single" w:color="000000" w:sz="4"/>
+              <w:right w:val="single" w:color="000000" w:sz="4"/>
+            </w:tcBorders>
+            <w:tcMar>
+              <w:top w:type="dxa" w:w="60"/>
+              <w:left w:type="dxa" w:w="100"/>
+              <w:bottom w:type="dxa" w:w="60"/>
+              <w:right w:type="dxa" w:w="100"/>
+            </w:tcMar>
+            <w:vAlign w:val="center"/>
+          </w:tcPr>
+          <w:p>
+            <w:pPr>
+              <w:keepNext/>
+              <w:spacing w:after="0" w:before="0" w:line="276"/>
+              <w:jc w:val="center"/>
+            </w:pPr>
+            <w:r>
+              <w:rPr>
+                <w:rFonts w:ascii="Times New Roman" w:cs="Times New Roman" w:eastAsia="Times New Roman" w:hAnsi="Times New Roman"/>
+                <w:sz w:val="22"/>
+                <w:szCs w:val="22"/>
+              </w:rPr>
+              <w:t xml:space="preserve">24</w:t>
+            </w:r>
+          </w:p>
+        </w:tc>
+        <w:tc>
+          <w:tcPr>
+            <w:tcW w:type="dxa" w:w="2093"/>
+            <w:tcBorders>
+              <w:top w:val="single" w:color="000000" w:sz="4"/>
+              <w:left w:val="single" w:color="000000" w:sz="4"/>
+              <w:bottom w:val="single" w:color="000000" w:sz="4"/>
+              <w:right w:val="single" w:color="000000" w:sz="4"/>
+            </w:tcBorders>
+            <w:tcMar>
+              <w:top w:type="dxa" w:w="60"/>
+              <w:left w:type="dxa" w:w="100"/>
+              <w:bottom w:type="dxa" w:w="60"/>
+              <w:right w:type="dxa" w:w="100"/>
+            </w:tcMar>
+            <w:vAlign w:val="center"/>
+          </w:tcPr>
+          <w:p>
+            <w:pPr>
+              <w:keepNext/>
+              <w:spacing w:after="0" w:before="0" w:line="276"/>
+              <w:jc w:val="center"/>
+            </w:pPr>
+            <w:r>
+              <w:rPr>
+                <w:rFonts w:ascii="Times New Roman" w:cs="Times New Roman" w:eastAsia="Times New Roman" w:hAnsi="Times New Roman"/>
+                <w:sz w:val="22"/>
+                <w:szCs w:val="22"/>
+              </w:rPr>
+              <w:t xml:space="preserve">29%</w:t>
             </w:r>
           </w:p>
         </w:tc>
@@ -11209,11 +11160,10 @@
       <w:tr>
         <w:trPr>
           <w:cantSplit/>
-          <w:tblHeader w:val="off"/>
         </w:trPr>
         <w:tc>
           <w:tcPr>
-            <w:tcW w:type="dxa" w:w="3124"/>
+            <w:tcW w:type="dxa" w:w="4578"/>
             <w:tcBorders>
               <w:top w:val="single" w:color="000000" w:sz="4"/>
               <w:left w:val="single" w:color="000000" w:sz="4"/>
@@ -11237,82 +11187,76 @@
             <w:r>
               <w:rPr>
                 <w:rFonts w:ascii="Times New Roman" w:cs="Times New Roman" w:eastAsia="Times New Roman" w:hAnsi="Times New Roman"/>
-                <w:b w:val="false"/>
-                <w:bCs w:val="false"/>
-                <w:sz w:val="22"/>
-                <w:szCs w:val="22"/>
-              </w:rPr>
-              <w:t xml:space="preserve">2</w:t>
-            </w:r>
-          </w:p>
-        </w:tc>
-        <w:tc>
-          <w:tcPr>
-            <w:tcW w:type="dxa" w:w="3124"/>
-            <w:tcBorders>
-              <w:top w:val="single" w:color="000000" w:sz="4"/>
-              <w:left w:val="single" w:color="000000" w:sz="4"/>
-              <w:bottom w:val="single" w:color="000000" w:sz="4"/>
-              <w:right w:val="single" w:color="000000" w:sz="4"/>
-            </w:tcBorders>
-            <w:tcMar>
-              <w:top w:type="dxa" w:w="60"/>
-              <w:left w:type="dxa" w:w="100"/>
-              <w:bottom w:type="dxa" w:w="60"/>
-              <w:right w:type="dxa" w:w="100"/>
-            </w:tcMar>
-            <w:vAlign w:val="center"/>
-          </w:tcPr>
-          <w:p>
-            <w:pPr>
-              <w:keepNext/>
-              <w:spacing w:after="0" w:before="0" w:line="276"/>
-              <w:jc w:val="center"/>
-            </w:pPr>
-            <w:r>
-              <w:rPr>
-                <w:rFonts w:ascii="Times New Roman" w:cs="Times New Roman" w:eastAsia="Times New Roman" w:hAnsi="Times New Roman"/>
-                <w:b w:val="false"/>
-                <w:bCs w:val="false"/>
-                <w:sz w:val="22"/>
-                <w:szCs w:val="22"/>
-              </w:rPr>
-              <w:t xml:space="preserve">11</w:t>
-            </w:r>
-          </w:p>
-        </w:tc>
-        <w:tc>
-          <w:tcPr>
-            <w:tcW w:type="dxa" w:w="2778"/>
-            <w:tcBorders>
-              <w:top w:val="single" w:color="000000" w:sz="4"/>
-              <w:left w:val="single" w:color="000000" w:sz="4"/>
-              <w:bottom w:val="single" w:color="000000" w:sz="4"/>
-              <w:right w:val="single" w:color="000000" w:sz="4"/>
-            </w:tcBorders>
-            <w:tcMar>
-              <w:top w:type="dxa" w:w="60"/>
-              <w:left w:type="dxa" w:w="100"/>
-              <w:bottom w:type="dxa" w:w="60"/>
-              <w:right w:type="dxa" w:w="100"/>
-            </w:tcMar>
-            <w:vAlign w:val="center"/>
-          </w:tcPr>
-          <w:p>
-            <w:pPr>
-              <w:keepNext/>
-              <w:spacing w:after="0" w:before="0" w:line="276"/>
-              <w:jc w:val="center"/>
-            </w:pPr>
-            <w:r>
-              <w:rPr>
-                <w:rFonts w:ascii="Times New Roman" w:cs="Times New Roman" w:eastAsia="Times New Roman" w:hAnsi="Times New Roman"/>
-                <w:b w:val="false"/>
-                <w:bCs w:val="false"/>
-                <w:sz w:val="22"/>
-                <w:szCs w:val="22"/>
-              </w:rPr>
-              <w:t xml:space="preserve">13%</w:t>
+                <w:sz w:val="22"/>
+                <w:szCs w:val="22"/>
+              </w:rPr>
+              <w:t xml:space="preserve">Private Bank</w:t>
+            </w:r>
+          </w:p>
+        </w:tc>
+        <w:tc>
+          <w:tcPr>
+            <w:tcW w:type="dxa" w:w="2355"/>
+            <w:tcBorders>
+              <w:top w:val="single" w:color="000000" w:sz="4"/>
+              <w:left w:val="single" w:color="000000" w:sz="4"/>
+              <w:bottom w:val="single" w:color="000000" w:sz="4"/>
+              <w:right w:val="single" w:color="000000" w:sz="4"/>
+            </w:tcBorders>
+            <w:tcMar>
+              <w:top w:type="dxa" w:w="60"/>
+              <w:left w:type="dxa" w:w="100"/>
+              <w:bottom w:type="dxa" w:w="60"/>
+              <w:right w:type="dxa" w:w="100"/>
+            </w:tcMar>
+            <w:vAlign w:val="center"/>
+          </w:tcPr>
+          <w:p>
+            <w:pPr>
+              <w:keepNext/>
+              <w:spacing w:after="0" w:before="0" w:line="276"/>
+              <w:jc w:val="center"/>
+            </w:pPr>
+            <w:r>
+              <w:rPr>
+                <w:rFonts w:ascii="Times New Roman" w:cs="Times New Roman" w:eastAsia="Times New Roman" w:hAnsi="Times New Roman"/>
+                <w:sz w:val="22"/>
+                <w:szCs w:val="22"/>
+              </w:rPr>
+              <w:t xml:space="preserve">19</w:t>
+            </w:r>
+          </w:p>
+        </w:tc>
+        <w:tc>
+          <w:tcPr>
+            <w:tcW w:type="dxa" w:w="2093"/>
+            <w:tcBorders>
+              <w:top w:val="single" w:color="000000" w:sz="4"/>
+              <w:left w:val="single" w:color="000000" w:sz="4"/>
+              <w:bottom w:val="single" w:color="000000" w:sz="4"/>
+              <w:right w:val="single" w:color="000000" w:sz="4"/>
+            </w:tcBorders>
+            <w:tcMar>
+              <w:top w:type="dxa" w:w="60"/>
+              <w:left w:type="dxa" w:w="100"/>
+              <w:bottom w:type="dxa" w:w="60"/>
+              <w:right w:type="dxa" w:w="100"/>
+            </w:tcMar>
+            <w:vAlign w:val="center"/>
+          </w:tcPr>
+          <w:p>
+            <w:pPr>
+              <w:keepNext/>
+              <w:spacing w:after="0" w:before="0" w:line="276"/>
+              <w:jc w:val="center"/>
+            </w:pPr>
+            <w:r>
+              <w:rPr>
+                <w:rFonts w:ascii="Times New Roman" w:cs="Times New Roman" w:eastAsia="Times New Roman" w:hAnsi="Times New Roman"/>
+                <w:sz w:val="22"/>
+                <w:szCs w:val="22"/>
+              </w:rPr>
+              <w:t xml:space="preserve">23%</w:t>
             </w:r>
           </w:p>
         </w:tc>
@@ -11320,11 +11264,10 @@
       <w:tr>
         <w:trPr>
           <w:cantSplit/>
-          <w:tblHeader w:val="off"/>
         </w:trPr>
         <w:tc>
           <w:tcPr>
-            <w:tcW w:type="dxa" w:w="3124"/>
+            <w:tcW w:type="dxa" w:w="4578"/>
             <w:tcBorders>
               <w:top w:val="single" w:color="000000" w:sz="4"/>
               <w:left w:val="single" w:color="000000" w:sz="4"/>
@@ -11348,304 +11291,76 @@
             <w:r>
               <w:rPr>
                 <w:rFonts w:ascii="Times New Roman" w:cs="Times New Roman" w:eastAsia="Times New Roman" w:hAnsi="Times New Roman"/>
-                <w:b w:val="false"/>
-                <w:bCs w:val="false"/>
-                <w:sz w:val="22"/>
-                <w:szCs w:val="22"/>
-              </w:rPr>
-              <w:t xml:space="preserve">3</w:t>
-            </w:r>
-          </w:p>
-        </w:tc>
-        <w:tc>
-          <w:tcPr>
-            <w:tcW w:type="dxa" w:w="3124"/>
-            <w:tcBorders>
-              <w:top w:val="single" w:color="000000" w:sz="4"/>
-              <w:left w:val="single" w:color="000000" w:sz="4"/>
-              <w:bottom w:val="single" w:color="000000" w:sz="4"/>
-              <w:right w:val="single" w:color="000000" w:sz="4"/>
-            </w:tcBorders>
-            <w:tcMar>
-              <w:top w:type="dxa" w:w="60"/>
-              <w:left w:type="dxa" w:w="100"/>
-              <w:bottom w:type="dxa" w:w="60"/>
-              <w:right w:type="dxa" w:w="100"/>
-            </w:tcMar>
-            <w:vAlign w:val="center"/>
-          </w:tcPr>
-          <w:p>
-            <w:pPr>
-              <w:keepNext/>
-              <w:spacing w:after="0" w:before="0" w:line="276"/>
-              <w:jc w:val="center"/>
-            </w:pPr>
-            <w:r>
-              <w:rPr>
-                <w:rFonts w:ascii="Times New Roman" w:cs="Times New Roman" w:eastAsia="Times New Roman" w:hAnsi="Times New Roman"/>
-                <w:b w:val="false"/>
-                <w:bCs w:val="false"/>
-                <w:sz w:val="22"/>
-                <w:szCs w:val="22"/>
-              </w:rPr>
-              <w:t xml:space="preserve">13</w:t>
-            </w:r>
-          </w:p>
-        </w:tc>
-        <w:tc>
-          <w:tcPr>
-            <w:tcW w:type="dxa" w:w="2778"/>
-            <w:tcBorders>
-              <w:top w:val="single" w:color="000000" w:sz="4"/>
-              <w:left w:val="single" w:color="000000" w:sz="4"/>
-              <w:bottom w:val="single" w:color="000000" w:sz="4"/>
-              <w:right w:val="single" w:color="000000" w:sz="4"/>
-            </w:tcBorders>
-            <w:tcMar>
-              <w:top w:type="dxa" w:w="60"/>
-              <w:left w:type="dxa" w:w="100"/>
-              <w:bottom w:type="dxa" w:w="60"/>
-              <w:right w:type="dxa" w:w="100"/>
-            </w:tcMar>
-            <w:vAlign w:val="center"/>
-          </w:tcPr>
-          <w:p>
-            <w:pPr>
-              <w:keepNext/>
-              <w:spacing w:after="0" w:before="0" w:line="276"/>
-              <w:jc w:val="center"/>
-            </w:pPr>
-            <w:r>
-              <w:rPr>
-                <w:rFonts w:ascii="Times New Roman" w:cs="Times New Roman" w:eastAsia="Times New Roman" w:hAnsi="Times New Roman"/>
-                <w:b w:val="false"/>
-                <w:bCs w:val="false"/>
-                <w:sz w:val="22"/>
-                <w:szCs w:val="22"/>
-              </w:rPr>
-              <w:t xml:space="preserve">15%</w:t>
-            </w:r>
-          </w:p>
-        </w:tc>
-      </w:tr>
-      <w:tr>
-        <w:trPr>
-          <w:cantSplit/>
-          <w:tblHeader w:val="off"/>
-        </w:trPr>
-        <w:tc>
-          <w:tcPr>
-            <w:tcW w:type="dxa" w:w="3124"/>
-            <w:tcBorders>
-              <w:top w:val="single" w:color="000000" w:sz="4"/>
-              <w:left w:val="single" w:color="000000" w:sz="4"/>
-              <w:bottom w:val="single" w:color="000000" w:sz="4"/>
-              <w:right w:val="single" w:color="000000" w:sz="4"/>
-            </w:tcBorders>
-            <w:tcMar>
-              <w:top w:type="dxa" w:w="60"/>
-              <w:left w:type="dxa" w:w="100"/>
-              <w:bottom w:type="dxa" w:w="60"/>
-              <w:right w:type="dxa" w:w="100"/>
-            </w:tcMar>
-            <w:vAlign w:val="center"/>
-          </w:tcPr>
-          <w:p>
-            <w:pPr>
-              <w:keepNext/>
-              <w:spacing w:after="0" w:before="0" w:line="276"/>
-              <w:jc w:val="left"/>
-            </w:pPr>
-            <w:r>
-              <w:rPr>
-                <w:rFonts w:ascii="Times New Roman" w:cs="Times New Roman" w:eastAsia="Times New Roman" w:hAnsi="Times New Roman"/>
-                <w:b w:val="false"/>
-                <w:bCs w:val="false"/>
-                <w:sz w:val="22"/>
-                <w:szCs w:val="22"/>
-              </w:rPr>
-              <w:t xml:space="preserve">4</w:t>
-            </w:r>
-          </w:p>
-        </w:tc>
-        <w:tc>
-          <w:tcPr>
-            <w:tcW w:type="dxa" w:w="3124"/>
-            <w:tcBorders>
-              <w:top w:val="single" w:color="000000" w:sz="4"/>
-              <w:left w:val="single" w:color="000000" w:sz="4"/>
-              <w:bottom w:val="single" w:color="000000" w:sz="4"/>
-              <w:right w:val="single" w:color="000000" w:sz="4"/>
-            </w:tcBorders>
-            <w:tcMar>
-              <w:top w:type="dxa" w:w="60"/>
-              <w:left w:type="dxa" w:w="100"/>
-              <w:bottom w:type="dxa" w:w="60"/>
-              <w:right w:type="dxa" w:w="100"/>
-            </w:tcMar>
-            <w:vAlign w:val="center"/>
-          </w:tcPr>
-          <w:p>
-            <w:pPr>
-              <w:keepNext/>
-              <w:spacing w:after="0" w:before="0" w:line="276"/>
-              <w:jc w:val="center"/>
-            </w:pPr>
-            <w:r>
-              <w:rPr>
-                <w:rFonts w:ascii="Times New Roman" w:cs="Times New Roman" w:eastAsia="Times New Roman" w:hAnsi="Times New Roman"/>
-                <w:b w:val="false"/>
-                <w:bCs w:val="false"/>
-                <w:sz w:val="22"/>
-                <w:szCs w:val="22"/>
-              </w:rPr>
-              <w:t xml:space="preserve">35</w:t>
-            </w:r>
-          </w:p>
-        </w:tc>
-        <w:tc>
-          <w:tcPr>
-            <w:tcW w:type="dxa" w:w="2778"/>
-            <w:tcBorders>
-              <w:top w:val="single" w:color="000000" w:sz="4"/>
-              <w:left w:val="single" w:color="000000" w:sz="4"/>
-              <w:bottom w:val="single" w:color="000000" w:sz="4"/>
-              <w:right w:val="single" w:color="000000" w:sz="4"/>
-            </w:tcBorders>
-            <w:tcMar>
-              <w:top w:type="dxa" w:w="60"/>
-              <w:left w:type="dxa" w:w="100"/>
-              <w:bottom w:type="dxa" w:w="60"/>
-              <w:right w:type="dxa" w:w="100"/>
-            </w:tcMar>
-            <w:vAlign w:val="center"/>
-          </w:tcPr>
-          <w:p>
-            <w:pPr>
-              <w:keepNext/>
-              <w:spacing w:after="0" w:before="0" w:line="276"/>
-              <w:jc w:val="center"/>
-            </w:pPr>
-            <w:r>
-              <w:rPr>
-                <w:rFonts w:ascii="Times New Roman" w:cs="Times New Roman" w:eastAsia="Times New Roman" w:hAnsi="Times New Roman"/>
-                <w:b w:val="false"/>
-                <w:bCs w:val="false"/>
-                <w:sz w:val="22"/>
-                <w:szCs w:val="22"/>
-              </w:rPr>
-              <w:t xml:space="preserve">42%</w:t>
-            </w:r>
-          </w:p>
-        </w:tc>
-      </w:tr>
-      <w:tr>
-        <w:trPr>
-          <w:cantSplit/>
-          <w:tblHeader w:val="off"/>
-        </w:trPr>
-        <w:tc>
-          <w:tcPr>
-            <w:tcW w:type="dxa" w:w="3124"/>
-            <w:tcBorders>
-              <w:top w:val="single" w:color="000000" w:sz="4"/>
-              <w:left w:val="single" w:color="000000" w:sz="4"/>
-              <w:bottom w:val="single" w:color="000000" w:sz="4"/>
-              <w:right w:val="single" w:color="000000" w:sz="4"/>
-            </w:tcBorders>
-            <w:tcMar>
-              <w:top w:type="dxa" w:w="60"/>
-              <w:left w:type="dxa" w:w="100"/>
-              <w:bottom w:type="dxa" w:w="60"/>
-              <w:right w:type="dxa" w:w="100"/>
-            </w:tcMar>
-            <w:vAlign w:val="center"/>
-          </w:tcPr>
-          <w:p>
-            <w:pPr>
-              <w:keepNext w:val="false"/>
-              <w:spacing w:after="0" w:before="0" w:line="276"/>
-              <w:jc w:val="left"/>
-            </w:pPr>
-            <w:r>
-              <w:rPr>
-                <w:rFonts w:ascii="Times New Roman" w:cs="Times New Roman" w:eastAsia="Times New Roman" w:hAnsi="Times New Roman"/>
-                <w:b w:val="false"/>
-                <w:bCs w:val="false"/>
-                <w:sz w:val="22"/>
-                <w:szCs w:val="22"/>
-              </w:rPr>
-              <w:t xml:space="preserve">5 (Very effective)</w:t>
-            </w:r>
-          </w:p>
-        </w:tc>
-        <w:tc>
-          <w:tcPr>
-            <w:tcW w:type="dxa" w:w="3124"/>
-            <w:tcBorders>
-              <w:top w:val="single" w:color="000000" w:sz="4"/>
-              <w:left w:val="single" w:color="000000" w:sz="4"/>
-              <w:bottom w:val="single" w:color="000000" w:sz="4"/>
-              <w:right w:val="single" w:color="000000" w:sz="4"/>
-            </w:tcBorders>
-            <w:tcMar>
-              <w:top w:type="dxa" w:w="60"/>
-              <w:left w:type="dxa" w:w="100"/>
-              <w:bottom w:type="dxa" w:w="60"/>
-              <w:right w:type="dxa" w:w="100"/>
-            </w:tcMar>
-            <w:vAlign w:val="center"/>
-          </w:tcPr>
-          <w:p>
-            <w:pPr>
-              <w:keepNext w:val="false"/>
-              <w:spacing w:after="0" w:before="0" w:line="276"/>
-              <w:jc w:val="center"/>
-            </w:pPr>
-            <w:r>
-              <w:rPr>
-                <w:rFonts w:ascii="Times New Roman" w:cs="Times New Roman" w:eastAsia="Times New Roman" w:hAnsi="Times New Roman"/>
-                <w:b w:val="false"/>
-                <w:bCs w:val="false"/>
-                <w:sz w:val="22"/>
-                <w:szCs w:val="22"/>
-              </w:rPr>
-              <w:t xml:space="preserve">21</w:t>
-            </w:r>
-          </w:p>
-        </w:tc>
-        <w:tc>
-          <w:tcPr>
-            <w:tcW w:type="dxa" w:w="2778"/>
-            <w:tcBorders>
-              <w:top w:val="single" w:color="000000" w:sz="4"/>
-              <w:left w:val="single" w:color="000000" w:sz="4"/>
-              <w:bottom w:val="single" w:color="000000" w:sz="4"/>
-              <w:right w:val="single" w:color="000000" w:sz="4"/>
-            </w:tcBorders>
-            <w:tcMar>
-              <w:top w:type="dxa" w:w="60"/>
-              <w:left w:type="dxa" w:w="100"/>
-              <w:bottom w:type="dxa" w:w="60"/>
-              <w:right w:type="dxa" w:w="100"/>
-            </w:tcMar>
-            <w:vAlign w:val="center"/>
-          </w:tcPr>
-          <w:p>
-            <w:pPr>
-              <w:keepNext w:val="false"/>
-              <w:spacing w:after="0" w:before="0" w:line="276"/>
-              <w:jc w:val="center"/>
-            </w:pPr>
-            <w:r>
-              <w:rPr>
-                <w:rFonts w:ascii="Times New Roman" w:cs="Times New Roman" w:eastAsia="Times New Roman" w:hAnsi="Times New Roman"/>
-                <w:b w:val="false"/>
-                <w:bCs w:val="false"/>
-                <w:sz w:val="22"/>
-                <w:szCs w:val="22"/>
-              </w:rPr>
-              <w:t xml:space="preserve">25%</w:t>
+                <w:sz w:val="22"/>
+                <w:szCs w:val="22"/>
+              </w:rPr>
+              <w:t xml:space="preserve">NBFC / Fintech</w:t>
+            </w:r>
+          </w:p>
+        </w:tc>
+        <w:tc>
+          <w:tcPr>
+            <w:tcW w:type="dxa" w:w="2355"/>
+            <w:tcBorders>
+              <w:top w:val="single" w:color="000000" w:sz="4"/>
+              <w:left w:val="single" w:color="000000" w:sz="4"/>
+              <w:bottom w:val="single" w:color="000000" w:sz="4"/>
+              <w:right w:val="single" w:color="000000" w:sz="4"/>
+            </w:tcBorders>
+            <w:tcMar>
+              <w:top w:type="dxa" w:w="60"/>
+              <w:left w:type="dxa" w:w="100"/>
+              <w:bottom w:type="dxa" w:w="60"/>
+              <w:right w:type="dxa" w:w="100"/>
+            </w:tcMar>
+            <w:vAlign w:val="center"/>
+          </w:tcPr>
+          <w:p>
+            <w:pPr>
+              <w:keepNext/>
+              <w:spacing w:after="0" w:before="0" w:line="276"/>
+              <w:jc w:val="center"/>
+            </w:pPr>
+            <w:r>
+              <w:rPr>
+                <w:rFonts w:ascii="Times New Roman" w:cs="Times New Roman" w:eastAsia="Times New Roman" w:hAnsi="Times New Roman"/>
+                <w:sz w:val="22"/>
+                <w:szCs w:val="22"/>
+              </w:rPr>
+              <w:t xml:space="preserve">41</w:t>
+            </w:r>
+          </w:p>
+        </w:tc>
+        <w:tc>
+          <w:tcPr>
+            <w:tcW w:type="dxa" w:w="2093"/>
+            <w:tcBorders>
+              <w:top w:val="single" w:color="000000" w:sz="4"/>
+              <w:left w:val="single" w:color="000000" w:sz="4"/>
+              <w:bottom w:val="single" w:color="000000" w:sz="4"/>
+              <w:right w:val="single" w:color="000000" w:sz="4"/>
+            </w:tcBorders>
+            <w:tcMar>
+              <w:top w:type="dxa" w:w="60"/>
+              <w:left w:type="dxa" w:w="100"/>
+              <w:bottom w:type="dxa" w:w="60"/>
+              <w:right w:type="dxa" w:w="100"/>
+            </w:tcMar>
+            <w:vAlign w:val="center"/>
+          </w:tcPr>
+          <w:p>
+            <w:pPr>
+              <w:keepNext/>
+              <w:spacing w:after="0" w:before="0" w:line="276"/>
+              <w:jc w:val="center"/>
+            </w:pPr>
+            <w:r>
+              <w:rPr>
+                <w:rFonts w:ascii="Times New Roman" w:cs="Times New Roman" w:eastAsia="Times New Roman" w:hAnsi="Times New Roman"/>
+                <w:sz w:val="22"/>
+                <w:szCs w:val="22"/>
+              </w:rPr>
+              <w:t xml:space="preserve">49%</w:t>
             </w:r>
           </w:p>
         </w:tc>
@@ -11653,22 +11368,71 @@
     </w:tbl>
     <w:p>
       <w:pPr>
-        <w:spacing w:after="120" w:before="0" w:line="240"/>
-        <w:jc w:val="both"/>
-      </w:pPr>
-      <w:r>
-        <w:rPr>
-          <w:rFonts w:ascii="Times New Roman" w:cs="Times New Roman" w:eastAsia="Times New Roman" w:hAnsi="Times New Roman"/>
-          <w:sz w:val="24"/>
-          <w:szCs w:val="24"/>
-        </w:rPr>
-        <w:t xml:space="preserve"/>
-      </w:r>
-    </w:p>
-    <w:p>
-      <w:pPr>
         <w:keepNext/>
-        <w:spacing w:after="80" w:before="160" w:line="360"/>
+        <w:spacing w:after="80" w:before="200"/>
+        <w:jc w:val="center"/>
+      </w:pPr>
+      <w:r>
+        <w:drawing>
+          <wp:inline distT="0" distB="0" distL="0" distR="0">
+            <wp:extent cx="3240000" cy="2268000"/>
+            <wp:effectExtent t="0" r="0" b="0" l="0"/>
+            <wp:docPr id="102" name="appB_q02_pie.png" descr="Figure B.2: Type of institution." title="Figure"/>
+            <wp:cNvGraphicFramePr>
+              <a:graphicFrameLocks xmlns:a="http://schemas.openxmlformats.org/drawingml/2006/main" noChangeAspect="1"/>
+            </wp:cNvGraphicFramePr>
+            <a:graphic xmlns:a="http://schemas.openxmlformats.org/drawingml/2006/main">
+              <a:graphicData uri="http://schemas.openxmlformats.org/drawingml/2006/picture">
+                <pic:pic xmlns:pic="http://schemas.openxmlformats.org/drawingml/2006/picture">
+                  <pic:nvPicPr>
+                    <pic:cNvPr id="0" name="" descr=""/>
+                    <pic:cNvPicPr>
+                      <a:picLocks noChangeAspect="1" noChangeArrowheads="1"/>
+                    </pic:cNvPicPr>
+                  </pic:nvPicPr>
+                  <pic:blipFill>
+                    <a:blip r:embed="rId202" cstate="none"/>
+                    <a:srcRect/>
+                    <a:stretch>
+                      <a:fillRect/>
+                    </a:stretch>
+                  </pic:blipFill>
+                  <pic:spPr bwMode="auto">
+                    <a:xfrm>
+                      <a:off x="0" y="0"/>
+                      <a:ext cx="3240000" cy="2268000"/>
+                    </a:xfrm>
+                    <a:prstGeom prst="rect">
+                      <a:avLst/>
+                    </a:prstGeom>
+                  </pic:spPr>
+                </pic:pic>
+              </a:graphicData>
+            </a:graphic>
+          </wp:inline>
+        </w:drawing>
+      </w:r>
+    </w:p>
+    <w:p>
+      <w:pPr>
+        <w:spacing w:after="200" w:before="0" w:line="276"/>
+        <w:jc w:val="center"/>
+      </w:pPr>
+      <w:r>
+        <w:rPr>
+          <w:rFonts w:ascii="Times New Roman" w:cs="Times New Roman" w:eastAsia="Times New Roman" w:hAnsi="Times New Roman"/>
+          <w:i w:val="1"/>
+          <w:iCs w:val="1"/>
+          <w:sz w:val="22"/>
+          <w:szCs w:val="22"/>
+        </w:rPr>
+        <w:t xml:space="preserve">Figure B.2: Type of institution.</w:t>
+      </w:r>
+    </w:p>
+    <w:p>
+      <w:pPr>
+        <w:keepNext/>
+        <w:spacing w:after="80" w:before="240" w:line="360"/>
         <w:jc w:val="left"/>
       </w:pPr>
       <w:r>
@@ -11679,7 +11443,7 @@
           <w:sz w:val="24"/>
           <w:szCs w:val="24"/>
         </w:rPr>
-        <w:t xml:space="preserve">Q8. What challenges do you face while using AI-based fraud detection tools? (Select up to 2)</w:t>
+        <w:t xml:space="preserve">Q3. How long have you worked in the banking / financial services sector?</w:t>
       </w:r>
     </w:p>
     <w:tbl>
@@ -11696,9 +11460,9 @@
         </w:tblBorders>
       </w:tblPr>
       <w:tblGrid>
-        <w:gridCol w:w="3825"/>
-        <w:gridCol w:w="2754"/>
-        <w:gridCol w:w="2447"/>
+        <w:gridCol w:w="4578"/>
+        <w:gridCol w:w="2355"/>
+        <w:gridCol w:w="2093"/>
       </w:tblGrid>
       <w:tr>
         <w:trPr>
@@ -11707,7 +11471,7 @@
         </w:trPr>
         <w:tc>
           <w:tcPr>
-            <w:tcW w:type="dxa" w:w="3825"/>
+            <w:tcW w:type="dxa" w:w="4578"/>
             <w:tcBorders>
               <w:top w:val="single" w:color="000000" w:sz="4"/>
               <w:left w:val="single" w:color="000000" w:sz="4"/>
@@ -11732,18 +11496,18 @@
             <w:r>
               <w:rPr>
                 <w:rFonts w:ascii="Times New Roman" w:cs="Times New Roman" w:eastAsia="Times New Roman" w:hAnsi="Times New Roman"/>
-                <w:b/>
-                <w:bCs/>
-                <w:sz w:val="22"/>
-                <w:szCs w:val="22"/>
-              </w:rPr>
-              <w:t xml:space="preserve">Challenge</w:t>
-            </w:r>
-          </w:p>
-        </w:tc>
-        <w:tc>
-          <w:tcPr>
-            <w:tcW w:type="dxa" w:w="2754"/>
+                <w:b w:val="1"/>
+                <w:bCs w:val="1"/>
+                <w:sz w:val="22"/>
+                <w:szCs w:val="22"/>
+              </w:rPr>
+              <w:t xml:space="preserve">Experience</w:t>
+            </w:r>
+          </w:p>
+        </w:tc>
+        <w:tc>
+          <w:tcPr>
+            <w:tcW w:type="dxa" w:w="2355"/>
             <w:tcBorders>
               <w:top w:val="single" w:color="000000" w:sz="4"/>
               <w:left w:val="single" w:color="000000" w:sz="4"/>
@@ -11768,8 +11532,8 @@
             <w:r>
               <w:rPr>
                 <w:rFonts w:ascii="Times New Roman" w:cs="Times New Roman" w:eastAsia="Times New Roman" w:hAnsi="Times New Roman"/>
-                <w:b/>
-                <w:bCs/>
+                <w:b w:val="1"/>
+                <w:bCs w:val="1"/>
                 <w:sz w:val="22"/>
                 <w:szCs w:val="22"/>
               </w:rPr>
@@ -11779,7 +11543,7 @@
         </w:tc>
         <w:tc>
           <w:tcPr>
-            <w:tcW w:type="dxa" w:w="2447"/>
+            <w:tcW w:type="dxa" w:w="2093"/>
             <w:tcBorders>
               <w:top w:val="single" w:color="000000" w:sz="4"/>
               <w:left w:val="single" w:color="000000" w:sz="4"/>
@@ -11804,8 +11568,8 @@
             <w:r>
               <w:rPr>
                 <w:rFonts w:ascii="Times New Roman" w:cs="Times New Roman" w:eastAsia="Times New Roman" w:hAnsi="Times New Roman"/>
-                <w:b/>
-                <w:bCs/>
+                <w:b w:val="1"/>
+                <w:bCs w:val="1"/>
                 <w:sz w:val="22"/>
                 <w:szCs w:val="22"/>
               </w:rPr>
@@ -11817,11 +11581,10 @@
       <w:tr>
         <w:trPr>
           <w:cantSplit/>
-          <w:tblHeader w:val="off"/>
         </w:trPr>
         <w:tc>
           <w:tcPr>
-            <w:tcW w:type="dxa" w:w="3825"/>
+            <w:tcW w:type="dxa" w:w="4578"/>
             <w:tcBorders>
               <w:top w:val="single" w:color="000000" w:sz="4"/>
               <w:left w:val="single" w:color="000000" w:sz="4"/>
@@ -11845,82 +11608,76 @@
             <w:r>
               <w:rPr>
                 <w:rFonts w:ascii="Times New Roman" w:cs="Times New Roman" w:eastAsia="Times New Roman" w:hAnsi="Times New Roman"/>
-                <w:b w:val="false"/>
-                <w:bCs w:val="false"/>
-                <w:sz w:val="22"/>
-                <w:szCs w:val="22"/>
-              </w:rPr>
-              <w:t xml:space="preserve">False positive alerts</w:t>
-            </w:r>
-          </w:p>
-        </w:tc>
-        <w:tc>
-          <w:tcPr>
-            <w:tcW w:type="dxa" w:w="2754"/>
-            <w:tcBorders>
-              <w:top w:val="single" w:color="000000" w:sz="4"/>
-              <w:left w:val="single" w:color="000000" w:sz="4"/>
-              <w:bottom w:val="single" w:color="000000" w:sz="4"/>
-              <w:right w:val="single" w:color="000000" w:sz="4"/>
-            </w:tcBorders>
-            <w:tcMar>
-              <w:top w:type="dxa" w:w="60"/>
-              <w:left w:type="dxa" w:w="100"/>
-              <w:bottom w:type="dxa" w:w="60"/>
-              <w:right w:type="dxa" w:w="100"/>
-            </w:tcMar>
-            <w:vAlign w:val="center"/>
-          </w:tcPr>
-          <w:p>
-            <w:pPr>
-              <w:keepNext/>
-              <w:spacing w:after="0" w:before="0" w:line="276"/>
-              <w:jc w:val="center"/>
-            </w:pPr>
-            <w:r>
-              <w:rPr>
-                <w:rFonts w:ascii="Times New Roman" w:cs="Times New Roman" w:eastAsia="Times New Roman" w:hAnsi="Times New Roman"/>
-                <w:b w:val="false"/>
-                <w:bCs w:val="false"/>
-                <w:sz w:val="22"/>
-                <w:szCs w:val="22"/>
-              </w:rPr>
-              <w:t xml:space="preserve">57</w:t>
-            </w:r>
-          </w:p>
-        </w:tc>
-        <w:tc>
-          <w:tcPr>
-            <w:tcW w:type="dxa" w:w="2447"/>
-            <w:tcBorders>
-              <w:top w:val="single" w:color="000000" w:sz="4"/>
-              <w:left w:val="single" w:color="000000" w:sz="4"/>
-              <w:bottom w:val="single" w:color="000000" w:sz="4"/>
-              <w:right w:val="single" w:color="000000" w:sz="4"/>
-            </w:tcBorders>
-            <w:tcMar>
-              <w:top w:type="dxa" w:w="60"/>
-              <w:left w:type="dxa" w:w="100"/>
-              <w:bottom w:type="dxa" w:w="60"/>
-              <w:right w:type="dxa" w:w="100"/>
-            </w:tcMar>
-            <w:vAlign w:val="center"/>
-          </w:tcPr>
-          <w:p>
-            <w:pPr>
-              <w:keepNext/>
-              <w:spacing w:after="0" w:before="0" w:line="276"/>
-              <w:jc w:val="center"/>
-            </w:pPr>
-            <w:r>
-              <w:rPr>
-                <w:rFonts w:ascii="Times New Roman" w:cs="Times New Roman" w:eastAsia="Times New Roman" w:hAnsi="Times New Roman"/>
-                <w:b w:val="false"/>
-                <w:bCs w:val="false"/>
-                <w:sz w:val="22"/>
-                <w:szCs w:val="22"/>
-              </w:rPr>
-              <w:t xml:space="preserve">68%</w:t>
+                <w:sz w:val="22"/>
+                <w:szCs w:val="22"/>
+              </w:rPr>
+              <w:t xml:space="preserve">Less than 2 years</w:t>
+            </w:r>
+          </w:p>
+        </w:tc>
+        <w:tc>
+          <w:tcPr>
+            <w:tcW w:type="dxa" w:w="2355"/>
+            <w:tcBorders>
+              <w:top w:val="single" w:color="000000" w:sz="4"/>
+              <w:left w:val="single" w:color="000000" w:sz="4"/>
+              <w:bottom w:val="single" w:color="000000" w:sz="4"/>
+              <w:right w:val="single" w:color="000000" w:sz="4"/>
+            </w:tcBorders>
+            <w:tcMar>
+              <w:top w:type="dxa" w:w="60"/>
+              <w:left w:type="dxa" w:w="100"/>
+              <w:bottom w:type="dxa" w:w="60"/>
+              <w:right w:type="dxa" w:w="100"/>
+            </w:tcMar>
+            <w:vAlign w:val="center"/>
+          </w:tcPr>
+          <w:p>
+            <w:pPr>
+              <w:keepNext/>
+              <w:spacing w:after="0" w:before="0" w:line="276"/>
+              <w:jc w:val="center"/>
+            </w:pPr>
+            <w:r>
+              <w:rPr>
+                <w:rFonts w:ascii="Times New Roman" w:cs="Times New Roman" w:eastAsia="Times New Roman" w:hAnsi="Times New Roman"/>
+                <w:sz w:val="22"/>
+                <w:szCs w:val="22"/>
+              </w:rPr>
+              <w:t xml:space="preserve">17</w:t>
+            </w:r>
+          </w:p>
+        </w:tc>
+        <w:tc>
+          <w:tcPr>
+            <w:tcW w:type="dxa" w:w="2093"/>
+            <w:tcBorders>
+              <w:top w:val="single" w:color="000000" w:sz="4"/>
+              <w:left w:val="single" w:color="000000" w:sz="4"/>
+              <w:bottom w:val="single" w:color="000000" w:sz="4"/>
+              <w:right w:val="single" w:color="000000" w:sz="4"/>
+            </w:tcBorders>
+            <w:tcMar>
+              <w:top w:type="dxa" w:w="60"/>
+              <w:left w:type="dxa" w:w="100"/>
+              <w:bottom w:type="dxa" w:w="60"/>
+              <w:right w:type="dxa" w:w="100"/>
+            </w:tcMar>
+            <w:vAlign w:val="center"/>
+          </w:tcPr>
+          <w:p>
+            <w:pPr>
+              <w:keepNext/>
+              <w:spacing w:after="0" w:before="0" w:line="276"/>
+              <w:jc w:val="center"/>
+            </w:pPr>
+            <w:r>
+              <w:rPr>
+                <w:rFonts w:ascii="Times New Roman" w:cs="Times New Roman" w:eastAsia="Times New Roman" w:hAnsi="Times New Roman"/>
+                <w:sz w:val="22"/>
+                <w:szCs w:val="22"/>
+              </w:rPr>
+              <w:t xml:space="preserve">20%</w:t>
             </w:r>
           </w:p>
         </w:tc>
@@ -11928,11 +11685,10 @@
       <w:tr>
         <w:trPr>
           <w:cantSplit/>
-          <w:tblHeader w:val="off"/>
         </w:trPr>
         <w:tc>
           <w:tcPr>
-            <w:tcW w:type="dxa" w:w="3825"/>
+            <w:tcW w:type="dxa" w:w="4578"/>
             <w:tcBorders>
               <w:top w:val="single" w:color="000000" w:sz="4"/>
               <w:left w:val="single" w:color="000000" w:sz="4"/>
@@ -11956,82 +11712,76 @@
             <w:r>
               <w:rPr>
                 <w:rFonts w:ascii="Times New Roman" w:cs="Times New Roman" w:eastAsia="Times New Roman" w:hAnsi="Times New Roman"/>
-                <w:b w:val="false"/>
-                <w:bCs w:val="false"/>
-                <w:sz w:val="22"/>
-                <w:szCs w:val="22"/>
-              </w:rPr>
-              <w:t xml:space="preserve">High implementation cost</w:t>
-            </w:r>
-          </w:p>
-        </w:tc>
-        <w:tc>
-          <w:tcPr>
-            <w:tcW w:type="dxa" w:w="2754"/>
-            <w:tcBorders>
-              <w:top w:val="single" w:color="000000" w:sz="4"/>
-              <w:left w:val="single" w:color="000000" w:sz="4"/>
-              <w:bottom w:val="single" w:color="000000" w:sz="4"/>
-              <w:right w:val="single" w:color="000000" w:sz="4"/>
-            </w:tcBorders>
-            <w:tcMar>
-              <w:top w:type="dxa" w:w="60"/>
-              <w:left w:type="dxa" w:w="100"/>
-              <w:bottom w:type="dxa" w:w="60"/>
-              <w:right w:type="dxa" w:w="100"/>
-            </w:tcMar>
-            <w:vAlign w:val="center"/>
-          </w:tcPr>
-          <w:p>
-            <w:pPr>
-              <w:keepNext/>
-              <w:spacing w:after="0" w:before="0" w:line="276"/>
-              <w:jc w:val="center"/>
-            </w:pPr>
-            <w:r>
-              <w:rPr>
-                <w:rFonts w:ascii="Times New Roman" w:cs="Times New Roman" w:eastAsia="Times New Roman" w:hAnsi="Times New Roman"/>
-                <w:b w:val="false"/>
-                <w:bCs w:val="false"/>
-                <w:sz w:val="22"/>
-                <w:szCs w:val="22"/>
-              </w:rPr>
-              <w:t xml:space="preserve">45</w:t>
-            </w:r>
-          </w:p>
-        </w:tc>
-        <w:tc>
-          <w:tcPr>
-            <w:tcW w:type="dxa" w:w="2447"/>
-            <w:tcBorders>
-              <w:top w:val="single" w:color="000000" w:sz="4"/>
-              <w:left w:val="single" w:color="000000" w:sz="4"/>
-              <w:bottom w:val="single" w:color="000000" w:sz="4"/>
-              <w:right w:val="single" w:color="000000" w:sz="4"/>
-            </w:tcBorders>
-            <w:tcMar>
-              <w:top w:type="dxa" w:w="60"/>
-              <w:left w:type="dxa" w:w="100"/>
-              <w:bottom w:type="dxa" w:w="60"/>
-              <w:right w:type="dxa" w:w="100"/>
-            </w:tcMar>
-            <w:vAlign w:val="center"/>
-          </w:tcPr>
-          <w:p>
-            <w:pPr>
-              <w:keepNext/>
-              <w:spacing w:after="0" w:before="0" w:line="276"/>
-              <w:jc w:val="center"/>
-            </w:pPr>
-            <w:r>
-              <w:rPr>
-                <w:rFonts w:ascii="Times New Roman" w:cs="Times New Roman" w:eastAsia="Times New Roman" w:hAnsi="Times New Roman"/>
-                <w:b w:val="false"/>
-                <w:bCs w:val="false"/>
-                <w:sz w:val="22"/>
-                <w:szCs w:val="22"/>
-              </w:rPr>
-              <w:t xml:space="preserve">54%</w:t>
+                <w:sz w:val="22"/>
+                <w:szCs w:val="22"/>
+              </w:rPr>
+              <w:t xml:space="preserve">2–5 years</w:t>
+            </w:r>
+          </w:p>
+        </w:tc>
+        <w:tc>
+          <w:tcPr>
+            <w:tcW w:type="dxa" w:w="2355"/>
+            <w:tcBorders>
+              <w:top w:val="single" w:color="000000" w:sz="4"/>
+              <w:left w:val="single" w:color="000000" w:sz="4"/>
+              <w:bottom w:val="single" w:color="000000" w:sz="4"/>
+              <w:right w:val="single" w:color="000000" w:sz="4"/>
+            </w:tcBorders>
+            <w:tcMar>
+              <w:top w:type="dxa" w:w="60"/>
+              <w:left w:type="dxa" w:w="100"/>
+              <w:bottom w:type="dxa" w:w="60"/>
+              <w:right w:type="dxa" w:w="100"/>
+            </w:tcMar>
+            <w:vAlign w:val="center"/>
+          </w:tcPr>
+          <w:p>
+            <w:pPr>
+              <w:keepNext/>
+              <w:spacing w:after="0" w:before="0" w:line="276"/>
+              <w:jc w:val="center"/>
+            </w:pPr>
+            <w:r>
+              <w:rPr>
+                <w:rFonts w:ascii="Times New Roman" w:cs="Times New Roman" w:eastAsia="Times New Roman" w:hAnsi="Times New Roman"/>
+                <w:sz w:val="22"/>
+                <w:szCs w:val="22"/>
+              </w:rPr>
+              <w:t xml:space="preserve">27</w:t>
+            </w:r>
+          </w:p>
+        </w:tc>
+        <w:tc>
+          <w:tcPr>
+            <w:tcW w:type="dxa" w:w="2093"/>
+            <w:tcBorders>
+              <w:top w:val="single" w:color="000000" w:sz="4"/>
+              <w:left w:val="single" w:color="000000" w:sz="4"/>
+              <w:bottom w:val="single" w:color="000000" w:sz="4"/>
+              <w:right w:val="single" w:color="000000" w:sz="4"/>
+            </w:tcBorders>
+            <w:tcMar>
+              <w:top w:type="dxa" w:w="60"/>
+              <w:left w:type="dxa" w:w="100"/>
+              <w:bottom w:type="dxa" w:w="60"/>
+              <w:right w:type="dxa" w:w="100"/>
+            </w:tcMar>
+            <w:vAlign w:val="center"/>
+          </w:tcPr>
+          <w:p>
+            <w:pPr>
+              <w:keepNext/>
+              <w:spacing w:after="0" w:before="0" w:line="276"/>
+              <w:jc w:val="center"/>
+            </w:pPr>
+            <w:r>
+              <w:rPr>
+                <w:rFonts w:ascii="Times New Roman" w:cs="Times New Roman" w:eastAsia="Times New Roman" w:hAnsi="Times New Roman"/>
+                <w:sz w:val="22"/>
+                <w:szCs w:val="22"/>
+              </w:rPr>
+              <w:t xml:space="preserve">32%</w:t>
             </w:r>
           </w:p>
         </w:tc>
@@ -12039,11 +11789,10 @@
       <w:tr>
         <w:trPr>
           <w:cantSplit/>
-          <w:tblHeader w:val="off"/>
         </w:trPr>
         <w:tc>
           <w:tcPr>
-            <w:tcW w:type="dxa" w:w="3825"/>
+            <w:tcW w:type="dxa" w:w="4578"/>
             <w:tcBorders>
               <w:top w:val="single" w:color="000000" w:sz="4"/>
               <w:left w:val="single" w:color="000000" w:sz="4"/>
@@ -12067,82 +11816,76 @@
             <w:r>
               <w:rPr>
                 <w:rFonts w:ascii="Times New Roman" w:cs="Times New Roman" w:eastAsia="Times New Roman" w:hAnsi="Times New Roman"/>
-                <w:b w:val="false"/>
-                <w:bCs w:val="false"/>
-                <w:sz w:val="22"/>
-                <w:szCs w:val="22"/>
-              </w:rPr>
-              <w:t xml:space="preserve">Lack of skilled staff</w:t>
-            </w:r>
-          </w:p>
-        </w:tc>
-        <w:tc>
-          <w:tcPr>
-            <w:tcW w:type="dxa" w:w="2754"/>
-            <w:tcBorders>
-              <w:top w:val="single" w:color="000000" w:sz="4"/>
-              <w:left w:val="single" w:color="000000" w:sz="4"/>
-              <w:bottom w:val="single" w:color="000000" w:sz="4"/>
-              <w:right w:val="single" w:color="000000" w:sz="4"/>
-            </w:tcBorders>
-            <w:tcMar>
-              <w:top w:type="dxa" w:w="60"/>
-              <w:left w:type="dxa" w:w="100"/>
-              <w:bottom w:type="dxa" w:w="60"/>
-              <w:right w:type="dxa" w:w="100"/>
-            </w:tcMar>
-            <w:vAlign w:val="center"/>
-          </w:tcPr>
-          <w:p>
-            <w:pPr>
-              <w:keepNext/>
-              <w:spacing w:after="0" w:before="0" w:line="276"/>
-              <w:jc w:val="center"/>
-            </w:pPr>
-            <w:r>
-              <w:rPr>
-                <w:rFonts w:ascii="Times New Roman" w:cs="Times New Roman" w:eastAsia="Times New Roman" w:hAnsi="Times New Roman"/>
-                <w:b w:val="false"/>
-                <w:bCs w:val="false"/>
-                <w:sz w:val="22"/>
-                <w:szCs w:val="22"/>
-              </w:rPr>
-              <w:t xml:space="preserve">39</w:t>
-            </w:r>
-          </w:p>
-        </w:tc>
-        <w:tc>
-          <w:tcPr>
-            <w:tcW w:type="dxa" w:w="2447"/>
-            <w:tcBorders>
-              <w:top w:val="single" w:color="000000" w:sz="4"/>
-              <w:left w:val="single" w:color="000000" w:sz="4"/>
-              <w:bottom w:val="single" w:color="000000" w:sz="4"/>
-              <w:right w:val="single" w:color="000000" w:sz="4"/>
-            </w:tcBorders>
-            <w:tcMar>
-              <w:top w:type="dxa" w:w="60"/>
-              <w:left w:type="dxa" w:w="100"/>
-              <w:bottom w:type="dxa" w:w="60"/>
-              <w:right w:type="dxa" w:w="100"/>
-            </w:tcMar>
-            <w:vAlign w:val="center"/>
-          </w:tcPr>
-          <w:p>
-            <w:pPr>
-              <w:keepNext/>
-              <w:spacing w:after="0" w:before="0" w:line="276"/>
-              <w:jc w:val="center"/>
-            </w:pPr>
-            <w:r>
-              <w:rPr>
-                <w:rFonts w:ascii="Times New Roman" w:cs="Times New Roman" w:eastAsia="Times New Roman" w:hAnsi="Times New Roman"/>
-                <w:b w:val="false"/>
-                <w:bCs w:val="false"/>
-                <w:sz w:val="22"/>
-                <w:szCs w:val="22"/>
-              </w:rPr>
-              <w:t xml:space="preserve">46%</w:t>
+                <w:sz w:val="22"/>
+                <w:szCs w:val="22"/>
+              </w:rPr>
+              <w:t xml:space="preserve">6–10 years</w:t>
+            </w:r>
+          </w:p>
+        </w:tc>
+        <w:tc>
+          <w:tcPr>
+            <w:tcW w:type="dxa" w:w="2355"/>
+            <w:tcBorders>
+              <w:top w:val="single" w:color="000000" w:sz="4"/>
+              <w:left w:val="single" w:color="000000" w:sz="4"/>
+              <w:bottom w:val="single" w:color="000000" w:sz="4"/>
+              <w:right w:val="single" w:color="000000" w:sz="4"/>
+            </w:tcBorders>
+            <w:tcMar>
+              <w:top w:type="dxa" w:w="60"/>
+              <w:left w:type="dxa" w:w="100"/>
+              <w:bottom w:type="dxa" w:w="60"/>
+              <w:right w:type="dxa" w:w="100"/>
+            </w:tcMar>
+            <w:vAlign w:val="center"/>
+          </w:tcPr>
+          <w:p>
+            <w:pPr>
+              <w:keepNext/>
+              <w:spacing w:after="0" w:before="0" w:line="276"/>
+              <w:jc w:val="center"/>
+            </w:pPr>
+            <w:r>
+              <w:rPr>
+                <w:rFonts w:ascii="Times New Roman" w:cs="Times New Roman" w:eastAsia="Times New Roman" w:hAnsi="Times New Roman"/>
+                <w:sz w:val="22"/>
+                <w:szCs w:val="22"/>
+              </w:rPr>
+              <w:t xml:space="preserve">17</w:t>
+            </w:r>
+          </w:p>
+        </w:tc>
+        <w:tc>
+          <w:tcPr>
+            <w:tcW w:type="dxa" w:w="2093"/>
+            <w:tcBorders>
+              <w:top w:val="single" w:color="000000" w:sz="4"/>
+              <w:left w:val="single" w:color="000000" w:sz="4"/>
+              <w:bottom w:val="single" w:color="000000" w:sz="4"/>
+              <w:right w:val="single" w:color="000000" w:sz="4"/>
+            </w:tcBorders>
+            <w:tcMar>
+              <w:top w:type="dxa" w:w="60"/>
+              <w:left w:type="dxa" w:w="100"/>
+              <w:bottom w:type="dxa" w:w="60"/>
+              <w:right w:type="dxa" w:w="100"/>
+            </w:tcMar>
+            <w:vAlign w:val="center"/>
+          </w:tcPr>
+          <w:p>
+            <w:pPr>
+              <w:keepNext/>
+              <w:spacing w:after="0" w:before="0" w:line="276"/>
+              <w:jc w:val="center"/>
+            </w:pPr>
+            <w:r>
+              <w:rPr>
+                <w:rFonts w:ascii="Times New Roman" w:cs="Times New Roman" w:eastAsia="Times New Roman" w:hAnsi="Times New Roman"/>
+                <w:sz w:val="22"/>
+                <w:szCs w:val="22"/>
+              </w:rPr>
+              <w:t xml:space="preserve">20%</w:t>
             </w:r>
           </w:p>
         </w:tc>
@@ -12150,11 +11893,10 @@
       <w:tr>
         <w:trPr>
           <w:cantSplit/>
-          <w:tblHeader w:val="off"/>
         </w:trPr>
         <w:tc>
           <w:tcPr>
-            <w:tcW w:type="dxa" w:w="3825"/>
+            <w:tcW w:type="dxa" w:w="4578"/>
             <w:tcBorders>
               <w:top w:val="single" w:color="000000" w:sz="4"/>
               <w:left w:val="single" w:color="000000" w:sz="4"/>
@@ -12178,193 +11920,76 @@
             <w:r>
               <w:rPr>
                 <w:rFonts w:ascii="Times New Roman" w:cs="Times New Roman" w:eastAsia="Times New Roman" w:hAnsi="Times New Roman"/>
-                <w:b w:val="false"/>
-                <w:bCs w:val="false"/>
-                <w:sz w:val="22"/>
-                <w:szCs w:val="22"/>
-              </w:rPr>
-              <w:t xml:space="preserve">Data privacy concerns</w:t>
-            </w:r>
-          </w:p>
-        </w:tc>
-        <w:tc>
-          <w:tcPr>
-            <w:tcW w:type="dxa" w:w="2754"/>
-            <w:tcBorders>
-              <w:top w:val="single" w:color="000000" w:sz="4"/>
-              <w:left w:val="single" w:color="000000" w:sz="4"/>
-              <w:bottom w:val="single" w:color="000000" w:sz="4"/>
-              <w:right w:val="single" w:color="000000" w:sz="4"/>
-            </w:tcBorders>
-            <w:tcMar>
-              <w:top w:type="dxa" w:w="60"/>
-              <w:left w:type="dxa" w:w="100"/>
-              <w:bottom w:type="dxa" w:w="60"/>
-              <w:right w:type="dxa" w:w="100"/>
-            </w:tcMar>
-            <w:vAlign w:val="center"/>
-          </w:tcPr>
-          <w:p>
-            <w:pPr>
-              <w:keepNext/>
-              <w:spacing w:after="0" w:before="0" w:line="276"/>
-              <w:jc w:val="center"/>
-            </w:pPr>
-            <w:r>
-              <w:rPr>
-                <w:rFonts w:ascii="Times New Roman" w:cs="Times New Roman" w:eastAsia="Times New Roman" w:hAnsi="Times New Roman"/>
-                <w:b w:val="false"/>
-                <w:bCs w:val="false"/>
-                <w:sz w:val="22"/>
-                <w:szCs w:val="22"/>
-              </w:rPr>
-              <w:t xml:space="preserve">34</w:t>
-            </w:r>
-          </w:p>
-        </w:tc>
-        <w:tc>
-          <w:tcPr>
-            <w:tcW w:type="dxa" w:w="2447"/>
-            <w:tcBorders>
-              <w:top w:val="single" w:color="000000" w:sz="4"/>
-              <w:left w:val="single" w:color="000000" w:sz="4"/>
-              <w:bottom w:val="single" w:color="000000" w:sz="4"/>
-              <w:right w:val="single" w:color="000000" w:sz="4"/>
-            </w:tcBorders>
-            <w:tcMar>
-              <w:top w:type="dxa" w:w="60"/>
-              <w:left w:type="dxa" w:w="100"/>
-              <w:bottom w:type="dxa" w:w="60"/>
-              <w:right w:type="dxa" w:w="100"/>
-            </w:tcMar>
-            <w:vAlign w:val="center"/>
-          </w:tcPr>
-          <w:p>
-            <w:pPr>
-              <w:keepNext/>
-              <w:spacing w:after="0" w:before="0" w:line="276"/>
-              <w:jc w:val="center"/>
-            </w:pPr>
-            <w:r>
-              <w:rPr>
-                <w:rFonts w:ascii="Times New Roman" w:cs="Times New Roman" w:eastAsia="Times New Roman" w:hAnsi="Times New Roman"/>
-                <w:b w:val="false"/>
-                <w:bCs w:val="false"/>
-                <w:sz w:val="22"/>
-                <w:szCs w:val="22"/>
-              </w:rPr>
-              <w:t xml:space="preserve">40%</w:t>
-            </w:r>
-          </w:p>
-        </w:tc>
-      </w:tr>
-      <w:tr>
-        <w:trPr>
-          <w:cantSplit/>
-          <w:tblHeader w:val="off"/>
-        </w:trPr>
-        <w:tc>
-          <w:tcPr>
-            <w:tcW w:type="dxa" w:w="3825"/>
-            <w:tcBorders>
-              <w:top w:val="single" w:color="000000" w:sz="4"/>
-              <w:left w:val="single" w:color="000000" w:sz="4"/>
-              <w:bottom w:val="single" w:color="000000" w:sz="4"/>
-              <w:right w:val="single" w:color="000000" w:sz="4"/>
-            </w:tcBorders>
-            <w:tcMar>
-              <w:top w:type="dxa" w:w="60"/>
-              <w:left w:type="dxa" w:w="100"/>
-              <w:bottom w:type="dxa" w:w="60"/>
-              <w:right w:type="dxa" w:w="100"/>
-            </w:tcMar>
-            <w:vAlign w:val="center"/>
-          </w:tcPr>
-          <w:p>
-            <w:pPr>
-              <w:keepNext w:val="false"/>
-              <w:spacing w:after="0" w:before="0" w:line="276"/>
-              <w:jc w:val="left"/>
-            </w:pPr>
-            <w:r>
-              <w:rPr>
-                <w:rFonts w:ascii="Times New Roman" w:cs="Times New Roman" w:eastAsia="Times New Roman" w:hAnsi="Times New Roman"/>
-                <w:b w:val="false"/>
-                <w:bCs w:val="false"/>
-                <w:sz w:val="22"/>
-                <w:szCs w:val="22"/>
-              </w:rPr>
-              <w:t xml:space="preserve">Legacy system integration</w:t>
-            </w:r>
-          </w:p>
-        </w:tc>
-        <w:tc>
-          <w:tcPr>
-            <w:tcW w:type="dxa" w:w="2754"/>
-            <w:tcBorders>
-              <w:top w:val="single" w:color="000000" w:sz="4"/>
-              <w:left w:val="single" w:color="000000" w:sz="4"/>
-              <w:bottom w:val="single" w:color="000000" w:sz="4"/>
-              <w:right w:val="single" w:color="000000" w:sz="4"/>
-            </w:tcBorders>
-            <w:tcMar>
-              <w:top w:type="dxa" w:w="60"/>
-              <w:left w:type="dxa" w:w="100"/>
-              <w:bottom w:type="dxa" w:w="60"/>
-              <w:right w:type="dxa" w:w="100"/>
-            </w:tcMar>
-            <w:vAlign w:val="center"/>
-          </w:tcPr>
-          <w:p>
-            <w:pPr>
-              <w:keepNext w:val="false"/>
-              <w:spacing w:after="0" w:before="0" w:line="276"/>
-              <w:jc w:val="center"/>
-            </w:pPr>
-            <w:r>
-              <w:rPr>
-                <w:rFonts w:ascii="Times New Roman" w:cs="Times New Roman" w:eastAsia="Times New Roman" w:hAnsi="Times New Roman"/>
-                <w:b w:val="false"/>
-                <w:bCs w:val="false"/>
-                <w:sz w:val="22"/>
-                <w:szCs w:val="22"/>
-              </w:rPr>
-              <w:t xml:space="preserve">31</w:t>
-            </w:r>
-          </w:p>
-        </w:tc>
-        <w:tc>
-          <w:tcPr>
-            <w:tcW w:type="dxa" w:w="2447"/>
-            <w:tcBorders>
-              <w:top w:val="single" w:color="000000" w:sz="4"/>
-              <w:left w:val="single" w:color="000000" w:sz="4"/>
-              <w:bottom w:val="single" w:color="000000" w:sz="4"/>
-              <w:right w:val="single" w:color="000000" w:sz="4"/>
-            </w:tcBorders>
-            <w:tcMar>
-              <w:top w:type="dxa" w:w="60"/>
-              <w:left w:type="dxa" w:w="100"/>
-              <w:bottom w:type="dxa" w:w="60"/>
-              <w:right w:type="dxa" w:w="100"/>
-            </w:tcMar>
-            <w:vAlign w:val="center"/>
-          </w:tcPr>
-          <w:p>
-            <w:pPr>
-              <w:keepNext w:val="false"/>
-              <w:spacing w:after="0" w:before="0" w:line="276"/>
-              <w:jc w:val="center"/>
-            </w:pPr>
-            <w:r>
-              <w:rPr>
-                <w:rFonts w:ascii="Times New Roman" w:cs="Times New Roman" w:eastAsia="Times New Roman" w:hAnsi="Times New Roman"/>
-                <w:b w:val="false"/>
-                <w:bCs w:val="false"/>
-                <w:sz w:val="22"/>
-                <w:szCs w:val="22"/>
-              </w:rPr>
-              <w:t xml:space="preserve">37%</w:t>
+                <w:sz w:val="22"/>
+                <w:szCs w:val="22"/>
+              </w:rPr>
+              <w:t xml:space="preserve">More than 10 years</w:t>
+            </w:r>
+          </w:p>
+        </w:tc>
+        <w:tc>
+          <w:tcPr>
+            <w:tcW w:type="dxa" w:w="2355"/>
+            <w:tcBorders>
+              <w:top w:val="single" w:color="000000" w:sz="4"/>
+              <w:left w:val="single" w:color="000000" w:sz="4"/>
+              <w:bottom w:val="single" w:color="000000" w:sz="4"/>
+              <w:right w:val="single" w:color="000000" w:sz="4"/>
+            </w:tcBorders>
+            <w:tcMar>
+              <w:top w:type="dxa" w:w="60"/>
+              <w:left w:type="dxa" w:w="100"/>
+              <w:bottom w:type="dxa" w:w="60"/>
+              <w:right w:type="dxa" w:w="100"/>
+            </w:tcMar>
+            <w:vAlign w:val="center"/>
+          </w:tcPr>
+          <w:p>
+            <w:pPr>
+              <w:keepNext/>
+              <w:spacing w:after="0" w:before="0" w:line="276"/>
+              <w:jc w:val="center"/>
+            </w:pPr>
+            <w:r>
+              <w:rPr>
+                <w:rFonts w:ascii="Times New Roman" w:cs="Times New Roman" w:eastAsia="Times New Roman" w:hAnsi="Times New Roman"/>
+                <w:sz w:val="22"/>
+                <w:szCs w:val="22"/>
+              </w:rPr>
+              <w:t xml:space="preserve">23</w:t>
+            </w:r>
+          </w:p>
+        </w:tc>
+        <w:tc>
+          <w:tcPr>
+            <w:tcW w:type="dxa" w:w="2093"/>
+            <w:tcBorders>
+              <w:top w:val="single" w:color="000000" w:sz="4"/>
+              <w:left w:val="single" w:color="000000" w:sz="4"/>
+              <w:bottom w:val="single" w:color="000000" w:sz="4"/>
+              <w:right w:val="single" w:color="000000" w:sz="4"/>
+            </w:tcBorders>
+            <w:tcMar>
+              <w:top w:type="dxa" w:w="60"/>
+              <w:left w:type="dxa" w:w="100"/>
+              <w:bottom w:type="dxa" w:w="60"/>
+              <w:right w:type="dxa" w:w="100"/>
+            </w:tcMar>
+            <w:vAlign w:val="center"/>
+          </w:tcPr>
+          <w:p>
+            <w:pPr>
+              <w:keepNext/>
+              <w:spacing w:after="0" w:before="0" w:line="276"/>
+              <w:jc w:val="center"/>
+            </w:pPr>
+            <w:r>
+              <w:rPr>
+                <w:rFonts w:ascii="Times New Roman" w:cs="Times New Roman" w:eastAsia="Times New Roman" w:hAnsi="Times New Roman"/>
+                <w:sz w:val="22"/>
+                <w:szCs w:val="22"/>
+              </w:rPr>
+              <w:t xml:space="preserve">27%</w:t>
             </w:r>
           </w:p>
         </w:tc>
@@ -12372,22 +11997,71 @@
     </w:tbl>
     <w:p>
       <w:pPr>
-        <w:spacing w:after="120" w:before="0" w:line="240"/>
-        <w:jc w:val="both"/>
-      </w:pPr>
-      <w:r>
-        <w:rPr>
-          <w:rFonts w:ascii="Times New Roman" w:cs="Times New Roman" w:eastAsia="Times New Roman" w:hAnsi="Times New Roman"/>
-          <w:sz w:val="24"/>
-          <w:szCs w:val="24"/>
-        </w:rPr>
-        <w:t xml:space="preserve"/>
-      </w:r>
-    </w:p>
-    <w:p>
-      <w:pPr>
         <w:keepNext/>
-        <w:spacing w:after="80" w:before="160" w:line="360"/>
+        <w:spacing w:after="80" w:before="200"/>
+        <w:jc w:val="center"/>
+      </w:pPr>
+      <w:r>
+        <w:drawing>
+          <wp:inline distT="0" distB="0" distL="0" distR="0">
+            <wp:extent cx="3240000" cy="2268000"/>
+            <wp:effectExtent t="0" r="0" b="0" l="0"/>
+            <wp:docPr id="103" name="appB_q03_pie.png" descr="Figure B.3: Years of experience in banking / financial services." title="Figure"/>
+            <wp:cNvGraphicFramePr>
+              <a:graphicFrameLocks xmlns:a="http://schemas.openxmlformats.org/drawingml/2006/main" noChangeAspect="1"/>
+            </wp:cNvGraphicFramePr>
+            <a:graphic xmlns:a="http://schemas.openxmlformats.org/drawingml/2006/main">
+              <a:graphicData uri="http://schemas.openxmlformats.org/drawingml/2006/picture">
+                <pic:pic xmlns:pic="http://schemas.openxmlformats.org/drawingml/2006/picture">
+                  <pic:nvPicPr>
+                    <pic:cNvPr id="0" name="" descr=""/>
+                    <pic:cNvPicPr>
+                      <a:picLocks noChangeAspect="1" noChangeArrowheads="1"/>
+                    </pic:cNvPicPr>
+                  </pic:nvPicPr>
+                  <pic:blipFill>
+                    <a:blip r:embed="rId203" cstate="none"/>
+                    <a:srcRect/>
+                    <a:stretch>
+                      <a:fillRect/>
+                    </a:stretch>
+                  </pic:blipFill>
+                  <pic:spPr bwMode="auto">
+                    <a:xfrm>
+                      <a:off x="0" y="0"/>
+                      <a:ext cx="3240000" cy="2268000"/>
+                    </a:xfrm>
+                    <a:prstGeom prst="rect">
+                      <a:avLst/>
+                    </a:prstGeom>
+                  </pic:spPr>
+                </pic:pic>
+              </a:graphicData>
+            </a:graphic>
+          </wp:inline>
+        </w:drawing>
+      </w:r>
+    </w:p>
+    <w:p>
+      <w:pPr>
+        <w:spacing w:after="200" w:before="0" w:line="276"/>
+        <w:jc w:val="center"/>
+      </w:pPr>
+      <w:r>
+        <w:rPr>
+          <w:rFonts w:ascii="Times New Roman" w:cs="Times New Roman" w:eastAsia="Times New Roman" w:hAnsi="Times New Roman"/>
+          <w:i w:val="1"/>
+          <w:iCs w:val="1"/>
+          <w:sz w:val="22"/>
+          <w:szCs w:val="22"/>
+        </w:rPr>
+        <w:t xml:space="preserve">Figure B.3: Years of experience in banking / financial services.</w:t>
+      </w:r>
+    </w:p>
+    <w:p>
+      <w:pPr>
+        <w:keepNext/>
+        <w:spacing w:after="80" w:before="240" w:line="360"/>
         <w:jc w:val="left"/>
       </w:pPr>
       <w:r>
@@ -12398,7 +12072,7 @@
           <w:sz w:val="24"/>
           <w:szCs w:val="24"/>
         </w:rPr>
-        <w:t xml:space="preserve">Q11. Would you recommend expanding AI-based fraud detection to a department that currently relies only on manual review?</w:t>
+        <w:t xml:space="preserve">Q4. Have you used or interacted with an AI-based fraud detection tool?</w:t>
       </w:r>
     </w:p>
     <w:tbl>
@@ -12415,9 +12089,9 @@
         </w:tblBorders>
       </w:tblPr>
       <w:tblGrid>
+        <w:gridCol w:w="4578"/>
         <w:gridCol w:w="2355"/>
-        <w:gridCol w:w="3532"/>
-        <w:gridCol w:w="3139"/>
+        <w:gridCol w:w="2093"/>
       </w:tblGrid>
       <w:tr>
         <w:trPr>
@@ -12426,6 +12100,42 @@
         </w:trPr>
         <w:tc>
           <w:tcPr>
+            <w:tcW w:type="dxa" w:w="4578"/>
+            <w:tcBorders>
+              <w:top w:val="single" w:color="000000" w:sz="4"/>
+              <w:left w:val="single" w:color="000000" w:sz="4"/>
+              <w:bottom w:val="single" w:color="000000" w:sz="4"/>
+              <w:right w:val="single" w:color="000000" w:sz="4"/>
+            </w:tcBorders>
+            <w:shd w:fill="D9D9D9" w:color="auto" w:val="clear"/>
+            <w:tcMar>
+              <w:top w:type="dxa" w:w="60"/>
+              <w:left w:type="dxa" w:w="100"/>
+              <w:bottom w:type="dxa" w:w="60"/>
+              <w:right w:type="dxa" w:w="100"/>
+            </w:tcMar>
+            <w:vAlign w:val="center"/>
+          </w:tcPr>
+          <w:p>
+            <w:pPr>
+              <w:keepNext/>
+              <w:spacing w:after="0" w:before="0" w:line="276"/>
+              <w:jc w:val="center"/>
+            </w:pPr>
+            <w:r>
+              <w:rPr>
+                <w:rFonts w:ascii="Times New Roman" w:cs="Times New Roman" w:eastAsia="Times New Roman" w:hAnsi="Times New Roman"/>
+                <w:b w:val="1"/>
+                <w:bCs w:val="1"/>
+                <w:sz w:val="22"/>
+                <w:szCs w:val="22"/>
+              </w:rPr>
+              <w:t xml:space="preserve">Response</w:t>
+            </w:r>
+          </w:p>
+        </w:tc>
+        <w:tc>
+          <w:tcPr>
             <w:tcW w:type="dxa" w:w="2355"/>
             <w:tcBorders>
               <w:top w:val="single" w:color="000000" w:sz="4"/>
@@ -12451,18 +12161,18 @@
             <w:r>
               <w:rPr>
                 <w:rFonts w:ascii="Times New Roman" w:cs="Times New Roman" w:eastAsia="Times New Roman" w:hAnsi="Times New Roman"/>
-                <w:b/>
-                <w:bCs/>
-                <w:sz w:val="22"/>
-                <w:szCs w:val="22"/>
-              </w:rPr>
-              <w:t xml:space="preserve">Response</w:t>
-            </w:r>
-          </w:p>
-        </w:tc>
-        <w:tc>
-          <w:tcPr>
-            <w:tcW w:type="dxa" w:w="3532"/>
+                <w:b w:val="1"/>
+                <w:bCs w:val="1"/>
+                <w:sz w:val="22"/>
+                <w:szCs w:val="22"/>
+              </w:rPr>
+              <w:t xml:space="preserve">No. of Respondents</w:t>
+            </w:r>
+          </w:p>
+        </w:tc>
+        <w:tc>
+          <w:tcPr>
+            <w:tcW w:type="dxa" w:w="2093"/>
             <w:tcBorders>
               <w:top w:val="single" w:color="000000" w:sz="4"/>
               <w:left w:val="single" w:color="000000" w:sz="4"/>
@@ -12487,44 +12197,8 @@
             <w:r>
               <w:rPr>
                 <w:rFonts w:ascii="Times New Roman" w:cs="Times New Roman" w:eastAsia="Times New Roman" w:hAnsi="Times New Roman"/>
-                <w:b/>
-                <w:bCs/>
-                <w:sz w:val="22"/>
-                <w:szCs w:val="22"/>
-              </w:rPr>
-              <w:t xml:space="preserve">No. of Respondents</w:t>
-            </w:r>
-          </w:p>
-        </w:tc>
-        <w:tc>
-          <w:tcPr>
-            <w:tcW w:type="dxa" w:w="3139"/>
-            <w:tcBorders>
-              <w:top w:val="single" w:color="000000" w:sz="4"/>
-              <w:left w:val="single" w:color="000000" w:sz="4"/>
-              <w:bottom w:val="single" w:color="000000" w:sz="4"/>
-              <w:right w:val="single" w:color="000000" w:sz="4"/>
-            </w:tcBorders>
-            <w:shd w:fill="D9D9D9" w:color="auto" w:val="clear"/>
-            <w:tcMar>
-              <w:top w:type="dxa" w:w="60"/>
-              <w:left w:type="dxa" w:w="100"/>
-              <w:bottom w:type="dxa" w:w="60"/>
-              <w:right w:type="dxa" w:w="100"/>
-            </w:tcMar>
-            <w:vAlign w:val="center"/>
-          </w:tcPr>
-          <w:p>
-            <w:pPr>
-              <w:keepNext/>
-              <w:spacing w:after="0" w:before="0" w:line="276"/>
-              <w:jc w:val="center"/>
-            </w:pPr>
-            <w:r>
-              <w:rPr>
-                <w:rFonts w:ascii="Times New Roman" w:cs="Times New Roman" w:eastAsia="Times New Roman" w:hAnsi="Times New Roman"/>
-                <w:b/>
-                <w:bCs/>
+                <w:b w:val="1"/>
+                <w:bCs w:val="1"/>
                 <w:sz w:val="22"/>
                 <w:szCs w:val="22"/>
               </w:rPr>
@@ -12536,10 +12210,42 @@
       <w:tr>
         <w:trPr>
           <w:cantSplit/>
-          <w:tblHeader w:val="off"/>
         </w:trPr>
         <w:tc>
           <w:tcPr>
+            <w:tcW w:type="dxa" w:w="4578"/>
+            <w:tcBorders>
+              <w:top w:val="single" w:color="000000" w:sz="4"/>
+              <w:left w:val="single" w:color="000000" w:sz="4"/>
+              <w:bottom w:val="single" w:color="000000" w:sz="4"/>
+              <w:right w:val="single" w:color="000000" w:sz="4"/>
+            </w:tcBorders>
+            <w:tcMar>
+              <w:top w:type="dxa" w:w="60"/>
+              <w:left w:type="dxa" w:w="100"/>
+              <w:bottom w:type="dxa" w:w="60"/>
+              <w:right w:type="dxa" w:w="100"/>
+            </w:tcMar>
+            <w:vAlign w:val="center"/>
+          </w:tcPr>
+          <w:p>
+            <w:pPr>
+              <w:keepNext/>
+              <w:spacing w:after="0" w:before="0" w:line="276"/>
+              <w:jc w:val="left"/>
+            </w:pPr>
+            <w:r>
+              <w:rPr>
+                <w:rFonts w:ascii="Times New Roman" w:cs="Times New Roman" w:eastAsia="Times New Roman" w:hAnsi="Times New Roman"/>
+                <w:sz w:val="22"/>
+                <w:szCs w:val="22"/>
+              </w:rPr>
+              <w:t xml:space="preserve">Yes</w:t>
+            </w:r>
+          </w:p>
+        </w:tc>
+        <w:tc>
+          <w:tcPr>
             <w:tcW w:type="dxa" w:w="2355"/>
             <w:tcBorders>
               <w:top w:val="single" w:color="000000" w:sz="4"/>
@@ -12559,87 +12265,48 @@
             <w:pPr>
               <w:keepNext/>
               <w:spacing w:after="0" w:before="0" w:line="276"/>
-              <w:jc w:val="left"/>
-            </w:pPr>
-            <w:r>
-              <w:rPr>
-                <w:rFonts w:ascii="Times New Roman" w:cs="Times New Roman" w:eastAsia="Times New Roman" w:hAnsi="Times New Roman"/>
-                <w:b w:val="false"/>
-                <w:bCs w:val="false"/>
-                <w:sz w:val="22"/>
-                <w:szCs w:val="22"/>
-              </w:rPr>
-              <w:t xml:space="preserve">Yes</w:t>
-            </w:r>
-          </w:p>
-        </w:tc>
-        <w:tc>
-          <w:tcPr>
-            <w:tcW w:type="dxa" w:w="3532"/>
-            <w:tcBorders>
-              <w:top w:val="single" w:color="000000" w:sz="4"/>
-              <w:left w:val="single" w:color="000000" w:sz="4"/>
-              <w:bottom w:val="single" w:color="000000" w:sz="4"/>
-              <w:right w:val="single" w:color="000000" w:sz="4"/>
-            </w:tcBorders>
-            <w:tcMar>
-              <w:top w:type="dxa" w:w="60"/>
-              <w:left w:type="dxa" w:w="100"/>
-              <w:bottom w:type="dxa" w:w="60"/>
-              <w:right w:type="dxa" w:w="100"/>
-            </w:tcMar>
-            <w:vAlign w:val="center"/>
-          </w:tcPr>
-          <w:p>
-            <w:pPr>
-              <w:keepNext/>
-              <w:spacing w:after="0" w:before="0" w:line="276"/>
-              <w:jc w:val="center"/>
-            </w:pPr>
-            <w:r>
-              <w:rPr>
-                <w:rFonts w:ascii="Times New Roman" w:cs="Times New Roman" w:eastAsia="Times New Roman" w:hAnsi="Times New Roman"/>
-                <w:b w:val="false"/>
-                <w:bCs w:val="false"/>
-                <w:sz w:val="22"/>
-                <w:szCs w:val="22"/>
-              </w:rPr>
-              <w:t xml:space="preserve">58</w:t>
-            </w:r>
-          </w:p>
-        </w:tc>
-        <w:tc>
-          <w:tcPr>
-            <w:tcW w:type="dxa" w:w="3139"/>
-            <w:tcBorders>
-              <w:top w:val="single" w:color="000000" w:sz="4"/>
-              <w:left w:val="single" w:color="000000" w:sz="4"/>
-              <w:bottom w:val="single" w:color="000000" w:sz="4"/>
-              <w:right w:val="single" w:color="000000" w:sz="4"/>
-            </w:tcBorders>
-            <w:tcMar>
-              <w:top w:type="dxa" w:w="60"/>
-              <w:left w:type="dxa" w:w="100"/>
-              <w:bottom w:type="dxa" w:w="60"/>
-              <w:right w:type="dxa" w:w="100"/>
-            </w:tcMar>
-            <w:vAlign w:val="center"/>
-          </w:tcPr>
-          <w:p>
-            <w:pPr>
-              <w:keepNext/>
-              <w:spacing w:after="0" w:before="0" w:line="276"/>
-              <w:jc w:val="center"/>
-            </w:pPr>
-            <w:r>
-              <w:rPr>
-                <w:rFonts w:ascii="Times New Roman" w:cs="Times New Roman" w:eastAsia="Times New Roman" w:hAnsi="Times New Roman"/>
-                <w:b w:val="false"/>
-                <w:bCs w:val="false"/>
-                <w:sz w:val="22"/>
-                <w:szCs w:val="22"/>
-              </w:rPr>
-              <w:t xml:space="preserve">69%</w:t>
+              <w:jc w:val="center"/>
+            </w:pPr>
+            <w:r>
+              <w:rPr>
+                <w:rFonts w:ascii="Times New Roman" w:cs="Times New Roman" w:eastAsia="Times New Roman" w:hAnsi="Times New Roman"/>
+                <w:sz w:val="22"/>
+                <w:szCs w:val="22"/>
+              </w:rPr>
+              <w:t xml:space="preserve">27</w:t>
+            </w:r>
+          </w:p>
+        </w:tc>
+        <w:tc>
+          <w:tcPr>
+            <w:tcW w:type="dxa" w:w="2093"/>
+            <w:tcBorders>
+              <w:top w:val="single" w:color="000000" w:sz="4"/>
+              <w:left w:val="single" w:color="000000" w:sz="4"/>
+              <w:bottom w:val="single" w:color="000000" w:sz="4"/>
+              <w:right w:val="single" w:color="000000" w:sz="4"/>
+            </w:tcBorders>
+            <w:tcMar>
+              <w:top w:type="dxa" w:w="60"/>
+              <w:left w:type="dxa" w:w="100"/>
+              <w:bottom w:type="dxa" w:w="60"/>
+              <w:right w:type="dxa" w:w="100"/>
+            </w:tcMar>
+            <w:vAlign w:val="center"/>
+          </w:tcPr>
+          <w:p>
+            <w:pPr>
+              <w:keepNext/>
+              <w:spacing w:after="0" w:before="0" w:line="276"/>
+              <w:jc w:val="center"/>
+            </w:pPr>
+            <w:r>
+              <w:rPr>
+                <w:rFonts w:ascii="Times New Roman" w:cs="Times New Roman" w:eastAsia="Times New Roman" w:hAnsi="Times New Roman"/>
+                <w:sz w:val="22"/>
+                <w:szCs w:val="22"/>
+              </w:rPr>
+              <w:t xml:space="preserve">32%</w:t>
             </w:r>
           </w:p>
         </w:tc>
@@ -12647,10 +12314,42 @@
       <w:tr>
         <w:trPr>
           <w:cantSplit/>
-          <w:tblHeader w:val="off"/>
         </w:trPr>
         <w:tc>
           <w:tcPr>
+            <w:tcW w:type="dxa" w:w="4578"/>
+            <w:tcBorders>
+              <w:top w:val="single" w:color="000000" w:sz="4"/>
+              <w:left w:val="single" w:color="000000" w:sz="4"/>
+              <w:bottom w:val="single" w:color="000000" w:sz="4"/>
+              <w:right w:val="single" w:color="000000" w:sz="4"/>
+            </w:tcBorders>
+            <w:tcMar>
+              <w:top w:type="dxa" w:w="60"/>
+              <w:left w:type="dxa" w:w="100"/>
+              <w:bottom w:type="dxa" w:w="60"/>
+              <w:right w:type="dxa" w:w="100"/>
+            </w:tcMar>
+            <w:vAlign w:val="center"/>
+          </w:tcPr>
+          <w:p>
+            <w:pPr>
+              <w:keepNext/>
+              <w:spacing w:after="0" w:before="0" w:line="276"/>
+              <w:jc w:val="left"/>
+            </w:pPr>
+            <w:r>
+              <w:rPr>
+                <w:rFonts w:ascii="Times New Roman" w:cs="Times New Roman" w:eastAsia="Times New Roman" w:hAnsi="Times New Roman"/>
+                <w:sz w:val="22"/>
+                <w:szCs w:val="22"/>
+              </w:rPr>
+              <w:t xml:space="preserve">No</w:t>
+            </w:r>
+          </w:p>
+        </w:tc>
+        <w:tc>
+          <w:tcPr>
             <w:tcW w:type="dxa" w:w="2355"/>
             <w:tcBorders>
               <w:top w:val="single" w:color="000000" w:sz="4"/>
@@ -12670,87 +12369,48 @@
             <w:pPr>
               <w:keepNext/>
               <w:spacing w:after="0" w:before="0" w:line="276"/>
-              <w:jc w:val="left"/>
-            </w:pPr>
-            <w:r>
-              <w:rPr>
-                <w:rFonts w:ascii="Times New Roman" w:cs="Times New Roman" w:eastAsia="Times New Roman" w:hAnsi="Times New Roman"/>
-                <w:b w:val="false"/>
-                <w:bCs w:val="false"/>
-                <w:sz w:val="22"/>
-                <w:szCs w:val="22"/>
-              </w:rPr>
-              <w:t xml:space="preserve">No</w:t>
-            </w:r>
-          </w:p>
-        </w:tc>
-        <w:tc>
-          <w:tcPr>
-            <w:tcW w:type="dxa" w:w="3532"/>
-            <w:tcBorders>
-              <w:top w:val="single" w:color="000000" w:sz="4"/>
-              <w:left w:val="single" w:color="000000" w:sz="4"/>
-              <w:bottom w:val="single" w:color="000000" w:sz="4"/>
-              <w:right w:val="single" w:color="000000" w:sz="4"/>
-            </w:tcBorders>
-            <w:tcMar>
-              <w:top w:type="dxa" w:w="60"/>
-              <w:left w:type="dxa" w:w="100"/>
-              <w:bottom w:type="dxa" w:w="60"/>
-              <w:right w:type="dxa" w:w="100"/>
-            </w:tcMar>
-            <w:vAlign w:val="center"/>
-          </w:tcPr>
-          <w:p>
-            <w:pPr>
-              <w:keepNext/>
-              <w:spacing w:after="0" w:before="0" w:line="276"/>
-              <w:jc w:val="center"/>
-            </w:pPr>
-            <w:r>
-              <w:rPr>
-                <w:rFonts w:ascii="Times New Roman" w:cs="Times New Roman" w:eastAsia="Times New Roman" w:hAnsi="Times New Roman"/>
-                <w:b w:val="false"/>
-                <w:bCs w:val="false"/>
-                <w:sz w:val="22"/>
-                <w:szCs w:val="22"/>
-              </w:rPr>
-              <w:t xml:space="preserve">11</w:t>
-            </w:r>
-          </w:p>
-        </w:tc>
-        <w:tc>
-          <w:tcPr>
-            <w:tcW w:type="dxa" w:w="3139"/>
-            <w:tcBorders>
-              <w:top w:val="single" w:color="000000" w:sz="4"/>
-              <w:left w:val="single" w:color="000000" w:sz="4"/>
-              <w:bottom w:val="single" w:color="000000" w:sz="4"/>
-              <w:right w:val="single" w:color="000000" w:sz="4"/>
-            </w:tcBorders>
-            <w:tcMar>
-              <w:top w:type="dxa" w:w="60"/>
-              <w:left w:type="dxa" w:w="100"/>
-              <w:bottom w:type="dxa" w:w="60"/>
-              <w:right w:type="dxa" w:w="100"/>
-            </w:tcMar>
-            <w:vAlign w:val="center"/>
-          </w:tcPr>
-          <w:p>
-            <w:pPr>
-              <w:keepNext/>
-              <w:spacing w:after="0" w:before="0" w:line="276"/>
-              <w:jc w:val="center"/>
-            </w:pPr>
-            <w:r>
-              <w:rPr>
-                <w:rFonts w:ascii="Times New Roman" w:cs="Times New Roman" w:eastAsia="Times New Roman" w:hAnsi="Times New Roman"/>
-                <w:b w:val="false"/>
-                <w:bCs w:val="false"/>
-                <w:sz w:val="22"/>
-                <w:szCs w:val="22"/>
-              </w:rPr>
-              <w:t xml:space="preserve">13%</w:t>
+              <w:jc w:val="center"/>
+            </w:pPr>
+            <w:r>
+              <w:rPr>
+                <w:rFonts w:ascii="Times New Roman" w:cs="Times New Roman" w:eastAsia="Times New Roman" w:hAnsi="Times New Roman"/>
+                <w:sz w:val="22"/>
+                <w:szCs w:val="22"/>
+              </w:rPr>
+              <w:t xml:space="preserve">27</w:t>
+            </w:r>
+          </w:p>
+        </w:tc>
+        <w:tc>
+          <w:tcPr>
+            <w:tcW w:type="dxa" w:w="2093"/>
+            <w:tcBorders>
+              <w:top w:val="single" w:color="000000" w:sz="4"/>
+              <w:left w:val="single" w:color="000000" w:sz="4"/>
+              <w:bottom w:val="single" w:color="000000" w:sz="4"/>
+              <w:right w:val="single" w:color="000000" w:sz="4"/>
+            </w:tcBorders>
+            <w:tcMar>
+              <w:top w:type="dxa" w:w="60"/>
+              <w:left w:type="dxa" w:w="100"/>
+              <w:bottom w:type="dxa" w:w="60"/>
+              <w:right w:type="dxa" w:w="100"/>
+            </w:tcMar>
+            <w:vAlign w:val="center"/>
+          </w:tcPr>
+          <w:p>
+            <w:pPr>
+              <w:keepNext/>
+              <w:spacing w:after="0" w:before="0" w:line="276"/>
+              <w:jc w:val="center"/>
+            </w:pPr>
+            <w:r>
+              <w:rPr>
+                <w:rFonts w:ascii="Times New Roman" w:cs="Times New Roman" w:eastAsia="Times New Roman" w:hAnsi="Times New Roman"/>
+                <w:sz w:val="22"/>
+                <w:szCs w:val="22"/>
+              </w:rPr>
+              <w:t xml:space="preserve">32%</w:t>
             </w:r>
           </w:p>
         </w:tc>
@@ -12758,10 +12418,42 @@
       <w:tr>
         <w:trPr>
           <w:cantSplit/>
-          <w:tblHeader w:val="off"/>
         </w:trPr>
         <w:tc>
           <w:tcPr>
+            <w:tcW w:type="dxa" w:w="4578"/>
+            <w:tcBorders>
+              <w:top w:val="single" w:color="000000" w:sz="4"/>
+              <w:left w:val="single" w:color="000000" w:sz="4"/>
+              <w:bottom w:val="single" w:color="000000" w:sz="4"/>
+              <w:right w:val="single" w:color="000000" w:sz="4"/>
+            </w:tcBorders>
+            <w:tcMar>
+              <w:top w:type="dxa" w:w="60"/>
+              <w:left w:type="dxa" w:w="100"/>
+              <w:bottom w:type="dxa" w:w="60"/>
+              <w:right w:type="dxa" w:w="100"/>
+            </w:tcMar>
+            <w:vAlign w:val="center"/>
+          </w:tcPr>
+          <w:p>
+            <w:pPr>
+              <w:keepNext/>
+              <w:spacing w:after="0" w:before="0" w:line="276"/>
+              <w:jc w:val="left"/>
+            </w:pPr>
+            <w:r>
+              <w:rPr>
+                <w:rFonts w:ascii="Times New Roman" w:cs="Times New Roman" w:eastAsia="Times New Roman" w:hAnsi="Times New Roman"/>
+                <w:sz w:val="22"/>
+                <w:szCs w:val="22"/>
+              </w:rPr>
+              <w:t xml:space="preserve">Not sure</w:t>
+            </w:r>
+          </w:p>
+        </w:tc>
+        <w:tc>
+          <w:tcPr>
             <w:tcW w:type="dxa" w:w="2355"/>
             <w:tcBorders>
               <w:top w:val="single" w:color="000000" w:sz="4"/>
@@ -12779,89 +12471,50 @@
           </w:tcPr>
           <w:p>
             <w:pPr>
-              <w:keepNext w:val="false"/>
-              <w:spacing w:after="0" w:before="0" w:line="276"/>
-              <w:jc w:val="left"/>
-            </w:pPr>
-            <w:r>
-              <w:rPr>
-                <w:rFonts w:ascii="Times New Roman" w:cs="Times New Roman" w:eastAsia="Times New Roman" w:hAnsi="Times New Roman"/>
-                <w:b w:val="false"/>
-                <w:bCs w:val="false"/>
-                <w:sz w:val="22"/>
-                <w:szCs w:val="22"/>
-              </w:rPr>
-              <w:t xml:space="preserve">Not Sure</w:t>
-            </w:r>
-          </w:p>
-        </w:tc>
-        <w:tc>
-          <w:tcPr>
-            <w:tcW w:type="dxa" w:w="3532"/>
-            <w:tcBorders>
-              <w:top w:val="single" w:color="000000" w:sz="4"/>
-              <w:left w:val="single" w:color="000000" w:sz="4"/>
-              <w:bottom w:val="single" w:color="000000" w:sz="4"/>
-              <w:right w:val="single" w:color="000000" w:sz="4"/>
-            </w:tcBorders>
-            <w:tcMar>
-              <w:top w:type="dxa" w:w="60"/>
-              <w:left w:type="dxa" w:w="100"/>
-              <w:bottom w:type="dxa" w:w="60"/>
-              <w:right w:type="dxa" w:w="100"/>
-            </w:tcMar>
-            <w:vAlign w:val="center"/>
-          </w:tcPr>
-          <w:p>
-            <w:pPr>
-              <w:keepNext w:val="false"/>
-              <w:spacing w:after="0" w:before="0" w:line="276"/>
-              <w:jc w:val="center"/>
-            </w:pPr>
-            <w:r>
-              <w:rPr>
-                <w:rFonts w:ascii="Times New Roman" w:cs="Times New Roman" w:eastAsia="Times New Roman" w:hAnsi="Times New Roman"/>
-                <w:b w:val="false"/>
-                <w:bCs w:val="false"/>
-                <w:sz w:val="22"/>
-                <w:szCs w:val="22"/>
-              </w:rPr>
-              <w:t xml:space="preserve">15</w:t>
-            </w:r>
-          </w:p>
-        </w:tc>
-        <w:tc>
-          <w:tcPr>
-            <w:tcW w:type="dxa" w:w="3139"/>
-            <w:tcBorders>
-              <w:top w:val="single" w:color="000000" w:sz="4"/>
-              <w:left w:val="single" w:color="000000" w:sz="4"/>
-              <w:bottom w:val="single" w:color="000000" w:sz="4"/>
-              <w:right w:val="single" w:color="000000" w:sz="4"/>
-            </w:tcBorders>
-            <w:tcMar>
-              <w:top w:type="dxa" w:w="60"/>
-              <w:left w:type="dxa" w:w="100"/>
-              <w:bottom w:type="dxa" w:w="60"/>
-              <w:right w:type="dxa" w:w="100"/>
-            </w:tcMar>
-            <w:vAlign w:val="center"/>
-          </w:tcPr>
-          <w:p>
-            <w:pPr>
-              <w:keepNext w:val="false"/>
-              <w:spacing w:after="0" w:before="0" w:line="276"/>
-              <w:jc w:val="center"/>
-            </w:pPr>
-            <w:r>
-              <w:rPr>
-                <w:rFonts w:ascii="Times New Roman" w:cs="Times New Roman" w:eastAsia="Times New Roman" w:hAnsi="Times New Roman"/>
-                <w:b w:val="false"/>
-                <w:bCs w:val="false"/>
-                <w:sz w:val="22"/>
-                <w:szCs w:val="22"/>
-              </w:rPr>
-              <w:t xml:space="preserve">18%</w:t>
+              <w:keepNext/>
+              <w:spacing w:after="0" w:before="0" w:line="276"/>
+              <w:jc w:val="center"/>
+            </w:pPr>
+            <w:r>
+              <w:rPr>
+                <w:rFonts w:ascii="Times New Roman" w:cs="Times New Roman" w:eastAsia="Times New Roman" w:hAnsi="Times New Roman"/>
+                <w:sz w:val="22"/>
+                <w:szCs w:val="22"/>
+              </w:rPr>
+              <w:t xml:space="preserve">30</w:t>
+            </w:r>
+          </w:p>
+        </w:tc>
+        <w:tc>
+          <w:tcPr>
+            <w:tcW w:type="dxa" w:w="2093"/>
+            <w:tcBorders>
+              <w:top w:val="single" w:color="000000" w:sz="4"/>
+              <w:left w:val="single" w:color="000000" w:sz="4"/>
+              <w:bottom w:val="single" w:color="000000" w:sz="4"/>
+              <w:right w:val="single" w:color="000000" w:sz="4"/>
+            </w:tcBorders>
+            <w:tcMar>
+              <w:top w:type="dxa" w:w="60"/>
+              <w:left w:type="dxa" w:w="100"/>
+              <w:bottom w:type="dxa" w:w="60"/>
+              <w:right w:type="dxa" w:w="100"/>
+            </w:tcMar>
+            <w:vAlign w:val="center"/>
+          </w:tcPr>
+          <w:p>
+            <w:pPr>
+              <w:keepNext/>
+              <w:spacing w:after="0" w:before="0" w:line="276"/>
+              <w:jc w:val="center"/>
+            </w:pPr>
+            <w:r>
+              <w:rPr>
+                <w:rFonts w:ascii="Times New Roman" w:cs="Times New Roman" w:eastAsia="Times New Roman" w:hAnsi="Times New Roman"/>
+                <w:sz w:val="22"/>
+                <w:szCs w:val="22"/>
+              </w:rPr>
+              <w:t xml:space="preserve">36%</w:t>
             </w:r>
           </w:p>
         </w:tc>
@@ -12869,22 +12522,71 @@
     </w:tbl>
     <w:p>
       <w:pPr>
-        <w:spacing w:after="120" w:before="0" w:line="240"/>
-        <w:jc w:val="both"/>
-      </w:pPr>
-      <w:r>
-        <w:rPr>
-          <w:rFonts w:ascii="Times New Roman" w:cs="Times New Roman" w:eastAsia="Times New Roman" w:hAnsi="Times New Roman"/>
-          <w:sz w:val="24"/>
-          <w:szCs w:val="24"/>
-        </w:rPr>
-        <w:t xml:space="preserve"/>
-      </w:r>
-    </w:p>
-    <w:p>
-      <w:pPr>
         <w:keepNext/>
-        <w:spacing w:after="80" w:before="160" w:line="360"/>
+        <w:spacing w:after="80" w:before="200"/>
+        <w:jc w:val="center"/>
+      </w:pPr>
+      <w:r>
+        <w:drawing>
+          <wp:inline distT="0" distB="0" distL="0" distR="0">
+            <wp:extent cx="3240000" cy="2268000"/>
+            <wp:effectExtent t="0" r="0" b="0" l="0"/>
+            <wp:docPr id="104" name="appB_q04_pie.png" descr="Figure B.4: Use of AI-based fraud detection tools." title="Figure"/>
+            <wp:cNvGraphicFramePr>
+              <a:graphicFrameLocks xmlns:a="http://schemas.openxmlformats.org/drawingml/2006/main" noChangeAspect="1"/>
+            </wp:cNvGraphicFramePr>
+            <a:graphic xmlns:a="http://schemas.openxmlformats.org/drawingml/2006/main">
+              <a:graphicData uri="http://schemas.openxmlformats.org/drawingml/2006/picture">
+                <pic:pic xmlns:pic="http://schemas.openxmlformats.org/drawingml/2006/picture">
+                  <pic:nvPicPr>
+                    <pic:cNvPr id="0" name="" descr=""/>
+                    <pic:cNvPicPr>
+                      <a:picLocks noChangeAspect="1" noChangeArrowheads="1"/>
+                    </pic:cNvPicPr>
+                  </pic:nvPicPr>
+                  <pic:blipFill>
+                    <a:blip r:embed="rId204" cstate="none"/>
+                    <a:srcRect/>
+                    <a:stretch>
+                      <a:fillRect/>
+                    </a:stretch>
+                  </pic:blipFill>
+                  <pic:spPr bwMode="auto">
+                    <a:xfrm>
+                      <a:off x="0" y="0"/>
+                      <a:ext cx="3240000" cy="2268000"/>
+                    </a:xfrm>
+                    <a:prstGeom prst="rect">
+                      <a:avLst/>
+                    </a:prstGeom>
+                  </pic:spPr>
+                </pic:pic>
+              </a:graphicData>
+            </a:graphic>
+          </wp:inline>
+        </w:drawing>
+      </w:r>
+    </w:p>
+    <w:p>
+      <w:pPr>
+        <w:spacing w:after="200" w:before="0" w:line="276"/>
+        <w:jc w:val="center"/>
+      </w:pPr>
+      <w:r>
+        <w:rPr>
+          <w:rFonts w:ascii="Times New Roman" w:cs="Times New Roman" w:eastAsia="Times New Roman" w:hAnsi="Times New Roman"/>
+          <w:i w:val="1"/>
+          <w:iCs w:val="1"/>
+          <w:sz w:val="22"/>
+          <w:szCs w:val="22"/>
+        </w:rPr>
+        <w:t xml:space="preserve">Figure B.4: Use of AI-based fraud detection tools.</w:t>
+      </w:r>
+    </w:p>
+    <w:p>
+      <w:pPr>
+        <w:keepNext/>
+        <w:spacing w:after="80" w:before="240" w:line="360"/>
         <w:jc w:val="left"/>
       </w:pPr>
       <w:r>
@@ -12895,7 +12597,7 @@
           <w:sz w:val="24"/>
           <w:szCs w:val="24"/>
         </w:rPr>
-        <w:t xml:space="preserve">Q12. How has adopting AI-based fraud detection affected fraud losses at your institution?</w:t>
+        <w:t xml:space="preserve">Q5. How often do you review AI-flagged fraud alerts?</w:t>
       </w:r>
     </w:p>
     <w:tbl>
@@ -12912,9 +12614,9 @@
         </w:tblBorders>
       </w:tblPr>
       <w:tblGrid>
-        <w:gridCol w:w="3642"/>
-        <w:gridCol w:w="2850"/>
-        <w:gridCol w:w="2534"/>
+        <w:gridCol w:w="4578"/>
+        <w:gridCol w:w="2355"/>
+        <w:gridCol w:w="2093"/>
       </w:tblGrid>
       <w:tr>
         <w:trPr>
@@ -12923,7 +12625,7 @@
         </w:trPr>
         <w:tc>
           <w:tcPr>
-            <w:tcW w:type="dxa" w:w="3642"/>
+            <w:tcW w:type="dxa" w:w="4578"/>
             <w:tcBorders>
               <w:top w:val="single" w:color="000000" w:sz="4"/>
               <w:left w:val="single" w:color="000000" w:sz="4"/>
@@ -12948,8 +12650,8 @@
             <w:r>
               <w:rPr>
                 <w:rFonts w:ascii="Times New Roman" w:cs="Times New Roman" w:eastAsia="Times New Roman" w:hAnsi="Times New Roman"/>
-                <w:b/>
-                <w:bCs/>
+                <w:b w:val="1"/>
+                <w:bCs w:val="1"/>
                 <w:sz w:val="22"/>
                 <w:szCs w:val="22"/>
               </w:rPr>
@@ -12959,7 +12661,7 @@
         </w:tc>
         <w:tc>
           <w:tcPr>
-            <w:tcW w:type="dxa" w:w="2850"/>
+            <w:tcW w:type="dxa" w:w="2355"/>
             <w:tcBorders>
               <w:top w:val="single" w:color="000000" w:sz="4"/>
               <w:left w:val="single" w:color="000000" w:sz="4"/>
@@ -12984,8 +12686,8 @@
             <w:r>
               <w:rPr>
                 <w:rFonts w:ascii="Times New Roman" w:cs="Times New Roman" w:eastAsia="Times New Roman" w:hAnsi="Times New Roman"/>
-                <w:b/>
-                <w:bCs/>
+                <w:b w:val="1"/>
+                <w:bCs w:val="1"/>
                 <w:sz w:val="22"/>
                 <w:szCs w:val="22"/>
               </w:rPr>
@@ -12995,7 +12697,7 @@
         </w:tc>
         <w:tc>
           <w:tcPr>
-            <w:tcW w:type="dxa" w:w="2534"/>
+            <w:tcW w:type="dxa" w:w="2093"/>
             <w:tcBorders>
               <w:top w:val="single" w:color="000000" w:sz="4"/>
               <w:left w:val="single" w:color="000000" w:sz="4"/>
@@ -13020,8 +12722,8 @@
             <w:r>
               <w:rPr>
                 <w:rFonts w:ascii="Times New Roman" w:cs="Times New Roman" w:eastAsia="Times New Roman" w:hAnsi="Times New Roman"/>
-                <w:b/>
-                <w:bCs/>
+                <w:b w:val="1"/>
+                <w:bCs w:val="1"/>
                 <w:sz w:val="22"/>
                 <w:szCs w:val="22"/>
               </w:rPr>
@@ -13033,11 +12735,10 @@
       <w:tr>
         <w:trPr>
           <w:cantSplit/>
-          <w:tblHeader w:val="off"/>
         </w:trPr>
         <w:tc>
           <w:tcPr>
-            <w:tcW w:type="dxa" w:w="3642"/>
+            <w:tcW w:type="dxa" w:w="4578"/>
             <w:tcBorders>
               <w:top w:val="single" w:color="000000" w:sz="4"/>
               <w:left w:val="single" w:color="000000" w:sz="4"/>
@@ -13061,82 +12762,76 @@
             <w:r>
               <w:rPr>
                 <w:rFonts w:ascii="Times New Roman" w:cs="Times New Roman" w:eastAsia="Times New Roman" w:hAnsi="Times New Roman"/>
-                <w:b w:val="false"/>
-                <w:bCs w:val="false"/>
-                <w:sz w:val="22"/>
-                <w:szCs w:val="22"/>
-              </w:rPr>
-              <w:t xml:space="preserve">Decreased significantly</w:t>
-            </w:r>
-          </w:p>
-        </w:tc>
-        <w:tc>
-          <w:tcPr>
-            <w:tcW w:type="dxa" w:w="2850"/>
-            <w:tcBorders>
-              <w:top w:val="single" w:color="000000" w:sz="4"/>
-              <w:left w:val="single" w:color="000000" w:sz="4"/>
-              <w:bottom w:val="single" w:color="000000" w:sz="4"/>
-              <w:right w:val="single" w:color="000000" w:sz="4"/>
-            </w:tcBorders>
-            <w:tcMar>
-              <w:top w:type="dxa" w:w="60"/>
-              <w:left w:type="dxa" w:w="100"/>
-              <w:bottom w:type="dxa" w:w="60"/>
-              <w:right w:type="dxa" w:w="100"/>
-            </w:tcMar>
-            <w:vAlign w:val="center"/>
-          </w:tcPr>
-          <w:p>
-            <w:pPr>
-              <w:keepNext/>
-              <w:spacing w:after="0" w:before="0" w:line="276"/>
-              <w:jc w:val="center"/>
-            </w:pPr>
-            <w:r>
-              <w:rPr>
-                <w:rFonts w:ascii="Times New Roman" w:cs="Times New Roman" w:eastAsia="Times New Roman" w:hAnsi="Times New Roman"/>
-                <w:b w:val="false"/>
-                <w:bCs w:val="false"/>
-                <w:sz w:val="22"/>
-                <w:szCs w:val="22"/>
-              </w:rPr>
-              <w:t xml:space="preserve">40</w:t>
-            </w:r>
-          </w:p>
-        </w:tc>
-        <w:tc>
-          <w:tcPr>
-            <w:tcW w:type="dxa" w:w="2534"/>
-            <w:tcBorders>
-              <w:top w:val="single" w:color="000000" w:sz="4"/>
-              <w:left w:val="single" w:color="000000" w:sz="4"/>
-              <w:bottom w:val="single" w:color="000000" w:sz="4"/>
-              <w:right w:val="single" w:color="000000" w:sz="4"/>
-            </w:tcBorders>
-            <w:tcMar>
-              <w:top w:type="dxa" w:w="60"/>
-              <w:left w:type="dxa" w:w="100"/>
-              <w:bottom w:type="dxa" w:w="60"/>
-              <w:right w:type="dxa" w:w="100"/>
-            </w:tcMar>
-            <w:vAlign w:val="center"/>
-          </w:tcPr>
-          <w:p>
-            <w:pPr>
-              <w:keepNext/>
-              <w:spacing w:after="0" w:before="0" w:line="276"/>
-              <w:jc w:val="center"/>
-            </w:pPr>
-            <w:r>
-              <w:rPr>
-                <w:rFonts w:ascii="Times New Roman" w:cs="Times New Roman" w:eastAsia="Times New Roman" w:hAnsi="Times New Roman"/>
-                <w:b w:val="false"/>
-                <w:bCs w:val="false"/>
-                <w:sz w:val="22"/>
-                <w:szCs w:val="22"/>
-              </w:rPr>
-              <w:t xml:space="preserve">48%</w:t>
+                <w:sz w:val="22"/>
+                <w:szCs w:val="22"/>
+              </w:rPr>
+              <w:t xml:space="preserve">Daily</w:t>
+            </w:r>
+          </w:p>
+        </w:tc>
+        <w:tc>
+          <w:tcPr>
+            <w:tcW w:type="dxa" w:w="2355"/>
+            <w:tcBorders>
+              <w:top w:val="single" w:color="000000" w:sz="4"/>
+              <w:left w:val="single" w:color="000000" w:sz="4"/>
+              <w:bottom w:val="single" w:color="000000" w:sz="4"/>
+              <w:right w:val="single" w:color="000000" w:sz="4"/>
+            </w:tcBorders>
+            <w:tcMar>
+              <w:top w:type="dxa" w:w="60"/>
+              <w:left w:type="dxa" w:w="100"/>
+              <w:bottom w:type="dxa" w:w="60"/>
+              <w:right w:type="dxa" w:w="100"/>
+            </w:tcMar>
+            <w:vAlign w:val="center"/>
+          </w:tcPr>
+          <w:p>
+            <w:pPr>
+              <w:keepNext/>
+              <w:spacing w:after="0" w:before="0" w:line="276"/>
+              <w:jc w:val="center"/>
+            </w:pPr>
+            <w:r>
+              <w:rPr>
+                <w:rFonts w:ascii="Times New Roman" w:cs="Times New Roman" w:eastAsia="Times New Roman" w:hAnsi="Times New Roman"/>
+                <w:sz w:val="22"/>
+                <w:szCs w:val="22"/>
+              </w:rPr>
+              <w:t xml:space="preserve">20</w:t>
+            </w:r>
+          </w:p>
+        </w:tc>
+        <w:tc>
+          <w:tcPr>
+            <w:tcW w:type="dxa" w:w="2093"/>
+            <w:tcBorders>
+              <w:top w:val="single" w:color="000000" w:sz="4"/>
+              <w:left w:val="single" w:color="000000" w:sz="4"/>
+              <w:bottom w:val="single" w:color="000000" w:sz="4"/>
+              <w:right w:val="single" w:color="000000" w:sz="4"/>
+            </w:tcBorders>
+            <w:tcMar>
+              <w:top w:type="dxa" w:w="60"/>
+              <w:left w:type="dxa" w:w="100"/>
+              <w:bottom w:type="dxa" w:w="60"/>
+              <w:right w:type="dxa" w:w="100"/>
+            </w:tcMar>
+            <w:vAlign w:val="center"/>
+          </w:tcPr>
+          <w:p>
+            <w:pPr>
+              <w:keepNext/>
+              <w:spacing w:after="0" w:before="0" w:line="276"/>
+              <w:jc w:val="center"/>
+            </w:pPr>
+            <w:r>
+              <w:rPr>
+                <w:rFonts w:ascii="Times New Roman" w:cs="Times New Roman" w:eastAsia="Times New Roman" w:hAnsi="Times New Roman"/>
+                <w:sz w:val="22"/>
+                <w:szCs w:val="22"/>
+              </w:rPr>
+              <w:t xml:space="preserve">24%</w:t>
             </w:r>
           </w:p>
         </w:tc>
@@ -13144,11 +12839,10 @@
       <w:tr>
         <w:trPr>
           <w:cantSplit/>
-          <w:tblHeader w:val="off"/>
         </w:trPr>
         <w:tc>
           <w:tcPr>
-            <w:tcW w:type="dxa" w:w="3642"/>
+            <w:tcW w:type="dxa" w:w="4578"/>
             <w:tcBorders>
               <w:top w:val="single" w:color="000000" w:sz="4"/>
               <w:left w:val="single" w:color="000000" w:sz="4"/>
@@ -13172,82 +12866,76 @@
             <w:r>
               <w:rPr>
                 <w:rFonts w:ascii="Times New Roman" w:cs="Times New Roman" w:eastAsia="Times New Roman" w:hAnsi="Times New Roman"/>
-                <w:b w:val="false"/>
-                <w:bCs w:val="false"/>
-                <w:sz w:val="22"/>
-                <w:szCs w:val="22"/>
-              </w:rPr>
-              <w:t xml:space="preserve">Decreased slightly</w:t>
-            </w:r>
-          </w:p>
-        </w:tc>
-        <w:tc>
-          <w:tcPr>
-            <w:tcW w:type="dxa" w:w="2850"/>
-            <w:tcBorders>
-              <w:top w:val="single" w:color="000000" w:sz="4"/>
-              <w:left w:val="single" w:color="000000" w:sz="4"/>
-              <w:bottom w:val="single" w:color="000000" w:sz="4"/>
-              <w:right w:val="single" w:color="000000" w:sz="4"/>
-            </w:tcBorders>
-            <w:tcMar>
-              <w:top w:type="dxa" w:w="60"/>
-              <w:left w:type="dxa" w:w="100"/>
-              <w:bottom w:type="dxa" w:w="60"/>
-              <w:right w:type="dxa" w:w="100"/>
-            </w:tcMar>
-            <w:vAlign w:val="center"/>
-          </w:tcPr>
-          <w:p>
-            <w:pPr>
-              <w:keepNext/>
-              <w:spacing w:after="0" w:before="0" w:line="276"/>
-              <w:jc w:val="center"/>
-            </w:pPr>
-            <w:r>
-              <w:rPr>
-                <w:rFonts w:ascii="Times New Roman" w:cs="Times New Roman" w:eastAsia="Times New Roman" w:hAnsi="Times New Roman"/>
-                <w:b w:val="false"/>
-                <w:bCs w:val="false"/>
-                <w:sz w:val="22"/>
-                <w:szCs w:val="22"/>
-              </w:rPr>
-              <w:t xml:space="preserve">28</w:t>
-            </w:r>
-          </w:p>
-        </w:tc>
-        <w:tc>
-          <w:tcPr>
-            <w:tcW w:type="dxa" w:w="2534"/>
-            <w:tcBorders>
-              <w:top w:val="single" w:color="000000" w:sz="4"/>
-              <w:left w:val="single" w:color="000000" w:sz="4"/>
-              <w:bottom w:val="single" w:color="000000" w:sz="4"/>
-              <w:right w:val="single" w:color="000000" w:sz="4"/>
-            </w:tcBorders>
-            <w:tcMar>
-              <w:top w:type="dxa" w:w="60"/>
-              <w:left w:type="dxa" w:w="100"/>
-              <w:bottom w:type="dxa" w:w="60"/>
-              <w:right w:type="dxa" w:w="100"/>
-            </w:tcMar>
-            <w:vAlign w:val="center"/>
-          </w:tcPr>
-          <w:p>
-            <w:pPr>
-              <w:keepNext/>
-              <w:spacing w:after="0" w:before="0" w:line="276"/>
-              <w:jc w:val="center"/>
-            </w:pPr>
-            <w:r>
-              <w:rPr>
-                <w:rFonts w:ascii="Times New Roman" w:cs="Times New Roman" w:eastAsia="Times New Roman" w:hAnsi="Times New Roman"/>
-                <w:b w:val="false"/>
-                <w:bCs w:val="false"/>
-                <w:sz w:val="22"/>
-                <w:szCs w:val="22"/>
-              </w:rPr>
-              <w:t xml:space="preserve">33%</w:t>
+                <w:sz w:val="22"/>
+                <w:szCs w:val="22"/>
+              </w:rPr>
+              <w:t xml:space="preserve">Weekly</w:t>
+            </w:r>
+          </w:p>
+        </w:tc>
+        <w:tc>
+          <w:tcPr>
+            <w:tcW w:type="dxa" w:w="2355"/>
+            <w:tcBorders>
+              <w:top w:val="single" w:color="000000" w:sz="4"/>
+              <w:left w:val="single" w:color="000000" w:sz="4"/>
+              <w:bottom w:val="single" w:color="000000" w:sz="4"/>
+              <w:right w:val="single" w:color="000000" w:sz="4"/>
+            </w:tcBorders>
+            <w:tcMar>
+              <w:top w:type="dxa" w:w="60"/>
+              <w:left w:type="dxa" w:w="100"/>
+              <w:bottom w:type="dxa" w:w="60"/>
+              <w:right w:type="dxa" w:w="100"/>
+            </w:tcMar>
+            <w:vAlign w:val="center"/>
+          </w:tcPr>
+          <w:p>
+            <w:pPr>
+              <w:keepNext/>
+              <w:spacing w:after="0" w:before="0" w:line="276"/>
+              <w:jc w:val="center"/>
+            </w:pPr>
+            <w:r>
+              <w:rPr>
+                <w:rFonts w:ascii="Times New Roman" w:cs="Times New Roman" w:eastAsia="Times New Roman" w:hAnsi="Times New Roman"/>
+                <w:sz w:val="22"/>
+                <w:szCs w:val="22"/>
+              </w:rPr>
+              <w:t xml:space="preserve">23</w:t>
+            </w:r>
+          </w:p>
+        </w:tc>
+        <w:tc>
+          <w:tcPr>
+            <w:tcW w:type="dxa" w:w="2093"/>
+            <w:tcBorders>
+              <w:top w:val="single" w:color="000000" w:sz="4"/>
+              <w:left w:val="single" w:color="000000" w:sz="4"/>
+              <w:bottom w:val="single" w:color="000000" w:sz="4"/>
+              <w:right w:val="single" w:color="000000" w:sz="4"/>
+            </w:tcBorders>
+            <w:tcMar>
+              <w:top w:type="dxa" w:w="60"/>
+              <w:left w:type="dxa" w:w="100"/>
+              <w:bottom w:type="dxa" w:w="60"/>
+              <w:right w:type="dxa" w:w="100"/>
+            </w:tcMar>
+            <w:vAlign w:val="center"/>
+          </w:tcPr>
+          <w:p>
+            <w:pPr>
+              <w:keepNext/>
+              <w:spacing w:after="0" w:before="0" w:line="276"/>
+              <w:jc w:val="center"/>
+            </w:pPr>
+            <w:r>
+              <w:rPr>
+                <w:rFonts w:ascii="Times New Roman" w:cs="Times New Roman" w:eastAsia="Times New Roman" w:hAnsi="Times New Roman"/>
+                <w:sz w:val="22"/>
+                <w:szCs w:val="22"/>
+              </w:rPr>
+              <w:t xml:space="preserve">27%</w:t>
             </w:r>
           </w:p>
         </w:tc>
@@ -13255,11 +12943,10 @@
       <w:tr>
         <w:trPr>
           <w:cantSplit/>
-          <w:tblHeader w:val="off"/>
         </w:trPr>
         <w:tc>
           <w:tcPr>
-            <w:tcW w:type="dxa" w:w="3642"/>
+            <w:tcW w:type="dxa" w:w="4578"/>
             <w:tcBorders>
               <w:top w:val="single" w:color="000000" w:sz="4"/>
               <w:left w:val="single" w:color="000000" w:sz="4"/>
@@ -13283,82 +12970,76 @@
             <w:r>
               <w:rPr>
                 <w:rFonts w:ascii="Times New Roman" w:cs="Times New Roman" w:eastAsia="Times New Roman" w:hAnsi="Times New Roman"/>
-                <w:b w:val="false"/>
-                <w:bCs w:val="false"/>
-                <w:sz w:val="22"/>
-                <w:szCs w:val="22"/>
-              </w:rPr>
-              <w:t xml:space="preserve">No change</w:t>
-            </w:r>
-          </w:p>
-        </w:tc>
-        <w:tc>
-          <w:tcPr>
-            <w:tcW w:type="dxa" w:w="2850"/>
-            <w:tcBorders>
-              <w:top w:val="single" w:color="000000" w:sz="4"/>
-              <w:left w:val="single" w:color="000000" w:sz="4"/>
-              <w:bottom w:val="single" w:color="000000" w:sz="4"/>
-              <w:right w:val="single" w:color="000000" w:sz="4"/>
-            </w:tcBorders>
-            <w:tcMar>
-              <w:top w:type="dxa" w:w="60"/>
-              <w:left w:type="dxa" w:w="100"/>
-              <w:bottom w:type="dxa" w:w="60"/>
-              <w:right w:type="dxa" w:w="100"/>
-            </w:tcMar>
-            <w:vAlign w:val="center"/>
-          </w:tcPr>
-          <w:p>
-            <w:pPr>
-              <w:keepNext/>
-              <w:spacing w:after="0" w:before="0" w:line="276"/>
-              <w:jc w:val="center"/>
-            </w:pPr>
-            <w:r>
-              <w:rPr>
-                <w:rFonts w:ascii="Times New Roman" w:cs="Times New Roman" w:eastAsia="Times New Roman" w:hAnsi="Times New Roman"/>
-                <w:b w:val="false"/>
-                <w:bCs w:val="false"/>
-                <w:sz w:val="22"/>
-                <w:szCs w:val="22"/>
-              </w:rPr>
-              <w:t xml:space="preserve">12</w:t>
-            </w:r>
-          </w:p>
-        </w:tc>
-        <w:tc>
-          <w:tcPr>
-            <w:tcW w:type="dxa" w:w="2534"/>
-            <w:tcBorders>
-              <w:top w:val="single" w:color="000000" w:sz="4"/>
-              <w:left w:val="single" w:color="000000" w:sz="4"/>
-              <w:bottom w:val="single" w:color="000000" w:sz="4"/>
-              <w:right w:val="single" w:color="000000" w:sz="4"/>
-            </w:tcBorders>
-            <w:tcMar>
-              <w:top w:type="dxa" w:w="60"/>
-              <w:left w:type="dxa" w:w="100"/>
-              <w:bottom w:type="dxa" w:w="60"/>
-              <w:right w:type="dxa" w:w="100"/>
-            </w:tcMar>
-            <w:vAlign w:val="center"/>
-          </w:tcPr>
-          <w:p>
-            <w:pPr>
-              <w:keepNext/>
-              <w:spacing w:after="0" w:before="0" w:line="276"/>
-              <w:jc w:val="center"/>
-            </w:pPr>
-            <w:r>
-              <w:rPr>
-                <w:rFonts w:ascii="Times New Roman" w:cs="Times New Roman" w:eastAsia="Times New Roman" w:hAnsi="Times New Roman"/>
-                <w:b w:val="false"/>
-                <w:bCs w:val="false"/>
-                <w:sz w:val="22"/>
-                <w:szCs w:val="22"/>
-              </w:rPr>
-              <w:t xml:space="preserve">14%</w:t>
+                <w:sz w:val="22"/>
+                <w:szCs w:val="22"/>
+              </w:rPr>
+              <w:t xml:space="preserve">Occasionally</w:t>
+            </w:r>
+          </w:p>
+        </w:tc>
+        <w:tc>
+          <w:tcPr>
+            <w:tcW w:type="dxa" w:w="2355"/>
+            <w:tcBorders>
+              <w:top w:val="single" w:color="000000" w:sz="4"/>
+              <w:left w:val="single" w:color="000000" w:sz="4"/>
+              <w:bottom w:val="single" w:color="000000" w:sz="4"/>
+              <w:right w:val="single" w:color="000000" w:sz="4"/>
+            </w:tcBorders>
+            <w:tcMar>
+              <w:top w:type="dxa" w:w="60"/>
+              <w:left w:type="dxa" w:w="100"/>
+              <w:bottom w:type="dxa" w:w="60"/>
+              <w:right w:type="dxa" w:w="100"/>
+            </w:tcMar>
+            <w:vAlign w:val="center"/>
+          </w:tcPr>
+          <w:p>
+            <w:pPr>
+              <w:keepNext/>
+              <w:spacing w:after="0" w:before="0" w:line="276"/>
+              <w:jc w:val="center"/>
+            </w:pPr>
+            <w:r>
+              <w:rPr>
+                <w:rFonts w:ascii="Times New Roman" w:cs="Times New Roman" w:eastAsia="Times New Roman" w:hAnsi="Times New Roman"/>
+                <w:sz w:val="22"/>
+                <w:szCs w:val="22"/>
+              </w:rPr>
+              <w:t xml:space="preserve">27</w:t>
+            </w:r>
+          </w:p>
+        </w:tc>
+        <w:tc>
+          <w:tcPr>
+            <w:tcW w:type="dxa" w:w="2093"/>
+            <w:tcBorders>
+              <w:top w:val="single" w:color="000000" w:sz="4"/>
+              <w:left w:val="single" w:color="000000" w:sz="4"/>
+              <w:bottom w:val="single" w:color="000000" w:sz="4"/>
+              <w:right w:val="single" w:color="000000" w:sz="4"/>
+            </w:tcBorders>
+            <w:tcMar>
+              <w:top w:type="dxa" w:w="60"/>
+              <w:left w:type="dxa" w:w="100"/>
+              <w:bottom w:type="dxa" w:w="60"/>
+              <w:right w:type="dxa" w:w="100"/>
+            </w:tcMar>
+            <w:vAlign w:val="center"/>
+          </w:tcPr>
+          <w:p>
+            <w:pPr>
+              <w:keepNext/>
+              <w:spacing w:after="0" w:before="0" w:line="276"/>
+              <w:jc w:val="center"/>
+            </w:pPr>
+            <w:r>
+              <w:rPr>
+                <w:rFonts w:ascii="Times New Roman" w:cs="Times New Roman" w:eastAsia="Times New Roman" w:hAnsi="Times New Roman"/>
+                <w:sz w:val="22"/>
+                <w:szCs w:val="22"/>
+              </w:rPr>
+              <w:t xml:space="preserve">32%</w:t>
             </w:r>
           </w:p>
         </w:tc>
@@ -13366,110 +13047,103 @@
       <w:tr>
         <w:trPr>
           <w:cantSplit/>
-          <w:tblHeader w:val="off"/>
         </w:trPr>
         <w:tc>
           <w:tcPr>
-            <w:tcW w:type="dxa" w:w="3642"/>
-            <w:tcBorders>
-              <w:top w:val="single" w:color="000000" w:sz="4"/>
-              <w:left w:val="single" w:color="000000" w:sz="4"/>
-              <w:bottom w:val="single" w:color="000000" w:sz="4"/>
-              <w:right w:val="single" w:color="000000" w:sz="4"/>
-            </w:tcBorders>
-            <w:tcMar>
-              <w:top w:type="dxa" w:w="60"/>
-              <w:left w:type="dxa" w:w="100"/>
-              <w:bottom w:type="dxa" w:w="60"/>
-              <w:right w:type="dxa" w:w="100"/>
-            </w:tcMar>
-            <w:vAlign w:val="center"/>
-          </w:tcPr>
-          <w:p>
-            <w:pPr>
-              <w:keepNext w:val="false"/>
+            <w:tcW w:type="dxa" w:w="4578"/>
+            <w:tcBorders>
+              <w:top w:val="single" w:color="000000" w:sz="4"/>
+              <w:left w:val="single" w:color="000000" w:sz="4"/>
+              <w:bottom w:val="single" w:color="000000" w:sz="4"/>
+              <w:right w:val="single" w:color="000000" w:sz="4"/>
+            </w:tcBorders>
+            <w:tcMar>
+              <w:top w:type="dxa" w:w="60"/>
+              <w:left w:type="dxa" w:w="100"/>
+              <w:bottom w:type="dxa" w:w="60"/>
+              <w:right w:type="dxa" w:w="100"/>
+            </w:tcMar>
+            <w:vAlign w:val="center"/>
+          </w:tcPr>
+          <w:p>
+            <w:pPr>
+              <w:keepNext/>
               <w:spacing w:after="0" w:before="0" w:line="276"/>
               <w:jc w:val="left"/>
             </w:pPr>
             <w:r>
               <w:rPr>
                 <w:rFonts w:ascii="Times New Roman" w:cs="Times New Roman" w:eastAsia="Times New Roman" w:hAnsi="Times New Roman"/>
-                <w:b w:val="false"/>
-                <w:bCs w:val="false"/>
-                <w:sz w:val="22"/>
-                <w:szCs w:val="22"/>
-              </w:rPr>
-              <w:t xml:space="preserve">Increased</w:t>
-            </w:r>
-          </w:p>
-        </w:tc>
-        <w:tc>
-          <w:tcPr>
-            <w:tcW w:type="dxa" w:w="2850"/>
-            <w:tcBorders>
-              <w:top w:val="single" w:color="000000" w:sz="4"/>
-              <w:left w:val="single" w:color="000000" w:sz="4"/>
-              <w:bottom w:val="single" w:color="000000" w:sz="4"/>
-              <w:right w:val="single" w:color="000000" w:sz="4"/>
-            </w:tcBorders>
-            <w:tcMar>
-              <w:top w:type="dxa" w:w="60"/>
-              <w:left w:type="dxa" w:w="100"/>
-              <w:bottom w:type="dxa" w:w="60"/>
-              <w:right w:type="dxa" w:w="100"/>
-            </w:tcMar>
-            <w:vAlign w:val="center"/>
-          </w:tcPr>
-          <w:p>
-            <w:pPr>
-              <w:keepNext w:val="false"/>
-              <w:spacing w:after="0" w:before="0" w:line="276"/>
-              <w:jc w:val="center"/>
-            </w:pPr>
-            <w:r>
-              <w:rPr>
-                <w:rFonts w:ascii="Times New Roman" w:cs="Times New Roman" w:eastAsia="Times New Roman" w:hAnsi="Times New Roman"/>
-                <w:b w:val="false"/>
-                <w:bCs w:val="false"/>
-                <w:sz w:val="22"/>
-                <w:szCs w:val="22"/>
-              </w:rPr>
-              <w:t xml:space="preserve">4</w:t>
-            </w:r>
-          </w:p>
-        </w:tc>
-        <w:tc>
-          <w:tcPr>
-            <w:tcW w:type="dxa" w:w="2534"/>
-            <w:tcBorders>
-              <w:top w:val="single" w:color="000000" w:sz="4"/>
-              <w:left w:val="single" w:color="000000" w:sz="4"/>
-              <w:bottom w:val="single" w:color="000000" w:sz="4"/>
-              <w:right w:val="single" w:color="000000" w:sz="4"/>
-            </w:tcBorders>
-            <w:tcMar>
-              <w:top w:type="dxa" w:w="60"/>
-              <w:left w:type="dxa" w:w="100"/>
-              <w:bottom w:type="dxa" w:w="60"/>
-              <w:right w:type="dxa" w:w="100"/>
-            </w:tcMar>
-            <w:vAlign w:val="center"/>
-          </w:tcPr>
-          <w:p>
-            <w:pPr>
-              <w:keepNext w:val="false"/>
-              <w:spacing w:after="0" w:before="0" w:line="276"/>
-              <w:jc w:val="center"/>
-            </w:pPr>
-            <w:r>
-              <w:rPr>
-                <w:rFonts w:ascii="Times New Roman" w:cs="Times New Roman" w:eastAsia="Times New Roman" w:hAnsi="Times New Roman"/>
-                <w:b w:val="false"/>
-                <w:bCs w:val="false"/>
-                <w:sz w:val="22"/>
-                <w:szCs w:val="22"/>
-              </w:rPr>
-              <w:t xml:space="preserve">5%</w:t>
+                <w:sz w:val="22"/>
+                <w:szCs w:val="22"/>
+              </w:rPr>
+              <w:t xml:space="preserve">Rarely</w:t>
+            </w:r>
+          </w:p>
+        </w:tc>
+        <w:tc>
+          <w:tcPr>
+            <w:tcW w:type="dxa" w:w="2355"/>
+            <w:tcBorders>
+              <w:top w:val="single" w:color="000000" w:sz="4"/>
+              <w:left w:val="single" w:color="000000" w:sz="4"/>
+              <w:bottom w:val="single" w:color="000000" w:sz="4"/>
+              <w:right w:val="single" w:color="000000" w:sz="4"/>
+            </w:tcBorders>
+            <w:tcMar>
+              <w:top w:type="dxa" w:w="60"/>
+              <w:left w:type="dxa" w:w="100"/>
+              <w:bottom w:type="dxa" w:w="60"/>
+              <w:right w:type="dxa" w:w="100"/>
+            </w:tcMar>
+            <w:vAlign w:val="center"/>
+          </w:tcPr>
+          <w:p>
+            <w:pPr>
+              <w:keepNext/>
+              <w:spacing w:after="0" w:before="0" w:line="276"/>
+              <w:jc w:val="center"/>
+            </w:pPr>
+            <w:r>
+              <w:rPr>
+                <w:rFonts w:ascii="Times New Roman" w:cs="Times New Roman" w:eastAsia="Times New Roman" w:hAnsi="Times New Roman"/>
+                <w:sz w:val="22"/>
+                <w:szCs w:val="22"/>
+              </w:rPr>
+              <w:t xml:space="preserve">14</w:t>
+            </w:r>
+          </w:p>
+        </w:tc>
+        <w:tc>
+          <w:tcPr>
+            <w:tcW w:type="dxa" w:w="2093"/>
+            <w:tcBorders>
+              <w:top w:val="single" w:color="000000" w:sz="4"/>
+              <w:left w:val="single" w:color="000000" w:sz="4"/>
+              <w:bottom w:val="single" w:color="000000" w:sz="4"/>
+              <w:right w:val="single" w:color="000000" w:sz="4"/>
+            </w:tcBorders>
+            <w:tcMar>
+              <w:top w:type="dxa" w:w="60"/>
+              <w:left w:type="dxa" w:w="100"/>
+              <w:bottom w:type="dxa" w:w="60"/>
+              <w:right w:type="dxa" w:w="100"/>
+            </w:tcMar>
+            <w:vAlign w:val="center"/>
+          </w:tcPr>
+          <w:p>
+            <w:pPr>
+              <w:keepNext/>
+              <w:spacing w:after="0" w:before="0" w:line="276"/>
+              <w:jc w:val="center"/>
+            </w:pPr>
+            <w:r>
+              <w:rPr>
+                <w:rFonts w:ascii="Times New Roman" w:cs="Times New Roman" w:eastAsia="Times New Roman" w:hAnsi="Times New Roman"/>
+                <w:sz w:val="22"/>
+                <w:szCs w:val="22"/>
+              </w:rPr>
+              <w:t xml:space="preserve">17%</w:t>
             </w:r>
           </w:p>
         </w:tc>
@@ -13477,16 +13151,5830 @@
     </w:tbl>
     <w:p>
       <w:pPr>
-        <w:spacing w:after="120" w:before="0" w:line="240"/>
-        <w:jc w:val="both"/>
-      </w:pPr>
-      <w:r>
-        <w:rPr>
-          <w:rFonts w:ascii="Times New Roman" w:cs="Times New Roman" w:eastAsia="Times New Roman" w:hAnsi="Times New Roman"/>
+        <w:keepNext/>
+        <w:spacing w:after="80" w:before="200"/>
+        <w:jc w:val="center"/>
+      </w:pPr>
+      <w:r>
+        <w:drawing>
+          <wp:inline distT="0" distB="0" distL="0" distR="0">
+            <wp:extent cx="3240000" cy="2268000"/>
+            <wp:effectExtent t="0" r="0" b="0" l="0"/>
+            <wp:docPr id="105" name="appB_q05_pie.png" descr="Figure B.5: Frequency of reviewing AI-flagged fraud alerts." title="Figure"/>
+            <wp:cNvGraphicFramePr>
+              <a:graphicFrameLocks xmlns:a="http://schemas.openxmlformats.org/drawingml/2006/main" noChangeAspect="1"/>
+            </wp:cNvGraphicFramePr>
+            <a:graphic xmlns:a="http://schemas.openxmlformats.org/drawingml/2006/main">
+              <a:graphicData uri="http://schemas.openxmlformats.org/drawingml/2006/picture">
+                <pic:pic xmlns:pic="http://schemas.openxmlformats.org/drawingml/2006/picture">
+                  <pic:nvPicPr>
+                    <pic:cNvPr id="0" name="" descr=""/>
+                    <pic:cNvPicPr>
+                      <a:picLocks noChangeAspect="1" noChangeArrowheads="1"/>
+                    </pic:cNvPicPr>
+                  </pic:nvPicPr>
+                  <pic:blipFill>
+                    <a:blip r:embed="rId205" cstate="none"/>
+                    <a:srcRect/>
+                    <a:stretch>
+                      <a:fillRect/>
+                    </a:stretch>
+                  </pic:blipFill>
+                  <pic:spPr bwMode="auto">
+                    <a:xfrm>
+                      <a:off x="0" y="0"/>
+                      <a:ext cx="3240000" cy="2268000"/>
+                    </a:xfrm>
+                    <a:prstGeom prst="rect">
+                      <a:avLst/>
+                    </a:prstGeom>
+                  </pic:spPr>
+                </pic:pic>
+              </a:graphicData>
+            </a:graphic>
+          </wp:inline>
+        </w:drawing>
+      </w:r>
+    </w:p>
+    <w:p>
+      <w:pPr>
+        <w:spacing w:after="200" w:before="0" w:line="276"/>
+        <w:jc w:val="center"/>
+      </w:pPr>
+      <w:r>
+        <w:rPr>
+          <w:rFonts w:ascii="Times New Roman" w:cs="Times New Roman" w:eastAsia="Times New Roman" w:hAnsi="Times New Roman"/>
+          <w:i w:val="1"/>
+          <w:iCs w:val="1"/>
+          <w:sz w:val="22"/>
+          <w:szCs w:val="22"/>
+        </w:rPr>
+        <w:t xml:space="preserve">Figure B.5: Frequency of reviewing AI-flagged fraud alerts.</w:t>
+      </w:r>
+    </w:p>
+    <w:p>
+      <w:pPr>
+        <w:keepNext/>
+        <w:spacing w:after="80" w:before="240" w:line="360"/>
+        <w:jc w:val="left"/>
+      </w:pPr>
+      <w:r>
+        <w:rPr>
+          <w:rFonts w:ascii="Times New Roman" w:cs="Times New Roman" w:eastAsia="Times New Roman" w:hAnsi="Times New Roman"/>
+          <w:b w:val="1"/>
+          <w:bCs w:val="1"/>
           <w:sz w:val="24"/>
           <w:szCs w:val="24"/>
         </w:rPr>
-        <w:t xml:space="preserve"/>
+        <w:t xml:space="preserve">Q6. On a scale of 1–5, how effective do you find AI-based fraud detection for your daily work?</w:t>
+      </w:r>
+    </w:p>
+    <w:tbl>
+      <w:tblPr>
+        <w:tblW w:type="dxa" w:w="9026"/>
+        <w:jc w:val="center"/>
+        <w:tblBorders>
+          <w:top w:val="single" w:color="auto" w:sz="4"/>
+          <w:left w:val="single" w:color="auto" w:sz="4"/>
+          <w:bottom w:val="single" w:color="auto" w:sz="4"/>
+          <w:right w:val="single" w:color="auto" w:sz="4"/>
+          <w:insideH w:val="single" w:color="auto" w:sz="4"/>
+          <w:insideV w:val="single" w:color="auto" w:sz="4"/>
+        </w:tblBorders>
+      </w:tblPr>
+      <w:tblGrid>
+        <w:gridCol w:w="4578"/>
+        <w:gridCol w:w="2355"/>
+        <w:gridCol w:w="2093"/>
+      </w:tblGrid>
+      <w:tr>
+        <w:trPr>
+          <w:cantSplit/>
+          <w:tblHeader/>
+        </w:trPr>
+        <w:tc>
+          <w:tcPr>
+            <w:tcW w:type="dxa" w:w="4578"/>
+            <w:tcBorders>
+              <w:top w:val="single" w:color="000000" w:sz="4"/>
+              <w:left w:val="single" w:color="000000" w:sz="4"/>
+              <w:bottom w:val="single" w:color="000000" w:sz="4"/>
+              <w:right w:val="single" w:color="000000" w:sz="4"/>
+            </w:tcBorders>
+            <w:shd w:fill="D9D9D9" w:color="auto" w:val="clear"/>
+            <w:tcMar>
+              <w:top w:type="dxa" w:w="60"/>
+              <w:left w:type="dxa" w:w="100"/>
+              <w:bottom w:type="dxa" w:w="60"/>
+              <w:right w:type="dxa" w:w="100"/>
+            </w:tcMar>
+            <w:vAlign w:val="center"/>
+          </w:tcPr>
+          <w:p>
+            <w:pPr>
+              <w:keepNext/>
+              <w:spacing w:after="0" w:before="0" w:line="276"/>
+              <w:jc w:val="center"/>
+            </w:pPr>
+            <w:r>
+              <w:rPr>
+                <w:rFonts w:ascii="Times New Roman" w:cs="Times New Roman" w:eastAsia="Times New Roman" w:hAnsi="Times New Roman"/>
+                <w:b w:val="1"/>
+                <w:bCs w:val="1"/>
+                <w:sz w:val="22"/>
+                <w:szCs w:val="22"/>
+              </w:rPr>
+              <w:t xml:space="preserve">Rating</w:t>
+            </w:r>
+          </w:p>
+        </w:tc>
+        <w:tc>
+          <w:tcPr>
+            <w:tcW w:type="dxa" w:w="2355"/>
+            <w:tcBorders>
+              <w:top w:val="single" w:color="000000" w:sz="4"/>
+              <w:left w:val="single" w:color="000000" w:sz="4"/>
+              <w:bottom w:val="single" w:color="000000" w:sz="4"/>
+              <w:right w:val="single" w:color="000000" w:sz="4"/>
+            </w:tcBorders>
+            <w:shd w:fill="D9D9D9" w:color="auto" w:val="clear"/>
+            <w:tcMar>
+              <w:top w:type="dxa" w:w="60"/>
+              <w:left w:type="dxa" w:w="100"/>
+              <w:bottom w:type="dxa" w:w="60"/>
+              <w:right w:type="dxa" w:w="100"/>
+            </w:tcMar>
+            <w:vAlign w:val="center"/>
+          </w:tcPr>
+          <w:p>
+            <w:pPr>
+              <w:keepNext/>
+              <w:spacing w:after="0" w:before="0" w:line="276"/>
+              <w:jc w:val="center"/>
+            </w:pPr>
+            <w:r>
+              <w:rPr>
+                <w:rFonts w:ascii="Times New Roman" w:cs="Times New Roman" w:eastAsia="Times New Roman" w:hAnsi="Times New Roman"/>
+                <w:b w:val="1"/>
+                <w:bCs w:val="1"/>
+                <w:sz w:val="22"/>
+                <w:szCs w:val="22"/>
+              </w:rPr>
+              <w:t xml:space="preserve">No. of Respondents</w:t>
+            </w:r>
+          </w:p>
+        </w:tc>
+        <w:tc>
+          <w:tcPr>
+            <w:tcW w:type="dxa" w:w="2093"/>
+            <w:tcBorders>
+              <w:top w:val="single" w:color="000000" w:sz="4"/>
+              <w:left w:val="single" w:color="000000" w:sz="4"/>
+              <w:bottom w:val="single" w:color="000000" w:sz="4"/>
+              <w:right w:val="single" w:color="000000" w:sz="4"/>
+            </w:tcBorders>
+            <w:shd w:fill="D9D9D9" w:color="auto" w:val="clear"/>
+            <w:tcMar>
+              <w:top w:type="dxa" w:w="60"/>
+              <w:left w:type="dxa" w:w="100"/>
+              <w:bottom w:type="dxa" w:w="60"/>
+              <w:right w:type="dxa" w:w="100"/>
+            </w:tcMar>
+            <w:vAlign w:val="center"/>
+          </w:tcPr>
+          <w:p>
+            <w:pPr>
+              <w:keepNext/>
+              <w:spacing w:after="0" w:before="0" w:line="276"/>
+              <w:jc w:val="center"/>
+            </w:pPr>
+            <w:r>
+              <w:rPr>
+                <w:rFonts w:ascii="Times New Roman" w:cs="Times New Roman" w:eastAsia="Times New Roman" w:hAnsi="Times New Roman"/>
+                <w:b w:val="1"/>
+                <w:bCs w:val="1"/>
+                <w:sz w:val="22"/>
+                <w:szCs w:val="22"/>
+              </w:rPr>
+              <w:t xml:space="preserve">% of Respondents</w:t>
+            </w:r>
+          </w:p>
+        </w:tc>
+      </w:tr>
+      <w:tr>
+        <w:trPr>
+          <w:cantSplit/>
+        </w:trPr>
+        <w:tc>
+          <w:tcPr>
+            <w:tcW w:type="dxa" w:w="4578"/>
+            <w:tcBorders>
+              <w:top w:val="single" w:color="000000" w:sz="4"/>
+              <w:left w:val="single" w:color="000000" w:sz="4"/>
+              <w:bottom w:val="single" w:color="000000" w:sz="4"/>
+              <w:right w:val="single" w:color="000000" w:sz="4"/>
+            </w:tcBorders>
+            <w:tcMar>
+              <w:top w:type="dxa" w:w="60"/>
+              <w:left w:type="dxa" w:w="100"/>
+              <w:bottom w:type="dxa" w:w="60"/>
+              <w:right w:type="dxa" w:w="100"/>
+            </w:tcMar>
+            <w:vAlign w:val="center"/>
+          </w:tcPr>
+          <w:p>
+            <w:pPr>
+              <w:keepNext/>
+              <w:spacing w:after="0" w:before="0" w:line="276"/>
+              <w:jc w:val="left"/>
+            </w:pPr>
+            <w:r>
+              <w:rPr>
+                <w:rFonts w:ascii="Times New Roman" w:cs="Times New Roman" w:eastAsia="Times New Roman" w:hAnsi="Times New Roman"/>
+                <w:sz w:val="22"/>
+                <w:szCs w:val="22"/>
+              </w:rPr>
+              <w:t xml:space="preserve">1 (Not effective)</w:t>
+            </w:r>
+          </w:p>
+        </w:tc>
+        <w:tc>
+          <w:tcPr>
+            <w:tcW w:type="dxa" w:w="2355"/>
+            <w:tcBorders>
+              <w:top w:val="single" w:color="000000" w:sz="4"/>
+              <w:left w:val="single" w:color="000000" w:sz="4"/>
+              <w:bottom w:val="single" w:color="000000" w:sz="4"/>
+              <w:right w:val="single" w:color="000000" w:sz="4"/>
+            </w:tcBorders>
+            <w:tcMar>
+              <w:top w:type="dxa" w:w="60"/>
+              <w:left w:type="dxa" w:w="100"/>
+              <w:bottom w:type="dxa" w:w="60"/>
+              <w:right w:type="dxa" w:w="100"/>
+            </w:tcMar>
+            <w:vAlign w:val="center"/>
+          </w:tcPr>
+          <w:p>
+            <w:pPr>
+              <w:keepNext/>
+              <w:spacing w:after="0" w:before="0" w:line="276"/>
+              <w:jc w:val="center"/>
+            </w:pPr>
+            <w:r>
+              <w:rPr>
+                <w:rFonts w:ascii="Times New Roman" w:cs="Times New Roman" w:eastAsia="Times New Roman" w:hAnsi="Times New Roman"/>
+                <w:sz w:val="22"/>
+                <w:szCs w:val="22"/>
+              </w:rPr>
+              <w:t xml:space="preserve">12</w:t>
+            </w:r>
+          </w:p>
+        </w:tc>
+        <w:tc>
+          <w:tcPr>
+            <w:tcW w:type="dxa" w:w="2093"/>
+            <w:tcBorders>
+              <w:top w:val="single" w:color="000000" w:sz="4"/>
+              <w:left w:val="single" w:color="000000" w:sz="4"/>
+              <w:bottom w:val="single" w:color="000000" w:sz="4"/>
+              <w:right w:val="single" w:color="000000" w:sz="4"/>
+            </w:tcBorders>
+            <w:tcMar>
+              <w:top w:type="dxa" w:w="60"/>
+              <w:left w:type="dxa" w:w="100"/>
+              <w:bottom w:type="dxa" w:w="60"/>
+              <w:right w:type="dxa" w:w="100"/>
+            </w:tcMar>
+            <w:vAlign w:val="center"/>
+          </w:tcPr>
+          <w:p>
+            <w:pPr>
+              <w:keepNext/>
+              <w:spacing w:after="0" w:before="0" w:line="276"/>
+              <w:jc w:val="center"/>
+            </w:pPr>
+            <w:r>
+              <w:rPr>
+                <w:rFonts w:ascii="Times New Roman" w:cs="Times New Roman" w:eastAsia="Times New Roman" w:hAnsi="Times New Roman"/>
+                <w:sz w:val="22"/>
+                <w:szCs w:val="22"/>
+              </w:rPr>
+              <w:t xml:space="preserve">14%</w:t>
+            </w:r>
+          </w:p>
+        </w:tc>
+      </w:tr>
+      <w:tr>
+        <w:trPr>
+          <w:cantSplit/>
+        </w:trPr>
+        <w:tc>
+          <w:tcPr>
+            <w:tcW w:type="dxa" w:w="4578"/>
+            <w:tcBorders>
+              <w:top w:val="single" w:color="000000" w:sz="4"/>
+              <w:left w:val="single" w:color="000000" w:sz="4"/>
+              <w:bottom w:val="single" w:color="000000" w:sz="4"/>
+              <w:right w:val="single" w:color="000000" w:sz="4"/>
+            </w:tcBorders>
+            <w:tcMar>
+              <w:top w:type="dxa" w:w="60"/>
+              <w:left w:type="dxa" w:w="100"/>
+              <w:bottom w:type="dxa" w:w="60"/>
+              <w:right w:type="dxa" w:w="100"/>
+            </w:tcMar>
+            <w:vAlign w:val="center"/>
+          </w:tcPr>
+          <w:p>
+            <w:pPr>
+              <w:keepNext/>
+              <w:spacing w:after="0" w:before="0" w:line="276"/>
+              <w:jc w:val="left"/>
+            </w:pPr>
+            <w:r>
+              <w:rPr>
+                <w:rFonts w:ascii="Times New Roman" w:cs="Times New Roman" w:eastAsia="Times New Roman" w:hAnsi="Times New Roman"/>
+                <w:sz w:val="22"/>
+                <w:szCs w:val="22"/>
+              </w:rPr>
+              <w:t xml:space="preserve">2</w:t>
+            </w:r>
+          </w:p>
+        </w:tc>
+        <w:tc>
+          <w:tcPr>
+            <w:tcW w:type="dxa" w:w="2355"/>
+            <w:tcBorders>
+              <w:top w:val="single" w:color="000000" w:sz="4"/>
+              <w:left w:val="single" w:color="000000" w:sz="4"/>
+              <w:bottom w:val="single" w:color="000000" w:sz="4"/>
+              <w:right w:val="single" w:color="000000" w:sz="4"/>
+            </w:tcBorders>
+            <w:tcMar>
+              <w:top w:type="dxa" w:w="60"/>
+              <w:left w:type="dxa" w:w="100"/>
+              <w:bottom w:type="dxa" w:w="60"/>
+              <w:right w:type="dxa" w:w="100"/>
+            </w:tcMar>
+            <w:vAlign w:val="center"/>
+          </w:tcPr>
+          <w:p>
+            <w:pPr>
+              <w:keepNext/>
+              <w:spacing w:after="0" w:before="0" w:line="276"/>
+              <w:jc w:val="center"/>
+            </w:pPr>
+            <w:r>
+              <w:rPr>
+                <w:rFonts w:ascii="Times New Roman" w:cs="Times New Roman" w:eastAsia="Times New Roman" w:hAnsi="Times New Roman"/>
+                <w:sz w:val="22"/>
+                <w:szCs w:val="22"/>
+              </w:rPr>
+              <w:t xml:space="preserve">9</w:t>
+            </w:r>
+          </w:p>
+        </w:tc>
+        <w:tc>
+          <w:tcPr>
+            <w:tcW w:type="dxa" w:w="2093"/>
+            <w:tcBorders>
+              <w:top w:val="single" w:color="000000" w:sz="4"/>
+              <w:left w:val="single" w:color="000000" w:sz="4"/>
+              <w:bottom w:val="single" w:color="000000" w:sz="4"/>
+              <w:right w:val="single" w:color="000000" w:sz="4"/>
+            </w:tcBorders>
+            <w:tcMar>
+              <w:top w:type="dxa" w:w="60"/>
+              <w:left w:type="dxa" w:w="100"/>
+              <w:bottom w:type="dxa" w:w="60"/>
+              <w:right w:type="dxa" w:w="100"/>
+            </w:tcMar>
+            <w:vAlign w:val="center"/>
+          </w:tcPr>
+          <w:p>
+            <w:pPr>
+              <w:keepNext/>
+              <w:spacing w:after="0" w:before="0" w:line="276"/>
+              <w:jc w:val="center"/>
+            </w:pPr>
+            <w:r>
+              <w:rPr>
+                <w:rFonts w:ascii="Times New Roman" w:cs="Times New Roman" w:eastAsia="Times New Roman" w:hAnsi="Times New Roman"/>
+                <w:sz w:val="22"/>
+                <w:szCs w:val="22"/>
+              </w:rPr>
+              <w:t xml:space="preserve">11%</w:t>
+            </w:r>
+          </w:p>
+        </w:tc>
+      </w:tr>
+      <w:tr>
+        <w:trPr>
+          <w:cantSplit/>
+        </w:trPr>
+        <w:tc>
+          <w:tcPr>
+            <w:tcW w:type="dxa" w:w="4578"/>
+            <w:tcBorders>
+              <w:top w:val="single" w:color="000000" w:sz="4"/>
+              <w:left w:val="single" w:color="000000" w:sz="4"/>
+              <w:bottom w:val="single" w:color="000000" w:sz="4"/>
+              <w:right w:val="single" w:color="000000" w:sz="4"/>
+            </w:tcBorders>
+            <w:tcMar>
+              <w:top w:type="dxa" w:w="60"/>
+              <w:left w:type="dxa" w:w="100"/>
+              <w:bottom w:type="dxa" w:w="60"/>
+              <w:right w:type="dxa" w:w="100"/>
+            </w:tcMar>
+            <w:vAlign w:val="center"/>
+          </w:tcPr>
+          <w:p>
+            <w:pPr>
+              <w:keepNext/>
+              <w:spacing w:after="0" w:before="0" w:line="276"/>
+              <w:jc w:val="left"/>
+            </w:pPr>
+            <w:r>
+              <w:rPr>
+                <w:rFonts w:ascii="Times New Roman" w:cs="Times New Roman" w:eastAsia="Times New Roman" w:hAnsi="Times New Roman"/>
+                <w:sz w:val="22"/>
+                <w:szCs w:val="22"/>
+              </w:rPr>
+              <w:t xml:space="preserve">3</w:t>
+            </w:r>
+          </w:p>
+        </w:tc>
+        <w:tc>
+          <w:tcPr>
+            <w:tcW w:type="dxa" w:w="2355"/>
+            <w:tcBorders>
+              <w:top w:val="single" w:color="000000" w:sz="4"/>
+              <w:left w:val="single" w:color="000000" w:sz="4"/>
+              <w:bottom w:val="single" w:color="000000" w:sz="4"/>
+              <w:right w:val="single" w:color="000000" w:sz="4"/>
+            </w:tcBorders>
+            <w:tcMar>
+              <w:top w:type="dxa" w:w="60"/>
+              <w:left w:type="dxa" w:w="100"/>
+              <w:bottom w:type="dxa" w:w="60"/>
+              <w:right w:type="dxa" w:w="100"/>
+            </w:tcMar>
+            <w:vAlign w:val="center"/>
+          </w:tcPr>
+          <w:p>
+            <w:pPr>
+              <w:keepNext/>
+              <w:spacing w:after="0" w:before="0" w:line="276"/>
+              <w:jc w:val="center"/>
+            </w:pPr>
+            <w:r>
+              <w:rPr>
+                <w:rFonts w:ascii="Times New Roman" w:cs="Times New Roman" w:eastAsia="Times New Roman" w:hAnsi="Times New Roman"/>
+                <w:sz w:val="22"/>
+                <w:szCs w:val="22"/>
+              </w:rPr>
+              <w:t xml:space="preserve">13</w:t>
+            </w:r>
+          </w:p>
+        </w:tc>
+        <w:tc>
+          <w:tcPr>
+            <w:tcW w:type="dxa" w:w="2093"/>
+            <w:tcBorders>
+              <w:top w:val="single" w:color="000000" w:sz="4"/>
+              <w:left w:val="single" w:color="000000" w:sz="4"/>
+              <w:bottom w:val="single" w:color="000000" w:sz="4"/>
+              <w:right w:val="single" w:color="000000" w:sz="4"/>
+            </w:tcBorders>
+            <w:tcMar>
+              <w:top w:type="dxa" w:w="60"/>
+              <w:left w:type="dxa" w:w="100"/>
+              <w:bottom w:type="dxa" w:w="60"/>
+              <w:right w:type="dxa" w:w="100"/>
+            </w:tcMar>
+            <w:vAlign w:val="center"/>
+          </w:tcPr>
+          <w:p>
+            <w:pPr>
+              <w:keepNext/>
+              <w:spacing w:after="0" w:before="0" w:line="276"/>
+              <w:jc w:val="center"/>
+            </w:pPr>
+            <w:r>
+              <w:rPr>
+                <w:rFonts w:ascii="Times New Roman" w:cs="Times New Roman" w:eastAsia="Times New Roman" w:hAnsi="Times New Roman"/>
+                <w:sz w:val="22"/>
+                <w:szCs w:val="22"/>
+              </w:rPr>
+              <w:t xml:space="preserve">15%</w:t>
+            </w:r>
+          </w:p>
+        </w:tc>
+      </w:tr>
+      <w:tr>
+        <w:trPr>
+          <w:cantSplit/>
+        </w:trPr>
+        <w:tc>
+          <w:tcPr>
+            <w:tcW w:type="dxa" w:w="4578"/>
+            <w:tcBorders>
+              <w:top w:val="single" w:color="000000" w:sz="4"/>
+              <w:left w:val="single" w:color="000000" w:sz="4"/>
+              <w:bottom w:val="single" w:color="000000" w:sz="4"/>
+              <w:right w:val="single" w:color="000000" w:sz="4"/>
+            </w:tcBorders>
+            <w:tcMar>
+              <w:top w:type="dxa" w:w="60"/>
+              <w:left w:type="dxa" w:w="100"/>
+              <w:bottom w:type="dxa" w:w="60"/>
+              <w:right w:type="dxa" w:w="100"/>
+            </w:tcMar>
+            <w:vAlign w:val="center"/>
+          </w:tcPr>
+          <w:p>
+            <w:pPr>
+              <w:keepNext/>
+              <w:spacing w:after="0" w:before="0" w:line="276"/>
+              <w:jc w:val="left"/>
+            </w:pPr>
+            <w:r>
+              <w:rPr>
+                <w:rFonts w:ascii="Times New Roman" w:cs="Times New Roman" w:eastAsia="Times New Roman" w:hAnsi="Times New Roman"/>
+                <w:sz w:val="22"/>
+                <w:szCs w:val="22"/>
+              </w:rPr>
+              <w:t xml:space="preserve">4</w:t>
+            </w:r>
+          </w:p>
+        </w:tc>
+        <w:tc>
+          <w:tcPr>
+            <w:tcW w:type="dxa" w:w="2355"/>
+            <w:tcBorders>
+              <w:top w:val="single" w:color="000000" w:sz="4"/>
+              <w:left w:val="single" w:color="000000" w:sz="4"/>
+              <w:bottom w:val="single" w:color="000000" w:sz="4"/>
+              <w:right w:val="single" w:color="000000" w:sz="4"/>
+            </w:tcBorders>
+            <w:tcMar>
+              <w:top w:type="dxa" w:w="60"/>
+              <w:left w:type="dxa" w:w="100"/>
+              <w:bottom w:type="dxa" w:w="60"/>
+              <w:right w:type="dxa" w:w="100"/>
+            </w:tcMar>
+            <w:vAlign w:val="center"/>
+          </w:tcPr>
+          <w:p>
+            <w:pPr>
+              <w:keepNext/>
+              <w:spacing w:after="0" w:before="0" w:line="276"/>
+              <w:jc w:val="center"/>
+            </w:pPr>
+            <w:r>
+              <w:rPr>
+                <w:rFonts w:ascii="Times New Roman" w:cs="Times New Roman" w:eastAsia="Times New Roman" w:hAnsi="Times New Roman"/>
+                <w:sz w:val="22"/>
+                <w:szCs w:val="22"/>
+              </w:rPr>
+              <w:t xml:space="preserve">19</w:t>
+            </w:r>
+          </w:p>
+        </w:tc>
+        <w:tc>
+          <w:tcPr>
+            <w:tcW w:type="dxa" w:w="2093"/>
+            <w:tcBorders>
+              <w:top w:val="single" w:color="000000" w:sz="4"/>
+              <w:left w:val="single" w:color="000000" w:sz="4"/>
+              <w:bottom w:val="single" w:color="000000" w:sz="4"/>
+              <w:right w:val="single" w:color="000000" w:sz="4"/>
+            </w:tcBorders>
+            <w:tcMar>
+              <w:top w:type="dxa" w:w="60"/>
+              <w:left w:type="dxa" w:w="100"/>
+              <w:bottom w:type="dxa" w:w="60"/>
+              <w:right w:type="dxa" w:w="100"/>
+            </w:tcMar>
+            <w:vAlign w:val="center"/>
+          </w:tcPr>
+          <w:p>
+            <w:pPr>
+              <w:keepNext/>
+              <w:spacing w:after="0" w:before="0" w:line="276"/>
+              <w:jc w:val="center"/>
+            </w:pPr>
+            <w:r>
+              <w:rPr>
+                <w:rFonts w:ascii="Times New Roman" w:cs="Times New Roman" w:eastAsia="Times New Roman" w:hAnsi="Times New Roman"/>
+                <w:sz w:val="22"/>
+                <w:szCs w:val="22"/>
+              </w:rPr>
+              <w:t xml:space="preserve">23%</w:t>
+            </w:r>
+          </w:p>
+        </w:tc>
+      </w:tr>
+      <w:tr>
+        <w:trPr>
+          <w:cantSplit/>
+        </w:trPr>
+        <w:tc>
+          <w:tcPr>
+            <w:tcW w:type="dxa" w:w="4578"/>
+            <w:tcBorders>
+              <w:top w:val="single" w:color="000000" w:sz="4"/>
+              <w:left w:val="single" w:color="000000" w:sz="4"/>
+              <w:bottom w:val="single" w:color="000000" w:sz="4"/>
+              <w:right w:val="single" w:color="000000" w:sz="4"/>
+            </w:tcBorders>
+            <w:tcMar>
+              <w:top w:type="dxa" w:w="60"/>
+              <w:left w:type="dxa" w:w="100"/>
+              <w:bottom w:type="dxa" w:w="60"/>
+              <w:right w:type="dxa" w:w="100"/>
+            </w:tcMar>
+            <w:vAlign w:val="center"/>
+          </w:tcPr>
+          <w:p>
+            <w:pPr>
+              <w:keepNext/>
+              <w:spacing w:after="0" w:before="0" w:line="276"/>
+              <w:jc w:val="left"/>
+            </w:pPr>
+            <w:r>
+              <w:rPr>
+                <w:rFonts w:ascii="Times New Roman" w:cs="Times New Roman" w:eastAsia="Times New Roman" w:hAnsi="Times New Roman"/>
+                <w:sz w:val="22"/>
+                <w:szCs w:val="22"/>
+              </w:rPr>
+              <w:t xml:space="preserve">5 (Very effective)</w:t>
+            </w:r>
+          </w:p>
+        </w:tc>
+        <w:tc>
+          <w:tcPr>
+            <w:tcW w:type="dxa" w:w="2355"/>
+            <w:tcBorders>
+              <w:top w:val="single" w:color="000000" w:sz="4"/>
+              <w:left w:val="single" w:color="000000" w:sz="4"/>
+              <w:bottom w:val="single" w:color="000000" w:sz="4"/>
+              <w:right w:val="single" w:color="000000" w:sz="4"/>
+            </w:tcBorders>
+            <w:tcMar>
+              <w:top w:type="dxa" w:w="60"/>
+              <w:left w:type="dxa" w:w="100"/>
+              <w:bottom w:type="dxa" w:w="60"/>
+              <w:right w:type="dxa" w:w="100"/>
+            </w:tcMar>
+            <w:vAlign w:val="center"/>
+          </w:tcPr>
+          <w:p>
+            <w:pPr>
+              <w:keepNext/>
+              <w:spacing w:after="0" w:before="0" w:line="276"/>
+              <w:jc w:val="center"/>
+            </w:pPr>
+            <w:r>
+              <w:rPr>
+                <w:rFonts w:ascii="Times New Roman" w:cs="Times New Roman" w:eastAsia="Times New Roman" w:hAnsi="Times New Roman"/>
+                <w:sz w:val="22"/>
+                <w:szCs w:val="22"/>
+              </w:rPr>
+              <w:t xml:space="preserve">31</w:t>
+            </w:r>
+          </w:p>
+        </w:tc>
+        <w:tc>
+          <w:tcPr>
+            <w:tcW w:type="dxa" w:w="2093"/>
+            <w:tcBorders>
+              <w:top w:val="single" w:color="000000" w:sz="4"/>
+              <w:left w:val="single" w:color="000000" w:sz="4"/>
+              <w:bottom w:val="single" w:color="000000" w:sz="4"/>
+              <w:right w:val="single" w:color="000000" w:sz="4"/>
+            </w:tcBorders>
+            <w:tcMar>
+              <w:top w:type="dxa" w:w="60"/>
+              <w:left w:type="dxa" w:w="100"/>
+              <w:bottom w:type="dxa" w:w="60"/>
+              <w:right w:type="dxa" w:w="100"/>
+            </w:tcMar>
+            <w:vAlign w:val="center"/>
+          </w:tcPr>
+          <w:p>
+            <w:pPr>
+              <w:keepNext/>
+              <w:spacing w:after="0" w:before="0" w:line="276"/>
+              <w:jc w:val="center"/>
+            </w:pPr>
+            <w:r>
+              <w:rPr>
+                <w:rFonts w:ascii="Times New Roman" w:cs="Times New Roman" w:eastAsia="Times New Roman" w:hAnsi="Times New Roman"/>
+                <w:sz w:val="22"/>
+                <w:szCs w:val="22"/>
+              </w:rPr>
+              <w:t xml:space="preserve">37%</w:t>
+            </w:r>
+          </w:p>
+        </w:tc>
+      </w:tr>
+    </w:tbl>
+    <w:p>
+      <w:pPr>
+        <w:keepNext/>
+        <w:spacing w:after="80" w:before="200"/>
+        <w:jc w:val="center"/>
+      </w:pPr>
+      <w:r>
+        <w:drawing>
+          <wp:inline distT="0" distB="0" distL="0" distR="0">
+            <wp:extent cx="3240000" cy="2268000"/>
+            <wp:effectExtent t="0" r="0" b="0" l="0"/>
+            <wp:docPr id="106" name="appB_q06_pie.png" descr="Figure B.6: Perceived effectiveness rating (1–5)." title="Figure"/>
+            <wp:cNvGraphicFramePr>
+              <a:graphicFrameLocks xmlns:a="http://schemas.openxmlformats.org/drawingml/2006/main" noChangeAspect="1"/>
+            </wp:cNvGraphicFramePr>
+            <a:graphic xmlns:a="http://schemas.openxmlformats.org/drawingml/2006/main">
+              <a:graphicData uri="http://schemas.openxmlformats.org/drawingml/2006/picture">
+                <pic:pic xmlns:pic="http://schemas.openxmlformats.org/drawingml/2006/picture">
+                  <pic:nvPicPr>
+                    <pic:cNvPr id="0" name="" descr=""/>
+                    <pic:cNvPicPr>
+                      <a:picLocks noChangeAspect="1" noChangeArrowheads="1"/>
+                    </pic:cNvPicPr>
+                  </pic:nvPicPr>
+                  <pic:blipFill>
+                    <a:blip r:embed="rId206" cstate="none"/>
+                    <a:srcRect/>
+                    <a:stretch>
+                      <a:fillRect/>
+                    </a:stretch>
+                  </pic:blipFill>
+                  <pic:spPr bwMode="auto">
+                    <a:xfrm>
+                      <a:off x="0" y="0"/>
+                      <a:ext cx="3240000" cy="2268000"/>
+                    </a:xfrm>
+                    <a:prstGeom prst="rect">
+                      <a:avLst/>
+                    </a:prstGeom>
+                  </pic:spPr>
+                </pic:pic>
+              </a:graphicData>
+            </a:graphic>
+          </wp:inline>
+        </w:drawing>
+      </w:r>
+    </w:p>
+    <w:p>
+      <w:pPr>
+        <w:spacing w:after="200" w:before="0" w:line="276"/>
+        <w:jc w:val="center"/>
+      </w:pPr>
+      <w:r>
+        <w:rPr>
+          <w:rFonts w:ascii="Times New Roman" w:cs="Times New Roman" w:eastAsia="Times New Roman" w:hAnsi="Times New Roman"/>
+          <w:i w:val="1"/>
+          <w:iCs w:val="1"/>
+          <w:sz w:val="22"/>
+          <w:szCs w:val="22"/>
+        </w:rPr>
+        <w:t xml:space="preserve">Figure B.6: Perceived effectiveness rating (1–5).</w:t>
+      </w:r>
+    </w:p>
+    <w:p>
+      <w:pPr>
+        <w:keepNext/>
+        <w:spacing w:after="80" w:before="240" w:line="360"/>
+        <w:jc w:val="left"/>
+      </w:pPr>
+      <w:r>
+        <w:rPr>
+          <w:rFonts w:ascii="Times New Roman" w:cs="Times New Roman" w:eastAsia="Times New Roman" w:hAnsi="Times New Roman"/>
+          <w:b w:val="1"/>
+          <w:bCs w:val="1"/>
+          <w:sz w:val="24"/>
+          <w:szCs w:val="24"/>
+        </w:rPr>
+        <w:t xml:space="preserve">Q7. Which benefits are most important to you? (Select up to 2)</w:t>
+      </w:r>
+    </w:p>
+    <w:tbl>
+      <w:tblPr>
+        <w:tblW w:type="dxa" w:w="9026"/>
+        <w:jc w:val="center"/>
+        <w:tblBorders>
+          <w:top w:val="single" w:color="auto" w:sz="4"/>
+          <w:left w:val="single" w:color="auto" w:sz="4"/>
+          <w:bottom w:val="single" w:color="auto" w:sz="4"/>
+          <w:right w:val="single" w:color="auto" w:sz="4"/>
+          <w:insideH w:val="single" w:color="auto" w:sz="4"/>
+          <w:insideV w:val="single" w:color="auto" w:sz="4"/>
+        </w:tblBorders>
+      </w:tblPr>
+      <w:tblGrid>
+        <w:gridCol w:w="4578"/>
+        <w:gridCol w:w="2355"/>
+        <w:gridCol w:w="2093"/>
+      </w:tblGrid>
+      <w:tr>
+        <w:trPr>
+          <w:cantSplit/>
+          <w:tblHeader/>
+        </w:trPr>
+        <w:tc>
+          <w:tcPr>
+            <w:tcW w:type="dxa" w:w="4578"/>
+            <w:tcBorders>
+              <w:top w:val="single" w:color="000000" w:sz="4"/>
+              <w:left w:val="single" w:color="000000" w:sz="4"/>
+              <w:bottom w:val="single" w:color="000000" w:sz="4"/>
+              <w:right w:val="single" w:color="000000" w:sz="4"/>
+            </w:tcBorders>
+            <w:shd w:fill="D9D9D9" w:color="auto" w:val="clear"/>
+            <w:tcMar>
+              <w:top w:type="dxa" w:w="60"/>
+              <w:left w:type="dxa" w:w="100"/>
+              <w:bottom w:type="dxa" w:w="60"/>
+              <w:right w:type="dxa" w:w="100"/>
+            </w:tcMar>
+            <w:vAlign w:val="center"/>
+          </w:tcPr>
+          <w:p>
+            <w:pPr>
+              <w:keepNext/>
+              <w:spacing w:after="0" w:before="0" w:line="276"/>
+              <w:jc w:val="center"/>
+            </w:pPr>
+            <w:r>
+              <w:rPr>
+                <w:rFonts w:ascii="Times New Roman" w:cs="Times New Roman" w:eastAsia="Times New Roman" w:hAnsi="Times New Roman"/>
+                <w:b w:val="1"/>
+                <w:bCs w:val="1"/>
+                <w:sz w:val="22"/>
+                <w:szCs w:val="22"/>
+              </w:rPr>
+              <w:t xml:space="preserve">Benefit</w:t>
+            </w:r>
+          </w:p>
+        </w:tc>
+        <w:tc>
+          <w:tcPr>
+            <w:tcW w:type="dxa" w:w="2355"/>
+            <w:tcBorders>
+              <w:top w:val="single" w:color="000000" w:sz="4"/>
+              <w:left w:val="single" w:color="000000" w:sz="4"/>
+              <w:bottom w:val="single" w:color="000000" w:sz="4"/>
+              <w:right w:val="single" w:color="000000" w:sz="4"/>
+            </w:tcBorders>
+            <w:shd w:fill="D9D9D9" w:color="auto" w:val="clear"/>
+            <w:tcMar>
+              <w:top w:type="dxa" w:w="60"/>
+              <w:left w:type="dxa" w:w="100"/>
+              <w:bottom w:type="dxa" w:w="60"/>
+              <w:right w:type="dxa" w:w="100"/>
+            </w:tcMar>
+            <w:vAlign w:val="center"/>
+          </w:tcPr>
+          <w:p>
+            <w:pPr>
+              <w:keepNext/>
+              <w:spacing w:after="0" w:before="0" w:line="276"/>
+              <w:jc w:val="center"/>
+            </w:pPr>
+            <w:r>
+              <w:rPr>
+                <w:rFonts w:ascii="Times New Roman" w:cs="Times New Roman" w:eastAsia="Times New Roman" w:hAnsi="Times New Roman"/>
+                <w:b w:val="1"/>
+                <w:bCs w:val="1"/>
+                <w:sz w:val="22"/>
+                <w:szCs w:val="22"/>
+              </w:rPr>
+              <w:t xml:space="preserve">No. of Respondents</w:t>
+            </w:r>
+          </w:p>
+        </w:tc>
+        <w:tc>
+          <w:tcPr>
+            <w:tcW w:type="dxa" w:w="2093"/>
+            <w:tcBorders>
+              <w:top w:val="single" w:color="000000" w:sz="4"/>
+              <w:left w:val="single" w:color="000000" w:sz="4"/>
+              <w:bottom w:val="single" w:color="000000" w:sz="4"/>
+              <w:right w:val="single" w:color="000000" w:sz="4"/>
+            </w:tcBorders>
+            <w:shd w:fill="D9D9D9" w:color="auto" w:val="clear"/>
+            <w:tcMar>
+              <w:top w:type="dxa" w:w="60"/>
+              <w:left w:type="dxa" w:w="100"/>
+              <w:bottom w:type="dxa" w:w="60"/>
+              <w:right w:type="dxa" w:w="100"/>
+            </w:tcMar>
+            <w:vAlign w:val="center"/>
+          </w:tcPr>
+          <w:p>
+            <w:pPr>
+              <w:keepNext/>
+              <w:spacing w:after="0" w:before="0" w:line="276"/>
+              <w:jc w:val="center"/>
+            </w:pPr>
+            <w:r>
+              <w:rPr>
+                <w:rFonts w:ascii="Times New Roman" w:cs="Times New Roman" w:eastAsia="Times New Roman" w:hAnsi="Times New Roman"/>
+                <w:b w:val="1"/>
+                <w:bCs w:val="1"/>
+                <w:sz w:val="22"/>
+                <w:szCs w:val="22"/>
+              </w:rPr>
+              <w:t xml:space="preserve">% of Respondents</w:t>
+            </w:r>
+          </w:p>
+        </w:tc>
+      </w:tr>
+      <w:tr>
+        <w:trPr>
+          <w:cantSplit/>
+        </w:trPr>
+        <w:tc>
+          <w:tcPr>
+            <w:tcW w:type="dxa" w:w="4578"/>
+            <w:tcBorders>
+              <w:top w:val="single" w:color="000000" w:sz="4"/>
+              <w:left w:val="single" w:color="000000" w:sz="4"/>
+              <w:bottom w:val="single" w:color="000000" w:sz="4"/>
+              <w:right w:val="single" w:color="000000" w:sz="4"/>
+            </w:tcBorders>
+            <w:tcMar>
+              <w:top w:type="dxa" w:w="60"/>
+              <w:left w:type="dxa" w:w="100"/>
+              <w:bottom w:type="dxa" w:w="60"/>
+              <w:right w:type="dxa" w:w="100"/>
+            </w:tcMar>
+            <w:vAlign w:val="center"/>
+          </w:tcPr>
+          <w:p>
+            <w:pPr>
+              <w:keepNext/>
+              <w:spacing w:after="0" w:before="0" w:line="276"/>
+              <w:jc w:val="left"/>
+            </w:pPr>
+            <w:r>
+              <w:rPr>
+                <w:rFonts w:ascii="Times New Roman" w:cs="Times New Roman" w:eastAsia="Times New Roman" w:hAnsi="Times New Roman"/>
+                <w:sz w:val="22"/>
+                <w:szCs w:val="22"/>
+              </w:rPr>
+              <w:t xml:space="preserve">Faster fraud detection</w:t>
+            </w:r>
+          </w:p>
+        </w:tc>
+        <w:tc>
+          <w:tcPr>
+            <w:tcW w:type="dxa" w:w="2355"/>
+            <w:tcBorders>
+              <w:top w:val="single" w:color="000000" w:sz="4"/>
+              <w:left w:val="single" w:color="000000" w:sz="4"/>
+              <w:bottom w:val="single" w:color="000000" w:sz="4"/>
+              <w:right w:val="single" w:color="000000" w:sz="4"/>
+            </w:tcBorders>
+            <w:tcMar>
+              <w:top w:type="dxa" w:w="60"/>
+              <w:left w:type="dxa" w:w="100"/>
+              <w:bottom w:type="dxa" w:w="60"/>
+              <w:right w:type="dxa" w:w="100"/>
+            </w:tcMar>
+            <w:vAlign w:val="center"/>
+          </w:tcPr>
+          <w:p>
+            <w:pPr>
+              <w:keepNext/>
+              <w:spacing w:after="0" w:before="0" w:line="276"/>
+              <w:jc w:val="center"/>
+            </w:pPr>
+            <w:r>
+              <w:rPr>
+                <w:rFonts w:ascii="Times New Roman" w:cs="Times New Roman" w:eastAsia="Times New Roman" w:hAnsi="Times New Roman"/>
+                <w:sz w:val="22"/>
+                <w:szCs w:val="22"/>
+              </w:rPr>
+              <w:t xml:space="preserve">29</w:t>
+            </w:r>
+          </w:p>
+        </w:tc>
+        <w:tc>
+          <w:tcPr>
+            <w:tcW w:type="dxa" w:w="2093"/>
+            <w:tcBorders>
+              <w:top w:val="single" w:color="000000" w:sz="4"/>
+              <w:left w:val="single" w:color="000000" w:sz="4"/>
+              <w:bottom w:val="single" w:color="000000" w:sz="4"/>
+              <w:right w:val="single" w:color="000000" w:sz="4"/>
+            </w:tcBorders>
+            <w:tcMar>
+              <w:top w:type="dxa" w:w="60"/>
+              <w:left w:type="dxa" w:w="100"/>
+              <w:bottom w:type="dxa" w:w="60"/>
+              <w:right w:type="dxa" w:w="100"/>
+            </w:tcMar>
+            <w:vAlign w:val="center"/>
+          </w:tcPr>
+          <w:p>
+            <w:pPr>
+              <w:keepNext/>
+              <w:spacing w:after="0" w:before="0" w:line="276"/>
+              <w:jc w:val="center"/>
+            </w:pPr>
+            <w:r>
+              <w:rPr>
+                <w:rFonts w:ascii="Times New Roman" w:cs="Times New Roman" w:eastAsia="Times New Roman" w:hAnsi="Times New Roman"/>
+                <w:sz w:val="22"/>
+                <w:szCs w:val="22"/>
+              </w:rPr>
+              <w:t xml:space="preserve">35%</w:t>
+            </w:r>
+          </w:p>
+        </w:tc>
+      </w:tr>
+      <w:tr>
+        <w:trPr>
+          <w:cantSplit/>
+        </w:trPr>
+        <w:tc>
+          <w:tcPr>
+            <w:tcW w:type="dxa" w:w="4578"/>
+            <w:tcBorders>
+              <w:top w:val="single" w:color="000000" w:sz="4"/>
+              <w:left w:val="single" w:color="000000" w:sz="4"/>
+              <w:bottom w:val="single" w:color="000000" w:sz="4"/>
+              <w:right w:val="single" w:color="000000" w:sz="4"/>
+            </w:tcBorders>
+            <w:tcMar>
+              <w:top w:type="dxa" w:w="60"/>
+              <w:left w:type="dxa" w:w="100"/>
+              <w:bottom w:type="dxa" w:w="60"/>
+              <w:right w:type="dxa" w:w="100"/>
+            </w:tcMar>
+            <w:vAlign w:val="center"/>
+          </w:tcPr>
+          <w:p>
+            <w:pPr>
+              <w:keepNext/>
+              <w:spacing w:after="0" w:before="0" w:line="276"/>
+              <w:jc w:val="left"/>
+            </w:pPr>
+            <w:r>
+              <w:rPr>
+                <w:rFonts w:ascii="Times New Roman" w:cs="Times New Roman" w:eastAsia="Times New Roman" w:hAnsi="Times New Roman"/>
+                <w:sz w:val="22"/>
+                <w:szCs w:val="22"/>
+              </w:rPr>
+              <w:t xml:space="preserve">Lower fraud losses</w:t>
+            </w:r>
+          </w:p>
+        </w:tc>
+        <w:tc>
+          <w:tcPr>
+            <w:tcW w:type="dxa" w:w="2355"/>
+            <w:tcBorders>
+              <w:top w:val="single" w:color="000000" w:sz="4"/>
+              <w:left w:val="single" w:color="000000" w:sz="4"/>
+              <w:bottom w:val="single" w:color="000000" w:sz="4"/>
+              <w:right w:val="single" w:color="000000" w:sz="4"/>
+            </w:tcBorders>
+            <w:tcMar>
+              <w:top w:type="dxa" w:w="60"/>
+              <w:left w:type="dxa" w:w="100"/>
+              <w:bottom w:type="dxa" w:w="60"/>
+              <w:right w:type="dxa" w:w="100"/>
+            </w:tcMar>
+            <w:vAlign w:val="center"/>
+          </w:tcPr>
+          <w:p>
+            <w:pPr>
+              <w:keepNext/>
+              <w:spacing w:after="0" w:before="0" w:line="276"/>
+              <w:jc w:val="center"/>
+            </w:pPr>
+            <w:r>
+              <w:rPr>
+                <w:rFonts w:ascii="Times New Roman" w:cs="Times New Roman" w:eastAsia="Times New Roman" w:hAnsi="Times New Roman"/>
+                <w:sz w:val="22"/>
+                <w:szCs w:val="22"/>
+              </w:rPr>
+              <w:t xml:space="preserve">33</w:t>
+            </w:r>
+          </w:p>
+        </w:tc>
+        <w:tc>
+          <w:tcPr>
+            <w:tcW w:type="dxa" w:w="2093"/>
+            <w:tcBorders>
+              <w:top w:val="single" w:color="000000" w:sz="4"/>
+              <w:left w:val="single" w:color="000000" w:sz="4"/>
+              <w:bottom w:val="single" w:color="000000" w:sz="4"/>
+              <w:right w:val="single" w:color="000000" w:sz="4"/>
+            </w:tcBorders>
+            <w:tcMar>
+              <w:top w:type="dxa" w:w="60"/>
+              <w:left w:type="dxa" w:w="100"/>
+              <w:bottom w:type="dxa" w:w="60"/>
+              <w:right w:type="dxa" w:w="100"/>
+            </w:tcMar>
+            <w:vAlign w:val="center"/>
+          </w:tcPr>
+          <w:p>
+            <w:pPr>
+              <w:keepNext/>
+              <w:spacing w:after="0" w:before="0" w:line="276"/>
+              <w:jc w:val="center"/>
+            </w:pPr>
+            <w:r>
+              <w:rPr>
+                <w:rFonts w:ascii="Times New Roman" w:cs="Times New Roman" w:eastAsia="Times New Roman" w:hAnsi="Times New Roman"/>
+                <w:sz w:val="22"/>
+                <w:szCs w:val="22"/>
+              </w:rPr>
+              <w:t xml:space="preserve">39%</w:t>
+            </w:r>
+          </w:p>
+        </w:tc>
+      </w:tr>
+      <w:tr>
+        <w:trPr>
+          <w:cantSplit/>
+        </w:trPr>
+        <w:tc>
+          <w:tcPr>
+            <w:tcW w:type="dxa" w:w="4578"/>
+            <w:tcBorders>
+              <w:top w:val="single" w:color="000000" w:sz="4"/>
+              <w:left w:val="single" w:color="000000" w:sz="4"/>
+              <w:bottom w:val="single" w:color="000000" w:sz="4"/>
+              <w:right w:val="single" w:color="000000" w:sz="4"/>
+            </w:tcBorders>
+            <w:tcMar>
+              <w:top w:type="dxa" w:w="60"/>
+              <w:left w:type="dxa" w:w="100"/>
+              <w:bottom w:type="dxa" w:w="60"/>
+              <w:right w:type="dxa" w:w="100"/>
+            </w:tcMar>
+            <w:vAlign w:val="center"/>
+          </w:tcPr>
+          <w:p>
+            <w:pPr>
+              <w:keepNext/>
+              <w:spacing w:after="0" w:before="0" w:line="276"/>
+              <w:jc w:val="left"/>
+            </w:pPr>
+            <w:r>
+              <w:rPr>
+                <w:rFonts w:ascii="Times New Roman" w:cs="Times New Roman" w:eastAsia="Times New Roman" w:hAnsi="Times New Roman"/>
+                <w:sz w:val="22"/>
+                <w:szCs w:val="22"/>
+              </w:rPr>
+              <w:t xml:space="preserve">Reduced manual review workload</w:t>
+            </w:r>
+          </w:p>
+        </w:tc>
+        <w:tc>
+          <w:tcPr>
+            <w:tcW w:type="dxa" w:w="2355"/>
+            <w:tcBorders>
+              <w:top w:val="single" w:color="000000" w:sz="4"/>
+              <w:left w:val="single" w:color="000000" w:sz="4"/>
+              <w:bottom w:val="single" w:color="000000" w:sz="4"/>
+              <w:right w:val="single" w:color="000000" w:sz="4"/>
+            </w:tcBorders>
+            <w:tcMar>
+              <w:top w:type="dxa" w:w="60"/>
+              <w:left w:type="dxa" w:w="100"/>
+              <w:bottom w:type="dxa" w:w="60"/>
+              <w:right w:type="dxa" w:w="100"/>
+            </w:tcMar>
+            <w:vAlign w:val="center"/>
+          </w:tcPr>
+          <w:p>
+            <w:pPr>
+              <w:keepNext/>
+              <w:spacing w:after="0" w:before="0" w:line="276"/>
+              <w:jc w:val="center"/>
+            </w:pPr>
+            <w:r>
+              <w:rPr>
+                <w:rFonts w:ascii="Times New Roman" w:cs="Times New Roman" w:eastAsia="Times New Roman" w:hAnsi="Times New Roman"/>
+                <w:sz w:val="22"/>
+                <w:szCs w:val="22"/>
+              </w:rPr>
+              <w:t xml:space="preserve">27</w:t>
+            </w:r>
+          </w:p>
+        </w:tc>
+        <w:tc>
+          <w:tcPr>
+            <w:tcW w:type="dxa" w:w="2093"/>
+            <w:tcBorders>
+              <w:top w:val="single" w:color="000000" w:sz="4"/>
+              <w:left w:val="single" w:color="000000" w:sz="4"/>
+              <w:bottom w:val="single" w:color="000000" w:sz="4"/>
+              <w:right w:val="single" w:color="000000" w:sz="4"/>
+            </w:tcBorders>
+            <w:tcMar>
+              <w:top w:type="dxa" w:w="60"/>
+              <w:left w:type="dxa" w:w="100"/>
+              <w:bottom w:type="dxa" w:w="60"/>
+              <w:right w:type="dxa" w:w="100"/>
+            </w:tcMar>
+            <w:vAlign w:val="center"/>
+          </w:tcPr>
+          <w:p>
+            <w:pPr>
+              <w:keepNext/>
+              <w:spacing w:after="0" w:before="0" w:line="276"/>
+              <w:jc w:val="center"/>
+            </w:pPr>
+            <w:r>
+              <w:rPr>
+                <w:rFonts w:ascii="Times New Roman" w:cs="Times New Roman" w:eastAsia="Times New Roman" w:hAnsi="Times New Roman"/>
+                <w:sz w:val="22"/>
+                <w:szCs w:val="22"/>
+              </w:rPr>
+              <w:t xml:space="preserve">32%</w:t>
+            </w:r>
+          </w:p>
+        </w:tc>
+      </w:tr>
+      <w:tr>
+        <w:trPr>
+          <w:cantSplit/>
+        </w:trPr>
+        <w:tc>
+          <w:tcPr>
+            <w:tcW w:type="dxa" w:w="4578"/>
+            <w:tcBorders>
+              <w:top w:val="single" w:color="000000" w:sz="4"/>
+              <w:left w:val="single" w:color="000000" w:sz="4"/>
+              <w:bottom w:val="single" w:color="000000" w:sz="4"/>
+              <w:right w:val="single" w:color="000000" w:sz="4"/>
+            </w:tcBorders>
+            <w:tcMar>
+              <w:top w:type="dxa" w:w="60"/>
+              <w:left w:type="dxa" w:w="100"/>
+              <w:bottom w:type="dxa" w:w="60"/>
+              <w:right w:type="dxa" w:w="100"/>
+            </w:tcMar>
+            <w:vAlign w:val="center"/>
+          </w:tcPr>
+          <w:p>
+            <w:pPr>
+              <w:keepNext/>
+              <w:spacing w:after="0" w:before="0" w:line="276"/>
+              <w:jc w:val="left"/>
+            </w:pPr>
+            <w:r>
+              <w:rPr>
+                <w:rFonts w:ascii="Times New Roman" w:cs="Times New Roman" w:eastAsia="Times New Roman" w:hAnsi="Times New Roman"/>
+                <w:sz w:val="22"/>
+                <w:szCs w:val="22"/>
+              </w:rPr>
+              <w:t xml:space="preserve">Consistent, unbiased scoring</w:t>
+            </w:r>
+          </w:p>
+        </w:tc>
+        <w:tc>
+          <w:tcPr>
+            <w:tcW w:type="dxa" w:w="2355"/>
+            <w:tcBorders>
+              <w:top w:val="single" w:color="000000" w:sz="4"/>
+              <w:left w:val="single" w:color="000000" w:sz="4"/>
+              <w:bottom w:val="single" w:color="000000" w:sz="4"/>
+              <w:right w:val="single" w:color="000000" w:sz="4"/>
+            </w:tcBorders>
+            <w:tcMar>
+              <w:top w:type="dxa" w:w="60"/>
+              <w:left w:type="dxa" w:w="100"/>
+              <w:bottom w:type="dxa" w:w="60"/>
+              <w:right w:type="dxa" w:w="100"/>
+            </w:tcMar>
+            <w:vAlign w:val="center"/>
+          </w:tcPr>
+          <w:p>
+            <w:pPr>
+              <w:keepNext/>
+              <w:spacing w:after="0" w:before="0" w:line="276"/>
+              <w:jc w:val="center"/>
+            </w:pPr>
+            <w:r>
+              <w:rPr>
+                <w:rFonts w:ascii="Times New Roman" w:cs="Times New Roman" w:eastAsia="Times New Roman" w:hAnsi="Times New Roman"/>
+                <w:sz w:val="22"/>
+                <w:szCs w:val="22"/>
+              </w:rPr>
+              <w:t xml:space="preserve">28</w:t>
+            </w:r>
+          </w:p>
+        </w:tc>
+        <w:tc>
+          <w:tcPr>
+            <w:tcW w:type="dxa" w:w="2093"/>
+            <w:tcBorders>
+              <w:top w:val="single" w:color="000000" w:sz="4"/>
+              <w:left w:val="single" w:color="000000" w:sz="4"/>
+              <w:bottom w:val="single" w:color="000000" w:sz="4"/>
+              <w:right w:val="single" w:color="000000" w:sz="4"/>
+            </w:tcBorders>
+            <w:tcMar>
+              <w:top w:type="dxa" w:w="60"/>
+              <w:left w:type="dxa" w:w="100"/>
+              <w:bottom w:type="dxa" w:w="60"/>
+              <w:right w:type="dxa" w:w="100"/>
+            </w:tcMar>
+            <w:vAlign w:val="center"/>
+          </w:tcPr>
+          <w:p>
+            <w:pPr>
+              <w:keepNext/>
+              <w:spacing w:after="0" w:before="0" w:line="276"/>
+              <w:jc w:val="center"/>
+            </w:pPr>
+            <w:r>
+              <w:rPr>
+                <w:rFonts w:ascii="Times New Roman" w:cs="Times New Roman" w:eastAsia="Times New Roman" w:hAnsi="Times New Roman"/>
+                <w:sz w:val="22"/>
+                <w:szCs w:val="22"/>
+              </w:rPr>
+              <w:t xml:space="preserve">33%</w:t>
+            </w:r>
+          </w:p>
+        </w:tc>
+      </w:tr>
+    </w:tbl>
+    <w:p>
+      <w:pPr>
+        <w:keepNext/>
+        <w:spacing w:after="80" w:before="200"/>
+        <w:jc w:val="center"/>
+      </w:pPr>
+      <w:r>
+        <w:drawing>
+          <wp:inline distT="0" distB="0" distL="0" distR="0">
+            <wp:extent cx="3240000" cy="2268000"/>
+            <wp:effectExtent t="0" r="0" b="0" l="0"/>
+            <wp:docPr id="107" name="appB_q07_pie.png" descr="Figure B.7: Most important benefits of AI-based fraud detection." title="Figure"/>
+            <wp:cNvGraphicFramePr>
+              <a:graphicFrameLocks xmlns:a="http://schemas.openxmlformats.org/drawingml/2006/main" noChangeAspect="1"/>
+            </wp:cNvGraphicFramePr>
+            <a:graphic xmlns:a="http://schemas.openxmlformats.org/drawingml/2006/main">
+              <a:graphicData uri="http://schemas.openxmlformats.org/drawingml/2006/picture">
+                <pic:pic xmlns:pic="http://schemas.openxmlformats.org/drawingml/2006/picture">
+                  <pic:nvPicPr>
+                    <pic:cNvPr id="0" name="" descr=""/>
+                    <pic:cNvPicPr>
+                      <a:picLocks noChangeAspect="1" noChangeArrowheads="1"/>
+                    </pic:cNvPicPr>
+                  </pic:nvPicPr>
+                  <pic:blipFill>
+                    <a:blip r:embed="rId207" cstate="none"/>
+                    <a:srcRect/>
+                    <a:stretch>
+                      <a:fillRect/>
+                    </a:stretch>
+                  </pic:blipFill>
+                  <pic:spPr bwMode="auto">
+                    <a:xfrm>
+                      <a:off x="0" y="0"/>
+                      <a:ext cx="3240000" cy="2268000"/>
+                    </a:xfrm>
+                    <a:prstGeom prst="rect">
+                      <a:avLst/>
+                    </a:prstGeom>
+                  </pic:spPr>
+                </pic:pic>
+              </a:graphicData>
+            </a:graphic>
+          </wp:inline>
+        </w:drawing>
+      </w:r>
+    </w:p>
+    <w:p>
+      <w:pPr>
+        <w:spacing w:after="200" w:before="0" w:line="276"/>
+        <w:jc w:val="center"/>
+      </w:pPr>
+      <w:r>
+        <w:rPr>
+          <w:rFonts w:ascii="Times New Roman" w:cs="Times New Roman" w:eastAsia="Times New Roman" w:hAnsi="Times New Roman"/>
+          <w:i w:val="1"/>
+          <w:iCs w:val="1"/>
+          <w:sz w:val="22"/>
+          <w:szCs w:val="22"/>
+        </w:rPr>
+        <w:t xml:space="preserve">Figure B.7: Most important benefits of AI-based fraud detection.</w:t>
+      </w:r>
+    </w:p>
+    <w:p>
+      <w:pPr>
+        <w:keepNext/>
+        <w:spacing w:after="80" w:before="240" w:line="360"/>
+        <w:jc w:val="left"/>
+      </w:pPr>
+      <w:r>
+        <w:rPr>
+          <w:rFonts w:ascii="Times New Roman" w:cs="Times New Roman" w:eastAsia="Times New Roman" w:hAnsi="Times New Roman"/>
+          <w:b w:val="1"/>
+          <w:bCs w:val="1"/>
+          <w:sz w:val="24"/>
+          <w:szCs w:val="24"/>
+        </w:rPr>
+        <w:t xml:space="preserve">Q8. What challenges do you face while using AI-based fraud detection tools? (Select up to 2)</w:t>
+      </w:r>
+    </w:p>
+    <w:tbl>
+      <w:tblPr>
+        <w:tblW w:type="dxa" w:w="9026"/>
+        <w:jc w:val="center"/>
+        <w:tblBorders>
+          <w:top w:val="single" w:color="auto" w:sz="4"/>
+          <w:left w:val="single" w:color="auto" w:sz="4"/>
+          <w:bottom w:val="single" w:color="auto" w:sz="4"/>
+          <w:right w:val="single" w:color="auto" w:sz="4"/>
+          <w:insideH w:val="single" w:color="auto" w:sz="4"/>
+          <w:insideV w:val="single" w:color="auto" w:sz="4"/>
+        </w:tblBorders>
+      </w:tblPr>
+      <w:tblGrid>
+        <w:gridCol w:w="4578"/>
+        <w:gridCol w:w="2355"/>
+        <w:gridCol w:w="2093"/>
+      </w:tblGrid>
+      <w:tr>
+        <w:trPr>
+          <w:cantSplit/>
+          <w:tblHeader/>
+        </w:trPr>
+        <w:tc>
+          <w:tcPr>
+            <w:tcW w:type="dxa" w:w="4578"/>
+            <w:tcBorders>
+              <w:top w:val="single" w:color="000000" w:sz="4"/>
+              <w:left w:val="single" w:color="000000" w:sz="4"/>
+              <w:bottom w:val="single" w:color="000000" w:sz="4"/>
+              <w:right w:val="single" w:color="000000" w:sz="4"/>
+            </w:tcBorders>
+            <w:shd w:fill="D9D9D9" w:color="auto" w:val="clear"/>
+            <w:tcMar>
+              <w:top w:type="dxa" w:w="60"/>
+              <w:left w:type="dxa" w:w="100"/>
+              <w:bottom w:type="dxa" w:w="60"/>
+              <w:right w:type="dxa" w:w="100"/>
+            </w:tcMar>
+            <w:vAlign w:val="center"/>
+          </w:tcPr>
+          <w:p>
+            <w:pPr>
+              <w:keepNext/>
+              <w:spacing w:after="0" w:before="0" w:line="276"/>
+              <w:jc w:val="center"/>
+            </w:pPr>
+            <w:r>
+              <w:rPr>
+                <w:rFonts w:ascii="Times New Roman" w:cs="Times New Roman" w:eastAsia="Times New Roman" w:hAnsi="Times New Roman"/>
+                <w:b w:val="1"/>
+                <w:bCs w:val="1"/>
+                <w:sz w:val="22"/>
+                <w:szCs w:val="22"/>
+              </w:rPr>
+              <w:t xml:space="preserve">Challenge</w:t>
+            </w:r>
+          </w:p>
+        </w:tc>
+        <w:tc>
+          <w:tcPr>
+            <w:tcW w:type="dxa" w:w="2355"/>
+            <w:tcBorders>
+              <w:top w:val="single" w:color="000000" w:sz="4"/>
+              <w:left w:val="single" w:color="000000" w:sz="4"/>
+              <w:bottom w:val="single" w:color="000000" w:sz="4"/>
+              <w:right w:val="single" w:color="000000" w:sz="4"/>
+            </w:tcBorders>
+            <w:shd w:fill="D9D9D9" w:color="auto" w:val="clear"/>
+            <w:tcMar>
+              <w:top w:type="dxa" w:w="60"/>
+              <w:left w:type="dxa" w:w="100"/>
+              <w:bottom w:type="dxa" w:w="60"/>
+              <w:right w:type="dxa" w:w="100"/>
+            </w:tcMar>
+            <w:vAlign w:val="center"/>
+          </w:tcPr>
+          <w:p>
+            <w:pPr>
+              <w:keepNext/>
+              <w:spacing w:after="0" w:before="0" w:line="276"/>
+              <w:jc w:val="center"/>
+            </w:pPr>
+            <w:r>
+              <w:rPr>
+                <w:rFonts w:ascii="Times New Roman" w:cs="Times New Roman" w:eastAsia="Times New Roman" w:hAnsi="Times New Roman"/>
+                <w:b w:val="1"/>
+                <w:bCs w:val="1"/>
+                <w:sz w:val="22"/>
+                <w:szCs w:val="22"/>
+              </w:rPr>
+              <w:t xml:space="preserve">No. of Respondents</w:t>
+            </w:r>
+          </w:p>
+        </w:tc>
+        <w:tc>
+          <w:tcPr>
+            <w:tcW w:type="dxa" w:w="2093"/>
+            <w:tcBorders>
+              <w:top w:val="single" w:color="000000" w:sz="4"/>
+              <w:left w:val="single" w:color="000000" w:sz="4"/>
+              <w:bottom w:val="single" w:color="000000" w:sz="4"/>
+              <w:right w:val="single" w:color="000000" w:sz="4"/>
+            </w:tcBorders>
+            <w:shd w:fill="D9D9D9" w:color="auto" w:val="clear"/>
+            <w:tcMar>
+              <w:top w:type="dxa" w:w="60"/>
+              <w:left w:type="dxa" w:w="100"/>
+              <w:bottom w:type="dxa" w:w="60"/>
+              <w:right w:type="dxa" w:w="100"/>
+            </w:tcMar>
+            <w:vAlign w:val="center"/>
+          </w:tcPr>
+          <w:p>
+            <w:pPr>
+              <w:keepNext/>
+              <w:spacing w:after="0" w:before="0" w:line="276"/>
+              <w:jc w:val="center"/>
+            </w:pPr>
+            <w:r>
+              <w:rPr>
+                <w:rFonts w:ascii="Times New Roman" w:cs="Times New Roman" w:eastAsia="Times New Roman" w:hAnsi="Times New Roman"/>
+                <w:b w:val="1"/>
+                <w:bCs w:val="1"/>
+                <w:sz w:val="22"/>
+                <w:szCs w:val="22"/>
+              </w:rPr>
+              <w:t xml:space="preserve">% of Respondents</w:t>
+            </w:r>
+          </w:p>
+        </w:tc>
+      </w:tr>
+      <w:tr>
+        <w:trPr>
+          <w:cantSplit/>
+        </w:trPr>
+        <w:tc>
+          <w:tcPr>
+            <w:tcW w:type="dxa" w:w="4578"/>
+            <w:tcBorders>
+              <w:top w:val="single" w:color="000000" w:sz="4"/>
+              <w:left w:val="single" w:color="000000" w:sz="4"/>
+              <w:bottom w:val="single" w:color="000000" w:sz="4"/>
+              <w:right w:val="single" w:color="000000" w:sz="4"/>
+            </w:tcBorders>
+            <w:tcMar>
+              <w:top w:type="dxa" w:w="60"/>
+              <w:left w:type="dxa" w:w="100"/>
+              <w:bottom w:type="dxa" w:w="60"/>
+              <w:right w:type="dxa" w:w="100"/>
+            </w:tcMar>
+            <w:vAlign w:val="center"/>
+          </w:tcPr>
+          <w:p>
+            <w:pPr>
+              <w:keepNext/>
+              <w:spacing w:after="0" w:before="0" w:line="276"/>
+              <w:jc w:val="left"/>
+            </w:pPr>
+            <w:r>
+              <w:rPr>
+                <w:rFonts w:ascii="Times New Roman" w:cs="Times New Roman" w:eastAsia="Times New Roman" w:hAnsi="Times New Roman"/>
+                <w:sz w:val="22"/>
+                <w:szCs w:val="22"/>
+              </w:rPr>
+              <w:t xml:space="preserve">False positive alerts</w:t>
+            </w:r>
+          </w:p>
+        </w:tc>
+        <w:tc>
+          <w:tcPr>
+            <w:tcW w:type="dxa" w:w="2355"/>
+            <w:tcBorders>
+              <w:top w:val="single" w:color="000000" w:sz="4"/>
+              <w:left w:val="single" w:color="000000" w:sz="4"/>
+              <w:bottom w:val="single" w:color="000000" w:sz="4"/>
+              <w:right w:val="single" w:color="000000" w:sz="4"/>
+            </w:tcBorders>
+            <w:tcMar>
+              <w:top w:type="dxa" w:w="60"/>
+              <w:left w:type="dxa" w:w="100"/>
+              <w:bottom w:type="dxa" w:w="60"/>
+              <w:right w:type="dxa" w:w="100"/>
+            </w:tcMar>
+            <w:vAlign w:val="center"/>
+          </w:tcPr>
+          <w:p>
+            <w:pPr>
+              <w:keepNext/>
+              <w:spacing w:after="0" w:before="0" w:line="276"/>
+              <w:jc w:val="center"/>
+            </w:pPr>
+            <w:r>
+              <w:rPr>
+                <w:rFonts w:ascii="Times New Roman" w:cs="Times New Roman" w:eastAsia="Times New Roman" w:hAnsi="Times New Roman"/>
+                <w:sz w:val="22"/>
+                <w:szCs w:val="22"/>
+              </w:rPr>
+              <w:t xml:space="preserve">27</w:t>
+            </w:r>
+          </w:p>
+        </w:tc>
+        <w:tc>
+          <w:tcPr>
+            <w:tcW w:type="dxa" w:w="2093"/>
+            <w:tcBorders>
+              <w:top w:val="single" w:color="000000" w:sz="4"/>
+              <w:left w:val="single" w:color="000000" w:sz="4"/>
+              <w:bottom w:val="single" w:color="000000" w:sz="4"/>
+              <w:right w:val="single" w:color="000000" w:sz="4"/>
+            </w:tcBorders>
+            <w:tcMar>
+              <w:top w:type="dxa" w:w="60"/>
+              <w:left w:type="dxa" w:w="100"/>
+              <w:bottom w:type="dxa" w:w="60"/>
+              <w:right w:type="dxa" w:w="100"/>
+            </w:tcMar>
+            <w:vAlign w:val="center"/>
+          </w:tcPr>
+          <w:p>
+            <w:pPr>
+              <w:keepNext/>
+              <w:spacing w:after="0" w:before="0" w:line="276"/>
+              <w:jc w:val="center"/>
+            </w:pPr>
+            <w:r>
+              <w:rPr>
+                <w:rFonts w:ascii="Times New Roman" w:cs="Times New Roman" w:eastAsia="Times New Roman" w:hAnsi="Times New Roman"/>
+                <w:sz w:val="22"/>
+                <w:szCs w:val="22"/>
+              </w:rPr>
+              <w:t xml:space="preserve">32%</w:t>
+            </w:r>
+          </w:p>
+        </w:tc>
+      </w:tr>
+      <w:tr>
+        <w:trPr>
+          <w:cantSplit/>
+        </w:trPr>
+        <w:tc>
+          <w:tcPr>
+            <w:tcW w:type="dxa" w:w="4578"/>
+            <w:tcBorders>
+              <w:top w:val="single" w:color="000000" w:sz="4"/>
+              <w:left w:val="single" w:color="000000" w:sz="4"/>
+              <w:bottom w:val="single" w:color="000000" w:sz="4"/>
+              <w:right w:val="single" w:color="000000" w:sz="4"/>
+            </w:tcBorders>
+            <w:tcMar>
+              <w:top w:type="dxa" w:w="60"/>
+              <w:left w:type="dxa" w:w="100"/>
+              <w:bottom w:type="dxa" w:w="60"/>
+              <w:right w:type="dxa" w:w="100"/>
+            </w:tcMar>
+            <w:vAlign w:val="center"/>
+          </w:tcPr>
+          <w:p>
+            <w:pPr>
+              <w:keepNext/>
+              <w:spacing w:after="0" w:before="0" w:line="276"/>
+              <w:jc w:val="left"/>
+            </w:pPr>
+            <w:r>
+              <w:rPr>
+                <w:rFonts w:ascii="Times New Roman" w:cs="Times New Roman" w:eastAsia="Times New Roman" w:hAnsi="Times New Roman"/>
+                <w:sz w:val="22"/>
+                <w:szCs w:val="22"/>
+              </w:rPr>
+              <w:t xml:space="preserve">High implementation cost</w:t>
+            </w:r>
+          </w:p>
+        </w:tc>
+        <w:tc>
+          <w:tcPr>
+            <w:tcW w:type="dxa" w:w="2355"/>
+            <w:tcBorders>
+              <w:top w:val="single" w:color="000000" w:sz="4"/>
+              <w:left w:val="single" w:color="000000" w:sz="4"/>
+              <w:bottom w:val="single" w:color="000000" w:sz="4"/>
+              <w:right w:val="single" w:color="000000" w:sz="4"/>
+            </w:tcBorders>
+            <w:tcMar>
+              <w:top w:type="dxa" w:w="60"/>
+              <w:left w:type="dxa" w:w="100"/>
+              <w:bottom w:type="dxa" w:w="60"/>
+              <w:right w:type="dxa" w:w="100"/>
+            </w:tcMar>
+            <w:vAlign w:val="center"/>
+          </w:tcPr>
+          <w:p>
+            <w:pPr>
+              <w:keepNext/>
+              <w:spacing w:after="0" w:before="0" w:line="276"/>
+              <w:jc w:val="center"/>
+            </w:pPr>
+            <w:r>
+              <w:rPr>
+                <w:rFonts w:ascii="Times New Roman" w:cs="Times New Roman" w:eastAsia="Times New Roman" w:hAnsi="Times New Roman"/>
+                <w:sz w:val="22"/>
+                <w:szCs w:val="22"/>
+              </w:rPr>
+              <w:t xml:space="preserve">24</w:t>
+            </w:r>
+          </w:p>
+        </w:tc>
+        <w:tc>
+          <w:tcPr>
+            <w:tcW w:type="dxa" w:w="2093"/>
+            <w:tcBorders>
+              <w:top w:val="single" w:color="000000" w:sz="4"/>
+              <w:left w:val="single" w:color="000000" w:sz="4"/>
+              <w:bottom w:val="single" w:color="000000" w:sz="4"/>
+              <w:right w:val="single" w:color="000000" w:sz="4"/>
+            </w:tcBorders>
+            <w:tcMar>
+              <w:top w:type="dxa" w:w="60"/>
+              <w:left w:type="dxa" w:w="100"/>
+              <w:bottom w:type="dxa" w:w="60"/>
+              <w:right w:type="dxa" w:w="100"/>
+            </w:tcMar>
+            <w:vAlign w:val="center"/>
+          </w:tcPr>
+          <w:p>
+            <w:pPr>
+              <w:keepNext/>
+              <w:spacing w:after="0" w:before="0" w:line="276"/>
+              <w:jc w:val="center"/>
+            </w:pPr>
+            <w:r>
+              <w:rPr>
+                <w:rFonts w:ascii="Times New Roman" w:cs="Times New Roman" w:eastAsia="Times New Roman" w:hAnsi="Times New Roman"/>
+                <w:sz w:val="22"/>
+                <w:szCs w:val="22"/>
+              </w:rPr>
+              <w:t xml:space="preserve">29%</w:t>
+            </w:r>
+          </w:p>
+        </w:tc>
+      </w:tr>
+      <w:tr>
+        <w:trPr>
+          <w:cantSplit/>
+        </w:trPr>
+        <w:tc>
+          <w:tcPr>
+            <w:tcW w:type="dxa" w:w="4578"/>
+            <w:tcBorders>
+              <w:top w:val="single" w:color="000000" w:sz="4"/>
+              <w:left w:val="single" w:color="000000" w:sz="4"/>
+              <w:bottom w:val="single" w:color="000000" w:sz="4"/>
+              <w:right w:val="single" w:color="000000" w:sz="4"/>
+            </w:tcBorders>
+            <w:tcMar>
+              <w:top w:type="dxa" w:w="60"/>
+              <w:left w:type="dxa" w:w="100"/>
+              <w:bottom w:type="dxa" w:w="60"/>
+              <w:right w:type="dxa" w:w="100"/>
+            </w:tcMar>
+            <w:vAlign w:val="center"/>
+          </w:tcPr>
+          <w:p>
+            <w:pPr>
+              <w:keepNext/>
+              <w:spacing w:after="0" w:before="0" w:line="276"/>
+              <w:jc w:val="left"/>
+            </w:pPr>
+            <w:r>
+              <w:rPr>
+                <w:rFonts w:ascii="Times New Roman" w:cs="Times New Roman" w:eastAsia="Times New Roman" w:hAnsi="Times New Roman"/>
+                <w:sz w:val="22"/>
+                <w:szCs w:val="22"/>
+              </w:rPr>
+              <w:t xml:space="preserve">Lack of skilled staff</w:t>
+            </w:r>
+          </w:p>
+        </w:tc>
+        <w:tc>
+          <w:tcPr>
+            <w:tcW w:type="dxa" w:w="2355"/>
+            <w:tcBorders>
+              <w:top w:val="single" w:color="000000" w:sz="4"/>
+              <w:left w:val="single" w:color="000000" w:sz="4"/>
+              <w:bottom w:val="single" w:color="000000" w:sz="4"/>
+              <w:right w:val="single" w:color="000000" w:sz="4"/>
+            </w:tcBorders>
+            <w:tcMar>
+              <w:top w:type="dxa" w:w="60"/>
+              <w:left w:type="dxa" w:w="100"/>
+              <w:bottom w:type="dxa" w:w="60"/>
+              <w:right w:type="dxa" w:w="100"/>
+            </w:tcMar>
+            <w:vAlign w:val="center"/>
+          </w:tcPr>
+          <w:p>
+            <w:pPr>
+              <w:keepNext/>
+              <w:spacing w:after="0" w:before="0" w:line="276"/>
+              <w:jc w:val="center"/>
+            </w:pPr>
+            <w:r>
+              <w:rPr>
+                <w:rFonts w:ascii="Times New Roman" w:cs="Times New Roman" w:eastAsia="Times New Roman" w:hAnsi="Times New Roman"/>
+                <w:sz w:val="22"/>
+                <w:szCs w:val="22"/>
+              </w:rPr>
+              <w:t xml:space="preserve">21</w:t>
+            </w:r>
+          </w:p>
+        </w:tc>
+        <w:tc>
+          <w:tcPr>
+            <w:tcW w:type="dxa" w:w="2093"/>
+            <w:tcBorders>
+              <w:top w:val="single" w:color="000000" w:sz="4"/>
+              <w:left w:val="single" w:color="000000" w:sz="4"/>
+              <w:bottom w:val="single" w:color="000000" w:sz="4"/>
+              <w:right w:val="single" w:color="000000" w:sz="4"/>
+            </w:tcBorders>
+            <w:tcMar>
+              <w:top w:type="dxa" w:w="60"/>
+              <w:left w:type="dxa" w:w="100"/>
+              <w:bottom w:type="dxa" w:w="60"/>
+              <w:right w:type="dxa" w:w="100"/>
+            </w:tcMar>
+            <w:vAlign w:val="center"/>
+          </w:tcPr>
+          <w:p>
+            <w:pPr>
+              <w:keepNext/>
+              <w:spacing w:after="0" w:before="0" w:line="276"/>
+              <w:jc w:val="center"/>
+            </w:pPr>
+            <w:r>
+              <w:rPr>
+                <w:rFonts w:ascii="Times New Roman" w:cs="Times New Roman" w:eastAsia="Times New Roman" w:hAnsi="Times New Roman"/>
+                <w:sz w:val="22"/>
+                <w:szCs w:val="22"/>
+              </w:rPr>
+              <w:t xml:space="preserve">25%</w:t>
+            </w:r>
+          </w:p>
+        </w:tc>
+      </w:tr>
+      <w:tr>
+        <w:trPr>
+          <w:cantSplit/>
+        </w:trPr>
+        <w:tc>
+          <w:tcPr>
+            <w:tcW w:type="dxa" w:w="4578"/>
+            <w:tcBorders>
+              <w:top w:val="single" w:color="000000" w:sz="4"/>
+              <w:left w:val="single" w:color="000000" w:sz="4"/>
+              <w:bottom w:val="single" w:color="000000" w:sz="4"/>
+              <w:right w:val="single" w:color="000000" w:sz="4"/>
+            </w:tcBorders>
+            <w:tcMar>
+              <w:top w:type="dxa" w:w="60"/>
+              <w:left w:type="dxa" w:w="100"/>
+              <w:bottom w:type="dxa" w:w="60"/>
+              <w:right w:type="dxa" w:w="100"/>
+            </w:tcMar>
+            <w:vAlign w:val="center"/>
+          </w:tcPr>
+          <w:p>
+            <w:pPr>
+              <w:keepNext/>
+              <w:spacing w:after="0" w:before="0" w:line="276"/>
+              <w:jc w:val="left"/>
+            </w:pPr>
+            <w:r>
+              <w:rPr>
+                <w:rFonts w:ascii="Times New Roman" w:cs="Times New Roman" w:eastAsia="Times New Roman" w:hAnsi="Times New Roman"/>
+                <w:sz w:val="22"/>
+                <w:szCs w:val="22"/>
+              </w:rPr>
+              <w:t xml:space="preserve">Data privacy concerns</w:t>
+            </w:r>
+          </w:p>
+        </w:tc>
+        <w:tc>
+          <w:tcPr>
+            <w:tcW w:type="dxa" w:w="2355"/>
+            <w:tcBorders>
+              <w:top w:val="single" w:color="000000" w:sz="4"/>
+              <w:left w:val="single" w:color="000000" w:sz="4"/>
+              <w:bottom w:val="single" w:color="000000" w:sz="4"/>
+              <w:right w:val="single" w:color="000000" w:sz="4"/>
+            </w:tcBorders>
+            <w:tcMar>
+              <w:top w:type="dxa" w:w="60"/>
+              <w:left w:type="dxa" w:w="100"/>
+              <w:bottom w:type="dxa" w:w="60"/>
+              <w:right w:type="dxa" w:w="100"/>
+            </w:tcMar>
+            <w:vAlign w:val="center"/>
+          </w:tcPr>
+          <w:p>
+            <w:pPr>
+              <w:keepNext/>
+              <w:spacing w:after="0" w:before="0" w:line="276"/>
+              <w:jc w:val="center"/>
+            </w:pPr>
+            <w:r>
+              <w:rPr>
+                <w:rFonts w:ascii="Times New Roman" w:cs="Times New Roman" w:eastAsia="Times New Roman" w:hAnsi="Times New Roman"/>
+                <w:sz w:val="22"/>
+                <w:szCs w:val="22"/>
+              </w:rPr>
+              <w:t xml:space="preserve">24</w:t>
+            </w:r>
+          </w:p>
+        </w:tc>
+        <w:tc>
+          <w:tcPr>
+            <w:tcW w:type="dxa" w:w="2093"/>
+            <w:tcBorders>
+              <w:top w:val="single" w:color="000000" w:sz="4"/>
+              <w:left w:val="single" w:color="000000" w:sz="4"/>
+              <w:bottom w:val="single" w:color="000000" w:sz="4"/>
+              <w:right w:val="single" w:color="000000" w:sz="4"/>
+            </w:tcBorders>
+            <w:tcMar>
+              <w:top w:type="dxa" w:w="60"/>
+              <w:left w:type="dxa" w:w="100"/>
+              <w:bottom w:type="dxa" w:w="60"/>
+              <w:right w:type="dxa" w:w="100"/>
+            </w:tcMar>
+            <w:vAlign w:val="center"/>
+          </w:tcPr>
+          <w:p>
+            <w:pPr>
+              <w:keepNext/>
+              <w:spacing w:after="0" w:before="0" w:line="276"/>
+              <w:jc w:val="center"/>
+            </w:pPr>
+            <w:r>
+              <w:rPr>
+                <w:rFonts w:ascii="Times New Roman" w:cs="Times New Roman" w:eastAsia="Times New Roman" w:hAnsi="Times New Roman"/>
+                <w:sz w:val="22"/>
+                <w:szCs w:val="22"/>
+              </w:rPr>
+              <w:t xml:space="preserve">29%</w:t>
+            </w:r>
+          </w:p>
+        </w:tc>
+      </w:tr>
+      <w:tr>
+        <w:trPr>
+          <w:cantSplit/>
+        </w:trPr>
+        <w:tc>
+          <w:tcPr>
+            <w:tcW w:type="dxa" w:w="4578"/>
+            <w:tcBorders>
+              <w:top w:val="single" w:color="000000" w:sz="4"/>
+              <w:left w:val="single" w:color="000000" w:sz="4"/>
+              <w:bottom w:val="single" w:color="000000" w:sz="4"/>
+              <w:right w:val="single" w:color="000000" w:sz="4"/>
+            </w:tcBorders>
+            <w:tcMar>
+              <w:top w:type="dxa" w:w="60"/>
+              <w:left w:type="dxa" w:w="100"/>
+              <w:bottom w:type="dxa" w:w="60"/>
+              <w:right w:type="dxa" w:w="100"/>
+            </w:tcMar>
+            <w:vAlign w:val="center"/>
+          </w:tcPr>
+          <w:p>
+            <w:pPr>
+              <w:keepNext/>
+              <w:spacing w:after="0" w:before="0" w:line="276"/>
+              <w:jc w:val="left"/>
+            </w:pPr>
+            <w:r>
+              <w:rPr>
+                <w:rFonts w:ascii="Times New Roman" w:cs="Times New Roman" w:eastAsia="Times New Roman" w:hAnsi="Times New Roman"/>
+                <w:sz w:val="22"/>
+                <w:szCs w:val="22"/>
+              </w:rPr>
+              <w:t xml:space="preserve">Legacy system integration</w:t>
+            </w:r>
+          </w:p>
+        </w:tc>
+        <w:tc>
+          <w:tcPr>
+            <w:tcW w:type="dxa" w:w="2355"/>
+            <w:tcBorders>
+              <w:top w:val="single" w:color="000000" w:sz="4"/>
+              <w:left w:val="single" w:color="000000" w:sz="4"/>
+              <w:bottom w:val="single" w:color="000000" w:sz="4"/>
+              <w:right w:val="single" w:color="000000" w:sz="4"/>
+            </w:tcBorders>
+            <w:tcMar>
+              <w:top w:type="dxa" w:w="60"/>
+              <w:left w:type="dxa" w:w="100"/>
+              <w:bottom w:type="dxa" w:w="60"/>
+              <w:right w:type="dxa" w:w="100"/>
+            </w:tcMar>
+            <w:vAlign w:val="center"/>
+          </w:tcPr>
+          <w:p>
+            <w:pPr>
+              <w:keepNext/>
+              <w:spacing w:after="0" w:before="0" w:line="276"/>
+              <w:jc w:val="center"/>
+            </w:pPr>
+            <w:r>
+              <w:rPr>
+                <w:rFonts w:ascii="Times New Roman" w:cs="Times New Roman" w:eastAsia="Times New Roman" w:hAnsi="Times New Roman"/>
+                <w:sz w:val="22"/>
+                <w:szCs w:val="22"/>
+              </w:rPr>
+              <w:t xml:space="preserve">23</w:t>
+            </w:r>
+          </w:p>
+        </w:tc>
+        <w:tc>
+          <w:tcPr>
+            <w:tcW w:type="dxa" w:w="2093"/>
+            <w:tcBorders>
+              <w:top w:val="single" w:color="000000" w:sz="4"/>
+              <w:left w:val="single" w:color="000000" w:sz="4"/>
+              <w:bottom w:val="single" w:color="000000" w:sz="4"/>
+              <w:right w:val="single" w:color="000000" w:sz="4"/>
+            </w:tcBorders>
+            <w:tcMar>
+              <w:top w:type="dxa" w:w="60"/>
+              <w:left w:type="dxa" w:w="100"/>
+              <w:bottom w:type="dxa" w:w="60"/>
+              <w:right w:type="dxa" w:w="100"/>
+            </w:tcMar>
+            <w:vAlign w:val="center"/>
+          </w:tcPr>
+          <w:p>
+            <w:pPr>
+              <w:keepNext/>
+              <w:spacing w:after="0" w:before="0" w:line="276"/>
+              <w:jc w:val="center"/>
+            </w:pPr>
+            <w:r>
+              <w:rPr>
+                <w:rFonts w:ascii="Times New Roman" w:cs="Times New Roman" w:eastAsia="Times New Roman" w:hAnsi="Times New Roman"/>
+                <w:sz w:val="22"/>
+                <w:szCs w:val="22"/>
+              </w:rPr>
+              <w:t xml:space="preserve">27%</w:t>
+            </w:r>
+          </w:p>
+        </w:tc>
+      </w:tr>
+    </w:tbl>
+    <w:p>
+      <w:pPr>
+        <w:keepNext/>
+        <w:spacing w:after="80" w:before="200"/>
+        <w:jc w:val="center"/>
+      </w:pPr>
+      <w:r>
+        <w:drawing>
+          <wp:inline distT="0" distB="0" distL="0" distR="0">
+            <wp:extent cx="3240000" cy="2268000"/>
+            <wp:effectExtent t="0" r="0" b="0" l="0"/>
+            <wp:docPr id="108" name="appB_q08_pie.png" descr="Figure B.8: Challenges faced while using AI-based fraud detection tools." title="Figure"/>
+            <wp:cNvGraphicFramePr>
+              <a:graphicFrameLocks xmlns:a="http://schemas.openxmlformats.org/drawingml/2006/main" noChangeAspect="1"/>
+            </wp:cNvGraphicFramePr>
+            <a:graphic xmlns:a="http://schemas.openxmlformats.org/drawingml/2006/main">
+              <a:graphicData uri="http://schemas.openxmlformats.org/drawingml/2006/picture">
+                <pic:pic xmlns:pic="http://schemas.openxmlformats.org/drawingml/2006/picture">
+                  <pic:nvPicPr>
+                    <pic:cNvPr id="0" name="" descr=""/>
+                    <pic:cNvPicPr>
+                      <a:picLocks noChangeAspect="1" noChangeArrowheads="1"/>
+                    </pic:cNvPicPr>
+                  </pic:nvPicPr>
+                  <pic:blipFill>
+                    <a:blip r:embed="rId208" cstate="none"/>
+                    <a:srcRect/>
+                    <a:stretch>
+                      <a:fillRect/>
+                    </a:stretch>
+                  </pic:blipFill>
+                  <pic:spPr bwMode="auto">
+                    <a:xfrm>
+                      <a:off x="0" y="0"/>
+                      <a:ext cx="3240000" cy="2268000"/>
+                    </a:xfrm>
+                    <a:prstGeom prst="rect">
+                      <a:avLst/>
+                    </a:prstGeom>
+                  </pic:spPr>
+                </pic:pic>
+              </a:graphicData>
+            </a:graphic>
+          </wp:inline>
+        </w:drawing>
+      </w:r>
+    </w:p>
+    <w:p>
+      <w:pPr>
+        <w:spacing w:after="200" w:before="0" w:line="276"/>
+        <w:jc w:val="center"/>
+      </w:pPr>
+      <w:r>
+        <w:rPr>
+          <w:rFonts w:ascii="Times New Roman" w:cs="Times New Roman" w:eastAsia="Times New Roman" w:hAnsi="Times New Roman"/>
+          <w:i w:val="1"/>
+          <w:iCs w:val="1"/>
+          <w:sz w:val="22"/>
+          <w:szCs w:val="22"/>
+        </w:rPr>
+        <w:t xml:space="preserve">Figure B.8: Challenges faced while using AI-based fraud detection tools.</w:t>
+      </w:r>
+    </w:p>
+    <w:p>
+      <w:pPr>
+        <w:keepNext/>
+        <w:spacing w:after="80" w:before="240" w:line="360"/>
+        <w:jc w:val="left"/>
+      </w:pPr>
+      <w:r>
+        <w:rPr>
+          <w:rFonts w:ascii="Times New Roman" w:cs="Times New Roman" w:eastAsia="Times New Roman" w:hAnsi="Times New Roman"/>
+          <w:b w:val="1"/>
+          <w:bCs w:val="1"/>
+          <w:sz w:val="24"/>
+          <w:szCs w:val="24"/>
+        </w:rPr>
+        <w:t xml:space="preserve">Q9. Do you trust AI-generated fraud decisions without human review?</w:t>
+      </w:r>
+    </w:p>
+    <w:tbl>
+      <w:tblPr>
+        <w:tblW w:type="dxa" w:w="9026"/>
+        <w:jc w:val="center"/>
+        <w:tblBorders>
+          <w:top w:val="single" w:color="auto" w:sz="4"/>
+          <w:left w:val="single" w:color="auto" w:sz="4"/>
+          <w:bottom w:val="single" w:color="auto" w:sz="4"/>
+          <w:right w:val="single" w:color="auto" w:sz="4"/>
+          <w:insideH w:val="single" w:color="auto" w:sz="4"/>
+          <w:insideV w:val="single" w:color="auto" w:sz="4"/>
+        </w:tblBorders>
+      </w:tblPr>
+      <w:tblGrid>
+        <w:gridCol w:w="4578"/>
+        <w:gridCol w:w="2355"/>
+        <w:gridCol w:w="2093"/>
+      </w:tblGrid>
+      <w:tr>
+        <w:trPr>
+          <w:cantSplit/>
+          <w:tblHeader/>
+        </w:trPr>
+        <w:tc>
+          <w:tcPr>
+            <w:tcW w:type="dxa" w:w="4578"/>
+            <w:tcBorders>
+              <w:top w:val="single" w:color="000000" w:sz="4"/>
+              <w:left w:val="single" w:color="000000" w:sz="4"/>
+              <w:bottom w:val="single" w:color="000000" w:sz="4"/>
+              <w:right w:val="single" w:color="000000" w:sz="4"/>
+            </w:tcBorders>
+            <w:shd w:fill="D9D9D9" w:color="auto" w:val="clear"/>
+            <w:tcMar>
+              <w:top w:type="dxa" w:w="60"/>
+              <w:left w:type="dxa" w:w="100"/>
+              <w:bottom w:type="dxa" w:w="60"/>
+              <w:right w:type="dxa" w:w="100"/>
+            </w:tcMar>
+            <w:vAlign w:val="center"/>
+          </w:tcPr>
+          <w:p>
+            <w:pPr>
+              <w:keepNext/>
+              <w:spacing w:after="0" w:before="0" w:line="276"/>
+              <w:jc w:val="center"/>
+            </w:pPr>
+            <w:r>
+              <w:rPr>
+                <w:rFonts w:ascii="Times New Roman" w:cs="Times New Roman" w:eastAsia="Times New Roman" w:hAnsi="Times New Roman"/>
+                <w:b w:val="1"/>
+                <w:bCs w:val="1"/>
+                <w:sz w:val="22"/>
+                <w:szCs w:val="22"/>
+              </w:rPr>
+              <w:t xml:space="preserve">Response</w:t>
+            </w:r>
+          </w:p>
+        </w:tc>
+        <w:tc>
+          <w:tcPr>
+            <w:tcW w:type="dxa" w:w="2355"/>
+            <w:tcBorders>
+              <w:top w:val="single" w:color="000000" w:sz="4"/>
+              <w:left w:val="single" w:color="000000" w:sz="4"/>
+              <w:bottom w:val="single" w:color="000000" w:sz="4"/>
+              <w:right w:val="single" w:color="000000" w:sz="4"/>
+            </w:tcBorders>
+            <w:shd w:fill="D9D9D9" w:color="auto" w:val="clear"/>
+            <w:tcMar>
+              <w:top w:type="dxa" w:w="60"/>
+              <w:left w:type="dxa" w:w="100"/>
+              <w:bottom w:type="dxa" w:w="60"/>
+              <w:right w:type="dxa" w:w="100"/>
+            </w:tcMar>
+            <w:vAlign w:val="center"/>
+          </w:tcPr>
+          <w:p>
+            <w:pPr>
+              <w:keepNext/>
+              <w:spacing w:after="0" w:before="0" w:line="276"/>
+              <w:jc w:val="center"/>
+            </w:pPr>
+            <w:r>
+              <w:rPr>
+                <w:rFonts w:ascii="Times New Roman" w:cs="Times New Roman" w:eastAsia="Times New Roman" w:hAnsi="Times New Roman"/>
+                <w:b w:val="1"/>
+                <w:bCs w:val="1"/>
+                <w:sz w:val="22"/>
+                <w:szCs w:val="22"/>
+              </w:rPr>
+              <w:t xml:space="preserve">No. of Respondents</w:t>
+            </w:r>
+          </w:p>
+        </w:tc>
+        <w:tc>
+          <w:tcPr>
+            <w:tcW w:type="dxa" w:w="2093"/>
+            <w:tcBorders>
+              <w:top w:val="single" w:color="000000" w:sz="4"/>
+              <w:left w:val="single" w:color="000000" w:sz="4"/>
+              <w:bottom w:val="single" w:color="000000" w:sz="4"/>
+              <w:right w:val="single" w:color="000000" w:sz="4"/>
+            </w:tcBorders>
+            <w:shd w:fill="D9D9D9" w:color="auto" w:val="clear"/>
+            <w:tcMar>
+              <w:top w:type="dxa" w:w="60"/>
+              <w:left w:type="dxa" w:w="100"/>
+              <w:bottom w:type="dxa" w:w="60"/>
+              <w:right w:type="dxa" w:w="100"/>
+            </w:tcMar>
+            <w:vAlign w:val="center"/>
+          </w:tcPr>
+          <w:p>
+            <w:pPr>
+              <w:keepNext/>
+              <w:spacing w:after="0" w:before="0" w:line="276"/>
+              <w:jc w:val="center"/>
+            </w:pPr>
+            <w:r>
+              <w:rPr>
+                <w:rFonts w:ascii="Times New Roman" w:cs="Times New Roman" w:eastAsia="Times New Roman" w:hAnsi="Times New Roman"/>
+                <w:b w:val="1"/>
+                <w:bCs w:val="1"/>
+                <w:sz w:val="22"/>
+                <w:szCs w:val="22"/>
+              </w:rPr>
+              <w:t xml:space="preserve">% of Respondents</w:t>
+            </w:r>
+          </w:p>
+        </w:tc>
+      </w:tr>
+      <w:tr>
+        <w:trPr>
+          <w:cantSplit/>
+        </w:trPr>
+        <w:tc>
+          <w:tcPr>
+            <w:tcW w:type="dxa" w:w="4578"/>
+            <w:tcBorders>
+              <w:top w:val="single" w:color="000000" w:sz="4"/>
+              <w:left w:val="single" w:color="000000" w:sz="4"/>
+              <w:bottom w:val="single" w:color="000000" w:sz="4"/>
+              <w:right w:val="single" w:color="000000" w:sz="4"/>
+            </w:tcBorders>
+            <w:tcMar>
+              <w:top w:type="dxa" w:w="60"/>
+              <w:left w:type="dxa" w:w="100"/>
+              <w:bottom w:type="dxa" w:w="60"/>
+              <w:right w:type="dxa" w:w="100"/>
+            </w:tcMar>
+            <w:vAlign w:val="center"/>
+          </w:tcPr>
+          <w:p>
+            <w:pPr>
+              <w:keepNext/>
+              <w:spacing w:after="0" w:before="0" w:line="276"/>
+              <w:jc w:val="left"/>
+            </w:pPr>
+            <w:r>
+              <w:rPr>
+                <w:rFonts w:ascii="Times New Roman" w:cs="Times New Roman" w:eastAsia="Times New Roman" w:hAnsi="Times New Roman"/>
+                <w:sz w:val="22"/>
+                <w:szCs w:val="22"/>
+              </w:rPr>
+              <w:t xml:space="preserve">Yes</w:t>
+            </w:r>
+          </w:p>
+        </w:tc>
+        <w:tc>
+          <w:tcPr>
+            <w:tcW w:type="dxa" w:w="2355"/>
+            <w:tcBorders>
+              <w:top w:val="single" w:color="000000" w:sz="4"/>
+              <w:left w:val="single" w:color="000000" w:sz="4"/>
+              <w:bottom w:val="single" w:color="000000" w:sz="4"/>
+              <w:right w:val="single" w:color="000000" w:sz="4"/>
+            </w:tcBorders>
+            <w:tcMar>
+              <w:top w:type="dxa" w:w="60"/>
+              <w:left w:type="dxa" w:w="100"/>
+              <w:bottom w:type="dxa" w:w="60"/>
+              <w:right w:type="dxa" w:w="100"/>
+            </w:tcMar>
+            <w:vAlign w:val="center"/>
+          </w:tcPr>
+          <w:p>
+            <w:pPr>
+              <w:keepNext/>
+              <w:spacing w:after="0" w:before="0" w:line="276"/>
+              <w:jc w:val="center"/>
+            </w:pPr>
+            <w:r>
+              <w:rPr>
+                <w:rFonts w:ascii="Times New Roman" w:cs="Times New Roman" w:eastAsia="Times New Roman" w:hAnsi="Times New Roman"/>
+                <w:sz w:val="22"/>
+                <w:szCs w:val="22"/>
+              </w:rPr>
+              <w:t xml:space="preserve">27</w:t>
+            </w:r>
+          </w:p>
+        </w:tc>
+        <w:tc>
+          <w:tcPr>
+            <w:tcW w:type="dxa" w:w="2093"/>
+            <w:tcBorders>
+              <w:top w:val="single" w:color="000000" w:sz="4"/>
+              <w:left w:val="single" w:color="000000" w:sz="4"/>
+              <w:bottom w:val="single" w:color="000000" w:sz="4"/>
+              <w:right w:val="single" w:color="000000" w:sz="4"/>
+            </w:tcBorders>
+            <w:tcMar>
+              <w:top w:type="dxa" w:w="60"/>
+              <w:left w:type="dxa" w:w="100"/>
+              <w:bottom w:type="dxa" w:w="60"/>
+              <w:right w:type="dxa" w:w="100"/>
+            </w:tcMar>
+            <w:vAlign w:val="center"/>
+          </w:tcPr>
+          <w:p>
+            <w:pPr>
+              <w:keepNext/>
+              <w:spacing w:after="0" w:before="0" w:line="276"/>
+              <w:jc w:val="center"/>
+            </w:pPr>
+            <w:r>
+              <w:rPr>
+                <w:rFonts w:ascii="Times New Roman" w:cs="Times New Roman" w:eastAsia="Times New Roman" w:hAnsi="Times New Roman"/>
+                <w:sz w:val="22"/>
+                <w:szCs w:val="22"/>
+              </w:rPr>
+              <w:t xml:space="preserve">32%</w:t>
+            </w:r>
+          </w:p>
+        </w:tc>
+      </w:tr>
+      <w:tr>
+        <w:trPr>
+          <w:cantSplit/>
+        </w:trPr>
+        <w:tc>
+          <w:tcPr>
+            <w:tcW w:type="dxa" w:w="4578"/>
+            <w:tcBorders>
+              <w:top w:val="single" w:color="000000" w:sz="4"/>
+              <w:left w:val="single" w:color="000000" w:sz="4"/>
+              <w:bottom w:val="single" w:color="000000" w:sz="4"/>
+              <w:right w:val="single" w:color="000000" w:sz="4"/>
+            </w:tcBorders>
+            <w:tcMar>
+              <w:top w:type="dxa" w:w="60"/>
+              <w:left w:type="dxa" w:w="100"/>
+              <w:bottom w:type="dxa" w:w="60"/>
+              <w:right w:type="dxa" w:w="100"/>
+            </w:tcMar>
+            <w:vAlign w:val="center"/>
+          </w:tcPr>
+          <w:p>
+            <w:pPr>
+              <w:keepNext/>
+              <w:spacing w:after="0" w:before="0" w:line="276"/>
+              <w:jc w:val="left"/>
+            </w:pPr>
+            <w:r>
+              <w:rPr>
+                <w:rFonts w:ascii="Times New Roman" w:cs="Times New Roman" w:eastAsia="Times New Roman" w:hAnsi="Times New Roman"/>
+                <w:sz w:val="22"/>
+                <w:szCs w:val="22"/>
+              </w:rPr>
+              <w:t xml:space="preserve">No</w:t>
+            </w:r>
+          </w:p>
+        </w:tc>
+        <w:tc>
+          <w:tcPr>
+            <w:tcW w:type="dxa" w:w="2355"/>
+            <w:tcBorders>
+              <w:top w:val="single" w:color="000000" w:sz="4"/>
+              <w:left w:val="single" w:color="000000" w:sz="4"/>
+              <w:bottom w:val="single" w:color="000000" w:sz="4"/>
+              <w:right w:val="single" w:color="000000" w:sz="4"/>
+            </w:tcBorders>
+            <w:tcMar>
+              <w:top w:type="dxa" w:w="60"/>
+              <w:left w:type="dxa" w:w="100"/>
+              <w:bottom w:type="dxa" w:w="60"/>
+              <w:right w:type="dxa" w:w="100"/>
+            </w:tcMar>
+            <w:vAlign w:val="center"/>
+          </w:tcPr>
+          <w:p>
+            <w:pPr>
+              <w:keepNext/>
+              <w:spacing w:after="0" w:before="0" w:line="276"/>
+              <w:jc w:val="center"/>
+            </w:pPr>
+            <w:r>
+              <w:rPr>
+                <w:rFonts w:ascii="Times New Roman" w:cs="Times New Roman" w:eastAsia="Times New Roman" w:hAnsi="Times New Roman"/>
+                <w:sz w:val="22"/>
+                <w:szCs w:val="22"/>
+              </w:rPr>
+              <w:t xml:space="preserve">32</w:t>
+            </w:r>
+          </w:p>
+        </w:tc>
+        <w:tc>
+          <w:tcPr>
+            <w:tcW w:type="dxa" w:w="2093"/>
+            <w:tcBorders>
+              <w:top w:val="single" w:color="000000" w:sz="4"/>
+              <w:left w:val="single" w:color="000000" w:sz="4"/>
+              <w:bottom w:val="single" w:color="000000" w:sz="4"/>
+              <w:right w:val="single" w:color="000000" w:sz="4"/>
+            </w:tcBorders>
+            <w:tcMar>
+              <w:top w:type="dxa" w:w="60"/>
+              <w:left w:type="dxa" w:w="100"/>
+              <w:bottom w:type="dxa" w:w="60"/>
+              <w:right w:type="dxa" w:w="100"/>
+            </w:tcMar>
+            <w:vAlign w:val="center"/>
+          </w:tcPr>
+          <w:p>
+            <w:pPr>
+              <w:keepNext/>
+              <w:spacing w:after="0" w:before="0" w:line="276"/>
+              <w:jc w:val="center"/>
+            </w:pPr>
+            <w:r>
+              <w:rPr>
+                <w:rFonts w:ascii="Times New Roman" w:cs="Times New Roman" w:eastAsia="Times New Roman" w:hAnsi="Times New Roman"/>
+                <w:sz w:val="22"/>
+                <w:szCs w:val="22"/>
+              </w:rPr>
+              <w:t xml:space="preserve">38%</w:t>
+            </w:r>
+          </w:p>
+        </w:tc>
+      </w:tr>
+      <w:tr>
+        <w:trPr>
+          <w:cantSplit/>
+        </w:trPr>
+        <w:tc>
+          <w:tcPr>
+            <w:tcW w:type="dxa" w:w="4578"/>
+            <w:tcBorders>
+              <w:top w:val="single" w:color="000000" w:sz="4"/>
+              <w:left w:val="single" w:color="000000" w:sz="4"/>
+              <w:bottom w:val="single" w:color="000000" w:sz="4"/>
+              <w:right w:val="single" w:color="000000" w:sz="4"/>
+            </w:tcBorders>
+            <w:tcMar>
+              <w:top w:type="dxa" w:w="60"/>
+              <w:left w:type="dxa" w:w="100"/>
+              <w:bottom w:type="dxa" w:w="60"/>
+              <w:right w:type="dxa" w:w="100"/>
+            </w:tcMar>
+            <w:vAlign w:val="center"/>
+          </w:tcPr>
+          <w:p>
+            <w:pPr>
+              <w:keepNext/>
+              <w:spacing w:after="0" w:before="0" w:line="276"/>
+              <w:jc w:val="left"/>
+            </w:pPr>
+            <w:r>
+              <w:rPr>
+                <w:rFonts w:ascii="Times New Roman" w:cs="Times New Roman" w:eastAsia="Times New Roman" w:hAnsi="Times New Roman"/>
+                <w:sz w:val="22"/>
+                <w:szCs w:val="22"/>
+              </w:rPr>
+              <w:t xml:space="preserve">Depends on the case</w:t>
+            </w:r>
+          </w:p>
+        </w:tc>
+        <w:tc>
+          <w:tcPr>
+            <w:tcW w:type="dxa" w:w="2355"/>
+            <w:tcBorders>
+              <w:top w:val="single" w:color="000000" w:sz="4"/>
+              <w:left w:val="single" w:color="000000" w:sz="4"/>
+              <w:bottom w:val="single" w:color="000000" w:sz="4"/>
+              <w:right w:val="single" w:color="000000" w:sz="4"/>
+            </w:tcBorders>
+            <w:tcMar>
+              <w:top w:type="dxa" w:w="60"/>
+              <w:left w:type="dxa" w:w="100"/>
+              <w:bottom w:type="dxa" w:w="60"/>
+              <w:right w:type="dxa" w:w="100"/>
+            </w:tcMar>
+            <w:vAlign w:val="center"/>
+          </w:tcPr>
+          <w:p>
+            <w:pPr>
+              <w:keepNext/>
+              <w:spacing w:after="0" w:before="0" w:line="276"/>
+              <w:jc w:val="center"/>
+            </w:pPr>
+            <w:r>
+              <w:rPr>
+                <w:rFonts w:ascii="Times New Roman" w:cs="Times New Roman" w:eastAsia="Times New Roman" w:hAnsi="Times New Roman"/>
+                <w:sz w:val="22"/>
+                <w:szCs w:val="22"/>
+              </w:rPr>
+              <w:t xml:space="preserve">25</w:t>
+            </w:r>
+          </w:p>
+        </w:tc>
+        <w:tc>
+          <w:tcPr>
+            <w:tcW w:type="dxa" w:w="2093"/>
+            <w:tcBorders>
+              <w:top w:val="single" w:color="000000" w:sz="4"/>
+              <w:left w:val="single" w:color="000000" w:sz="4"/>
+              <w:bottom w:val="single" w:color="000000" w:sz="4"/>
+              <w:right w:val="single" w:color="000000" w:sz="4"/>
+            </w:tcBorders>
+            <w:tcMar>
+              <w:top w:type="dxa" w:w="60"/>
+              <w:left w:type="dxa" w:w="100"/>
+              <w:bottom w:type="dxa" w:w="60"/>
+              <w:right w:type="dxa" w:w="100"/>
+            </w:tcMar>
+            <w:vAlign w:val="center"/>
+          </w:tcPr>
+          <w:p>
+            <w:pPr>
+              <w:keepNext/>
+              <w:spacing w:after="0" w:before="0" w:line="276"/>
+              <w:jc w:val="center"/>
+            </w:pPr>
+            <w:r>
+              <w:rPr>
+                <w:rFonts w:ascii="Times New Roman" w:cs="Times New Roman" w:eastAsia="Times New Roman" w:hAnsi="Times New Roman"/>
+                <w:sz w:val="22"/>
+                <w:szCs w:val="22"/>
+              </w:rPr>
+              <w:t xml:space="preserve">30%</w:t>
+            </w:r>
+          </w:p>
+        </w:tc>
+      </w:tr>
+    </w:tbl>
+    <w:p>
+      <w:pPr>
+        <w:keepNext/>
+        <w:spacing w:after="80" w:before="200"/>
+        <w:jc w:val="center"/>
+      </w:pPr>
+      <w:r>
+        <w:drawing>
+          <wp:inline distT="0" distB="0" distL="0" distR="0">
+            <wp:extent cx="3240000" cy="2268000"/>
+            <wp:effectExtent t="0" r="0" b="0" l="0"/>
+            <wp:docPr id="109" name="appB_q09_pie.png" descr="Figure B.9: Trust in AI-generated fraud decisions without human review." title="Figure"/>
+            <wp:cNvGraphicFramePr>
+              <a:graphicFrameLocks xmlns:a="http://schemas.openxmlformats.org/drawingml/2006/main" noChangeAspect="1"/>
+            </wp:cNvGraphicFramePr>
+            <a:graphic xmlns:a="http://schemas.openxmlformats.org/drawingml/2006/main">
+              <a:graphicData uri="http://schemas.openxmlformats.org/drawingml/2006/picture">
+                <pic:pic xmlns:pic="http://schemas.openxmlformats.org/drawingml/2006/picture">
+                  <pic:nvPicPr>
+                    <pic:cNvPr id="0" name="" descr=""/>
+                    <pic:cNvPicPr>
+                      <a:picLocks noChangeAspect="1" noChangeArrowheads="1"/>
+                    </pic:cNvPicPr>
+                  </pic:nvPicPr>
+                  <pic:blipFill>
+                    <a:blip r:embed="rId209" cstate="none"/>
+                    <a:srcRect/>
+                    <a:stretch>
+                      <a:fillRect/>
+                    </a:stretch>
+                  </pic:blipFill>
+                  <pic:spPr bwMode="auto">
+                    <a:xfrm>
+                      <a:off x="0" y="0"/>
+                      <a:ext cx="3240000" cy="2268000"/>
+                    </a:xfrm>
+                    <a:prstGeom prst="rect">
+                      <a:avLst/>
+                    </a:prstGeom>
+                  </pic:spPr>
+                </pic:pic>
+              </a:graphicData>
+            </a:graphic>
+          </wp:inline>
+        </w:drawing>
+      </w:r>
+    </w:p>
+    <w:p>
+      <w:pPr>
+        <w:spacing w:after="200" w:before="0" w:line="276"/>
+        <w:jc w:val="center"/>
+      </w:pPr>
+      <w:r>
+        <w:rPr>
+          <w:rFonts w:ascii="Times New Roman" w:cs="Times New Roman" w:eastAsia="Times New Roman" w:hAnsi="Times New Roman"/>
+          <w:i w:val="1"/>
+          <w:iCs w:val="1"/>
+          <w:sz w:val="22"/>
+          <w:szCs w:val="22"/>
+        </w:rPr>
+        <w:t xml:space="preserve">Figure B.9: Trust in AI-generated fraud decisions without human review.</w:t>
+      </w:r>
+    </w:p>
+    <w:p>
+      <w:pPr>
+        <w:keepNext/>
+        <w:spacing w:after="80" w:before="240" w:line="360"/>
+        <w:jc w:val="left"/>
+      </w:pPr>
+      <w:r>
+        <w:rPr>
+          <w:rFonts w:ascii="Times New Roman" w:cs="Times New Roman" w:eastAsia="Times New Roman" w:hAnsi="Times New Roman"/>
+          <w:b w:val="1"/>
+          <w:bCs w:val="1"/>
+          <w:sz w:val="24"/>
+          <w:szCs w:val="24"/>
+        </w:rPr>
+        <w:t xml:space="preserve">Q10. How concerned are you about the lack of explainability ("black box") in AI-based decisions?</w:t>
+      </w:r>
+    </w:p>
+    <w:tbl>
+      <w:tblPr>
+        <w:tblW w:type="dxa" w:w="9026"/>
+        <w:jc w:val="center"/>
+        <w:tblBorders>
+          <w:top w:val="single" w:color="auto" w:sz="4"/>
+          <w:left w:val="single" w:color="auto" w:sz="4"/>
+          <w:bottom w:val="single" w:color="auto" w:sz="4"/>
+          <w:right w:val="single" w:color="auto" w:sz="4"/>
+          <w:insideH w:val="single" w:color="auto" w:sz="4"/>
+          <w:insideV w:val="single" w:color="auto" w:sz="4"/>
+        </w:tblBorders>
+      </w:tblPr>
+      <w:tblGrid>
+        <w:gridCol w:w="4578"/>
+        <w:gridCol w:w="2355"/>
+        <w:gridCol w:w="2093"/>
+      </w:tblGrid>
+      <w:tr>
+        <w:trPr>
+          <w:cantSplit/>
+          <w:tblHeader/>
+        </w:trPr>
+        <w:tc>
+          <w:tcPr>
+            <w:tcW w:type="dxa" w:w="4578"/>
+            <w:tcBorders>
+              <w:top w:val="single" w:color="000000" w:sz="4"/>
+              <w:left w:val="single" w:color="000000" w:sz="4"/>
+              <w:bottom w:val="single" w:color="000000" w:sz="4"/>
+              <w:right w:val="single" w:color="000000" w:sz="4"/>
+            </w:tcBorders>
+            <w:shd w:fill="D9D9D9" w:color="auto" w:val="clear"/>
+            <w:tcMar>
+              <w:top w:type="dxa" w:w="60"/>
+              <w:left w:type="dxa" w:w="100"/>
+              <w:bottom w:type="dxa" w:w="60"/>
+              <w:right w:type="dxa" w:w="100"/>
+            </w:tcMar>
+            <w:vAlign w:val="center"/>
+          </w:tcPr>
+          <w:p>
+            <w:pPr>
+              <w:keepNext/>
+              <w:spacing w:after="0" w:before="0" w:line="276"/>
+              <w:jc w:val="center"/>
+            </w:pPr>
+            <w:r>
+              <w:rPr>
+                <w:rFonts w:ascii="Times New Roman" w:cs="Times New Roman" w:eastAsia="Times New Roman" w:hAnsi="Times New Roman"/>
+                <w:b w:val="1"/>
+                <w:bCs w:val="1"/>
+                <w:sz w:val="22"/>
+                <w:szCs w:val="22"/>
+              </w:rPr>
+              <w:t xml:space="preserve">Response</w:t>
+            </w:r>
+          </w:p>
+        </w:tc>
+        <w:tc>
+          <w:tcPr>
+            <w:tcW w:type="dxa" w:w="2355"/>
+            <w:tcBorders>
+              <w:top w:val="single" w:color="000000" w:sz="4"/>
+              <w:left w:val="single" w:color="000000" w:sz="4"/>
+              <w:bottom w:val="single" w:color="000000" w:sz="4"/>
+              <w:right w:val="single" w:color="000000" w:sz="4"/>
+            </w:tcBorders>
+            <w:shd w:fill="D9D9D9" w:color="auto" w:val="clear"/>
+            <w:tcMar>
+              <w:top w:type="dxa" w:w="60"/>
+              <w:left w:type="dxa" w:w="100"/>
+              <w:bottom w:type="dxa" w:w="60"/>
+              <w:right w:type="dxa" w:w="100"/>
+            </w:tcMar>
+            <w:vAlign w:val="center"/>
+          </w:tcPr>
+          <w:p>
+            <w:pPr>
+              <w:keepNext/>
+              <w:spacing w:after="0" w:before="0" w:line="276"/>
+              <w:jc w:val="center"/>
+            </w:pPr>
+            <w:r>
+              <w:rPr>
+                <w:rFonts w:ascii="Times New Roman" w:cs="Times New Roman" w:eastAsia="Times New Roman" w:hAnsi="Times New Roman"/>
+                <w:b w:val="1"/>
+                <w:bCs w:val="1"/>
+                <w:sz w:val="22"/>
+                <w:szCs w:val="22"/>
+              </w:rPr>
+              <w:t xml:space="preserve">No. of Respondents</w:t>
+            </w:r>
+          </w:p>
+        </w:tc>
+        <w:tc>
+          <w:tcPr>
+            <w:tcW w:type="dxa" w:w="2093"/>
+            <w:tcBorders>
+              <w:top w:val="single" w:color="000000" w:sz="4"/>
+              <w:left w:val="single" w:color="000000" w:sz="4"/>
+              <w:bottom w:val="single" w:color="000000" w:sz="4"/>
+              <w:right w:val="single" w:color="000000" w:sz="4"/>
+            </w:tcBorders>
+            <w:shd w:fill="D9D9D9" w:color="auto" w:val="clear"/>
+            <w:tcMar>
+              <w:top w:type="dxa" w:w="60"/>
+              <w:left w:type="dxa" w:w="100"/>
+              <w:bottom w:type="dxa" w:w="60"/>
+              <w:right w:type="dxa" w:w="100"/>
+            </w:tcMar>
+            <w:vAlign w:val="center"/>
+          </w:tcPr>
+          <w:p>
+            <w:pPr>
+              <w:keepNext/>
+              <w:spacing w:after="0" w:before="0" w:line="276"/>
+              <w:jc w:val="center"/>
+            </w:pPr>
+            <w:r>
+              <w:rPr>
+                <w:rFonts w:ascii="Times New Roman" w:cs="Times New Roman" w:eastAsia="Times New Roman" w:hAnsi="Times New Roman"/>
+                <w:b w:val="1"/>
+                <w:bCs w:val="1"/>
+                <w:sz w:val="22"/>
+                <w:szCs w:val="22"/>
+              </w:rPr>
+              <w:t xml:space="preserve">% of Respondents</w:t>
+            </w:r>
+          </w:p>
+        </w:tc>
+      </w:tr>
+      <w:tr>
+        <w:trPr>
+          <w:cantSplit/>
+        </w:trPr>
+        <w:tc>
+          <w:tcPr>
+            <w:tcW w:type="dxa" w:w="4578"/>
+            <w:tcBorders>
+              <w:top w:val="single" w:color="000000" w:sz="4"/>
+              <w:left w:val="single" w:color="000000" w:sz="4"/>
+              <w:bottom w:val="single" w:color="000000" w:sz="4"/>
+              <w:right w:val="single" w:color="000000" w:sz="4"/>
+            </w:tcBorders>
+            <w:tcMar>
+              <w:top w:type="dxa" w:w="60"/>
+              <w:left w:type="dxa" w:w="100"/>
+              <w:bottom w:type="dxa" w:w="60"/>
+              <w:right w:type="dxa" w:w="100"/>
+            </w:tcMar>
+            <w:vAlign w:val="center"/>
+          </w:tcPr>
+          <w:p>
+            <w:pPr>
+              <w:keepNext/>
+              <w:spacing w:after="0" w:before="0" w:line="276"/>
+              <w:jc w:val="left"/>
+            </w:pPr>
+            <w:r>
+              <w:rPr>
+                <w:rFonts w:ascii="Times New Roman" w:cs="Times New Roman" w:eastAsia="Times New Roman" w:hAnsi="Times New Roman"/>
+                <w:sz w:val="22"/>
+                <w:szCs w:val="22"/>
+              </w:rPr>
+              <w:t xml:space="preserve">High concern</w:t>
+            </w:r>
+          </w:p>
+        </w:tc>
+        <w:tc>
+          <w:tcPr>
+            <w:tcW w:type="dxa" w:w="2355"/>
+            <w:tcBorders>
+              <w:top w:val="single" w:color="000000" w:sz="4"/>
+              <w:left w:val="single" w:color="000000" w:sz="4"/>
+              <w:bottom w:val="single" w:color="000000" w:sz="4"/>
+              <w:right w:val="single" w:color="000000" w:sz="4"/>
+            </w:tcBorders>
+            <w:tcMar>
+              <w:top w:type="dxa" w:w="60"/>
+              <w:left w:type="dxa" w:w="100"/>
+              <w:bottom w:type="dxa" w:w="60"/>
+              <w:right w:type="dxa" w:w="100"/>
+            </w:tcMar>
+            <w:vAlign w:val="center"/>
+          </w:tcPr>
+          <w:p>
+            <w:pPr>
+              <w:keepNext/>
+              <w:spacing w:after="0" w:before="0" w:line="276"/>
+              <w:jc w:val="center"/>
+            </w:pPr>
+            <w:r>
+              <w:rPr>
+                <w:rFonts w:ascii="Times New Roman" w:cs="Times New Roman" w:eastAsia="Times New Roman" w:hAnsi="Times New Roman"/>
+                <w:sz w:val="22"/>
+                <w:szCs w:val="22"/>
+              </w:rPr>
+              <w:t xml:space="preserve">32</w:t>
+            </w:r>
+          </w:p>
+        </w:tc>
+        <w:tc>
+          <w:tcPr>
+            <w:tcW w:type="dxa" w:w="2093"/>
+            <w:tcBorders>
+              <w:top w:val="single" w:color="000000" w:sz="4"/>
+              <w:left w:val="single" w:color="000000" w:sz="4"/>
+              <w:bottom w:val="single" w:color="000000" w:sz="4"/>
+              <w:right w:val="single" w:color="000000" w:sz="4"/>
+            </w:tcBorders>
+            <w:tcMar>
+              <w:top w:type="dxa" w:w="60"/>
+              <w:left w:type="dxa" w:w="100"/>
+              <w:bottom w:type="dxa" w:w="60"/>
+              <w:right w:type="dxa" w:w="100"/>
+            </w:tcMar>
+            <w:vAlign w:val="center"/>
+          </w:tcPr>
+          <w:p>
+            <w:pPr>
+              <w:keepNext/>
+              <w:spacing w:after="0" w:before="0" w:line="276"/>
+              <w:jc w:val="center"/>
+            </w:pPr>
+            <w:r>
+              <w:rPr>
+                <w:rFonts w:ascii="Times New Roman" w:cs="Times New Roman" w:eastAsia="Times New Roman" w:hAnsi="Times New Roman"/>
+                <w:sz w:val="22"/>
+                <w:szCs w:val="22"/>
+              </w:rPr>
+              <w:t xml:space="preserve">38%</w:t>
+            </w:r>
+          </w:p>
+        </w:tc>
+      </w:tr>
+      <w:tr>
+        <w:trPr>
+          <w:cantSplit/>
+        </w:trPr>
+        <w:tc>
+          <w:tcPr>
+            <w:tcW w:type="dxa" w:w="4578"/>
+            <w:tcBorders>
+              <w:top w:val="single" w:color="000000" w:sz="4"/>
+              <w:left w:val="single" w:color="000000" w:sz="4"/>
+              <w:bottom w:val="single" w:color="000000" w:sz="4"/>
+              <w:right w:val="single" w:color="000000" w:sz="4"/>
+            </w:tcBorders>
+            <w:tcMar>
+              <w:top w:type="dxa" w:w="60"/>
+              <w:left w:type="dxa" w:w="100"/>
+              <w:bottom w:type="dxa" w:w="60"/>
+              <w:right w:type="dxa" w:w="100"/>
+            </w:tcMar>
+            <w:vAlign w:val="center"/>
+          </w:tcPr>
+          <w:p>
+            <w:pPr>
+              <w:keepNext/>
+              <w:spacing w:after="0" w:before="0" w:line="276"/>
+              <w:jc w:val="left"/>
+            </w:pPr>
+            <w:r>
+              <w:rPr>
+                <w:rFonts w:ascii="Times New Roman" w:cs="Times New Roman" w:eastAsia="Times New Roman" w:hAnsi="Times New Roman"/>
+                <w:sz w:val="22"/>
+                <w:szCs w:val="22"/>
+              </w:rPr>
+              <w:t xml:space="preserve">Moderate concern</w:t>
+            </w:r>
+          </w:p>
+        </w:tc>
+        <w:tc>
+          <w:tcPr>
+            <w:tcW w:type="dxa" w:w="2355"/>
+            <w:tcBorders>
+              <w:top w:val="single" w:color="000000" w:sz="4"/>
+              <w:left w:val="single" w:color="000000" w:sz="4"/>
+              <w:bottom w:val="single" w:color="000000" w:sz="4"/>
+              <w:right w:val="single" w:color="000000" w:sz="4"/>
+            </w:tcBorders>
+            <w:tcMar>
+              <w:top w:type="dxa" w:w="60"/>
+              <w:left w:type="dxa" w:w="100"/>
+              <w:bottom w:type="dxa" w:w="60"/>
+              <w:right w:type="dxa" w:w="100"/>
+            </w:tcMar>
+            <w:vAlign w:val="center"/>
+          </w:tcPr>
+          <w:p>
+            <w:pPr>
+              <w:keepNext/>
+              <w:spacing w:after="0" w:before="0" w:line="276"/>
+              <w:jc w:val="center"/>
+            </w:pPr>
+            <w:r>
+              <w:rPr>
+                <w:rFonts w:ascii="Times New Roman" w:cs="Times New Roman" w:eastAsia="Times New Roman" w:hAnsi="Times New Roman"/>
+                <w:sz w:val="22"/>
+                <w:szCs w:val="22"/>
+              </w:rPr>
+              <w:t xml:space="preserve">28</w:t>
+            </w:r>
+          </w:p>
+        </w:tc>
+        <w:tc>
+          <w:tcPr>
+            <w:tcW w:type="dxa" w:w="2093"/>
+            <w:tcBorders>
+              <w:top w:val="single" w:color="000000" w:sz="4"/>
+              <w:left w:val="single" w:color="000000" w:sz="4"/>
+              <w:bottom w:val="single" w:color="000000" w:sz="4"/>
+              <w:right w:val="single" w:color="000000" w:sz="4"/>
+            </w:tcBorders>
+            <w:tcMar>
+              <w:top w:type="dxa" w:w="60"/>
+              <w:left w:type="dxa" w:w="100"/>
+              <w:bottom w:type="dxa" w:w="60"/>
+              <w:right w:type="dxa" w:w="100"/>
+            </w:tcMar>
+            <w:vAlign w:val="center"/>
+          </w:tcPr>
+          <w:p>
+            <w:pPr>
+              <w:keepNext/>
+              <w:spacing w:after="0" w:before="0" w:line="276"/>
+              <w:jc w:val="center"/>
+            </w:pPr>
+            <w:r>
+              <w:rPr>
+                <w:rFonts w:ascii="Times New Roman" w:cs="Times New Roman" w:eastAsia="Times New Roman" w:hAnsi="Times New Roman"/>
+                <w:sz w:val="22"/>
+                <w:szCs w:val="22"/>
+              </w:rPr>
+              <w:t xml:space="preserve">33%</w:t>
+            </w:r>
+          </w:p>
+        </w:tc>
+      </w:tr>
+      <w:tr>
+        <w:trPr>
+          <w:cantSplit/>
+        </w:trPr>
+        <w:tc>
+          <w:tcPr>
+            <w:tcW w:type="dxa" w:w="4578"/>
+            <w:tcBorders>
+              <w:top w:val="single" w:color="000000" w:sz="4"/>
+              <w:left w:val="single" w:color="000000" w:sz="4"/>
+              <w:bottom w:val="single" w:color="000000" w:sz="4"/>
+              <w:right w:val="single" w:color="000000" w:sz="4"/>
+            </w:tcBorders>
+            <w:tcMar>
+              <w:top w:type="dxa" w:w="60"/>
+              <w:left w:type="dxa" w:w="100"/>
+              <w:bottom w:type="dxa" w:w="60"/>
+              <w:right w:type="dxa" w:w="100"/>
+            </w:tcMar>
+            <w:vAlign w:val="center"/>
+          </w:tcPr>
+          <w:p>
+            <w:pPr>
+              <w:keepNext/>
+              <w:spacing w:after="0" w:before="0" w:line="276"/>
+              <w:jc w:val="left"/>
+            </w:pPr>
+            <w:r>
+              <w:rPr>
+                <w:rFonts w:ascii="Times New Roman" w:cs="Times New Roman" w:eastAsia="Times New Roman" w:hAnsi="Times New Roman"/>
+                <w:sz w:val="22"/>
+                <w:szCs w:val="22"/>
+              </w:rPr>
+              <w:t xml:space="preserve">Low concern</w:t>
+            </w:r>
+          </w:p>
+        </w:tc>
+        <w:tc>
+          <w:tcPr>
+            <w:tcW w:type="dxa" w:w="2355"/>
+            <w:tcBorders>
+              <w:top w:val="single" w:color="000000" w:sz="4"/>
+              <w:left w:val="single" w:color="000000" w:sz="4"/>
+              <w:bottom w:val="single" w:color="000000" w:sz="4"/>
+              <w:right w:val="single" w:color="000000" w:sz="4"/>
+            </w:tcBorders>
+            <w:tcMar>
+              <w:top w:type="dxa" w:w="60"/>
+              <w:left w:type="dxa" w:w="100"/>
+              <w:bottom w:type="dxa" w:w="60"/>
+              <w:right w:type="dxa" w:w="100"/>
+            </w:tcMar>
+            <w:vAlign w:val="center"/>
+          </w:tcPr>
+          <w:p>
+            <w:pPr>
+              <w:keepNext/>
+              <w:spacing w:after="0" w:before="0" w:line="276"/>
+              <w:jc w:val="center"/>
+            </w:pPr>
+            <w:r>
+              <w:rPr>
+                <w:rFonts w:ascii="Times New Roman" w:cs="Times New Roman" w:eastAsia="Times New Roman" w:hAnsi="Times New Roman"/>
+                <w:sz w:val="22"/>
+                <w:szCs w:val="22"/>
+              </w:rPr>
+              <w:t xml:space="preserve">24</w:t>
+            </w:r>
+          </w:p>
+        </w:tc>
+        <w:tc>
+          <w:tcPr>
+            <w:tcW w:type="dxa" w:w="2093"/>
+            <w:tcBorders>
+              <w:top w:val="single" w:color="000000" w:sz="4"/>
+              <w:left w:val="single" w:color="000000" w:sz="4"/>
+              <w:bottom w:val="single" w:color="000000" w:sz="4"/>
+              <w:right w:val="single" w:color="000000" w:sz="4"/>
+            </w:tcBorders>
+            <w:tcMar>
+              <w:top w:type="dxa" w:w="60"/>
+              <w:left w:type="dxa" w:w="100"/>
+              <w:bottom w:type="dxa" w:w="60"/>
+              <w:right w:type="dxa" w:w="100"/>
+            </w:tcMar>
+            <w:vAlign w:val="center"/>
+          </w:tcPr>
+          <w:p>
+            <w:pPr>
+              <w:keepNext/>
+              <w:spacing w:after="0" w:before="0" w:line="276"/>
+              <w:jc w:val="center"/>
+            </w:pPr>
+            <w:r>
+              <w:rPr>
+                <w:rFonts w:ascii="Times New Roman" w:cs="Times New Roman" w:eastAsia="Times New Roman" w:hAnsi="Times New Roman"/>
+                <w:sz w:val="22"/>
+                <w:szCs w:val="22"/>
+              </w:rPr>
+              <w:t xml:space="preserve">29%</w:t>
+            </w:r>
+          </w:p>
+        </w:tc>
+      </w:tr>
+    </w:tbl>
+    <w:p>
+      <w:pPr>
+        <w:keepNext/>
+        <w:spacing w:after="80" w:before="200"/>
+        <w:jc w:val="center"/>
+      </w:pPr>
+      <w:r>
+        <w:drawing>
+          <wp:inline distT="0" distB="0" distL="0" distR="0">
+            <wp:extent cx="3240000" cy="2268000"/>
+            <wp:effectExtent t="0" r="0" b="0" l="0"/>
+            <wp:docPr id="110" name="appB_q10_pie.png" descr="Figure B.10: Concern about lack of explainability (&quot;black box&quot;)." title="Figure"/>
+            <wp:cNvGraphicFramePr>
+              <a:graphicFrameLocks xmlns:a="http://schemas.openxmlformats.org/drawingml/2006/main" noChangeAspect="1"/>
+            </wp:cNvGraphicFramePr>
+            <a:graphic xmlns:a="http://schemas.openxmlformats.org/drawingml/2006/main">
+              <a:graphicData uri="http://schemas.openxmlformats.org/drawingml/2006/picture">
+                <pic:pic xmlns:pic="http://schemas.openxmlformats.org/drawingml/2006/picture">
+                  <pic:nvPicPr>
+                    <pic:cNvPr id="0" name="" descr=""/>
+                    <pic:cNvPicPr>
+                      <a:picLocks noChangeAspect="1" noChangeArrowheads="1"/>
+                    </pic:cNvPicPr>
+                  </pic:nvPicPr>
+                  <pic:blipFill>
+                    <a:blip r:embed="rId210" cstate="none"/>
+                    <a:srcRect/>
+                    <a:stretch>
+                      <a:fillRect/>
+                    </a:stretch>
+                  </pic:blipFill>
+                  <pic:spPr bwMode="auto">
+                    <a:xfrm>
+                      <a:off x="0" y="0"/>
+                      <a:ext cx="3240000" cy="2268000"/>
+                    </a:xfrm>
+                    <a:prstGeom prst="rect">
+                      <a:avLst/>
+                    </a:prstGeom>
+                  </pic:spPr>
+                </pic:pic>
+              </a:graphicData>
+            </a:graphic>
+          </wp:inline>
+        </w:drawing>
+      </w:r>
+    </w:p>
+    <w:p>
+      <w:pPr>
+        <w:spacing w:after="200" w:before="0" w:line="276"/>
+        <w:jc w:val="center"/>
+      </w:pPr>
+      <w:r>
+        <w:rPr>
+          <w:rFonts w:ascii="Times New Roman" w:cs="Times New Roman" w:eastAsia="Times New Roman" w:hAnsi="Times New Roman"/>
+          <w:i w:val="1"/>
+          <w:iCs w:val="1"/>
+          <w:sz w:val="22"/>
+          <w:szCs w:val="22"/>
+        </w:rPr>
+        <w:t xml:space="preserve">Figure B.10: Concern about lack of explainability ("black box").</w:t>
+      </w:r>
+    </w:p>
+    <w:p>
+      <w:pPr>
+        <w:keepNext/>
+        <w:spacing w:after="80" w:before="240" w:line="360"/>
+        <w:jc w:val="left"/>
+      </w:pPr>
+      <w:r>
+        <w:rPr>
+          <w:rFonts w:ascii="Times New Roman" w:cs="Times New Roman" w:eastAsia="Times New Roman" w:hAnsi="Times New Roman"/>
+          <w:b w:val="1"/>
+          <w:bCs w:val="1"/>
+          <w:sz w:val="24"/>
+          <w:szCs w:val="24"/>
+        </w:rPr>
+        <w:t xml:space="preserve">Q11. Would you recommend expanding AI-based fraud detection to a department that currently relies only on manual review?</w:t>
+      </w:r>
+    </w:p>
+    <w:tbl>
+      <w:tblPr>
+        <w:tblW w:type="dxa" w:w="9026"/>
+        <w:jc w:val="center"/>
+        <w:tblBorders>
+          <w:top w:val="single" w:color="auto" w:sz="4"/>
+          <w:left w:val="single" w:color="auto" w:sz="4"/>
+          <w:bottom w:val="single" w:color="auto" w:sz="4"/>
+          <w:right w:val="single" w:color="auto" w:sz="4"/>
+          <w:insideH w:val="single" w:color="auto" w:sz="4"/>
+          <w:insideV w:val="single" w:color="auto" w:sz="4"/>
+        </w:tblBorders>
+      </w:tblPr>
+      <w:tblGrid>
+        <w:gridCol w:w="4578"/>
+        <w:gridCol w:w="2355"/>
+        <w:gridCol w:w="2093"/>
+      </w:tblGrid>
+      <w:tr>
+        <w:trPr>
+          <w:cantSplit/>
+          <w:tblHeader/>
+        </w:trPr>
+        <w:tc>
+          <w:tcPr>
+            <w:tcW w:type="dxa" w:w="4578"/>
+            <w:tcBorders>
+              <w:top w:val="single" w:color="000000" w:sz="4"/>
+              <w:left w:val="single" w:color="000000" w:sz="4"/>
+              <w:bottom w:val="single" w:color="000000" w:sz="4"/>
+              <w:right w:val="single" w:color="000000" w:sz="4"/>
+            </w:tcBorders>
+            <w:shd w:fill="D9D9D9" w:color="auto" w:val="clear"/>
+            <w:tcMar>
+              <w:top w:type="dxa" w:w="60"/>
+              <w:left w:type="dxa" w:w="100"/>
+              <w:bottom w:type="dxa" w:w="60"/>
+              <w:right w:type="dxa" w:w="100"/>
+            </w:tcMar>
+            <w:vAlign w:val="center"/>
+          </w:tcPr>
+          <w:p>
+            <w:pPr>
+              <w:keepNext/>
+              <w:spacing w:after="0" w:before="0" w:line="276"/>
+              <w:jc w:val="center"/>
+            </w:pPr>
+            <w:r>
+              <w:rPr>
+                <w:rFonts w:ascii="Times New Roman" w:cs="Times New Roman" w:eastAsia="Times New Roman" w:hAnsi="Times New Roman"/>
+                <w:b w:val="1"/>
+                <w:bCs w:val="1"/>
+                <w:sz w:val="22"/>
+                <w:szCs w:val="22"/>
+              </w:rPr>
+              <w:t xml:space="preserve">Response</w:t>
+            </w:r>
+          </w:p>
+        </w:tc>
+        <w:tc>
+          <w:tcPr>
+            <w:tcW w:type="dxa" w:w="2355"/>
+            <w:tcBorders>
+              <w:top w:val="single" w:color="000000" w:sz="4"/>
+              <w:left w:val="single" w:color="000000" w:sz="4"/>
+              <w:bottom w:val="single" w:color="000000" w:sz="4"/>
+              <w:right w:val="single" w:color="000000" w:sz="4"/>
+            </w:tcBorders>
+            <w:shd w:fill="D9D9D9" w:color="auto" w:val="clear"/>
+            <w:tcMar>
+              <w:top w:type="dxa" w:w="60"/>
+              <w:left w:type="dxa" w:w="100"/>
+              <w:bottom w:type="dxa" w:w="60"/>
+              <w:right w:type="dxa" w:w="100"/>
+            </w:tcMar>
+            <w:vAlign w:val="center"/>
+          </w:tcPr>
+          <w:p>
+            <w:pPr>
+              <w:keepNext/>
+              <w:spacing w:after="0" w:before="0" w:line="276"/>
+              <w:jc w:val="center"/>
+            </w:pPr>
+            <w:r>
+              <w:rPr>
+                <w:rFonts w:ascii="Times New Roman" w:cs="Times New Roman" w:eastAsia="Times New Roman" w:hAnsi="Times New Roman"/>
+                <w:b w:val="1"/>
+                <w:bCs w:val="1"/>
+                <w:sz w:val="22"/>
+                <w:szCs w:val="22"/>
+              </w:rPr>
+              <w:t xml:space="preserve">No. of Respondents</w:t>
+            </w:r>
+          </w:p>
+        </w:tc>
+        <w:tc>
+          <w:tcPr>
+            <w:tcW w:type="dxa" w:w="2093"/>
+            <w:tcBorders>
+              <w:top w:val="single" w:color="000000" w:sz="4"/>
+              <w:left w:val="single" w:color="000000" w:sz="4"/>
+              <w:bottom w:val="single" w:color="000000" w:sz="4"/>
+              <w:right w:val="single" w:color="000000" w:sz="4"/>
+            </w:tcBorders>
+            <w:shd w:fill="D9D9D9" w:color="auto" w:val="clear"/>
+            <w:tcMar>
+              <w:top w:type="dxa" w:w="60"/>
+              <w:left w:type="dxa" w:w="100"/>
+              <w:bottom w:type="dxa" w:w="60"/>
+              <w:right w:type="dxa" w:w="100"/>
+            </w:tcMar>
+            <w:vAlign w:val="center"/>
+          </w:tcPr>
+          <w:p>
+            <w:pPr>
+              <w:keepNext/>
+              <w:spacing w:after="0" w:before="0" w:line="276"/>
+              <w:jc w:val="center"/>
+            </w:pPr>
+            <w:r>
+              <w:rPr>
+                <w:rFonts w:ascii="Times New Roman" w:cs="Times New Roman" w:eastAsia="Times New Roman" w:hAnsi="Times New Roman"/>
+                <w:b w:val="1"/>
+                <w:bCs w:val="1"/>
+                <w:sz w:val="22"/>
+                <w:szCs w:val="22"/>
+              </w:rPr>
+              <w:t xml:space="preserve">% of Respondents</w:t>
+            </w:r>
+          </w:p>
+        </w:tc>
+      </w:tr>
+      <w:tr>
+        <w:trPr>
+          <w:cantSplit/>
+        </w:trPr>
+        <w:tc>
+          <w:tcPr>
+            <w:tcW w:type="dxa" w:w="4578"/>
+            <w:tcBorders>
+              <w:top w:val="single" w:color="000000" w:sz="4"/>
+              <w:left w:val="single" w:color="000000" w:sz="4"/>
+              <w:bottom w:val="single" w:color="000000" w:sz="4"/>
+              <w:right w:val="single" w:color="000000" w:sz="4"/>
+            </w:tcBorders>
+            <w:tcMar>
+              <w:top w:type="dxa" w:w="60"/>
+              <w:left w:type="dxa" w:w="100"/>
+              <w:bottom w:type="dxa" w:w="60"/>
+              <w:right w:type="dxa" w:w="100"/>
+            </w:tcMar>
+            <w:vAlign w:val="center"/>
+          </w:tcPr>
+          <w:p>
+            <w:pPr>
+              <w:keepNext/>
+              <w:spacing w:after="0" w:before="0" w:line="276"/>
+              <w:jc w:val="left"/>
+            </w:pPr>
+            <w:r>
+              <w:rPr>
+                <w:rFonts w:ascii="Times New Roman" w:cs="Times New Roman" w:eastAsia="Times New Roman" w:hAnsi="Times New Roman"/>
+                <w:sz w:val="22"/>
+                <w:szCs w:val="22"/>
+              </w:rPr>
+              <w:t xml:space="preserve">Yes</w:t>
+            </w:r>
+          </w:p>
+        </w:tc>
+        <w:tc>
+          <w:tcPr>
+            <w:tcW w:type="dxa" w:w="2355"/>
+            <w:tcBorders>
+              <w:top w:val="single" w:color="000000" w:sz="4"/>
+              <w:left w:val="single" w:color="000000" w:sz="4"/>
+              <w:bottom w:val="single" w:color="000000" w:sz="4"/>
+              <w:right w:val="single" w:color="000000" w:sz="4"/>
+            </w:tcBorders>
+            <w:tcMar>
+              <w:top w:type="dxa" w:w="60"/>
+              <w:left w:type="dxa" w:w="100"/>
+              <w:bottom w:type="dxa" w:w="60"/>
+              <w:right w:type="dxa" w:w="100"/>
+            </w:tcMar>
+            <w:vAlign w:val="center"/>
+          </w:tcPr>
+          <w:p>
+            <w:pPr>
+              <w:keepNext/>
+              <w:spacing w:after="0" w:before="0" w:line="276"/>
+              <w:jc w:val="center"/>
+            </w:pPr>
+            <w:r>
+              <w:rPr>
+                <w:rFonts w:ascii="Times New Roman" w:cs="Times New Roman" w:eastAsia="Times New Roman" w:hAnsi="Times New Roman"/>
+                <w:sz w:val="22"/>
+                <w:szCs w:val="22"/>
+              </w:rPr>
+              <w:t xml:space="preserve">26</w:t>
+            </w:r>
+          </w:p>
+        </w:tc>
+        <w:tc>
+          <w:tcPr>
+            <w:tcW w:type="dxa" w:w="2093"/>
+            <w:tcBorders>
+              <w:top w:val="single" w:color="000000" w:sz="4"/>
+              <w:left w:val="single" w:color="000000" w:sz="4"/>
+              <w:bottom w:val="single" w:color="000000" w:sz="4"/>
+              <w:right w:val="single" w:color="000000" w:sz="4"/>
+            </w:tcBorders>
+            <w:tcMar>
+              <w:top w:type="dxa" w:w="60"/>
+              <w:left w:type="dxa" w:w="100"/>
+              <w:bottom w:type="dxa" w:w="60"/>
+              <w:right w:type="dxa" w:w="100"/>
+            </w:tcMar>
+            <w:vAlign w:val="center"/>
+          </w:tcPr>
+          <w:p>
+            <w:pPr>
+              <w:keepNext/>
+              <w:spacing w:after="0" w:before="0" w:line="276"/>
+              <w:jc w:val="center"/>
+            </w:pPr>
+            <w:r>
+              <w:rPr>
+                <w:rFonts w:ascii="Times New Roman" w:cs="Times New Roman" w:eastAsia="Times New Roman" w:hAnsi="Times New Roman"/>
+                <w:sz w:val="22"/>
+                <w:szCs w:val="22"/>
+              </w:rPr>
+              <w:t xml:space="preserve">31%</w:t>
+            </w:r>
+          </w:p>
+        </w:tc>
+      </w:tr>
+      <w:tr>
+        <w:trPr>
+          <w:cantSplit/>
+        </w:trPr>
+        <w:tc>
+          <w:tcPr>
+            <w:tcW w:type="dxa" w:w="4578"/>
+            <w:tcBorders>
+              <w:top w:val="single" w:color="000000" w:sz="4"/>
+              <w:left w:val="single" w:color="000000" w:sz="4"/>
+              <w:bottom w:val="single" w:color="000000" w:sz="4"/>
+              <w:right w:val="single" w:color="000000" w:sz="4"/>
+            </w:tcBorders>
+            <w:tcMar>
+              <w:top w:type="dxa" w:w="60"/>
+              <w:left w:type="dxa" w:w="100"/>
+              <w:bottom w:type="dxa" w:w="60"/>
+              <w:right w:type="dxa" w:w="100"/>
+            </w:tcMar>
+            <w:vAlign w:val="center"/>
+          </w:tcPr>
+          <w:p>
+            <w:pPr>
+              <w:keepNext/>
+              <w:spacing w:after="0" w:before="0" w:line="276"/>
+              <w:jc w:val="left"/>
+            </w:pPr>
+            <w:r>
+              <w:rPr>
+                <w:rFonts w:ascii="Times New Roman" w:cs="Times New Roman" w:eastAsia="Times New Roman" w:hAnsi="Times New Roman"/>
+                <w:sz w:val="22"/>
+                <w:szCs w:val="22"/>
+              </w:rPr>
+              <w:t xml:space="preserve">No</w:t>
+            </w:r>
+          </w:p>
+        </w:tc>
+        <w:tc>
+          <w:tcPr>
+            <w:tcW w:type="dxa" w:w="2355"/>
+            <w:tcBorders>
+              <w:top w:val="single" w:color="000000" w:sz="4"/>
+              <w:left w:val="single" w:color="000000" w:sz="4"/>
+              <w:bottom w:val="single" w:color="000000" w:sz="4"/>
+              <w:right w:val="single" w:color="000000" w:sz="4"/>
+            </w:tcBorders>
+            <w:tcMar>
+              <w:top w:type="dxa" w:w="60"/>
+              <w:left w:type="dxa" w:w="100"/>
+              <w:bottom w:type="dxa" w:w="60"/>
+              <w:right w:type="dxa" w:w="100"/>
+            </w:tcMar>
+            <w:vAlign w:val="center"/>
+          </w:tcPr>
+          <w:p>
+            <w:pPr>
+              <w:keepNext/>
+              <w:spacing w:after="0" w:before="0" w:line="276"/>
+              <w:jc w:val="center"/>
+            </w:pPr>
+            <w:r>
+              <w:rPr>
+                <w:rFonts w:ascii="Times New Roman" w:cs="Times New Roman" w:eastAsia="Times New Roman" w:hAnsi="Times New Roman"/>
+                <w:sz w:val="22"/>
+                <w:szCs w:val="22"/>
+              </w:rPr>
+              <w:t xml:space="preserve">29</w:t>
+            </w:r>
+          </w:p>
+        </w:tc>
+        <w:tc>
+          <w:tcPr>
+            <w:tcW w:type="dxa" w:w="2093"/>
+            <w:tcBorders>
+              <w:top w:val="single" w:color="000000" w:sz="4"/>
+              <w:left w:val="single" w:color="000000" w:sz="4"/>
+              <w:bottom w:val="single" w:color="000000" w:sz="4"/>
+              <w:right w:val="single" w:color="000000" w:sz="4"/>
+            </w:tcBorders>
+            <w:tcMar>
+              <w:top w:type="dxa" w:w="60"/>
+              <w:left w:type="dxa" w:w="100"/>
+              <w:bottom w:type="dxa" w:w="60"/>
+              <w:right w:type="dxa" w:w="100"/>
+            </w:tcMar>
+            <w:vAlign w:val="center"/>
+          </w:tcPr>
+          <w:p>
+            <w:pPr>
+              <w:keepNext/>
+              <w:spacing w:after="0" w:before="0" w:line="276"/>
+              <w:jc w:val="center"/>
+            </w:pPr>
+            <w:r>
+              <w:rPr>
+                <w:rFonts w:ascii="Times New Roman" w:cs="Times New Roman" w:eastAsia="Times New Roman" w:hAnsi="Times New Roman"/>
+                <w:sz w:val="22"/>
+                <w:szCs w:val="22"/>
+              </w:rPr>
+              <w:t xml:space="preserve">35%</w:t>
+            </w:r>
+          </w:p>
+        </w:tc>
+      </w:tr>
+      <w:tr>
+        <w:trPr>
+          <w:cantSplit/>
+        </w:trPr>
+        <w:tc>
+          <w:tcPr>
+            <w:tcW w:type="dxa" w:w="4578"/>
+            <w:tcBorders>
+              <w:top w:val="single" w:color="000000" w:sz="4"/>
+              <w:left w:val="single" w:color="000000" w:sz="4"/>
+              <w:bottom w:val="single" w:color="000000" w:sz="4"/>
+              <w:right w:val="single" w:color="000000" w:sz="4"/>
+            </w:tcBorders>
+            <w:tcMar>
+              <w:top w:type="dxa" w:w="60"/>
+              <w:left w:type="dxa" w:w="100"/>
+              <w:bottom w:type="dxa" w:w="60"/>
+              <w:right w:type="dxa" w:w="100"/>
+            </w:tcMar>
+            <w:vAlign w:val="center"/>
+          </w:tcPr>
+          <w:p>
+            <w:pPr>
+              <w:keepNext/>
+              <w:spacing w:after="0" w:before="0" w:line="276"/>
+              <w:jc w:val="left"/>
+            </w:pPr>
+            <w:r>
+              <w:rPr>
+                <w:rFonts w:ascii="Times New Roman" w:cs="Times New Roman" w:eastAsia="Times New Roman" w:hAnsi="Times New Roman"/>
+                <w:sz w:val="22"/>
+                <w:szCs w:val="22"/>
+              </w:rPr>
+              <w:t xml:space="preserve">Not Sure</w:t>
+            </w:r>
+          </w:p>
+        </w:tc>
+        <w:tc>
+          <w:tcPr>
+            <w:tcW w:type="dxa" w:w="2355"/>
+            <w:tcBorders>
+              <w:top w:val="single" w:color="000000" w:sz="4"/>
+              <w:left w:val="single" w:color="000000" w:sz="4"/>
+              <w:bottom w:val="single" w:color="000000" w:sz="4"/>
+              <w:right w:val="single" w:color="000000" w:sz="4"/>
+            </w:tcBorders>
+            <w:tcMar>
+              <w:top w:type="dxa" w:w="60"/>
+              <w:left w:type="dxa" w:w="100"/>
+              <w:bottom w:type="dxa" w:w="60"/>
+              <w:right w:type="dxa" w:w="100"/>
+            </w:tcMar>
+            <w:vAlign w:val="center"/>
+          </w:tcPr>
+          <w:p>
+            <w:pPr>
+              <w:keepNext/>
+              <w:spacing w:after="0" w:before="0" w:line="276"/>
+              <w:jc w:val="center"/>
+            </w:pPr>
+            <w:r>
+              <w:rPr>
+                <w:rFonts w:ascii="Times New Roman" w:cs="Times New Roman" w:eastAsia="Times New Roman" w:hAnsi="Times New Roman"/>
+                <w:sz w:val="22"/>
+                <w:szCs w:val="22"/>
+              </w:rPr>
+              <w:t xml:space="preserve">29</w:t>
+            </w:r>
+          </w:p>
+        </w:tc>
+        <w:tc>
+          <w:tcPr>
+            <w:tcW w:type="dxa" w:w="2093"/>
+            <w:tcBorders>
+              <w:top w:val="single" w:color="000000" w:sz="4"/>
+              <w:left w:val="single" w:color="000000" w:sz="4"/>
+              <w:bottom w:val="single" w:color="000000" w:sz="4"/>
+              <w:right w:val="single" w:color="000000" w:sz="4"/>
+            </w:tcBorders>
+            <w:tcMar>
+              <w:top w:type="dxa" w:w="60"/>
+              <w:left w:type="dxa" w:w="100"/>
+              <w:bottom w:type="dxa" w:w="60"/>
+              <w:right w:type="dxa" w:w="100"/>
+            </w:tcMar>
+            <w:vAlign w:val="center"/>
+          </w:tcPr>
+          <w:p>
+            <w:pPr>
+              <w:keepNext/>
+              <w:spacing w:after="0" w:before="0" w:line="276"/>
+              <w:jc w:val="center"/>
+            </w:pPr>
+            <w:r>
+              <w:rPr>
+                <w:rFonts w:ascii="Times New Roman" w:cs="Times New Roman" w:eastAsia="Times New Roman" w:hAnsi="Times New Roman"/>
+                <w:sz w:val="22"/>
+                <w:szCs w:val="22"/>
+              </w:rPr>
+              <w:t xml:space="preserve">35%</w:t>
+            </w:r>
+          </w:p>
+        </w:tc>
+      </w:tr>
+    </w:tbl>
+    <w:p>
+      <w:pPr>
+        <w:keepNext/>
+        <w:spacing w:after="80" w:before="200"/>
+        <w:jc w:val="center"/>
+      </w:pPr>
+      <w:r>
+        <w:drawing>
+          <wp:inline distT="0" distB="0" distL="0" distR="0">
+            <wp:extent cx="3240000" cy="2268000"/>
+            <wp:effectExtent t="0" r="0" b="0" l="0"/>
+            <wp:docPr id="111" name="appB_q11_pie.png" descr="Figure B.11: Willingness to recommend expanding AI-based fraud detection." title="Figure"/>
+            <wp:cNvGraphicFramePr>
+              <a:graphicFrameLocks xmlns:a="http://schemas.openxmlformats.org/drawingml/2006/main" noChangeAspect="1"/>
+            </wp:cNvGraphicFramePr>
+            <a:graphic xmlns:a="http://schemas.openxmlformats.org/drawingml/2006/main">
+              <a:graphicData uri="http://schemas.openxmlformats.org/drawingml/2006/picture">
+                <pic:pic xmlns:pic="http://schemas.openxmlformats.org/drawingml/2006/picture">
+                  <pic:nvPicPr>
+                    <pic:cNvPr id="0" name="" descr=""/>
+                    <pic:cNvPicPr>
+                      <a:picLocks noChangeAspect="1" noChangeArrowheads="1"/>
+                    </pic:cNvPicPr>
+                  </pic:nvPicPr>
+                  <pic:blipFill>
+                    <a:blip r:embed="rId211" cstate="none"/>
+                    <a:srcRect/>
+                    <a:stretch>
+                      <a:fillRect/>
+                    </a:stretch>
+                  </pic:blipFill>
+                  <pic:spPr bwMode="auto">
+                    <a:xfrm>
+                      <a:off x="0" y="0"/>
+                      <a:ext cx="3240000" cy="2268000"/>
+                    </a:xfrm>
+                    <a:prstGeom prst="rect">
+                      <a:avLst/>
+                    </a:prstGeom>
+                  </pic:spPr>
+                </pic:pic>
+              </a:graphicData>
+            </a:graphic>
+          </wp:inline>
+        </w:drawing>
+      </w:r>
+    </w:p>
+    <w:p>
+      <w:pPr>
+        <w:spacing w:after="200" w:before="0" w:line="276"/>
+        <w:jc w:val="center"/>
+      </w:pPr>
+      <w:r>
+        <w:rPr>
+          <w:rFonts w:ascii="Times New Roman" w:cs="Times New Roman" w:eastAsia="Times New Roman" w:hAnsi="Times New Roman"/>
+          <w:i w:val="1"/>
+          <w:iCs w:val="1"/>
+          <w:sz w:val="22"/>
+          <w:szCs w:val="22"/>
+        </w:rPr>
+        <w:t xml:space="preserve">Figure B.11: Willingness to recommend expanding AI-based fraud detection.</w:t>
+      </w:r>
+    </w:p>
+    <w:p>
+      <w:pPr>
+        <w:keepNext/>
+        <w:spacing w:after="80" w:before="240" w:line="360"/>
+        <w:jc w:val="left"/>
+      </w:pPr>
+      <w:r>
+        <w:rPr>
+          <w:rFonts w:ascii="Times New Roman" w:cs="Times New Roman" w:eastAsia="Times New Roman" w:hAnsi="Times New Roman"/>
+          <w:b w:val="1"/>
+          <w:bCs w:val="1"/>
+          <w:sz w:val="24"/>
+          <w:szCs w:val="24"/>
+        </w:rPr>
+        <w:t xml:space="preserve">Q12. How has adopting AI-based fraud detection affected fraud losses at your institution, in your own experience?</w:t>
+      </w:r>
+    </w:p>
+    <w:tbl>
+      <w:tblPr>
+        <w:tblW w:type="dxa" w:w="9026"/>
+        <w:jc w:val="center"/>
+        <w:tblBorders>
+          <w:top w:val="single" w:color="auto" w:sz="4"/>
+          <w:left w:val="single" w:color="auto" w:sz="4"/>
+          <w:bottom w:val="single" w:color="auto" w:sz="4"/>
+          <w:right w:val="single" w:color="auto" w:sz="4"/>
+          <w:insideH w:val="single" w:color="auto" w:sz="4"/>
+          <w:insideV w:val="single" w:color="auto" w:sz="4"/>
+        </w:tblBorders>
+      </w:tblPr>
+      <w:tblGrid>
+        <w:gridCol w:w="4578"/>
+        <w:gridCol w:w="2355"/>
+        <w:gridCol w:w="2093"/>
+      </w:tblGrid>
+      <w:tr>
+        <w:trPr>
+          <w:cantSplit/>
+          <w:tblHeader/>
+        </w:trPr>
+        <w:tc>
+          <w:tcPr>
+            <w:tcW w:type="dxa" w:w="4578"/>
+            <w:tcBorders>
+              <w:top w:val="single" w:color="000000" w:sz="4"/>
+              <w:left w:val="single" w:color="000000" w:sz="4"/>
+              <w:bottom w:val="single" w:color="000000" w:sz="4"/>
+              <w:right w:val="single" w:color="000000" w:sz="4"/>
+            </w:tcBorders>
+            <w:shd w:fill="D9D9D9" w:color="auto" w:val="clear"/>
+            <w:tcMar>
+              <w:top w:type="dxa" w:w="60"/>
+              <w:left w:type="dxa" w:w="100"/>
+              <w:bottom w:type="dxa" w:w="60"/>
+              <w:right w:type="dxa" w:w="100"/>
+            </w:tcMar>
+            <w:vAlign w:val="center"/>
+          </w:tcPr>
+          <w:p>
+            <w:pPr>
+              <w:keepNext/>
+              <w:spacing w:after="0" w:before="0" w:line="276"/>
+              <w:jc w:val="center"/>
+            </w:pPr>
+            <w:r>
+              <w:rPr>
+                <w:rFonts w:ascii="Times New Roman" w:cs="Times New Roman" w:eastAsia="Times New Roman" w:hAnsi="Times New Roman"/>
+                <w:b w:val="1"/>
+                <w:bCs w:val="1"/>
+                <w:sz w:val="22"/>
+                <w:szCs w:val="22"/>
+              </w:rPr>
+              <w:t xml:space="preserve">Response</w:t>
+            </w:r>
+          </w:p>
+        </w:tc>
+        <w:tc>
+          <w:tcPr>
+            <w:tcW w:type="dxa" w:w="2355"/>
+            <w:tcBorders>
+              <w:top w:val="single" w:color="000000" w:sz="4"/>
+              <w:left w:val="single" w:color="000000" w:sz="4"/>
+              <w:bottom w:val="single" w:color="000000" w:sz="4"/>
+              <w:right w:val="single" w:color="000000" w:sz="4"/>
+            </w:tcBorders>
+            <w:shd w:fill="D9D9D9" w:color="auto" w:val="clear"/>
+            <w:tcMar>
+              <w:top w:type="dxa" w:w="60"/>
+              <w:left w:type="dxa" w:w="100"/>
+              <w:bottom w:type="dxa" w:w="60"/>
+              <w:right w:type="dxa" w:w="100"/>
+            </w:tcMar>
+            <w:vAlign w:val="center"/>
+          </w:tcPr>
+          <w:p>
+            <w:pPr>
+              <w:keepNext/>
+              <w:spacing w:after="0" w:before="0" w:line="276"/>
+              <w:jc w:val="center"/>
+            </w:pPr>
+            <w:r>
+              <w:rPr>
+                <w:rFonts w:ascii="Times New Roman" w:cs="Times New Roman" w:eastAsia="Times New Roman" w:hAnsi="Times New Roman"/>
+                <w:b w:val="1"/>
+                <w:bCs w:val="1"/>
+                <w:sz w:val="22"/>
+                <w:szCs w:val="22"/>
+              </w:rPr>
+              <w:t xml:space="preserve">No. of Respondents</w:t>
+            </w:r>
+          </w:p>
+        </w:tc>
+        <w:tc>
+          <w:tcPr>
+            <w:tcW w:type="dxa" w:w="2093"/>
+            <w:tcBorders>
+              <w:top w:val="single" w:color="000000" w:sz="4"/>
+              <w:left w:val="single" w:color="000000" w:sz="4"/>
+              <w:bottom w:val="single" w:color="000000" w:sz="4"/>
+              <w:right w:val="single" w:color="000000" w:sz="4"/>
+            </w:tcBorders>
+            <w:shd w:fill="D9D9D9" w:color="auto" w:val="clear"/>
+            <w:tcMar>
+              <w:top w:type="dxa" w:w="60"/>
+              <w:left w:type="dxa" w:w="100"/>
+              <w:bottom w:type="dxa" w:w="60"/>
+              <w:right w:type="dxa" w:w="100"/>
+            </w:tcMar>
+            <w:vAlign w:val="center"/>
+          </w:tcPr>
+          <w:p>
+            <w:pPr>
+              <w:keepNext/>
+              <w:spacing w:after="0" w:before="0" w:line="276"/>
+              <w:jc w:val="center"/>
+            </w:pPr>
+            <w:r>
+              <w:rPr>
+                <w:rFonts w:ascii="Times New Roman" w:cs="Times New Roman" w:eastAsia="Times New Roman" w:hAnsi="Times New Roman"/>
+                <w:b w:val="1"/>
+                <w:bCs w:val="1"/>
+                <w:sz w:val="22"/>
+                <w:szCs w:val="22"/>
+              </w:rPr>
+              <w:t xml:space="preserve">% of Respondents</w:t>
+            </w:r>
+          </w:p>
+        </w:tc>
+      </w:tr>
+      <w:tr>
+        <w:trPr>
+          <w:cantSplit/>
+        </w:trPr>
+        <w:tc>
+          <w:tcPr>
+            <w:tcW w:type="dxa" w:w="4578"/>
+            <w:tcBorders>
+              <w:top w:val="single" w:color="000000" w:sz="4"/>
+              <w:left w:val="single" w:color="000000" w:sz="4"/>
+              <w:bottom w:val="single" w:color="000000" w:sz="4"/>
+              <w:right w:val="single" w:color="000000" w:sz="4"/>
+            </w:tcBorders>
+            <w:tcMar>
+              <w:top w:type="dxa" w:w="60"/>
+              <w:left w:type="dxa" w:w="100"/>
+              <w:bottom w:type="dxa" w:w="60"/>
+              <w:right w:type="dxa" w:w="100"/>
+            </w:tcMar>
+            <w:vAlign w:val="center"/>
+          </w:tcPr>
+          <w:p>
+            <w:pPr>
+              <w:keepNext/>
+              <w:spacing w:after="0" w:before="0" w:line="276"/>
+              <w:jc w:val="left"/>
+            </w:pPr>
+            <w:r>
+              <w:rPr>
+                <w:rFonts w:ascii="Times New Roman" w:cs="Times New Roman" w:eastAsia="Times New Roman" w:hAnsi="Times New Roman"/>
+                <w:sz w:val="22"/>
+                <w:szCs w:val="22"/>
+              </w:rPr>
+              <w:t xml:space="preserve">Decreased significantly</w:t>
+            </w:r>
+          </w:p>
+        </w:tc>
+        <w:tc>
+          <w:tcPr>
+            <w:tcW w:type="dxa" w:w="2355"/>
+            <w:tcBorders>
+              <w:top w:val="single" w:color="000000" w:sz="4"/>
+              <w:left w:val="single" w:color="000000" w:sz="4"/>
+              <w:bottom w:val="single" w:color="000000" w:sz="4"/>
+              <w:right w:val="single" w:color="000000" w:sz="4"/>
+            </w:tcBorders>
+            <w:tcMar>
+              <w:top w:type="dxa" w:w="60"/>
+              <w:left w:type="dxa" w:w="100"/>
+              <w:bottom w:type="dxa" w:w="60"/>
+              <w:right w:type="dxa" w:w="100"/>
+            </w:tcMar>
+            <w:vAlign w:val="center"/>
+          </w:tcPr>
+          <w:p>
+            <w:pPr>
+              <w:keepNext/>
+              <w:spacing w:after="0" w:before="0" w:line="276"/>
+              <w:jc w:val="center"/>
+            </w:pPr>
+            <w:r>
+              <w:rPr>
+                <w:rFonts w:ascii="Times New Roman" w:cs="Times New Roman" w:eastAsia="Times New Roman" w:hAnsi="Times New Roman"/>
+                <w:sz w:val="22"/>
+                <w:szCs w:val="22"/>
+              </w:rPr>
+              <w:t xml:space="preserve">22</w:t>
+            </w:r>
+          </w:p>
+        </w:tc>
+        <w:tc>
+          <w:tcPr>
+            <w:tcW w:type="dxa" w:w="2093"/>
+            <w:tcBorders>
+              <w:top w:val="single" w:color="000000" w:sz="4"/>
+              <w:left w:val="single" w:color="000000" w:sz="4"/>
+              <w:bottom w:val="single" w:color="000000" w:sz="4"/>
+              <w:right w:val="single" w:color="000000" w:sz="4"/>
+            </w:tcBorders>
+            <w:tcMar>
+              <w:top w:type="dxa" w:w="60"/>
+              <w:left w:type="dxa" w:w="100"/>
+              <w:bottom w:type="dxa" w:w="60"/>
+              <w:right w:type="dxa" w:w="100"/>
+            </w:tcMar>
+            <w:vAlign w:val="center"/>
+          </w:tcPr>
+          <w:p>
+            <w:pPr>
+              <w:keepNext/>
+              <w:spacing w:after="0" w:before="0" w:line="276"/>
+              <w:jc w:val="center"/>
+            </w:pPr>
+            <w:r>
+              <w:rPr>
+                <w:rFonts w:ascii="Times New Roman" w:cs="Times New Roman" w:eastAsia="Times New Roman" w:hAnsi="Times New Roman"/>
+                <w:sz w:val="22"/>
+                <w:szCs w:val="22"/>
+              </w:rPr>
+              <w:t xml:space="preserve">26%</w:t>
+            </w:r>
+          </w:p>
+        </w:tc>
+      </w:tr>
+      <w:tr>
+        <w:trPr>
+          <w:cantSplit/>
+        </w:trPr>
+        <w:tc>
+          <w:tcPr>
+            <w:tcW w:type="dxa" w:w="4578"/>
+            <w:tcBorders>
+              <w:top w:val="single" w:color="000000" w:sz="4"/>
+              <w:left w:val="single" w:color="000000" w:sz="4"/>
+              <w:bottom w:val="single" w:color="000000" w:sz="4"/>
+              <w:right w:val="single" w:color="000000" w:sz="4"/>
+            </w:tcBorders>
+            <w:tcMar>
+              <w:top w:type="dxa" w:w="60"/>
+              <w:left w:type="dxa" w:w="100"/>
+              <w:bottom w:type="dxa" w:w="60"/>
+              <w:right w:type="dxa" w:w="100"/>
+            </w:tcMar>
+            <w:vAlign w:val="center"/>
+          </w:tcPr>
+          <w:p>
+            <w:pPr>
+              <w:keepNext/>
+              <w:spacing w:after="0" w:before="0" w:line="276"/>
+              <w:jc w:val="left"/>
+            </w:pPr>
+            <w:r>
+              <w:rPr>
+                <w:rFonts w:ascii="Times New Roman" w:cs="Times New Roman" w:eastAsia="Times New Roman" w:hAnsi="Times New Roman"/>
+                <w:sz w:val="22"/>
+                <w:szCs w:val="22"/>
+              </w:rPr>
+              <w:t xml:space="preserve">Decreased slightly</w:t>
+            </w:r>
+          </w:p>
+        </w:tc>
+        <w:tc>
+          <w:tcPr>
+            <w:tcW w:type="dxa" w:w="2355"/>
+            <w:tcBorders>
+              <w:top w:val="single" w:color="000000" w:sz="4"/>
+              <w:left w:val="single" w:color="000000" w:sz="4"/>
+              <w:bottom w:val="single" w:color="000000" w:sz="4"/>
+              <w:right w:val="single" w:color="000000" w:sz="4"/>
+            </w:tcBorders>
+            <w:tcMar>
+              <w:top w:type="dxa" w:w="60"/>
+              <w:left w:type="dxa" w:w="100"/>
+              <w:bottom w:type="dxa" w:w="60"/>
+              <w:right w:type="dxa" w:w="100"/>
+            </w:tcMar>
+            <w:vAlign w:val="center"/>
+          </w:tcPr>
+          <w:p>
+            <w:pPr>
+              <w:keepNext/>
+              <w:spacing w:after="0" w:before="0" w:line="276"/>
+              <w:jc w:val="center"/>
+            </w:pPr>
+            <w:r>
+              <w:rPr>
+                <w:rFonts w:ascii="Times New Roman" w:cs="Times New Roman" w:eastAsia="Times New Roman" w:hAnsi="Times New Roman"/>
+                <w:sz w:val="22"/>
+                <w:szCs w:val="22"/>
+              </w:rPr>
+              <w:t xml:space="preserve">20</w:t>
+            </w:r>
+          </w:p>
+        </w:tc>
+        <w:tc>
+          <w:tcPr>
+            <w:tcW w:type="dxa" w:w="2093"/>
+            <w:tcBorders>
+              <w:top w:val="single" w:color="000000" w:sz="4"/>
+              <w:left w:val="single" w:color="000000" w:sz="4"/>
+              <w:bottom w:val="single" w:color="000000" w:sz="4"/>
+              <w:right w:val="single" w:color="000000" w:sz="4"/>
+            </w:tcBorders>
+            <w:tcMar>
+              <w:top w:type="dxa" w:w="60"/>
+              <w:left w:type="dxa" w:w="100"/>
+              <w:bottom w:type="dxa" w:w="60"/>
+              <w:right w:type="dxa" w:w="100"/>
+            </w:tcMar>
+            <w:vAlign w:val="center"/>
+          </w:tcPr>
+          <w:p>
+            <w:pPr>
+              <w:keepNext/>
+              <w:spacing w:after="0" w:before="0" w:line="276"/>
+              <w:jc w:val="center"/>
+            </w:pPr>
+            <w:r>
+              <w:rPr>
+                <w:rFonts w:ascii="Times New Roman" w:cs="Times New Roman" w:eastAsia="Times New Roman" w:hAnsi="Times New Roman"/>
+                <w:sz w:val="22"/>
+                <w:szCs w:val="22"/>
+              </w:rPr>
+              <w:t xml:space="preserve">24%</w:t>
+            </w:r>
+          </w:p>
+        </w:tc>
+      </w:tr>
+      <w:tr>
+        <w:trPr>
+          <w:cantSplit/>
+        </w:trPr>
+        <w:tc>
+          <w:tcPr>
+            <w:tcW w:type="dxa" w:w="4578"/>
+            <w:tcBorders>
+              <w:top w:val="single" w:color="000000" w:sz="4"/>
+              <w:left w:val="single" w:color="000000" w:sz="4"/>
+              <w:bottom w:val="single" w:color="000000" w:sz="4"/>
+              <w:right w:val="single" w:color="000000" w:sz="4"/>
+            </w:tcBorders>
+            <w:tcMar>
+              <w:top w:type="dxa" w:w="60"/>
+              <w:left w:type="dxa" w:w="100"/>
+              <w:bottom w:type="dxa" w:w="60"/>
+              <w:right w:type="dxa" w:w="100"/>
+            </w:tcMar>
+            <w:vAlign w:val="center"/>
+          </w:tcPr>
+          <w:p>
+            <w:pPr>
+              <w:keepNext/>
+              <w:spacing w:after="0" w:before="0" w:line="276"/>
+              <w:jc w:val="left"/>
+            </w:pPr>
+            <w:r>
+              <w:rPr>
+                <w:rFonts w:ascii="Times New Roman" w:cs="Times New Roman" w:eastAsia="Times New Roman" w:hAnsi="Times New Roman"/>
+                <w:sz w:val="22"/>
+                <w:szCs w:val="22"/>
+              </w:rPr>
+              <w:t xml:space="preserve">No change</w:t>
+            </w:r>
+          </w:p>
+        </w:tc>
+        <w:tc>
+          <w:tcPr>
+            <w:tcW w:type="dxa" w:w="2355"/>
+            <w:tcBorders>
+              <w:top w:val="single" w:color="000000" w:sz="4"/>
+              <w:left w:val="single" w:color="000000" w:sz="4"/>
+              <w:bottom w:val="single" w:color="000000" w:sz="4"/>
+              <w:right w:val="single" w:color="000000" w:sz="4"/>
+            </w:tcBorders>
+            <w:tcMar>
+              <w:top w:type="dxa" w:w="60"/>
+              <w:left w:type="dxa" w:w="100"/>
+              <w:bottom w:type="dxa" w:w="60"/>
+              <w:right w:type="dxa" w:w="100"/>
+            </w:tcMar>
+            <w:vAlign w:val="center"/>
+          </w:tcPr>
+          <w:p>
+            <w:pPr>
+              <w:keepNext/>
+              <w:spacing w:after="0" w:before="0" w:line="276"/>
+              <w:jc w:val="center"/>
+            </w:pPr>
+            <w:r>
+              <w:rPr>
+                <w:rFonts w:ascii="Times New Roman" w:cs="Times New Roman" w:eastAsia="Times New Roman" w:hAnsi="Times New Roman"/>
+                <w:sz w:val="22"/>
+                <w:szCs w:val="22"/>
+              </w:rPr>
+              <w:t xml:space="preserve">19</w:t>
+            </w:r>
+          </w:p>
+        </w:tc>
+        <w:tc>
+          <w:tcPr>
+            <w:tcW w:type="dxa" w:w="2093"/>
+            <w:tcBorders>
+              <w:top w:val="single" w:color="000000" w:sz="4"/>
+              <w:left w:val="single" w:color="000000" w:sz="4"/>
+              <w:bottom w:val="single" w:color="000000" w:sz="4"/>
+              <w:right w:val="single" w:color="000000" w:sz="4"/>
+            </w:tcBorders>
+            <w:tcMar>
+              <w:top w:type="dxa" w:w="60"/>
+              <w:left w:type="dxa" w:w="100"/>
+              <w:bottom w:type="dxa" w:w="60"/>
+              <w:right w:type="dxa" w:w="100"/>
+            </w:tcMar>
+            <w:vAlign w:val="center"/>
+          </w:tcPr>
+          <w:p>
+            <w:pPr>
+              <w:keepNext/>
+              <w:spacing w:after="0" w:before="0" w:line="276"/>
+              <w:jc w:val="center"/>
+            </w:pPr>
+            <w:r>
+              <w:rPr>
+                <w:rFonts w:ascii="Times New Roman" w:cs="Times New Roman" w:eastAsia="Times New Roman" w:hAnsi="Times New Roman"/>
+                <w:sz w:val="22"/>
+                <w:szCs w:val="22"/>
+              </w:rPr>
+              <w:t xml:space="preserve">23%</w:t>
+            </w:r>
+          </w:p>
+        </w:tc>
+      </w:tr>
+      <w:tr>
+        <w:trPr>
+          <w:cantSplit/>
+        </w:trPr>
+        <w:tc>
+          <w:tcPr>
+            <w:tcW w:type="dxa" w:w="4578"/>
+            <w:tcBorders>
+              <w:top w:val="single" w:color="000000" w:sz="4"/>
+              <w:left w:val="single" w:color="000000" w:sz="4"/>
+              <w:bottom w:val="single" w:color="000000" w:sz="4"/>
+              <w:right w:val="single" w:color="000000" w:sz="4"/>
+            </w:tcBorders>
+            <w:tcMar>
+              <w:top w:type="dxa" w:w="60"/>
+              <w:left w:type="dxa" w:w="100"/>
+              <w:bottom w:type="dxa" w:w="60"/>
+              <w:right w:type="dxa" w:w="100"/>
+            </w:tcMar>
+            <w:vAlign w:val="center"/>
+          </w:tcPr>
+          <w:p>
+            <w:pPr>
+              <w:keepNext/>
+              <w:spacing w:after="0" w:before="0" w:line="276"/>
+              <w:jc w:val="left"/>
+            </w:pPr>
+            <w:r>
+              <w:rPr>
+                <w:rFonts w:ascii="Times New Roman" w:cs="Times New Roman" w:eastAsia="Times New Roman" w:hAnsi="Times New Roman"/>
+                <w:sz w:val="22"/>
+                <w:szCs w:val="22"/>
+              </w:rPr>
+              <w:t xml:space="preserve">Increased</w:t>
+            </w:r>
+          </w:p>
+        </w:tc>
+        <w:tc>
+          <w:tcPr>
+            <w:tcW w:type="dxa" w:w="2355"/>
+            <w:tcBorders>
+              <w:top w:val="single" w:color="000000" w:sz="4"/>
+              <w:left w:val="single" w:color="000000" w:sz="4"/>
+              <w:bottom w:val="single" w:color="000000" w:sz="4"/>
+              <w:right w:val="single" w:color="000000" w:sz="4"/>
+            </w:tcBorders>
+            <w:tcMar>
+              <w:top w:type="dxa" w:w="60"/>
+              <w:left w:type="dxa" w:w="100"/>
+              <w:bottom w:type="dxa" w:w="60"/>
+              <w:right w:type="dxa" w:w="100"/>
+            </w:tcMar>
+            <w:vAlign w:val="center"/>
+          </w:tcPr>
+          <w:p>
+            <w:pPr>
+              <w:keepNext/>
+              <w:spacing w:after="0" w:before="0" w:line="276"/>
+              <w:jc w:val="center"/>
+            </w:pPr>
+            <w:r>
+              <w:rPr>
+                <w:rFonts w:ascii="Times New Roman" w:cs="Times New Roman" w:eastAsia="Times New Roman" w:hAnsi="Times New Roman"/>
+                <w:sz w:val="22"/>
+                <w:szCs w:val="22"/>
+              </w:rPr>
+              <w:t xml:space="preserve">23</w:t>
+            </w:r>
+          </w:p>
+        </w:tc>
+        <w:tc>
+          <w:tcPr>
+            <w:tcW w:type="dxa" w:w="2093"/>
+            <w:tcBorders>
+              <w:top w:val="single" w:color="000000" w:sz="4"/>
+              <w:left w:val="single" w:color="000000" w:sz="4"/>
+              <w:bottom w:val="single" w:color="000000" w:sz="4"/>
+              <w:right w:val="single" w:color="000000" w:sz="4"/>
+            </w:tcBorders>
+            <w:tcMar>
+              <w:top w:type="dxa" w:w="60"/>
+              <w:left w:type="dxa" w:w="100"/>
+              <w:bottom w:type="dxa" w:w="60"/>
+              <w:right w:type="dxa" w:w="100"/>
+            </w:tcMar>
+            <w:vAlign w:val="center"/>
+          </w:tcPr>
+          <w:p>
+            <w:pPr>
+              <w:keepNext/>
+              <w:spacing w:after="0" w:before="0" w:line="276"/>
+              <w:jc w:val="center"/>
+            </w:pPr>
+            <w:r>
+              <w:rPr>
+                <w:rFonts w:ascii="Times New Roman" w:cs="Times New Roman" w:eastAsia="Times New Roman" w:hAnsi="Times New Roman"/>
+                <w:sz w:val="22"/>
+                <w:szCs w:val="22"/>
+              </w:rPr>
+              <w:t xml:space="preserve">27%</w:t>
+            </w:r>
+          </w:p>
+        </w:tc>
+      </w:tr>
+    </w:tbl>
+    <w:p>
+      <w:pPr>
+        <w:keepNext/>
+        <w:spacing w:after="80" w:before="200"/>
+        <w:jc w:val="center"/>
+      </w:pPr>
+      <w:r>
+        <w:drawing>
+          <wp:inline distT="0" distB="0" distL="0" distR="0">
+            <wp:extent cx="3240000" cy="2268000"/>
+            <wp:effectExtent t="0" r="0" b="0" l="0"/>
+            <wp:docPr id="112" name="appB_q12_pie.png" descr="Figure B.12: Reported effect of AI adoption on fraud losses." title="Figure"/>
+            <wp:cNvGraphicFramePr>
+              <a:graphicFrameLocks xmlns:a="http://schemas.openxmlformats.org/drawingml/2006/main" noChangeAspect="1"/>
+            </wp:cNvGraphicFramePr>
+            <a:graphic xmlns:a="http://schemas.openxmlformats.org/drawingml/2006/main">
+              <a:graphicData uri="http://schemas.openxmlformats.org/drawingml/2006/picture">
+                <pic:pic xmlns:pic="http://schemas.openxmlformats.org/drawingml/2006/picture">
+                  <pic:nvPicPr>
+                    <pic:cNvPr id="0" name="" descr=""/>
+                    <pic:cNvPicPr>
+                      <a:picLocks noChangeAspect="1" noChangeArrowheads="1"/>
+                    </pic:cNvPicPr>
+                  </pic:nvPicPr>
+                  <pic:blipFill>
+                    <a:blip r:embed="rId212" cstate="none"/>
+                    <a:srcRect/>
+                    <a:stretch>
+                      <a:fillRect/>
+                    </a:stretch>
+                  </pic:blipFill>
+                  <pic:spPr bwMode="auto">
+                    <a:xfrm>
+                      <a:off x="0" y="0"/>
+                      <a:ext cx="3240000" cy="2268000"/>
+                    </a:xfrm>
+                    <a:prstGeom prst="rect">
+                      <a:avLst/>
+                    </a:prstGeom>
+                  </pic:spPr>
+                </pic:pic>
+              </a:graphicData>
+            </a:graphic>
+          </wp:inline>
+        </w:drawing>
+      </w:r>
+    </w:p>
+    <w:p>
+      <w:pPr>
+        <w:spacing w:after="200" w:before="0" w:line="276"/>
+        <w:jc w:val="center"/>
+      </w:pPr>
+      <w:r>
+        <w:rPr>
+          <w:rFonts w:ascii="Times New Roman" w:cs="Times New Roman" w:eastAsia="Times New Roman" w:hAnsi="Times New Roman"/>
+          <w:i w:val="1"/>
+          <w:iCs w:val="1"/>
+          <w:sz w:val="22"/>
+          <w:szCs w:val="22"/>
+        </w:rPr>
+        <w:t xml:space="preserve">Figure B.12: Reported effect of AI adoption on fraud losses.</w:t>
+      </w:r>
+    </w:p>
+    <w:p>
+      <w:pPr>
+        <w:keepNext/>
+        <w:spacing w:after="80" w:before="240" w:line="360"/>
+        <w:jc w:val="left"/>
+      </w:pPr>
+      <w:r>
+        <w:rPr>
+          <w:rFonts w:ascii="Times New Roman" w:cs="Times New Roman" w:eastAsia="Times New Roman" w:hAnsi="Times New Roman"/>
+          <w:b w:val="1"/>
+          <w:bCs w:val="1"/>
+          <w:sz w:val="24"/>
+          <w:szCs w:val="24"/>
+        </w:rPr>
+        <w:t xml:space="preserve">Q13. What single improvement would most encourage you to trust AI-based fraud alerts more confidently?</w:t>
+      </w:r>
+    </w:p>
+    <w:tbl>
+      <w:tblPr>
+        <w:tblW w:type="dxa" w:w="9026"/>
+        <w:jc w:val="center"/>
+        <w:tblBorders>
+          <w:top w:val="single" w:color="auto" w:sz="4"/>
+          <w:left w:val="single" w:color="auto" w:sz="4"/>
+          <w:bottom w:val="single" w:color="auto" w:sz="4"/>
+          <w:right w:val="single" w:color="auto" w:sz="4"/>
+          <w:insideH w:val="single" w:color="auto" w:sz="4"/>
+          <w:insideV w:val="single" w:color="auto" w:sz="4"/>
+        </w:tblBorders>
+      </w:tblPr>
+      <w:tblGrid>
+        <w:gridCol w:w="4578"/>
+        <w:gridCol w:w="2355"/>
+        <w:gridCol w:w="2093"/>
+      </w:tblGrid>
+      <w:tr>
+        <w:trPr>
+          <w:cantSplit/>
+          <w:tblHeader/>
+        </w:trPr>
+        <w:tc>
+          <w:tcPr>
+            <w:tcW w:type="dxa" w:w="4578"/>
+            <w:tcBorders>
+              <w:top w:val="single" w:color="000000" w:sz="4"/>
+              <w:left w:val="single" w:color="000000" w:sz="4"/>
+              <w:bottom w:val="single" w:color="000000" w:sz="4"/>
+              <w:right w:val="single" w:color="000000" w:sz="4"/>
+            </w:tcBorders>
+            <w:shd w:fill="D9D9D9" w:color="auto" w:val="clear"/>
+            <w:tcMar>
+              <w:top w:type="dxa" w:w="60"/>
+              <w:left w:type="dxa" w:w="100"/>
+              <w:bottom w:type="dxa" w:w="60"/>
+              <w:right w:type="dxa" w:w="100"/>
+            </w:tcMar>
+            <w:vAlign w:val="center"/>
+          </w:tcPr>
+          <w:p>
+            <w:pPr>
+              <w:keepNext/>
+              <w:spacing w:after="0" w:before="0" w:line="276"/>
+              <w:jc w:val="center"/>
+            </w:pPr>
+            <w:r>
+              <w:rPr>
+                <w:rFonts w:ascii="Times New Roman" w:cs="Times New Roman" w:eastAsia="Times New Roman" w:hAnsi="Times New Roman"/>
+                <w:b w:val="1"/>
+                <w:bCs w:val="1"/>
+                <w:sz w:val="22"/>
+                <w:szCs w:val="22"/>
+              </w:rPr>
+              <w:t xml:space="preserve">Response theme</w:t>
+            </w:r>
+          </w:p>
+        </w:tc>
+        <w:tc>
+          <w:tcPr>
+            <w:tcW w:type="dxa" w:w="2355"/>
+            <w:tcBorders>
+              <w:top w:val="single" w:color="000000" w:sz="4"/>
+              <w:left w:val="single" w:color="000000" w:sz="4"/>
+              <w:bottom w:val="single" w:color="000000" w:sz="4"/>
+              <w:right w:val="single" w:color="000000" w:sz="4"/>
+            </w:tcBorders>
+            <w:shd w:fill="D9D9D9" w:color="auto" w:val="clear"/>
+            <w:tcMar>
+              <w:top w:type="dxa" w:w="60"/>
+              <w:left w:type="dxa" w:w="100"/>
+              <w:bottom w:type="dxa" w:w="60"/>
+              <w:right w:type="dxa" w:w="100"/>
+            </w:tcMar>
+            <w:vAlign w:val="center"/>
+          </w:tcPr>
+          <w:p>
+            <w:pPr>
+              <w:keepNext/>
+              <w:spacing w:after="0" w:before="0" w:line="276"/>
+              <w:jc w:val="center"/>
+            </w:pPr>
+            <w:r>
+              <w:rPr>
+                <w:rFonts w:ascii="Times New Roman" w:cs="Times New Roman" w:eastAsia="Times New Roman" w:hAnsi="Times New Roman"/>
+                <w:b w:val="1"/>
+                <w:bCs w:val="1"/>
+                <w:sz w:val="22"/>
+                <w:szCs w:val="22"/>
+              </w:rPr>
+              <w:t xml:space="preserve">No. of Respondents</w:t>
+            </w:r>
+          </w:p>
+        </w:tc>
+        <w:tc>
+          <w:tcPr>
+            <w:tcW w:type="dxa" w:w="2093"/>
+            <w:tcBorders>
+              <w:top w:val="single" w:color="000000" w:sz="4"/>
+              <w:left w:val="single" w:color="000000" w:sz="4"/>
+              <w:bottom w:val="single" w:color="000000" w:sz="4"/>
+              <w:right w:val="single" w:color="000000" w:sz="4"/>
+            </w:tcBorders>
+            <w:shd w:fill="D9D9D9" w:color="auto" w:val="clear"/>
+            <w:tcMar>
+              <w:top w:type="dxa" w:w="60"/>
+              <w:left w:type="dxa" w:w="100"/>
+              <w:bottom w:type="dxa" w:w="60"/>
+              <w:right w:type="dxa" w:w="100"/>
+            </w:tcMar>
+            <w:vAlign w:val="center"/>
+          </w:tcPr>
+          <w:p>
+            <w:pPr>
+              <w:keepNext/>
+              <w:spacing w:after="0" w:before="0" w:line="276"/>
+              <w:jc w:val="center"/>
+            </w:pPr>
+            <w:r>
+              <w:rPr>
+                <w:rFonts w:ascii="Times New Roman" w:cs="Times New Roman" w:eastAsia="Times New Roman" w:hAnsi="Times New Roman"/>
+                <w:b w:val="1"/>
+                <w:bCs w:val="1"/>
+                <w:sz w:val="22"/>
+                <w:szCs w:val="22"/>
+              </w:rPr>
+              <w:t xml:space="preserve">% of Respondents</w:t>
+            </w:r>
+          </w:p>
+        </w:tc>
+      </w:tr>
+      <w:tr>
+        <w:trPr>
+          <w:cantSplit/>
+        </w:trPr>
+        <w:tc>
+          <w:tcPr>
+            <w:tcW w:type="dxa" w:w="4578"/>
+            <w:tcBorders>
+              <w:top w:val="single" w:color="000000" w:sz="4"/>
+              <w:left w:val="single" w:color="000000" w:sz="4"/>
+              <w:bottom w:val="single" w:color="000000" w:sz="4"/>
+              <w:right w:val="single" w:color="000000" w:sz="4"/>
+            </w:tcBorders>
+            <w:tcMar>
+              <w:top w:type="dxa" w:w="60"/>
+              <w:left w:type="dxa" w:w="100"/>
+              <w:bottom w:type="dxa" w:w="60"/>
+              <w:right w:type="dxa" w:w="100"/>
+            </w:tcMar>
+            <w:vAlign w:val="center"/>
+          </w:tcPr>
+          <w:p>
+            <w:pPr>
+              <w:keepNext/>
+              <w:spacing w:after="0" w:before="0" w:line="276"/>
+              <w:jc w:val="left"/>
+            </w:pPr>
+            <w:r>
+              <w:rPr>
+                <w:rFonts w:ascii="Times New Roman" w:cs="Times New Roman" w:eastAsia="Times New Roman" w:hAnsi="Times New Roman"/>
+                <w:sz w:val="22"/>
+                <w:szCs w:val="22"/>
+              </w:rPr>
+              <w:t xml:space="preserve">Overall very effective.</w:t>
+            </w:r>
+          </w:p>
+        </w:tc>
+        <w:tc>
+          <w:tcPr>
+            <w:tcW w:type="dxa" w:w="2355"/>
+            <w:tcBorders>
+              <w:top w:val="single" w:color="000000" w:sz="4"/>
+              <w:left w:val="single" w:color="000000" w:sz="4"/>
+              <w:bottom w:val="single" w:color="000000" w:sz="4"/>
+              <w:right w:val="single" w:color="000000" w:sz="4"/>
+            </w:tcBorders>
+            <w:tcMar>
+              <w:top w:type="dxa" w:w="60"/>
+              <w:left w:type="dxa" w:w="100"/>
+              <w:bottom w:type="dxa" w:w="60"/>
+              <w:right w:type="dxa" w:w="100"/>
+            </w:tcMar>
+            <w:vAlign w:val="center"/>
+          </w:tcPr>
+          <w:p>
+            <w:pPr>
+              <w:keepNext/>
+              <w:spacing w:after="0" w:before="0" w:line="276"/>
+              <w:jc w:val="center"/>
+            </w:pPr>
+            <w:r>
+              <w:rPr>
+                <w:rFonts w:ascii="Times New Roman" w:cs="Times New Roman" w:eastAsia="Times New Roman" w:hAnsi="Times New Roman"/>
+                <w:sz w:val="22"/>
+                <w:szCs w:val="22"/>
+              </w:rPr>
+              <w:t xml:space="preserve">12</w:t>
+            </w:r>
+          </w:p>
+        </w:tc>
+        <w:tc>
+          <w:tcPr>
+            <w:tcW w:type="dxa" w:w="2093"/>
+            <w:tcBorders>
+              <w:top w:val="single" w:color="000000" w:sz="4"/>
+              <w:left w:val="single" w:color="000000" w:sz="4"/>
+              <w:bottom w:val="single" w:color="000000" w:sz="4"/>
+              <w:right w:val="single" w:color="000000" w:sz="4"/>
+            </w:tcBorders>
+            <w:tcMar>
+              <w:top w:type="dxa" w:w="60"/>
+              <w:left w:type="dxa" w:w="100"/>
+              <w:bottom w:type="dxa" w:w="60"/>
+              <w:right w:type="dxa" w:w="100"/>
+            </w:tcMar>
+            <w:vAlign w:val="center"/>
+          </w:tcPr>
+          <w:p>
+            <w:pPr>
+              <w:keepNext/>
+              <w:spacing w:after="0" w:before="0" w:line="276"/>
+              <w:jc w:val="center"/>
+            </w:pPr>
+            <w:r>
+              <w:rPr>
+                <w:rFonts w:ascii="Times New Roman" w:cs="Times New Roman" w:eastAsia="Times New Roman" w:hAnsi="Times New Roman"/>
+                <w:sz w:val="22"/>
+                <w:szCs w:val="22"/>
+              </w:rPr>
+              <w:t xml:space="preserve">14%</w:t>
+            </w:r>
+          </w:p>
+        </w:tc>
+      </w:tr>
+      <w:tr>
+        <w:trPr>
+          <w:cantSplit/>
+        </w:trPr>
+        <w:tc>
+          <w:tcPr>
+            <w:tcW w:type="dxa" w:w="4578"/>
+            <w:tcBorders>
+              <w:top w:val="single" w:color="000000" w:sz="4"/>
+              <w:left w:val="single" w:color="000000" w:sz="4"/>
+              <w:bottom w:val="single" w:color="000000" w:sz="4"/>
+              <w:right w:val="single" w:color="000000" w:sz="4"/>
+            </w:tcBorders>
+            <w:tcMar>
+              <w:top w:type="dxa" w:w="60"/>
+              <w:left w:type="dxa" w:w="100"/>
+              <w:bottom w:type="dxa" w:w="60"/>
+              <w:right w:type="dxa" w:w="100"/>
+            </w:tcMar>
+            <w:vAlign w:val="center"/>
+          </w:tcPr>
+          <w:p>
+            <w:pPr>
+              <w:keepNext/>
+              <w:spacing w:after="0" w:before="0" w:line="276"/>
+              <w:jc w:val="left"/>
+            </w:pPr>
+            <w:r>
+              <w:rPr>
+                <w:rFonts w:ascii="Times New Roman" w:cs="Times New Roman" w:eastAsia="Times New Roman" w:hAnsi="Times New Roman"/>
+                <w:sz w:val="22"/>
+                <w:szCs w:val="22"/>
+              </w:rPr>
+              <w:t xml:space="preserve">Needs better explainability.</w:t>
+            </w:r>
+          </w:p>
+        </w:tc>
+        <w:tc>
+          <w:tcPr>
+            <w:tcW w:type="dxa" w:w="2355"/>
+            <w:tcBorders>
+              <w:top w:val="single" w:color="000000" w:sz="4"/>
+              <w:left w:val="single" w:color="000000" w:sz="4"/>
+              <w:bottom w:val="single" w:color="000000" w:sz="4"/>
+              <w:right w:val="single" w:color="000000" w:sz="4"/>
+            </w:tcBorders>
+            <w:tcMar>
+              <w:top w:type="dxa" w:w="60"/>
+              <w:left w:type="dxa" w:w="100"/>
+              <w:bottom w:type="dxa" w:w="60"/>
+              <w:right w:type="dxa" w:w="100"/>
+            </w:tcMar>
+            <w:vAlign w:val="center"/>
+          </w:tcPr>
+          <w:p>
+            <w:pPr>
+              <w:keepNext/>
+              <w:spacing w:after="0" w:before="0" w:line="276"/>
+              <w:jc w:val="center"/>
+            </w:pPr>
+            <w:r>
+              <w:rPr>
+                <w:rFonts w:ascii="Times New Roman" w:cs="Times New Roman" w:eastAsia="Times New Roman" w:hAnsi="Times New Roman"/>
+                <w:sz w:val="22"/>
+                <w:szCs w:val="22"/>
+              </w:rPr>
+              <w:t xml:space="preserve">9</w:t>
+            </w:r>
+          </w:p>
+        </w:tc>
+        <w:tc>
+          <w:tcPr>
+            <w:tcW w:type="dxa" w:w="2093"/>
+            <w:tcBorders>
+              <w:top w:val="single" w:color="000000" w:sz="4"/>
+              <w:left w:val="single" w:color="000000" w:sz="4"/>
+              <w:bottom w:val="single" w:color="000000" w:sz="4"/>
+              <w:right w:val="single" w:color="000000" w:sz="4"/>
+            </w:tcBorders>
+            <w:tcMar>
+              <w:top w:type="dxa" w:w="60"/>
+              <w:left w:type="dxa" w:w="100"/>
+              <w:bottom w:type="dxa" w:w="60"/>
+              <w:right w:type="dxa" w:w="100"/>
+            </w:tcMar>
+            <w:vAlign w:val="center"/>
+          </w:tcPr>
+          <w:p>
+            <w:pPr>
+              <w:keepNext/>
+              <w:spacing w:after="0" w:before="0" w:line="276"/>
+              <w:jc w:val="center"/>
+            </w:pPr>
+            <w:r>
+              <w:rPr>
+                <w:rFonts w:ascii="Times New Roman" w:cs="Times New Roman" w:eastAsia="Times New Roman" w:hAnsi="Times New Roman"/>
+                <w:sz w:val="22"/>
+                <w:szCs w:val="22"/>
+              </w:rPr>
+              <w:t xml:space="preserve">11%</w:t>
+            </w:r>
+          </w:p>
+        </w:tc>
+      </w:tr>
+      <w:tr>
+        <w:trPr>
+          <w:cantSplit/>
+        </w:trPr>
+        <w:tc>
+          <w:tcPr>
+            <w:tcW w:type="dxa" w:w="4578"/>
+            <w:tcBorders>
+              <w:top w:val="single" w:color="000000" w:sz="4"/>
+              <w:left w:val="single" w:color="000000" w:sz="4"/>
+              <w:bottom w:val="single" w:color="000000" w:sz="4"/>
+              <w:right w:val="single" w:color="000000" w:sz="4"/>
+            </w:tcBorders>
+            <w:tcMar>
+              <w:top w:type="dxa" w:w="60"/>
+              <w:left w:type="dxa" w:w="100"/>
+              <w:bottom w:type="dxa" w:w="60"/>
+              <w:right w:type="dxa" w:w="100"/>
+            </w:tcMar>
+            <w:vAlign w:val="center"/>
+          </w:tcPr>
+          <w:p>
+            <w:pPr>
+              <w:keepNext/>
+              <w:spacing w:after="0" w:before="0" w:line="276"/>
+              <w:jc w:val="left"/>
+            </w:pPr>
+            <w:r>
+              <w:rPr>
+                <w:rFonts w:ascii="Times New Roman" w:cs="Times New Roman" w:eastAsia="Times New Roman" w:hAnsi="Times New Roman"/>
+                <w:sz w:val="22"/>
+                <w:szCs w:val="22"/>
+              </w:rPr>
+              <w:t xml:space="preserve">Too many false positives.</w:t>
+            </w:r>
+          </w:p>
+        </w:tc>
+        <w:tc>
+          <w:tcPr>
+            <w:tcW w:type="dxa" w:w="2355"/>
+            <w:tcBorders>
+              <w:top w:val="single" w:color="000000" w:sz="4"/>
+              <w:left w:val="single" w:color="000000" w:sz="4"/>
+              <w:bottom w:val="single" w:color="000000" w:sz="4"/>
+              <w:right w:val="single" w:color="000000" w:sz="4"/>
+            </w:tcBorders>
+            <w:tcMar>
+              <w:top w:type="dxa" w:w="60"/>
+              <w:left w:type="dxa" w:w="100"/>
+              <w:bottom w:type="dxa" w:w="60"/>
+              <w:right w:type="dxa" w:w="100"/>
+            </w:tcMar>
+            <w:vAlign w:val="center"/>
+          </w:tcPr>
+          <w:p>
+            <w:pPr>
+              <w:keepNext/>
+              <w:spacing w:after="0" w:before="0" w:line="276"/>
+              <w:jc w:val="center"/>
+            </w:pPr>
+            <w:r>
+              <w:rPr>
+                <w:rFonts w:ascii="Times New Roman" w:cs="Times New Roman" w:eastAsia="Times New Roman" w:hAnsi="Times New Roman"/>
+                <w:sz w:val="22"/>
+                <w:szCs w:val="22"/>
+              </w:rPr>
+              <w:t xml:space="preserve">7</w:t>
+            </w:r>
+          </w:p>
+        </w:tc>
+        <w:tc>
+          <w:tcPr>
+            <w:tcW w:type="dxa" w:w="2093"/>
+            <w:tcBorders>
+              <w:top w:val="single" w:color="000000" w:sz="4"/>
+              <w:left w:val="single" w:color="000000" w:sz="4"/>
+              <w:bottom w:val="single" w:color="000000" w:sz="4"/>
+              <w:right w:val="single" w:color="000000" w:sz="4"/>
+            </w:tcBorders>
+            <w:tcMar>
+              <w:top w:type="dxa" w:w="60"/>
+              <w:left w:type="dxa" w:w="100"/>
+              <w:bottom w:type="dxa" w:w="60"/>
+              <w:right w:type="dxa" w:w="100"/>
+            </w:tcMar>
+            <w:vAlign w:val="center"/>
+          </w:tcPr>
+          <w:p>
+            <w:pPr>
+              <w:keepNext/>
+              <w:spacing w:after="0" w:before="0" w:line="276"/>
+              <w:jc w:val="center"/>
+            </w:pPr>
+            <w:r>
+              <w:rPr>
+                <w:rFonts w:ascii="Times New Roman" w:cs="Times New Roman" w:eastAsia="Times New Roman" w:hAnsi="Times New Roman"/>
+                <w:sz w:val="22"/>
+                <w:szCs w:val="22"/>
+              </w:rPr>
+              <w:t xml:space="preserve">8%</w:t>
+            </w:r>
+          </w:p>
+        </w:tc>
+      </w:tr>
+      <w:tr>
+        <w:trPr>
+          <w:cantSplit/>
+        </w:trPr>
+        <w:tc>
+          <w:tcPr>
+            <w:tcW w:type="dxa" w:w="4578"/>
+            <w:tcBorders>
+              <w:top w:val="single" w:color="000000" w:sz="4"/>
+              <w:left w:val="single" w:color="000000" w:sz="4"/>
+              <w:bottom w:val="single" w:color="000000" w:sz="4"/>
+              <w:right w:val="single" w:color="000000" w:sz="4"/>
+            </w:tcBorders>
+            <w:tcMar>
+              <w:top w:type="dxa" w:w="60"/>
+              <w:left w:type="dxa" w:w="100"/>
+              <w:bottom w:type="dxa" w:w="60"/>
+              <w:right w:type="dxa" w:w="100"/>
+            </w:tcMar>
+            <w:vAlign w:val="center"/>
+          </w:tcPr>
+          <w:p>
+            <w:pPr>
+              <w:keepNext/>
+              <w:spacing w:after="0" w:before="0" w:line="276"/>
+              <w:jc w:val="left"/>
+            </w:pPr>
+            <w:r>
+              <w:rPr>
+                <w:rFonts w:ascii="Times New Roman" w:cs="Times New Roman" w:eastAsia="Times New Roman" w:hAnsi="Times New Roman"/>
+                <w:sz w:val="22"/>
+                <w:szCs w:val="22"/>
+              </w:rPr>
+              <w:t xml:space="preserve">Requires better integration.</w:t>
+            </w:r>
+          </w:p>
+        </w:tc>
+        <w:tc>
+          <w:tcPr>
+            <w:tcW w:type="dxa" w:w="2355"/>
+            <w:tcBorders>
+              <w:top w:val="single" w:color="000000" w:sz="4"/>
+              <w:left w:val="single" w:color="000000" w:sz="4"/>
+              <w:bottom w:val="single" w:color="000000" w:sz="4"/>
+              <w:right w:val="single" w:color="000000" w:sz="4"/>
+            </w:tcBorders>
+            <w:tcMar>
+              <w:top w:type="dxa" w:w="60"/>
+              <w:left w:type="dxa" w:w="100"/>
+              <w:bottom w:type="dxa" w:w="60"/>
+              <w:right w:type="dxa" w:w="100"/>
+            </w:tcMar>
+            <w:vAlign w:val="center"/>
+          </w:tcPr>
+          <w:p>
+            <w:pPr>
+              <w:keepNext/>
+              <w:spacing w:after="0" w:before="0" w:line="276"/>
+              <w:jc w:val="center"/>
+            </w:pPr>
+            <w:r>
+              <w:rPr>
+                <w:rFonts w:ascii="Times New Roman" w:cs="Times New Roman" w:eastAsia="Times New Roman" w:hAnsi="Times New Roman"/>
+                <w:sz w:val="22"/>
+                <w:szCs w:val="22"/>
+              </w:rPr>
+              <w:t xml:space="preserve">2</w:t>
+            </w:r>
+          </w:p>
+        </w:tc>
+        <w:tc>
+          <w:tcPr>
+            <w:tcW w:type="dxa" w:w="2093"/>
+            <w:tcBorders>
+              <w:top w:val="single" w:color="000000" w:sz="4"/>
+              <w:left w:val="single" w:color="000000" w:sz="4"/>
+              <w:bottom w:val="single" w:color="000000" w:sz="4"/>
+              <w:right w:val="single" w:color="000000" w:sz="4"/>
+            </w:tcBorders>
+            <w:tcMar>
+              <w:top w:type="dxa" w:w="60"/>
+              <w:left w:type="dxa" w:w="100"/>
+              <w:bottom w:type="dxa" w:w="60"/>
+              <w:right w:type="dxa" w:w="100"/>
+            </w:tcMar>
+            <w:vAlign w:val="center"/>
+          </w:tcPr>
+          <w:p>
+            <w:pPr>
+              <w:keepNext/>
+              <w:spacing w:after="0" w:before="0" w:line="276"/>
+              <w:jc w:val="center"/>
+            </w:pPr>
+            <w:r>
+              <w:rPr>
+                <w:rFonts w:ascii="Times New Roman" w:cs="Times New Roman" w:eastAsia="Times New Roman" w:hAnsi="Times New Roman"/>
+                <w:sz w:val="22"/>
+                <w:szCs w:val="22"/>
+              </w:rPr>
+              <w:t xml:space="preserve">2%</w:t>
+            </w:r>
+          </w:p>
+        </w:tc>
+      </w:tr>
+      <w:tr>
+        <w:trPr>
+          <w:cantSplit/>
+        </w:trPr>
+        <w:tc>
+          <w:tcPr>
+            <w:tcW w:type="dxa" w:w="4578"/>
+            <w:tcBorders>
+              <w:top w:val="single" w:color="000000" w:sz="4"/>
+              <w:left w:val="single" w:color="000000" w:sz="4"/>
+              <w:bottom w:val="single" w:color="000000" w:sz="4"/>
+              <w:right w:val="single" w:color="000000" w:sz="4"/>
+            </w:tcBorders>
+            <w:tcMar>
+              <w:top w:type="dxa" w:w="60"/>
+              <w:left w:type="dxa" w:w="100"/>
+              <w:bottom w:type="dxa" w:w="60"/>
+              <w:right w:type="dxa" w:w="100"/>
+            </w:tcMar>
+            <w:vAlign w:val="center"/>
+          </w:tcPr>
+          <w:p>
+            <w:pPr>
+              <w:keepNext/>
+              <w:spacing w:after="0" w:before="0" w:line="276"/>
+              <w:jc w:val="left"/>
+            </w:pPr>
+            <w:r>
+              <w:rPr>
+                <w:rFonts w:ascii="Times New Roman" w:cs="Times New Roman" w:eastAsia="Times New Roman" w:hAnsi="Times New Roman"/>
+                <w:sz w:val="22"/>
+                <w:szCs w:val="22"/>
+              </w:rPr>
+              <w:t xml:space="preserve">No response</w:t>
+            </w:r>
+          </w:p>
+        </w:tc>
+        <w:tc>
+          <w:tcPr>
+            <w:tcW w:type="dxa" w:w="2355"/>
+            <w:tcBorders>
+              <w:top w:val="single" w:color="000000" w:sz="4"/>
+              <w:left w:val="single" w:color="000000" w:sz="4"/>
+              <w:bottom w:val="single" w:color="000000" w:sz="4"/>
+              <w:right w:val="single" w:color="000000" w:sz="4"/>
+            </w:tcBorders>
+            <w:tcMar>
+              <w:top w:type="dxa" w:w="60"/>
+              <w:left w:type="dxa" w:w="100"/>
+              <w:bottom w:type="dxa" w:w="60"/>
+              <w:right w:type="dxa" w:w="100"/>
+            </w:tcMar>
+            <w:vAlign w:val="center"/>
+          </w:tcPr>
+          <w:p>
+            <w:pPr>
+              <w:keepNext/>
+              <w:spacing w:after="0" w:before="0" w:line="276"/>
+              <w:jc w:val="center"/>
+            </w:pPr>
+            <w:r>
+              <w:rPr>
+                <w:rFonts w:ascii="Times New Roman" w:cs="Times New Roman" w:eastAsia="Times New Roman" w:hAnsi="Times New Roman"/>
+                <w:sz w:val="22"/>
+                <w:szCs w:val="22"/>
+              </w:rPr>
+              <w:t xml:space="preserve">54</w:t>
+            </w:r>
+          </w:p>
+        </w:tc>
+        <w:tc>
+          <w:tcPr>
+            <w:tcW w:type="dxa" w:w="2093"/>
+            <w:tcBorders>
+              <w:top w:val="single" w:color="000000" w:sz="4"/>
+              <w:left w:val="single" w:color="000000" w:sz="4"/>
+              <w:bottom w:val="single" w:color="000000" w:sz="4"/>
+              <w:right w:val="single" w:color="000000" w:sz="4"/>
+            </w:tcBorders>
+            <w:tcMar>
+              <w:top w:type="dxa" w:w="60"/>
+              <w:left w:type="dxa" w:w="100"/>
+              <w:bottom w:type="dxa" w:w="60"/>
+              <w:right w:type="dxa" w:w="100"/>
+            </w:tcMar>
+            <w:vAlign w:val="center"/>
+          </w:tcPr>
+          <w:p>
+            <w:pPr>
+              <w:keepNext/>
+              <w:spacing w:after="0" w:before="0" w:line="276"/>
+              <w:jc w:val="center"/>
+            </w:pPr>
+            <w:r>
+              <w:rPr>
+                <w:rFonts w:ascii="Times New Roman" w:cs="Times New Roman" w:eastAsia="Times New Roman" w:hAnsi="Times New Roman"/>
+                <w:sz w:val="22"/>
+                <w:szCs w:val="22"/>
+              </w:rPr>
+              <w:t xml:space="preserve">64%</w:t>
+            </w:r>
+          </w:p>
+        </w:tc>
+      </w:tr>
+    </w:tbl>
+    <w:p>
+      <w:pPr>
+        <w:keepNext/>
+        <w:spacing w:after="80" w:before="200"/>
+        <w:jc w:val="center"/>
+      </w:pPr>
+      <w:r>
+        <w:drawing>
+          <wp:inline distT="0" distB="0" distL="0" distR="0">
+            <wp:extent cx="3240000" cy="2268000"/>
+            <wp:effectExtent t="0" r="0" b="0" l="0"/>
+            <wp:docPr id="113" name="appB_q13_pie.png" descr="Figure B.13: Single improvement that would most increase trust in AI alerts." title="Figure"/>
+            <wp:cNvGraphicFramePr>
+              <a:graphicFrameLocks xmlns:a="http://schemas.openxmlformats.org/drawingml/2006/main" noChangeAspect="1"/>
+            </wp:cNvGraphicFramePr>
+            <a:graphic xmlns:a="http://schemas.openxmlformats.org/drawingml/2006/main">
+              <a:graphicData uri="http://schemas.openxmlformats.org/drawingml/2006/picture">
+                <pic:pic xmlns:pic="http://schemas.openxmlformats.org/drawingml/2006/picture">
+                  <pic:nvPicPr>
+                    <pic:cNvPr id="0" name="" descr=""/>
+                    <pic:cNvPicPr>
+                      <a:picLocks noChangeAspect="1" noChangeArrowheads="1"/>
+                    </pic:cNvPicPr>
+                  </pic:nvPicPr>
+                  <pic:blipFill>
+                    <a:blip r:embed="rId213" cstate="none"/>
+                    <a:srcRect/>
+                    <a:stretch>
+                      <a:fillRect/>
+                    </a:stretch>
+                  </pic:blipFill>
+                  <pic:spPr bwMode="auto">
+                    <a:xfrm>
+                      <a:off x="0" y="0"/>
+                      <a:ext cx="3240000" cy="2268000"/>
+                    </a:xfrm>
+                    <a:prstGeom prst="rect">
+                      <a:avLst/>
+                    </a:prstGeom>
+                  </pic:spPr>
+                </pic:pic>
+              </a:graphicData>
+            </a:graphic>
+          </wp:inline>
+        </w:drawing>
+      </w:r>
+    </w:p>
+    <w:p>
+      <w:pPr>
+        <w:spacing w:after="200" w:before="0" w:line="276"/>
+        <w:jc w:val="center"/>
+      </w:pPr>
+      <w:r>
+        <w:rPr>
+          <w:rFonts w:ascii="Times New Roman" w:cs="Times New Roman" w:eastAsia="Times New Roman" w:hAnsi="Times New Roman"/>
+          <w:i w:val="1"/>
+          <w:iCs w:val="1"/>
+          <w:sz w:val="22"/>
+          <w:szCs w:val="22"/>
+        </w:rPr>
+        <w:t xml:space="preserve">Figure B.13: Single improvement that would most increase trust in AI alerts.</w:t>
+      </w:r>
+    </w:p>
+    <w:p>
+      <w:pPr>
+        <w:keepNext/>
+        <w:spacing w:after="80" w:before="240" w:line="360"/>
+        <w:jc w:val="left"/>
+      </w:pPr>
+      <w:r>
+        <w:rPr>
+          <w:rFonts w:ascii="Times New Roman" w:cs="Times New Roman" w:eastAsia="Times New Roman" w:hAnsi="Times New Roman"/>
+          <w:b w:val="1"/>
+          <w:bCs w:val="1"/>
+          <w:sz w:val="24"/>
+          <w:szCs w:val="24"/>
+        </w:rPr>
+        <w:t xml:space="preserve">Q14. Any additional comments or experiences you would like to share regarding AI-based fraud detection at your institution?</w:t>
+      </w:r>
+    </w:p>
+    <w:tbl>
+      <w:tblPr>
+        <w:tblW w:type="dxa" w:w="9026"/>
+        <w:jc w:val="center"/>
+        <w:tblBorders>
+          <w:top w:val="single" w:color="auto" w:sz="4"/>
+          <w:left w:val="single" w:color="auto" w:sz="4"/>
+          <w:bottom w:val="single" w:color="auto" w:sz="4"/>
+          <w:right w:val="single" w:color="auto" w:sz="4"/>
+          <w:insideH w:val="single" w:color="auto" w:sz="4"/>
+          <w:insideV w:val="single" w:color="auto" w:sz="4"/>
+        </w:tblBorders>
+      </w:tblPr>
+      <w:tblGrid>
+        <w:gridCol w:w="4578"/>
+        <w:gridCol w:w="2355"/>
+        <w:gridCol w:w="2093"/>
+      </w:tblGrid>
+      <w:tr>
+        <w:trPr>
+          <w:cantSplit/>
+          <w:tblHeader/>
+        </w:trPr>
+        <w:tc>
+          <w:tcPr>
+            <w:tcW w:type="dxa" w:w="4578"/>
+            <w:tcBorders>
+              <w:top w:val="single" w:color="000000" w:sz="4"/>
+              <w:left w:val="single" w:color="000000" w:sz="4"/>
+              <w:bottom w:val="single" w:color="000000" w:sz="4"/>
+              <w:right w:val="single" w:color="000000" w:sz="4"/>
+            </w:tcBorders>
+            <w:shd w:fill="D9D9D9" w:color="auto" w:val="clear"/>
+            <w:tcMar>
+              <w:top w:type="dxa" w:w="60"/>
+              <w:left w:type="dxa" w:w="100"/>
+              <w:bottom w:type="dxa" w:w="60"/>
+              <w:right w:type="dxa" w:w="100"/>
+            </w:tcMar>
+            <w:vAlign w:val="center"/>
+          </w:tcPr>
+          <w:p>
+            <w:pPr>
+              <w:keepNext/>
+              <w:spacing w:after="0" w:before="0" w:line="276"/>
+              <w:jc w:val="center"/>
+            </w:pPr>
+            <w:r>
+              <w:rPr>
+                <w:rFonts w:ascii="Times New Roman" w:cs="Times New Roman" w:eastAsia="Times New Roman" w:hAnsi="Times New Roman"/>
+                <w:b w:val="1"/>
+                <w:bCs w:val="1"/>
+                <w:sz w:val="22"/>
+                <w:szCs w:val="22"/>
+              </w:rPr>
+              <w:t xml:space="preserve">Response theme</w:t>
+            </w:r>
+          </w:p>
+        </w:tc>
+        <w:tc>
+          <w:tcPr>
+            <w:tcW w:type="dxa" w:w="2355"/>
+            <w:tcBorders>
+              <w:top w:val="single" w:color="000000" w:sz="4"/>
+              <w:left w:val="single" w:color="000000" w:sz="4"/>
+              <w:bottom w:val="single" w:color="000000" w:sz="4"/>
+              <w:right w:val="single" w:color="000000" w:sz="4"/>
+            </w:tcBorders>
+            <w:shd w:fill="D9D9D9" w:color="auto" w:val="clear"/>
+            <w:tcMar>
+              <w:top w:type="dxa" w:w="60"/>
+              <w:left w:type="dxa" w:w="100"/>
+              <w:bottom w:type="dxa" w:w="60"/>
+              <w:right w:type="dxa" w:w="100"/>
+            </w:tcMar>
+            <w:vAlign w:val="center"/>
+          </w:tcPr>
+          <w:p>
+            <w:pPr>
+              <w:keepNext/>
+              <w:spacing w:after="0" w:before="0" w:line="276"/>
+              <w:jc w:val="center"/>
+            </w:pPr>
+            <w:r>
+              <w:rPr>
+                <w:rFonts w:ascii="Times New Roman" w:cs="Times New Roman" w:eastAsia="Times New Roman" w:hAnsi="Times New Roman"/>
+                <w:b w:val="1"/>
+                <w:bCs w:val="1"/>
+                <w:sz w:val="22"/>
+                <w:szCs w:val="22"/>
+              </w:rPr>
+              <w:t xml:space="preserve">No. of Respondents</w:t>
+            </w:r>
+          </w:p>
+        </w:tc>
+        <w:tc>
+          <w:tcPr>
+            <w:tcW w:type="dxa" w:w="2093"/>
+            <w:tcBorders>
+              <w:top w:val="single" w:color="000000" w:sz="4"/>
+              <w:left w:val="single" w:color="000000" w:sz="4"/>
+              <w:bottom w:val="single" w:color="000000" w:sz="4"/>
+              <w:right w:val="single" w:color="000000" w:sz="4"/>
+            </w:tcBorders>
+            <w:shd w:fill="D9D9D9" w:color="auto" w:val="clear"/>
+            <w:tcMar>
+              <w:top w:type="dxa" w:w="60"/>
+              <w:left w:type="dxa" w:w="100"/>
+              <w:bottom w:type="dxa" w:w="60"/>
+              <w:right w:type="dxa" w:w="100"/>
+            </w:tcMar>
+            <w:vAlign w:val="center"/>
+          </w:tcPr>
+          <w:p>
+            <w:pPr>
+              <w:keepNext/>
+              <w:spacing w:after="0" w:before="0" w:line="276"/>
+              <w:jc w:val="center"/>
+            </w:pPr>
+            <w:r>
+              <w:rPr>
+                <w:rFonts w:ascii="Times New Roman" w:cs="Times New Roman" w:eastAsia="Times New Roman" w:hAnsi="Times New Roman"/>
+                <w:b w:val="1"/>
+                <w:bCs w:val="1"/>
+                <w:sz w:val="22"/>
+                <w:szCs w:val="22"/>
+              </w:rPr>
+              <w:t xml:space="preserve">% of Respondents</w:t>
+            </w:r>
+          </w:p>
+        </w:tc>
+      </w:tr>
+      <w:tr>
+        <w:trPr>
+          <w:cantSplit/>
+        </w:trPr>
+        <w:tc>
+          <w:tcPr>
+            <w:tcW w:type="dxa" w:w="4578"/>
+            <w:tcBorders>
+              <w:top w:val="single" w:color="000000" w:sz="4"/>
+              <w:left w:val="single" w:color="000000" w:sz="4"/>
+              <w:bottom w:val="single" w:color="000000" w:sz="4"/>
+              <w:right w:val="single" w:color="000000" w:sz="4"/>
+            </w:tcBorders>
+            <w:tcMar>
+              <w:top w:type="dxa" w:w="60"/>
+              <w:left w:type="dxa" w:w="100"/>
+              <w:bottom w:type="dxa" w:w="60"/>
+              <w:right w:type="dxa" w:w="100"/>
+            </w:tcMar>
+            <w:vAlign w:val="center"/>
+          </w:tcPr>
+          <w:p>
+            <w:pPr>
+              <w:keepNext/>
+              <w:spacing w:after="0" w:before="0" w:line="276"/>
+              <w:jc w:val="left"/>
+            </w:pPr>
+            <w:r>
+              <w:rPr>
+                <w:rFonts w:ascii="Times New Roman" w:cs="Times New Roman" w:eastAsia="Times New Roman" w:hAnsi="Times New Roman"/>
+                <w:sz w:val="22"/>
+                <w:szCs w:val="22"/>
+              </w:rPr>
+              <w:t xml:space="preserve">Overall very effective.</w:t>
+            </w:r>
+          </w:p>
+        </w:tc>
+        <w:tc>
+          <w:tcPr>
+            <w:tcW w:type="dxa" w:w="2355"/>
+            <w:tcBorders>
+              <w:top w:val="single" w:color="000000" w:sz="4"/>
+              <w:left w:val="single" w:color="000000" w:sz="4"/>
+              <w:bottom w:val="single" w:color="000000" w:sz="4"/>
+              <w:right w:val="single" w:color="000000" w:sz="4"/>
+            </w:tcBorders>
+            <w:tcMar>
+              <w:top w:type="dxa" w:w="60"/>
+              <w:left w:type="dxa" w:w="100"/>
+              <w:bottom w:type="dxa" w:w="60"/>
+              <w:right w:type="dxa" w:w="100"/>
+            </w:tcMar>
+            <w:vAlign w:val="center"/>
+          </w:tcPr>
+          <w:p>
+            <w:pPr>
+              <w:keepNext/>
+              <w:spacing w:after="0" w:before="0" w:line="276"/>
+              <w:jc w:val="center"/>
+            </w:pPr>
+            <w:r>
+              <w:rPr>
+                <w:rFonts w:ascii="Times New Roman" w:cs="Times New Roman" w:eastAsia="Times New Roman" w:hAnsi="Times New Roman"/>
+                <w:sz w:val="22"/>
+                <w:szCs w:val="22"/>
+              </w:rPr>
+              <w:t xml:space="preserve">4</w:t>
+            </w:r>
+          </w:p>
+        </w:tc>
+        <w:tc>
+          <w:tcPr>
+            <w:tcW w:type="dxa" w:w="2093"/>
+            <w:tcBorders>
+              <w:top w:val="single" w:color="000000" w:sz="4"/>
+              <w:left w:val="single" w:color="000000" w:sz="4"/>
+              <w:bottom w:val="single" w:color="000000" w:sz="4"/>
+              <w:right w:val="single" w:color="000000" w:sz="4"/>
+            </w:tcBorders>
+            <w:tcMar>
+              <w:top w:type="dxa" w:w="60"/>
+              <w:left w:type="dxa" w:w="100"/>
+              <w:bottom w:type="dxa" w:w="60"/>
+              <w:right w:type="dxa" w:w="100"/>
+            </w:tcMar>
+            <w:vAlign w:val="center"/>
+          </w:tcPr>
+          <w:p>
+            <w:pPr>
+              <w:keepNext/>
+              <w:spacing w:after="0" w:before="0" w:line="276"/>
+              <w:jc w:val="center"/>
+            </w:pPr>
+            <w:r>
+              <w:rPr>
+                <w:rFonts w:ascii="Times New Roman" w:cs="Times New Roman" w:eastAsia="Times New Roman" w:hAnsi="Times New Roman"/>
+                <w:sz w:val="22"/>
+                <w:szCs w:val="22"/>
+              </w:rPr>
+              <w:t xml:space="preserve">5%</w:t>
+            </w:r>
+          </w:p>
+        </w:tc>
+      </w:tr>
+      <w:tr>
+        <w:trPr>
+          <w:cantSplit/>
+        </w:trPr>
+        <w:tc>
+          <w:tcPr>
+            <w:tcW w:type="dxa" w:w="4578"/>
+            <w:tcBorders>
+              <w:top w:val="single" w:color="000000" w:sz="4"/>
+              <w:left w:val="single" w:color="000000" w:sz="4"/>
+              <w:bottom w:val="single" w:color="000000" w:sz="4"/>
+              <w:right w:val="single" w:color="000000" w:sz="4"/>
+            </w:tcBorders>
+            <w:tcMar>
+              <w:top w:type="dxa" w:w="60"/>
+              <w:left w:type="dxa" w:w="100"/>
+              <w:bottom w:type="dxa" w:w="60"/>
+              <w:right w:type="dxa" w:w="100"/>
+            </w:tcMar>
+            <w:vAlign w:val="center"/>
+          </w:tcPr>
+          <w:p>
+            <w:pPr>
+              <w:keepNext/>
+              <w:spacing w:after="0" w:before="0" w:line="276"/>
+              <w:jc w:val="left"/>
+            </w:pPr>
+            <w:r>
+              <w:rPr>
+                <w:rFonts w:ascii="Times New Roman" w:cs="Times New Roman" w:eastAsia="Times New Roman" w:hAnsi="Times New Roman"/>
+                <w:sz w:val="22"/>
+                <w:szCs w:val="22"/>
+              </w:rPr>
+              <w:t xml:space="preserve">Needs better explainability.</w:t>
+            </w:r>
+          </w:p>
+        </w:tc>
+        <w:tc>
+          <w:tcPr>
+            <w:tcW w:type="dxa" w:w="2355"/>
+            <w:tcBorders>
+              <w:top w:val="single" w:color="000000" w:sz="4"/>
+              <w:left w:val="single" w:color="000000" w:sz="4"/>
+              <w:bottom w:val="single" w:color="000000" w:sz="4"/>
+              <w:right w:val="single" w:color="000000" w:sz="4"/>
+            </w:tcBorders>
+            <w:tcMar>
+              <w:top w:type="dxa" w:w="60"/>
+              <w:left w:type="dxa" w:w="100"/>
+              <w:bottom w:type="dxa" w:w="60"/>
+              <w:right w:type="dxa" w:w="100"/>
+            </w:tcMar>
+            <w:vAlign w:val="center"/>
+          </w:tcPr>
+          <w:p>
+            <w:pPr>
+              <w:keepNext/>
+              <w:spacing w:after="0" w:before="0" w:line="276"/>
+              <w:jc w:val="center"/>
+            </w:pPr>
+            <w:r>
+              <w:rPr>
+                <w:rFonts w:ascii="Times New Roman" w:cs="Times New Roman" w:eastAsia="Times New Roman" w:hAnsi="Times New Roman"/>
+                <w:sz w:val="22"/>
+                <w:szCs w:val="22"/>
+              </w:rPr>
+              <w:t xml:space="preserve">8</w:t>
+            </w:r>
+          </w:p>
+        </w:tc>
+        <w:tc>
+          <w:tcPr>
+            <w:tcW w:type="dxa" w:w="2093"/>
+            <w:tcBorders>
+              <w:top w:val="single" w:color="000000" w:sz="4"/>
+              <w:left w:val="single" w:color="000000" w:sz="4"/>
+              <w:bottom w:val="single" w:color="000000" w:sz="4"/>
+              <w:right w:val="single" w:color="000000" w:sz="4"/>
+            </w:tcBorders>
+            <w:tcMar>
+              <w:top w:type="dxa" w:w="60"/>
+              <w:left w:type="dxa" w:w="100"/>
+              <w:bottom w:type="dxa" w:w="60"/>
+              <w:right w:type="dxa" w:w="100"/>
+            </w:tcMar>
+            <w:vAlign w:val="center"/>
+          </w:tcPr>
+          <w:p>
+            <w:pPr>
+              <w:keepNext/>
+              <w:spacing w:after="0" w:before="0" w:line="276"/>
+              <w:jc w:val="center"/>
+            </w:pPr>
+            <w:r>
+              <w:rPr>
+                <w:rFonts w:ascii="Times New Roman" w:cs="Times New Roman" w:eastAsia="Times New Roman" w:hAnsi="Times New Roman"/>
+                <w:sz w:val="22"/>
+                <w:szCs w:val="22"/>
+              </w:rPr>
+              <w:t xml:space="preserve">10%</w:t>
+            </w:r>
+          </w:p>
+        </w:tc>
+      </w:tr>
+      <w:tr>
+        <w:trPr>
+          <w:cantSplit/>
+        </w:trPr>
+        <w:tc>
+          <w:tcPr>
+            <w:tcW w:type="dxa" w:w="4578"/>
+            <w:tcBorders>
+              <w:top w:val="single" w:color="000000" w:sz="4"/>
+              <w:left w:val="single" w:color="000000" w:sz="4"/>
+              <w:bottom w:val="single" w:color="000000" w:sz="4"/>
+              <w:right w:val="single" w:color="000000" w:sz="4"/>
+            </w:tcBorders>
+            <w:tcMar>
+              <w:top w:type="dxa" w:w="60"/>
+              <w:left w:type="dxa" w:w="100"/>
+              <w:bottom w:type="dxa" w:w="60"/>
+              <w:right w:type="dxa" w:w="100"/>
+            </w:tcMar>
+            <w:vAlign w:val="center"/>
+          </w:tcPr>
+          <w:p>
+            <w:pPr>
+              <w:keepNext/>
+              <w:spacing w:after="0" w:before="0" w:line="276"/>
+              <w:jc w:val="left"/>
+            </w:pPr>
+            <w:r>
+              <w:rPr>
+                <w:rFonts w:ascii="Times New Roman" w:cs="Times New Roman" w:eastAsia="Times New Roman" w:hAnsi="Times New Roman"/>
+                <w:sz w:val="22"/>
+                <w:szCs w:val="22"/>
+              </w:rPr>
+              <w:t xml:space="preserve">Too many false positives.</w:t>
+            </w:r>
+          </w:p>
+        </w:tc>
+        <w:tc>
+          <w:tcPr>
+            <w:tcW w:type="dxa" w:w="2355"/>
+            <w:tcBorders>
+              <w:top w:val="single" w:color="000000" w:sz="4"/>
+              <w:left w:val="single" w:color="000000" w:sz="4"/>
+              <w:bottom w:val="single" w:color="000000" w:sz="4"/>
+              <w:right w:val="single" w:color="000000" w:sz="4"/>
+            </w:tcBorders>
+            <w:tcMar>
+              <w:top w:type="dxa" w:w="60"/>
+              <w:left w:type="dxa" w:w="100"/>
+              <w:bottom w:type="dxa" w:w="60"/>
+              <w:right w:type="dxa" w:w="100"/>
+            </w:tcMar>
+            <w:vAlign w:val="center"/>
+          </w:tcPr>
+          <w:p>
+            <w:pPr>
+              <w:keepNext/>
+              <w:spacing w:after="0" w:before="0" w:line="276"/>
+              <w:jc w:val="center"/>
+            </w:pPr>
+            <w:r>
+              <w:rPr>
+                <w:rFonts w:ascii="Times New Roman" w:cs="Times New Roman" w:eastAsia="Times New Roman" w:hAnsi="Times New Roman"/>
+                <w:sz w:val="22"/>
+                <w:szCs w:val="22"/>
+              </w:rPr>
+              <w:t xml:space="preserve">7</w:t>
+            </w:r>
+          </w:p>
+        </w:tc>
+        <w:tc>
+          <w:tcPr>
+            <w:tcW w:type="dxa" w:w="2093"/>
+            <w:tcBorders>
+              <w:top w:val="single" w:color="000000" w:sz="4"/>
+              <w:left w:val="single" w:color="000000" w:sz="4"/>
+              <w:bottom w:val="single" w:color="000000" w:sz="4"/>
+              <w:right w:val="single" w:color="000000" w:sz="4"/>
+            </w:tcBorders>
+            <w:tcMar>
+              <w:top w:type="dxa" w:w="60"/>
+              <w:left w:type="dxa" w:w="100"/>
+              <w:bottom w:type="dxa" w:w="60"/>
+              <w:right w:type="dxa" w:w="100"/>
+            </w:tcMar>
+            <w:vAlign w:val="center"/>
+          </w:tcPr>
+          <w:p>
+            <w:pPr>
+              <w:keepNext/>
+              <w:spacing w:after="0" w:before="0" w:line="276"/>
+              <w:jc w:val="center"/>
+            </w:pPr>
+            <w:r>
+              <w:rPr>
+                <w:rFonts w:ascii="Times New Roman" w:cs="Times New Roman" w:eastAsia="Times New Roman" w:hAnsi="Times New Roman"/>
+                <w:sz w:val="22"/>
+                <w:szCs w:val="22"/>
+              </w:rPr>
+              <w:t xml:space="preserve">8%</w:t>
+            </w:r>
+          </w:p>
+        </w:tc>
+      </w:tr>
+      <w:tr>
+        <w:trPr>
+          <w:cantSplit/>
+        </w:trPr>
+        <w:tc>
+          <w:tcPr>
+            <w:tcW w:type="dxa" w:w="4578"/>
+            <w:tcBorders>
+              <w:top w:val="single" w:color="000000" w:sz="4"/>
+              <w:left w:val="single" w:color="000000" w:sz="4"/>
+              <w:bottom w:val="single" w:color="000000" w:sz="4"/>
+              <w:right w:val="single" w:color="000000" w:sz="4"/>
+            </w:tcBorders>
+            <w:tcMar>
+              <w:top w:type="dxa" w:w="60"/>
+              <w:left w:type="dxa" w:w="100"/>
+              <w:bottom w:type="dxa" w:w="60"/>
+              <w:right w:type="dxa" w:w="100"/>
+            </w:tcMar>
+            <w:vAlign w:val="center"/>
+          </w:tcPr>
+          <w:p>
+            <w:pPr>
+              <w:keepNext/>
+              <w:spacing w:after="0" w:before="0" w:line="276"/>
+              <w:jc w:val="left"/>
+            </w:pPr>
+            <w:r>
+              <w:rPr>
+                <w:rFonts w:ascii="Times New Roman" w:cs="Times New Roman" w:eastAsia="Times New Roman" w:hAnsi="Times New Roman"/>
+                <w:sz w:val="22"/>
+                <w:szCs w:val="22"/>
+              </w:rPr>
+              <w:t xml:space="preserve">Requires better integration.</w:t>
+            </w:r>
+          </w:p>
+        </w:tc>
+        <w:tc>
+          <w:tcPr>
+            <w:tcW w:type="dxa" w:w="2355"/>
+            <w:tcBorders>
+              <w:top w:val="single" w:color="000000" w:sz="4"/>
+              <w:left w:val="single" w:color="000000" w:sz="4"/>
+              <w:bottom w:val="single" w:color="000000" w:sz="4"/>
+              <w:right w:val="single" w:color="000000" w:sz="4"/>
+            </w:tcBorders>
+            <w:tcMar>
+              <w:top w:type="dxa" w:w="60"/>
+              <w:left w:type="dxa" w:w="100"/>
+              <w:bottom w:type="dxa" w:w="60"/>
+              <w:right w:type="dxa" w:w="100"/>
+            </w:tcMar>
+            <w:vAlign w:val="center"/>
+          </w:tcPr>
+          <w:p>
+            <w:pPr>
+              <w:keepNext/>
+              <w:spacing w:after="0" w:before="0" w:line="276"/>
+              <w:jc w:val="center"/>
+            </w:pPr>
+            <w:r>
+              <w:rPr>
+                <w:rFonts w:ascii="Times New Roman" w:cs="Times New Roman" w:eastAsia="Times New Roman" w:hAnsi="Times New Roman"/>
+                <w:sz w:val="22"/>
+                <w:szCs w:val="22"/>
+              </w:rPr>
+              <w:t xml:space="preserve">3</w:t>
+            </w:r>
+          </w:p>
+        </w:tc>
+        <w:tc>
+          <w:tcPr>
+            <w:tcW w:type="dxa" w:w="2093"/>
+            <w:tcBorders>
+              <w:top w:val="single" w:color="000000" w:sz="4"/>
+              <w:left w:val="single" w:color="000000" w:sz="4"/>
+              <w:bottom w:val="single" w:color="000000" w:sz="4"/>
+              <w:right w:val="single" w:color="000000" w:sz="4"/>
+            </w:tcBorders>
+            <w:tcMar>
+              <w:top w:type="dxa" w:w="60"/>
+              <w:left w:type="dxa" w:w="100"/>
+              <w:bottom w:type="dxa" w:w="60"/>
+              <w:right w:type="dxa" w:w="100"/>
+            </w:tcMar>
+            <w:vAlign w:val="center"/>
+          </w:tcPr>
+          <w:p>
+            <w:pPr>
+              <w:keepNext/>
+              <w:spacing w:after="0" w:before="0" w:line="276"/>
+              <w:jc w:val="center"/>
+            </w:pPr>
+            <w:r>
+              <w:rPr>
+                <w:rFonts w:ascii="Times New Roman" w:cs="Times New Roman" w:eastAsia="Times New Roman" w:hAnsi="Times New Roman"/>
+                <w:sz w:val="22"/>
+                <w:szCs w:val="22"/>
+              </w:rPr>
+              <w:t xml:space="preserve">4%</w:t>
+            </w:r>
+          </w:p>
+        </w:tc>
+      </w:tr>
+      <w:tr>
+        <w:trPr>
+          <w:cantSplit/>
+        </w:trPr>
+        <w:tc>
+          <w:tcPr>
+            <w:tcW w:type="dxa" w:w="4578"/>
+            <w:tcBorders>
+              <w:top w:val="single" w:color="000000" w:sz="4"/>
+              <w:left w:val="single" w:color="000000" w:sz="4"/>
+              <w:bottom w:val="single" w:color="000000" w:sz="4"/>
+              <w:right w:val="single" w:color="000000" w:sz="4"/>
+            </w:tcBorders>
+            <w:tcMar>
+              <w:top w:type="dxa" w:w="60"/>
+              <w:left w:type="dxa" w:w="100"/>
+              <w:bottom w:type="dxa" w:w="60"/>
+              <w:right w:type="dxa" w:w="100"/>
+            </w:tcMar>
+            <w:vAlign w:val="center"/>
+          </w:tcPr>
+          <w:p>
+            <w:pPr>
+              <w:keepNext/>
+              <w:spacing w:after="0" w:before="0" w:line="276"/>
+              <w:jc w:val="left"/>
+            </w:pPr>
+            <w:r>
+              <w:rPr>
+                <w:rFonts w:ascii="Times New Roman" w:cs="Times New Roman" w:eastAsia="Times New Roman" w:hAnsi="Times New Roman"/>
+                <w:sz w:val="22"/>
+                <w:szCs w:val="22"/>
+              </w:rPr>
+              <w:t xml:space="preserve">No response</w:t>
+            </w:r>
+          </w:p>
+        </w:tc>
+        <w:tc>
+          <w:tcPr>
+            <w:tcW w:type="dxa" w:w="2355"/>
+            <w:tcBorders>
+              <w:top w:val="single" w:color="000000" w:sz="4"/>
+              <w:left w:val="single" w:color="000000" w:sz="4"/>
+              <w:bottom w:val="single" w:color="000000" w:sz="4"/>
+              <w:right w:val="single" w:color="000000" w:sz="4"/>
+            </w:tcBorders>
+            <w:tcMar>
+              <w:top w:type="dxa" w:w="60"/>
+              <w:left w:type="dxa" w:w="100"/>
+              <w:bottom w:type="dxa" w:w="60"/>
+              <w:right w:type="dxa" w:w="100"/>
+            </w:tcMar>
+            <w:vAlign w:val="center"/>
+          </w:tcPr>
+          <w:p>
+            <w:pPr>
+              <w:keepNext/>
+              <w:spacing w:after="0" w:before="0" w:line="276"/>
+              <w:jc w:val="center"/>
+            </w:pPr>
+            <w:r>
+              <w:rPr>
+                <w:rFonts w:ascii="Times New Roman" w:cs="Times New Roman" w:eastAsia="Times New Roman" w:hAnsi="Times New Roman"/>
+                <w:sz w:val="22"/>
+                <w:szCs w:val="22"/>
+              </w:rPr>
+              <w:t xml:space="preserve">62</w:t>
+            </w:r>
+          </w:p>
+        </w:tc>
+        <w:tc>
+          <w:tcPr>
+            <w:tcW w:type="dxa" w:w="2093"/>
+            <w:tcBorders>
+              <w:top w:val="single" w:color="000000" w:sz="4"/>
+              <w:left w:val="single" w:color="000000" w:sz="4"/>
+              <w:bottom w:val="single" w:color="000000" w:sz="4"/>
+              <w:right w:val="single" w:color="000000" w:sz="4"/>
+            </w:tcBorders>
+            <w:tcMar>
+              <w:top w:type="dxa" w:w="60"/>
+              <w:left w:type="dxa" w:w="100"/>
+              <w:bottom w:type="dxa" w:w="60"/>
+              <w:right w:type="dxa" w:w="100"/>
+            </w:tcMar>
+            <w:vAlign w:val="center"/>
+          </w:tcPr>
+          <w:p>
+            <w:pPr>
+              <w:keepNext/>
+              <w:spacing w:after="0" w:before="0" w:line="276"/>
+              <w:jc w:val="center"/>
+            </w:pPr>
+            <w:r>
+              <w:rPr>
+                <w:rFonts w:ascii="Times New Roman" w:cs="Times New Roman" w:eastAsia="Times New Roman" w:hAnsi="Times New Roman"/>
+                <w:sz w:val="22"/>
+                <w:szCs w:val="22"/>
+              </w:rPr>
+              <w:t xml:space="preserve">74%</w:t>
+            </w:r>
+          </w:p>
+        </w:tc>
+      </w:tr>
+    </w:tbl>
+    <w:p>
+      <w:pPr>
+        <w:keepNext/>
+        <w:spacing w:after="80" w:before="200"/>
+        <w:jc w:val="center"/>
+      </w:pPr>
+      <w:r>
+        <w:drawing>
+          <wp:inline distT="0" distB="0" distL="0" distR="0">
+            <wp:extent cx="3240000" cy="2268000"/>
+            <wp:effectExtent t="0" r="0" b="0" l="0"/>
+            <wp:docPr id="114" name="appB_q14_pie.png" descr="Figure B.14: Additional comments and experiences." title="Figure"/>
+            <wp:cNvGraphicFramePr>
+              <a:graphicFrameLocks xmlns:a="http://schemas.openxmlformats.org/drawingml/2006/main" noChangeAspect="1"/>
+            </wp:cNvGraphicFramePr>
+            <a:graphic xmlns:a="http://schemas.openxmlformats.org/drawingml/2006/main">
+              <a:graphicData uri="http://schemas.openxmlformats.org/drawingml/2006/picture">
+                <pic:pic xmlns:pic="http://schemas.openxmlformats.org/drawingml/2006/picture">
+                  <pic:nvPicPr>
+                    <pic:cNvPr id="0" name="" descr=""/>
+                    <pic:cNvPicPr>
+                      <a:picLocks noChangeAspect="1" noChangeArrowheads="1"/>
+                    </pic:cNvPicPr>
+                  </pic:nvPicPr>
+                  <pic:blipFill>
+                    <a:blip r:embed="rId214" cstate="none"/>
+                    <a:srcRect/>
+                    <a:stretch>
+                      <a:fillRect/>
+                    </a:stretch>
+                  </pic:blipFill>
+                  <pic:spPr bwMode="auto">
+                    <a:xfrm>
+                      <a:off x="0" y="0"/>
+                      <a:ext cx="3240000" cy="2268000"/>
+                    </a:xfrm>
+                    <a:prstGeom prst="rect">
+                      <a:avLst/>
+                    </a:prstGeom>
+                  </pic:spPr>
+                </pic:pic>
+              </a:graphicData>
+            </a:graphic>
+          </wp:inline>
+        </w:drawing>
+      </w:r>
+    </w:p>
+    <w:p>
+      <w:pPr>
+        <w:spacing w:after="200" w:before="0" w:line="276"/>
+        <w:jc w:val="center"/>
+      </w:pPr>
+      <w:r>
+        <w:rPr>
+          <w:rFonts w:ascii="Times New Roman" w:cs="Times New Roman" w:eastAsia="Times New Roman" w:hAnsi="Times New Roman"/>
+          <w:i w:val="1"/>
+          <w:iCs w:val="1"/>
+          <w:sz w:val="22"/>
+          <w:szCs w:val="22"/>
+        </w:rPr>
+        <w:t xml:space="preserve">Figure B.14: Additional comments and experiences.</w:t>
       </w:r>
     </w:p>
     <w:p>
